--- a/Final_phase_Article/Writing/Submission_JAMASurg/Manuscript.docx
+++ b/Final_phase_Article/Writing/Submission_JAMASurg/Manuscript.docx
@@ -513,36 +513,7 @@
           <w:kern w:val="2"/>
           <w14:ligatures w14:val="standardContextual"/>
         </w:rPr>
-        <w:t xml:space="preserve">Department of Surgery, Spital Thurgau, </w:t>
-      </w:r>
-      <w:proofErr w:type="spellStart"/>
-      <w:r>
-        <w:rPr>
-          <w:rFonts w:ascii="Arial" w:eastAsia="Arial" w:hAnsi="Arial" w:cs="Calibri"/>
-          <w:color w:val="000000"/>
-          <w:kern w:val="2"/>
-          <w14:ligatures w14:val="standardContextual"/>
-        </w:rPr>
-        <w:t>Frauenfeld</w:t>
-      </w:r>
-      <w:proofErr w:type="spellEnd"/>
-      <w:r>
-        <w:rPr>
-          <w:rFonts w:ascii="Arial" w:eastAsia="Arial" w:hAnsi="Arial" w:cs="Calibri"/>
-          <w:color w:val="000000"/>
-          <w:kern w:val="2"/>
-          <w14:ligatures w14:val="standardContextual"/>
-        </w:rPr>
-        <w:t>, Switzerland</w:t>
-      </w:r>
-      <w:r>
-        <w:rPr>
-          <w:rFonts w:ascii="Arial" w:eastAsia="Arial" w:hAnsi="Arial" w:cs="Calibri"/>
-          <w:color w:val="000000"/>
-          <w:kern w:val="2"/>
-          <w14:ligatures w14:val="standardContextual"/>
-        </w:rPr>
-        <w:t xml:space="preserve"> </w:t>
+        <w:t xml:space="preserve">Department of Surgery, Spital Thurgau, Frauenfeld, Switzerland </w:t>
       </w:r>
     </w:p>
     <w:p>
@@ -702,7 +673,6 @@
         </w:rPr>
         <w:t xml:space="preserve"> </w:t>
       </w:r>
-      <w:proofErr w:type="spellStart"/>
       <w:r>
         <w:rPr>
           <w:rFonts w:ascii="Arial" w:eastAsia="MS PGothic" w:hAnsi="Arial" w:cs="Calibri"/>
@@ -710,17 +680,7 @@
           <w:color w:val="000000"/>
           <w:szCs w:val="22"/>
         </w:rPr>
-        <w:t>Correspondance</w:t>
-      </w:r>
-      <w:proofErr w:type="spellEnd"/>
-      <w:r>
-        <w:rPr>
-          <w:rFonts w:ascii="Arial" w:eastAsia="MS PGothic" w:hAnsi="Arial" w:cs="Calibri"/>
-          <w:b/>
-          <w:color w:val="000000"/>
-          <w:szCs w:val="22"/>
-        </w:rPr>
-        <w:t>:</w:t>
+        <w:t>Correspondance:</w:t>
       </w:r>
       <w:r>
         <w:rPr>
@@ -791,7 +751,6 @@
                 <w14:ligatures w14:val="standardContextual"/>
               </w:rPr>
             </w:pPr>
-            <w:proofErr w:type="spellStart"/>
             <w:r>
               <w:rPr>
                 <w:rFonts w:ascii="Arial" w:eastAsia="Arial" w:hAnsi="Arial" w:cs="Calibri"/>
@@ -800,18 +759,7 @@
                 <w:szCs w:val="22"/>
                 <w14:ligatures w14:val="standardContextual"/>
               </w:rPr>
-              <w:t>Toblerstrasse</w:t>
-            </w:r>
-            <w:proofErr w:type="spellEnd"/>
-            <w:r>
-              <w:rPr>
-                <w:rFonts w:ascii="Arial" w:eastAsia="Arial" w:hAnsi="Arial" w:cs="Calibri"/>
-                <w:color w:val="000000"/>
-                <w:kern w:val="2"/>
-                <w:szCs w:val="22"/>
-                <w14:ligatures w14:val="standardContextual"/>
-              </w:rPr>
-              <w:t xml:space="preserve"> 51</w:t>
+              <w:t>Toblerstrasse 51</w:t>
             </w:r>
           </w:p>
           <w:p>
@@ -1012,61 +960,6 @@
         <w:spacing w:before="120" w:line="360" w:lineRule="auto"/>
         <w:rPr>
           <w:rFonts w:ascii="Arial" w:eastAsia="Arial" w:hAnsi="Arial" w:cs="Arial"/>
-          <w:bCs/>
-          <w:kern w:val="2"/>
-          <w14:ligatures w14:val="standardContextual"/>
-        </w:rPr>
-      </w:pPr>
-      <w:r>
-        <w:rPr>
-          <w:rFonts w:ascii="Arial" w:eastAsia="Arial" w:hAnsi="Arial" w:cs="Arial"/>
-          <w:b/>
-          <w:kern w:val="2"/>
-          <w14:ligatures w14:val="standardContextual"/>
-        </w:rPr>
-        <w:t>Financial support and sponsorship</w:t>
-      </w:r>
-      <w:r>
-        <w:rPr>
-          <w:rFonts w:ascii="Arial" w:eastAsia="Arial" w:hAnsi="Arial" w:cs="Arial"/>
-          <w:kern w:val="2"/>
-          <w14:ligatures w14:val="standardContextual"/>
-        </w:rPr>
-        <w:t>: The authors received no commercial funding for this research. This study is supported by the LGID (Liver and Gastrointestinal Disease) Foundation and FZ-Healthcare Foundation.</w:t>
-      </w:r>
-    </w:p>
-    <w:p>
-      <w:pPr>
-        <w:spacing w:before="120" w:line="360" w:lineRule="auto"/>
-        <w:rPr>
-          <w:rFonts w:ascii="Arial" w:eastAsia="Arial" w:hAnsi="Arial" w:cs="Arial"/>
-          <w:kern w:val="2"/>
-          <w14:ligatures w14:val="standardContextual"/>
-        </w:rPr>
-      </w:pPr>
-      <w:r>
-        <w:rPr>
-          <w:rFonts w:ascii="Arial" w:eastAsia="Arial" w:hAnsi="Arial" w:cs="Arial"/>
-          <w:b/>
-          <w:kern w:val="2"/>
-          <w14:ligatures w14:val="standardContextual"/>
-        </w:rPr>
-        <w:t>Conflict of interest:</w:t>
-      </w:r>
-      <w:r>
-        <w:rPr>
-          <w:rFonts w:ascii="Arial" w:eastAsia="Arial" w:hAnsi="Arial" w:cs="Arial"/>
-          <w:kern w:val="2"/>
-          <w14:ligatures w14:val="standardContextual"/>
-        </w:rPr>
-        <w:t xml:space="preserve"> The authors declare no conflicts of interest.</w:t>
-      </w:r>
-    </w:p>
-    <w:p>
-      <w:pPr>
-        <w:spacing w:before="120" w:line="360" w:lineRule="auto"/>
-        <w:rPr>
-          <w:rFonts w:ascii="Arial" w:eastAsia="Arial" w:hAnsi="Arial" w:cs="Arial"/>
           <w:kern w:val="2"/>
           <w14:ligatures w14:val="standardContextual"/>
         </w:rPr>
@@ -1830,15 +1723,87 @@
           <w:color w:val="000000"/>
           <w:lang w:eastAsia="de-DE"/>
         </w:rPr>
-        <w:t>This meta-research study comprised two phases. First</w:t>
-      </w:r>
-      <w:r>
-        <w:rPr>
-          <w:rFonts w:ascii="Arial" w:eastAsia="Times New Roman" w:hAnsi="Arial" w:cs="Calibri"/>
-          <w:color w:val="000000"/>
-          <w:lang w:eastAsia="de-DE"/>
-        </w:rPr>
-        <w:t>, we developed the tool and conducted a pilot study focusing on English-written surgical RCTs that used the Comprehensive Complication Index (CCI®)</w:t>
+        <w:t xml:space="preserve">This meta-research study comprised </w:t>
+      </w:r>
+      <w:r>
+        <w:rPr>
+          <w:rFonts w:ascii="Arial" w:eastAsia="Times New Roman" w:hAnsi="Arial" w:cs="Calibri"/>
+          <w:color w:val="000000"/>
+          <w:lang w:eastAsia="de-DE"/>
+        </w:rPr>
+        <w:t>two</w:t>
+      </w:r>
+      <w:r>
+        <w:rPr>
+          <w:rFonts w:ascii="Arial" w:eastAsia="Times New Roman" w:hAnsi="Arial" w:cs="Calibri"/>
+          <w:color w:val="000000"/>
+          <w:lang w:eastAsia="de-DE"/>
+        </w:rPr>
+        <w:t xml:space="preserve"> phases. First, we developed and pilot-tested a tool to assess whether RCTs </w:t>
+      </w:r>
+      <w:r>
+        <w:rPr>
+          <w:rFonts w:ascii="Arial" w:eastAsia="Times New Roman" w:hAnsi="Arial" w:cs="Calibri"/>
+          <w:color w:val="000000"/>
+          <w:lang w:eastAsia="de-DE"/>
+        </w:rPr>
+        <w:t xml:space="preserve">were able to </w:t>
+      </w:r>
+      <w:r>
+        <w:rPr>
+          <w:rFonts w:ascii="Arial" w:eastAsia="Times New Roman" w:hAnsi="Arial" w:cs="Calibri"/>
+          <w:color w:val="000000"/>
+          <w:lang w:eastAsia="de-DE"/>
+        </w:rPr>
+        <w:t>meaningfully inform clinical practice based on predefined elements reported in the manuscript text</w:t>
+      </w:r>
+      <w:r>
+        <w:rPr>
+          <w:rFonts w:ascii="Arial" w:eastAsia="Times New Roman" w:hAnsi="Arial" w:cs="Calibri"/>
+          <w:color w:val="000000"/>
+          <w:lang w:eastAsia="de-DE"/>
+        </w:rPr>
+        <w:t>. We</w:t>
+      </w:r>
+      <w:r>
+        <w:rPr>
+          <w:rFonts w:ascii="Arial" w:eastAsia="Times New Roman" w:hAnsi="Arial" w:cs="Calibri"/>
+          <w:color w:val="000000"/>
+          <w:lang w:eastAsia="de-DE"/>
+        </w:rPr>
+        <w:t xml:space="preserve"> </w:t>
+      </w:r>
+      <w:r>
+        <w:rPr>
+          <w:rFonts w:ascii="Arial" w:eastAsia="Times New Roman" w:hAnsi="Arial" w:cs="Calibri"/>
+          <w:color w:val="000000"/>
+          <w:lang w:eastAsia="de-DE"/>
+        </w:rPr>
+        <w:t>pilot-tested it</w:t>
+      </w:r>
+      <w:r>
+        <w:rPr>
+          <w:rFonts w:ascii="Arial" w:eastAsia="Times New Roman" w:hAnsi="Arial" w:cs="Calibri"/>
+          <w:color w:val="000000"/>
+          <w:lang w:eastAsia="de-DE"/>
+        </w:rPr>
+        <w:t xml:space="preserve"> </w:t>
+      </w:r>
+      <w:r>
+        <w:rPr>
+          <w:rFonts w:ascii="Arial" w:eastAsia="Times New Roman" w:hAnsi="Arial" w:cs="Calibri"/>
+          <w:color w:val="000000"/>
+          <w:lang w:eastAsia="de-DE"/>
+        </w:rPr>
+        <w:t>with</w:t>
+      </w:r>
+      <w:r>
+        <w:rPr>
+          <w:rFonts w:ascii="Arial" w:eastAsia="Times New Roman" w:hAnsi="Arial" w:cs="Calibri"/>
+          <w:color w:val="000000"/>
+          <w:lang w:eastAsia="de-DE"/>
+        </w:rPr>
+        <w:t xml:space="preserve"> English-written surgical RCTs that used the Comprehensive Complication Index (CCI®)</w:t>
       </w:r>
       <w:r>
         <w:rPr>
@@ -1889,85 +1854,271 @@
         </w:rPr>
         <w:t xml:space="preserve"> as an outcome. As the CCI® is a validated, patient-relevant measure of postoperative morbidity, trials using this endpoint were considered to have a high potential to inform clinically meaningful decision-making. </w:t>
       </w:r>
-    </w:p>
-    <w:p>
-      <w:pPr>
-        <w:spacing w:before="100" w:beforeAutospacing="1" w:after="100" w:afterAutospacing="1" w:line="480" w:lineRule="auto"/>
-        <w:rPr>
-          <w:rFonts w:ascii="Arial" w:eastAsia="Times New Roman" w:hAnsi="Arial" w:cs="Calibri"/>
-          <w:color w:val="000000"/>
-          <w:lang w:eastAsia="de-DE"/>
-        </w:rPr>
-      </w:pPr>
-      <w:r>
-        <w:rPr>
-          <w:rFonts w:ascii="Arial" w:eastAsia="Times New Roman" w:hAnsi="Arial" w:cs="Calibri"/>
-          <w:color w:val="000000"/>
-          <w:lang w:eastAsia="de-DE"/>
-        </w:rPr>
-        <w:t>The first phase was intended to pilot-test the novel tool and, as a basis for sample size calculation, explore how frequently core elements required for clinical relevance were adequately addressed. Since RCTs using the CCI® may</w:t>
-      </w:r>
-      <w:r>
-        <w:rPr>
-          <w:rFonts w:ascii="Arial" w:eastAsia="Times New Roman" w:hAnsi="Arial" w:cs="Calibri"/>
-          <w:color w:val="000000"/>
-          <w:lang w:eastAsia="de-DE"/>
-        </w:rPr>
-        <w:t xml:space="preserve"> overestimate the proportion of trials that are informative for clinical practice, we conducted a second phase where we assessed a representative set of consecutively </w:t>
-      </w:r>
-      <w:r>
-        <w:rPr>
-          <w:rFonts w:ascii="Arial" w:eastAsia="Times New Roman" w:hAnsi="Arial" w:cs="Calibri"/>
-          <w:color w:val="000000"/>
-          <w:kern w:val="2"/>
-          <w:lang w:eastAsia="de-DE"/>
-          <w14:ligatures w14:val="standardContextual"/>
-        </w:rPr>
-        <w:t xml:space="preserve">published </w:t>
-      </w:r>
-      <w:r>
-        <w:rPr>
-          <w:rFonts w:ascii="Arial" w:eastAsia="Times New Roman" w:hAnsi="Arial" w:cs="Calibri"/>
-          <w:color w:val="000000"/>
-          <w:lang w:eastAsia="de-DE"/>
-        </w:rPr>
-        <w:t>RCTs without the restriction of using the CCI®. In this second main part of the study, we included RCTs in the surgical field published consecutively in 2024, without language restrictions. We used ChatGPT (OpenAI; GPT-5.2) to translate original non-English articles into English.</w:t>
-      </w:r>
-    </w:p>
-    <w:p>
-      <w:pPr>
-        <w:spacing w:before="100" w:beforeAutospacing="1" w:after="100" w:afterAutospacing="1" w:line="480" w:lineRule="auto"/>
-        <w:rPr>
-          <w:rFonts w:ascii="Arial" w:eastAsia="Times New Roman" w:hAnsi="Arial" w:cs="Calibri"/>
-          <w:color w:val="000000"/>
-          <w:lang w:eastAsia="de-DE"/>
-        </w:rPr>
-      </w:pPr>
-      <w:r>
-        <w:rPr>
-          <w:rFonts w:ascii="Arial" w:eastAsia="Times New Roman" w:hAnsi="Arial" w:cs="Calibri"/>
-          <w:color w:val="000000"/>
-          <w:lang w:eastAsia="de-DE"/>
-        </w:rPr>
-        <w:t>For both the pilot and the main study, eligible trials involved patients undergoing surgery. We accepted any perioperative intervention (pre-, intra-, and/or postoperative), including surgical and non-surgical interventions, as well as organizational or contextual factors related to timing, setting, or care team. We excluded pilot, feasibility, or safety trials, secondary or pooled analyses, and abstracts</w:t>
-      </w:r>
-      <w:r>
-        <w:rPr>
-          <w:rFonts w:ascii="Arial" w:eastAsia="Times New Roman" w:hAnsi="Arial" w:cs="Calibri"/>
-          <w:color w:val="000000"/>
-          <w:kern w:val="2"/>
-          <w:lang w:eastAsia="de-DE"/>
-          <w14:ligatures w14:val="standardContextual"/>
-        </w:rPr>
-        <w:t>, posters</w:t>
-      </w:r>
-      <w:r>
-        <w:rPr>
-          <w:rFonts w:ascii="Arial" w:eastAsia="Times New Roman" w:hAnsi="Arial" w:cs="Calibri"/>
-          <w:color w:val="000000"/>
-          <w:lang w:eastAsia="de-DE"/>
-        </w:rPr>
-        <w:t xml:space="preserve"> or conference proceedings without a full-text publication. </w:t>
+      <w:r>
+        <w:rPr>
+          <w:rFonts w:ascii="Arial" w:eastAsia="Times New Roman" w:hAnsi="Arial" w:cs="Calibri"/>
+          <w:color w:val="000000"/>
+          <w:kern w:val="2"/>
+          <w:lang w:eastAsia="de-DE"/>
+          <w14:ligatures w14:val="standardContextual"/>
+        </w:rPr>
+        <w:t>R</w:t>
+      </w:r>
+      <w:r>
+        <w:rPr>
+          <w:rFonts w:ascii="Arial" w:eastAsia="Times New Roman" w:hAnsi="Arial" w:cs="Calibri"/>
+          <w:color w:val="000000"/>
+          <w:kern w:val="2"/>
+          <w:lang w:eastAsia="de-DE"/>
+          <w14:ligatures w14:val="standardContextual"/>
+        </w:rPr>
+        <w:t xml:space="preserve">esults </w:t>
+      </w:r>
+      <w:r>
+        <w:rPr>
+          <w:rFonts w:ascii="Arial" w:eastAsia="Times New Roman" w:hAnsi="Arial" w:cs="Calibri"/>
+          <w:color w:val="000000"/>
+          <w:kern w:val="2"/>
+          <w:lang w:eastAsia="de-DE"/>
+          <w14:ligatures w14:val="standardContextual"/>
+        </w:rPr>
+        <w:t>from</w:t>
+      </w:r>
+      <w:r>
+        <w:rPr>
+          <w:rFonts w:ascii="Arial" w:eastAsia="Times New Roman" w:hAnsi="Arial" w:cs="Calibri"/>
+          <w:color w:val="000000"/>
+          <w:kern w:val="2"/>
+          <w:lang w:eastAsia="de-DE"/>
+          <w14:ligatures w14:val="standardContextual"/>
+        </w:rPr>
+        <w:t xml:space="preserve"> </w:t>
+      </w:r>
+      <w:r>
+        <w:rPr>
+          <w:rFonts w:ascii="Arial" w:eastAsia="Times New Roman" w:hAnsi="Arial" w:cs="Calibri"/>
+          <w:color w:val="000000"/>
+          <w:kern w:val="2"/>
+          <w:lang w:eastAsia="de-DE"/>
+          <w14:ligatures w14:val="standardContextual"/>
+        </w:rPr>
+        <w:t>the</w:t>
+      </w:r>
+      <w:r>
+        <w:rPr>
+          <w:rFonts w:ascii="Arial" w:eastAsia="Times New Roman" w:hAnsi="Arial" w:cs="Calibri"/>
+          <w:color w:val="000000"/>
+          <w:kern w:val="2"/>
+          <w:lang w:eastAsia="de-DE"/>
+          <w14:ligatures w14:val="standardContextual"/>
+        </w:rPr>
+        <w:t xml:space="preserve"> pilot phase – </w:t>
+      </w:r>
+      <w:r>
+        <w:rPr>
+          <w:rFonts w:ascii="Arial" w:eastAsia="Times New Roman" w:hAnsi="Arial" w:cs="Calibri"/>
+          <w:color w:val="000000"/>
+          <w:kern w:val="2"/>
+          <w:lang w:eastAsia="de-DE"/>
+          <w14:ligatures w14:val="standardContextual"/>
+        </w:rPr>
+        <w:t>i.e</w:t>
+      </w:r>
+      <w:r>
+        <w:rPr>
+          <w:rFonts w:ascii="Arial" w:eastAsia="Times New Roman" w:hAnsi="Arial" w:cs="Calibri"/>
+          <w:color w:val="000000"/>
+          <w:kern w:val="2"/>
+          <w:lang w:eastAsia="de-DE"/>
+          <w14:ligatures w14:val="standardContextual"/>
+        </w:rPr>
+        <w:t xml:space="preserve">., the proportion of trials </w:t>
+      </w:r>
+      <w:r>
+        <w:rPr>
+          <w:rFonts w:ascii="Arial" w:eastAsia="Times New Roman" w:hAnsi="Arial" w:cs="Calibri"/>
+          <w:color w:val="000000"/>
+          <w:kern w:val="2"/>
+          <w:lang w:eastAsia="de-DE"/>
+          <w14:ligatures w14:val="standardContextual"/>
+        </w:rPr>
+        <w:t>fulfilling the predefined criteria</w:t>
+      </w:r>
+      <w:r>
+        <w:rPr>
+          <w:rFonts w:ascii="Arial" w:eastAsia="Times New Roman" w:hAnsi="Arial" w:cs="Calibri"/>
+          <w:color w:val="000000"/>
+          <w:kern w:val="2"/>
+          <w:lang w:eastAsia="de-DE"/>
+          <w14:ligatures w14:val="standardContextual"/>
+        </w:rPr>
+        <w:t xml:space="preserve"> –</w:t>
+      </w:r>
+      <w:r>
+        <w:rPr>
+          <w:rFonts w:ascii="Arial" w:eastAsia="Times New Roman" w:hAnsi="Arial" w:cs="Calibri"/>
+          <w:color w:val="000000"/>
+          <w:kern w:val="2"/>
+          <w:lang w:eastAsia="de-DE"/>
+          <w14:ligatures w14:val="standardContextual"/>
+        </w:rPr>
+        <w:t xml:space="preserve"> served</w:t>
+      </w:r>
+      <w:r>
+        <w:rPr>
+          <w:rFonts w:ascii="Arial" w:eastAsia="Times New Roman" w:hAnsi="Arial" w:cs="Calibri"/>
+          <w:color w:val="000000"/>
+          <w:kern w:val="2"/>
+          <w:lang w:eastAsia="de-DE"/>
+          <w14:ligatures w14:val="standardContextual"/>
+        </w:rPr>
+        <w:t xml:space="preserve"> as </w:t>
+      </w:r>
+      <w:r>
+        <w:rPr>
+          <w:rFonts w:ascii="Arial" w:eastAsia="Times New Roman" w:hAnsi="Arial" w:cs="Calibri"/>
+          <w:color w:val="000000"/>
+          <w:lang w:eastAsia="de-DE"/>
+        </w:rPr>
+        <w:t xml:space="preserve">a basis for </w:t>
+      </w:r>
+      <w:r>
+        <w:rPr>
+          <w:rFonts w:ascii="Arial" w:eastAsia="Times New Roman" w:hAnsi="Arial" w:cs="Calibri"/>
+          <w:color w:val="000000"/>
+          <w:lang w:eastAsia="de-DE"/>
+        </w:rPr>
+        <w:t xml:space="preserve">the </w:t>
+      </w:r>
+      <w:r>
+        <w:rPr>
+          <w:rFonts w:ascii="Arial" w:eastAsia="Times New Roman" w:hAnsi="Arial" w:cs="Calibri"/>
+          <w:color w:val="000000"/>
+          <w:lang w:eastAsia="de-DE"/>
+        </w:rPr>
+        <w:t>sample size calculation</w:t>
+      </w:r>
+      <w:r>
+        <w:rPr>
+          <w:rFonts w:ascii="Arial" w:eastAsia="Times New Roman" w:hAnsi="Arial" w:cs="Calibri"/>
+          <w:color w:val="000000"/>
+          <w:lang w:eastAsia="de-DE"/>
+        </w:rPr>
+        <w:t xml:space="preserve"> for the main </w:t>
+      </w:r>
+      <w:r>
+        <w:rPr>
+          <w:rFonts w:ascii="Arial" w:eastAsia="Times New Roman" w:hAnsi="Arial" w:cs="Calibri"/>
+          <w:color w:val="000000"/>
+          <w:lang w:eastAsia="de-DE"/>
+        </w:rPr>
+        <w:t>study</w:t>
+      </w:r>
+      <w:r>
+        <w:rPr>
+          <w:rFonts w:ascii="Arial" w:eastAsia="Times New Roman" w:hAnsi="Arial" w:cs="Calibri"/>
+          <w:color w:val="000000"/>
+          <w:lang w:eastAsia="de-DE"/>
+        </w:rPr>
+        <w:t xml:space="preserve">. </w:t>
+      </w:r>
+      <w:r>
+        <w:rPr>
+          <w:rFonts w:ascii="Arial" w:eastAsia="Times New Roman" w:hAnsi="Arial" w:cs="Calibri"/>
+          <w:color w:val="000000"/>
+          <w:lang w:eastAsia="de-DE"/>
+        </w:rPr>
+        <w:t>The</w:t>
+      </w:r>
+      <w:r>
+        <w:rPr>
+          <w:rFonts w:ascii="Arial" w:eastAsia="Times New Roman" w:hAnsi="Arial" w:cs="Calibri"/>
+          <w:color w:val="000000"/>
+          <w:lang w:eastAsia="de-DE"/>
+        </w:rPr>
+        <w:t xml:space="preserve"> main </w:t>
+      </w:r>
+      <w:r>
+        <w:rPr>
+          <w:rFonts w:ascii="Arial" w:eastAsia="Times New Roman" w:hAnsi="Arial" w:cs="Calibri"/>
+          <w:color w:val="000000"/>
+          <w:lang w:eastAsia="de-DE"/>
+        </w:rPr>
+        <w:t>phase</w:t>
+      </w:r>
+      <w:r>
+        <w:rPr>
+          <w:rFonts w:ascii="Arial" w:eastAsia="Times New Roman" w:hAnsi="Arial" w:cs="Calibri"/>
+          <w:color w:val="000000"/>
+          <w:lang w:eastAsia="de-DE"/>
+        </w:rPr>
+        <w:t xml:space="preserve"> </w:t>
+      </w:r>
+      <w:r>
+        <w:rPr>
+          <w:rFonts w:ascii="Arial" w:eastAsia="Times New Roman" w:hAnsi="Arial" w:cs="Calibri"/>
+          <w:color w:val="000000"/>
+          <w:lang w:eastAsia="de-DE"/>
+        </w:rPr>
+        <w:t xml:space="preserve">served as validation of </w:t>
+      </w:r>
+      <w:r>
+        <w:rPr>
+          <w:rFonts w:ascii="Arial" w:eastAsia="Times New Roman" w:hAnsi="Arial" w:cs="Calibri"/>
+          <w:color w:val="000000"/>
+          <w:lang w:eastAsia="de-DE"/>
+        </w:rPr>
+        <w:t>the</w:t>
+      </w:r>
+      <w:r>
+        <w:rPr>
+          <w:rFonts w:ascii="Arial" w:eastAsia="Times New Roman" w:hAnsi="Arial" w:cs="Calibri"/>
+          <w:color w:val="000000"/>
+          <w:lang w:eastAsia="de-DE"/>
+        </w:rPr>
+        <w:t xml:space="preserve"> tool and </w:t>
+      </w:r>
+      <w:r>
+        <w:rPr>
+          <w:rFonts w:ascii="Arial" w:eastAsia="Times New Roman" w:hAnsi="Arial" w:cs="Calibri"/>
+          <w:color w:val="000000"/>
+          <w:lang w:eastAsia="de-DE"/>
+        </w:rPr>
+        <w:t>assessment of</w:t>
+      </w:r>
+      <w:r>
+        <w:rPr>
+          <w:rFonts w:ascii="Arial" w:eastAsia="Times New Roman" w:hAnsi="Arial" w:cs="Calibri"/>
+          <w:color w:val="000000"/>
+          <w:lang w:eastAsia="de-DE"/>
+        </w:rPr>
+        <w:t xml:space="preserve"> contemporary </w:t>
+      </w:r>
+      <w:r>
+        <w:rPr>
+          <w:rFonts w:ascii="Arial" w:eastAsia="Times New Roman" w:hAnsi="Arial" w:cs="Calibri"/>
+          <w:color w:val="000000"/>
+          <w:kern w:val="2"/>
+          <w:lang w:eastAsia="de-DE"/>
+          <w14:ligatures w14:val="standardContextual"/>
+        </w:rPr>
+        <w:t xml:space="preserve">surgical </w:t>
+      </w:r>
+      <w:r>
+        <w:rPr>
+          <w:rFonts w:ascii="Arial" w:eastAsia="Times New Roman" w:hAnsi="Arial" w:cs="Calibri"/>
+          <w:color w:val="000000"/>
+          <w:lang w:eastAsia="de-DE"/>
+        </w:rPr>
+        <w:t>RCTs</w:t>
+      </w:r>
+      <w:r>
+        <w:rPr>
+          <w:rFonts w:ascii="Arial" w:eastAsia="Times New Roman" w:hAnsi="Arial" w:cs="Calibri"/>
+          <w:color w:val="000000"/>
+          <w:lang w:eastAsia="de-DE"/>
+        </w:rPr>
+        <w:t xml:space="preserve">. </w:t>
       </w:r>
     </w:p>
     <w:p>
@@ -1998,19 +2149,16 @@
           <w:sz w:val="28"/>
           <w:lang w:eastAsia="de-DE"/>
         </w:rPr>
-        <w:lastRenderedPageBreak/>
-        <w:t>Study selection</w:t>
+        <w:t>Outcomes definition</w:t>
       </w:r>
     </w:p>
     <w:p>
       <w:pPr>
-        <w:spacing w:before="120" w:beforeAutospacing="1" w:afterAutospacing="1" w:line="480" w:lineRule="auto"/>
-        <w:rPr>
-          <w:rFonts w:ascii="Arial" w:eastAsia="Times New Roman" w:hAnsi="Arial" w:cs="Calibri"/>
-          <w:color w:val="000000"/>
-          <w:kern w:val="2"/>
-          <w:lang w:eastAsia="de-DE"/>
-          <w14:ligatures w14:val="standardContextual"/>
+        <w:spacing w:before="100" w:beforeAutospacing="1" w:after="100" w:afterAutospacing="1" w:line="480" w:lineRule="auto"/>
+        <w:rPr>
+          <w:rFonts w:ascii="Arial" w:eastAsia="Times New Roman" w:hAnsi="Arial" w:cs="Calibri"/>
+          <w:color w:val="000000"/>
+          <w:lang w:eastAsia="de-DE"/>
         </w:rPr>
       </w:pPr>
       <w:r>
@@ -2019,535 +2167,582 @@
           <w:color w:val="000000"/>
           <w:lang w:eastAsia="de-DE"/>
         </w:rPr>
-        <w:t xml:space="preserve">For </w:t>
-      </w:r>
-      <w:r>
-        <w:rPr>
-          <w:rFonts w:ascii="Arial" w:eastAsia="Times New Roman" w:hAnsi="Arial" w:cs="Calibri"/>
-          <w:color w:val="000000"/>
-          <w:kern w:val="2"/>
-          <w:lang w:eastAsia="de-DE"/>
-          <w14:ligatures w14:val="standardContextual"/>
-        </w:rPr>
-        <w:t xml:space="preserve">our </w:t>
-      </w:r>
-      <w:r>
-        <w:rPr>
-          <w:rFonts w:ascii="Arial" w:eastAsia="Times New Roman" w:hAnsi="Arial" w:cs="Calibri"/>
-          <w:color w:val="000000"/>
-          <w:lang w:eastAsia="de-DE"/>
-        </w:rPr>
-        <w:t>pilot study, we performed a systematic literature search in Scopus to identify all RCTs using the CCI® as an endpoint. Three reviewers (FA, MP and JRR) performed records screening and full-text selection using CADIMA®</w:t>
-      </w:r>
-      <w:r>
-        <w:rPr>
-          <w:rFonts w:ascii="Arial" w:eastAsia="Times New Roman" w:hAnsi="Arial" w:cs="Calibri"/>
-          <w:color w:val="000000"/>
-          <w:lang w:eastAsia="de-DE"/>
-        </w:rPr>
-        <w:fldChar w:fldCharType="begin"/>
-      </w:r>
-      <w:r>
-        <w:rPr>
-          <w:rFonts w:ascii="Arial" w:eastAsia="Times New Roman" w:hAnsi="Arial" w:cs="Calibri"/>
-          <w:color w:val="000000"/>
-          <w:lang w:eastAsia="de-DE"/>
-        </w:rPr>
-        <w:instrText xml:space="preserve"> ADDIN ZOTERO_ITEM CSL_CITATION {"citationID":"M8aPtcgf","properties":{"unsorted":false,"formattedCitation":"\\super 10\\nosupersub{}","plainCitation":"10","noteIndex":0},"citationItems":[{"id":187614,"uris":["http://zotero.org/users/6583603/items/GYKRDDFD"],"itemData":{"id":187614,"type":"article-journal","citation-key":"kohlOnlineToolsSupporting2018","container-title":"Environmental Evidence","DOI":"10.1186/s13750-018-0115-5","journalAbbreviation":"Environmental Evidence","page":"8","title":"Online tools supporting the conduct and reporting of systematic reviews and systematic maps: a case study on CADIMA","volume":"7","author":[{"family":"Kohl","given":"Christian"},{"family":"McIntosh","given":"Emma J."},{"family":"Unger","given":"Stefanie"},{"family":"Haddaway","given":"Neal R."}],"issued":{"date-parts":[["2018"]]}}}],"schema":"https://github.com/citation-style-language/schema/raw/master/csl-citation.json"} </w:instrText>
-      </w:r>
-      <w:r>
-        <w:rPr>
-          <w:rFonts w:ascii="Arial" w:eastAsia="Times New Roman" w:hAnsi="Arial" w:cs="Calibri"/>
-          <w:color w:val="000000"/>
-          <w:lang w:eastAsia="de-DE"/>
-        </w:rPr>
-        <w:fldChar w:fldCharType="separate"/>
-      </w:r>
-      <w:r>
-        <w:rPr>
-          <w:rFonts w:ascii="Arial" w:hAnsi="Arial" w:cs="Arial"/>
-          <w:color w:val="000000"/>
-          <w:vertAlign w:val="superscript"/>
-          <w14:ligatures w14:val="standardContextual"/>
-        </w:rPr>
-        <w:t>10</w:t>
-      </w:r>
-      <w:r>
-        <w:rPr>
-          <w:rFonts w:ascii="Arial" w:eastAsia="Times New Roman" w:hAnsi="Arial" w:cs="Calibri"/>
-          <w:color w:val="000000"/>
-          <w:lang w:eastAsia="de-DE"/>
-        </w:rPr>
-        <w:fldChar w:fldCharType="end"/>
-      </w:r>
-      <w:r>
-        <w:rPr>
-          <w:rFonts w:ascii="Arial" w:eastAsia="Times New Roman" w:hAnsi="Arial" w:cs="Calibri"/>
-          <w:color w:val="000000"/>
-          <w:lang w:eastAsia="de-DE"/>
-        </w:rPr>
-        <w:t xml:space="preserve">, with disagreements resolved by discussion or consultation with a fourth reviewer (MAP). Data were extracted independently by three reviewers (FA, MP and JRR). </w:t>
+        <w:t>We hypothesized</w:t>
+      </w:r>
+      <w:r>
+        <w:rPr>
+          <w:rFonts w:ascii="Arial" w:eastAsia="Times New Roman" w:hAnsi="Arial" w:cs="Calibri"/>
+          <w:color w:val="000000"/>
+          <w:lang w:eastAsia="de-DE"/>
+        </w:rPr>
+        <w:t xml:space="preserve"> that most RCTs </w:t>
+      </w:r>
+      <w:r>
+        <w:rPr>
+          <w:rFonts w:ascii="Arial" w:eastAsia="Times New Roman" w:hAnsi="Arial" w:cs="Calibri"/>
+          <w:color w:val="000000"/>
+          <w:lang w:eastAsia="de-DE"/>
+        </w:rPr>
+        <w:t xml:space="preserve">did not fully exploit their potential to meaningfully inform clinical practice because they failed to incorporate </w:t>
+      </w:r>
+      <w:r>
+        <w:rPr>
+          <w:rFonts w:ascii="Arial" w:eastAsia="Times New Roman" w:hAnsi="Arial" w:cs="Calibri"/>
+          <w:color w:val="000000"/>
+          <w:lang w:eastAsia="de-DE"/>
+        </w:rPr>
+        <w:t>four</w:t>
+      </w:r>
+      <w:r>
+        <w:rPr>
+          <w:rFonts w:ascii="Arial" w:eastAsia="Times New Roman" w:hAnsi="Arial" w:cs="Calibri"/>
+          <w:color w:val="000000"/>
+          <w:lang w:eastAsia="de-DE"/>
+        </w:rPr>
+        <w:t xml:space="preserve"> key elements. Accordingly, each RCT was evaluated against </w:t>
+      </w:r>
+      <w:r>
+        <w:rPr>
+          <w:rFonts w:ascii="Arial" w:eastAsia="Times New Roman" w:hAnsi="Arial" w:cs="Calibri"/>
+          <w:color w:val="000000"/>
+          <w:lang w:eastAsia="de-DE"/>
+        </w:rPr>
+        <w:t>four</w:t>
+      </w:r>
+      <w:r>
+        <w:rPr>
+          <w:rFonts w:ascii="Arial" w:eastAsia="Times New Roman" w:hAnsi="Arial" w:cs="Calibri"/>
+          <w:color w:val="000000"/>
+          <w:lang w:eastAsia="de-DE"/>
+        </w:rPr>
+        <w:t xml:space="preserve"> predefined </w:t>
+      </w:r>
+      <w:r>
+        <w:rPr>
+          <w:rFonts w:ascii="Arial" w:eastAsia="Times New Roman" w:hAnsi="Arial" w:cs="Calibri"/>
+          <w:bCs/>
+          <w:color w:val="000000"/>
+          <w:lang w:eastAsia="de-DE"/>
+        </w:rPr>
+        <w:t>criteria (</w:t>
+      </w:r>
+      <w:r>
+        <w:rPr>
+          <w:rFonts w:ascii="Arial" w:eastAsia="Times New Roman" w:hAnsi="Arial" w:cs="Calibri"/>
+          <w:b/>
+          <w:color w:val="000000"/>
+          <w:lang w:eastAsia="de-DE"/>
+        </w:rPr>
+        <w:t>Table 1</w:t>
+      </w:r>
+      <w:r>
+        <w:rPr>
+          <w:rFonts w:ascii="Arial" w:eastAsia="Times New Roman" w:hAnsi="Arial" w:cs="Calibri"/>
+          <w:bCs/>
+          <w:color w:val="000000"/>
+          <w:lang w:eastAsia="de-DE"/>
+        </w:rPr>
+        <w:t>):</w:t>
+      </w:r>
+      <w:r>
+        <w:rPr>
+          <w:rFonts w:ascii="Arial" w:eastAsia="Times New Roman" w:hAnsi="Arial" w:cs="Calibri"/>
+          <w:color w:val="000000"/>
+          <w:lang w:eastAsia="de-DE"/>
+        </w:rPr>
+        <w:t xml:space="preserve"> (1) reporting of specific primary outcome(s); (2) alignment between the reported hypothesis and trial design; (3) sample size calculation based on a clinically relevant effect for the primary outcome(s); and (4) integration of clinical relevance in the interpretation of the primary results. RCTs fulfilling all </w:t>
+      </w:r>
+      <w:r>
+        <w:rPr>
+          <w:rFonts w:ascii="Arial" w:eastAsia="Times New Roman" w:hAnsi="Arial" w:cs="Calibri"/>
+          <w:color w:val="000000"/>
+          <w:lang w:eastAsia="de-DE"/>
+        </w:rPr>
+        <w:t>four</w:t>
+      </w:r>
+      <w:r>
+        <w:rPr>
+          <w:rFonts w:ascii="Arial" w:eastAsia="Times New Roman" w:hAnsi="Arial" w:cs="Calibri"/>
+          <w:color w:val="000000"/>
+          <w:lang w:eastAsia="de-DE"/>
+        </w:rPr>
+        <w:t xml:space="preserve"> criteria were classified as</w:t>
+      </w:r>
+      <w:r>
+        <w:rPr>
+          <w:rFonts w:ascii="Arial" w:eastAsia="Times New Roman" w:hAnsi="Arial" w:cs="Calibri"/>
+          <w:color w:val="000000"/>
+          <w:lang w:eastAsia="de-DE"/>
+        </w:rPr>
+        <w:t xml:space="preserve"> able to</w:t>
+      </w:r>
+      <w:r>
+        <w:rPr>
+          <w:rFonts w:ascii="Arial" w:eastAsia="Times New Roman" w:hAnsi="Arial" w:cs="Calibri"/>
+          <w:color w:val="000000"/>
+          <w:lang w:eastAsia="de-DE"/>
+        </w:rPr>
+        <w:t xml:space="preserve"> meaningfully inform clinical practice.</w:t>
+      </w:r>
+      <w:r>
+        <w:rPr>
+          <w:rFonts w:ascii="Arial" w:eastAsia="Times New Roman" w:hAnsi="Arial" w:cs="Calibri"/>
+          <w:b/>
+          <w:color w:val="000000"/>
+          <w:lang w:eastAsia="de-DE"/>
+        </w:rPr>
+        <w:t xml:space="preserve"> </w:t>
       </w:r>
     </w:p>
     <w:p>
       <w:pPr>
-        <w:spacing w:before="120" w:beforeAutospacing="1" w:afterAutospacing="1" w:line="480" w:lineRule="auto"/>
+        <w:spacing w:before="100" w:beforeAutospacing="1" w:after="100" w:afterAutospacing="1" w:line="480" w:lineRule="auto"/>
+        <w:rPr>
+          <w:rFonts w:ascii="Arial" w:eastAsia="Times New Roman" w:hAnsi="Arial" w:cs="Calibri"/>
+          <w:color w:val="000000"/>
+          <w:lang w:eastAsia="de-DE"/>
+        </w:rPr>
+      </w:pPr>
+      <w:r>
+        <w:rPr>
+          <w:rFonts w:ascii="Arial" w:eastAsia="Times New Roman" w:hAnsi="Arial" w:cs="Calibri"/>
+          <w:color w:val="000000"/>
+          <w:lang w:eastAsia="de-DE"/>
+        </w:rPr>
+        <w:t xml:space="preserve">A primary outcome was considered </w:t>
+      </w:r>
+      <w:r>
+        <w:rPr>
+          <w:rFonts w:ascii="Arial" w:eastAsia="Times New Roman" w:hAnsi="Arial" w:cs="Calibri"/>
+          <w:color w:val="000000"/>
+          <w:lang w:eastAsia="de-DE"/>
+        </w:rPr>
+        <w:t xml:space="preserve">adequately </w:t>
+      </w:r>
+      <w:r>
+        <w:rPr>
+          <w:rFonts w:ascii="Arial" w:eastAsia="Times New Roman" w:hAnsi="Arial" w:cs="Calibri"/>
+          <w:color w:val="000000"/>
+          <w:lang w:eastAsia="de-DE"/>
+        </w:rPr>
+        <w:t xml:space="preserve">reported </w:t>
+      </w:r>
+      <w:r>
+        <w:rPr>
+          <w:rFonts w:ascii="Arial" w:eastAsia="Times New Roman" w:hAnsi="Arial" w:cs="Calibri"/>
+          <w:color w:val="000000"/>
+          <w:lang w:eastAsia="de-DE"/>
+        </w:rPr>
+        <w:t>when</w:t>
+      </w:r>
+      <w:r>
+        <w:rPr>
+          <w:rFonts w:ascii="Arial" w:eastAsia="Times New Roman" w:hAnsi="Arial" w:cs="Calibri"/>
+          <w:color w:val="000000"/>
+          <w:lang w:eastAsia="de-DE"/>
+        </w:rPr>
+        <w:t xml:space="preserve"> specific endpoint(s) were clearly defined; trials </w:t>
+      </w:r>
+      <w:r>
+        <w:rPr>
+          <w:rFonts w:ascii="Arial" w:eastAsia="Times New Roman" w:hAnsi="Arial" w:cs="Calibri"/>
+          <w:color w:val="000000"/>
+          <w:lang w:eastAsia="de-DE"/>
+        </w:rPr>
+        <w:t>reporting</w:t>
+      </w:r>
+      <w:r>
+        <w:rPr>
+          <w:rFonts w:ascii="Arial" w:eastAsia="Times New Roman" w:hAnsi="Arial" w:cs="Calibri"/>
+          <w:color w:val="000000"/>
+          <w:lang w:eastAsia="de-DE"/>
+        </w:rPr>
+        <w:t xml:space="preserve"> multiple primary endpoints without adjustment </w:t>
+      </w:r>
+      <w:r>
+        <w:rPr>
+          <w:rFonts w:ascii="Arial" w:eastAsia="Times New Roman" w:hAnsi="Arial" w:cs="Calibri"/>
+          <w:color w:val="000000"/>
+          <w:lang w:eastAsia="de-DE"/>
+        </w:rPr>
+        <w:t xml:space="preserve">for multiplicity </w:t>
+      </w:r>
+      <w:r>
+        <w:rPr>
+          <w:rFonts w:ascii="Arial" w:eastAsia="Times New Roman" w:hAnsi="Arial" w:cs="Calibri"/>
+          <w:color w:val="000000"/>
+          <w:lang w:eastAsia="de-DE"/>
+        </w:rPr>
+        <w:t>did not qualify</w:t>
+      </w:r>
+      <w:r>
+        <w:rPr>
+          <w:rFonts w:ascii="Arial" w:eastAsia="Times New Roman" w:hAnsi="Arial" w:cs="Calibri"/>
+          <w:color w:val="000000"/>
+          <w:lang w:eastAsia="de-DE"/>
+        </w:rPr>
+        <w:t xml:space="preserve">. A specific hypothesis </w:t>
+      </w:r>
+      <w:r>
+        <w:rPr>
+          <w:rFonts w:ascii="Arial" w:eastAsia="Times New Roman" w:hAnsi="Arial" w:cs="Calibri"/>
+          <w:color w:val="000000"/>
+          <w:lang w:eastAsia="de-DE"/>
+        </w:rPr>
+        <w:t>needed to be</w:t>
+      </w:r>
+      <w:r>
+        <w:rPr>
+          <w:rFonts w:ascii="Arial" w:eastAsia="Times New Roman" w:hAnsi="Arial" w:cs="Calibri"/>
+          <w:color w:val="000000"/>
+          <w:lang w:eastAsia="de-DE"/>
+        </w:rPr>
+        <w:t xml:space="preserve"> reported </w:t>
+      </w:r>
+      <w:r>
+        <w:rPr>
+          <w:rFonts w:ascii="Arial" w:eastAsia="Times New Roman" w:hAnsi="Arial" w:cs="Calibri"/>
+          <w:color w:val="000000"/>
+          <w:lang w:eastAsia="de-DE"/>
+        </w:rPr>
+        <w:t>by the authors (</w:t>
+      </w:r>
+      <w:r>
+        <w:rPr>
+          <w:rFonts w:ascii="Arial" w:eastAsia="Times New Roman" w:hAnsi="Arial" w:cs="Calibri"/>
+          <w:color w:val="000000"/>
+          <w:lang w:eastAsia="de-DE"/>
+        </w:rPr>
+        <w:t>e.g., superiority, non-</w:t>
+      </w:r>
+      <w:r>
+        <w:rPr>
+          <w:rFonts w:ascii="Arial" w:eastAsia="Times New Roman" w:hAnsi="Arial" w:cs="Calibri"/>
+          <w:color w:val="000000"/>
+          <w:lang w:eastAsia="de-DE"/>
+        </w:rPr>
+        <w:lastRenderedPageBreak/>
+        <w:t>inferiority or equivalence)</w:t>
+      </w:r>
+      <w:r>
+        <w:rPr>
+          <w:rFonts w:ascii="Arial" w:eastAsia="Times New Roman" w:hAnsi="Arial" w:cs="Calibri"/>
+          <w:color w:val="000000"/>
+          <w:lang w:eastAsia="de-DE"/>
+        </w:rPr>
+        <w:t xml:space="preserve"> </w:t>
+      </w:r>
+      <w:r>
+        <w:rPr>
+          <w:rFonts w:ascii="Arial" w:eastAsia="Times New Roman" w:hAnsi="Arial" w:cs="Calibri"/>
+          <w:color w:val="000000"/>
+          <w:lang w:eastAsia="de-DE"/>
+        </w:rPr>
+        <w:t xml:space="preserve">and </w:t>
+      </w:r>
+      <w:r>
+        <w:rPr>
+          <w:rFonts w:ascii="Arial" w:eastAsia="Times New Roman" w:hAnsi="Arial" w:cs="Calibri"/>
+          <w:color w:val="000000"/>
+          <w:lang w:eastAsia="de-DE"/>
+        </w:rPr>
+        <w:t>aligned</w:t>
+      </w:r>
+      <w:r>
+        <w:rPr>
+          <w:rFonts w:ascii="Arial" w:eastAsia="Times New Roman" w:hAnsi="Arial" w:cs="Calibri"/>
+          <w:color w:val="000000"/>
+          <w:lang w:eastAsia="de-DE"/>
+        </w:rPr>
+        <w:t xml:space="preserve"> </w:t>
+      </w:r>
+      <w:r>
+        <w:rPr>
+          <w:rFonts w:ascii="Arial" w:eastAsia="Times New Roman" w:hAnsi="Arial" w:cs="Calibri"/>
+          <w:color w:val="000000"/>
+          <w:lang w:eastAsia="de-DE"/>
+        </w:rPr>
+        <w:t xml:space="preserve">with </w:t>
+      </w:r>
+      <w:r>
+        <w:rPr>
+          <w:rFonts w:ascii="Arial" w:eastAsia="Times New Roman" w:hAnsi="Arial" w:cs="Calibri"/>
+          <w:color w:val="000000"/>
+          <w:lang w:eastAsia="de-DE"/>
+        </w:rPr>
+        <w:t xml:space="preserve">the hypothesis deducible from </w:t>
+      </w:r>
+      <w:r>
+        <w:rPr>
+          <w:rFonts w:ascii="Arial" w:eastAsia="Times New Roman" w:hAnsi="Arial" w:cs="Calibri"/>
+          <w:color w:val="000000"/>
+          <w:lang w:eastAsia="de-DE"/>
+        </w:rPr>
+        <w:t xml:space="preserve">the </w:t>
+      </w:r>
+      <w:r>
+        <w:rPr>
+          <w:rFonts w:ascii="Arial" w:eastAsia="Times New Roman" w:hAnsi="Arial" w:cs="Calibri"/>
+          <w:color w:val="000000"/>
+          <w:lang w:eastAsia="de-DE"/>
+        </w:rPr>
+        <w:t xml:space="preserve">study design and analytical approach. The sample size calculation was deemed clinically relevant </w:t>
+      </w:r>
+      <w:r>
+        <w:rPr>
+          <w:rFonts w:ascii="Arial" w:eastAsia="Times New Roman" w:hAnsi="Arial" w:cs="Calibri"/>
+          <w:color w:val="000000"/>
+          <w:lang w:eastAsia="de-DE"/>
+        </w:rPr>
+        <w:t>when</w:t>
+      </w:r>
+      <w:r>
+        <w:rPr>
+          <w:rFonts w:ascii="Arial" w:eastAsia="Times New Roman" w:hAnsi="Arial" w:cs="Calibri"/>
+          <w:color w:val="000000"/>
+          <w:lang w:eastAsia="de-DE"/>
+        </w:rPr>
+        <w:t xml:space="preserve"> based on a </w:t>
+      </w:r>
+      <w:r>
+        <w:rPr>
+          <w:rFonts w:ascii="Arial" w:eastAsia="Times New Roman" w:hAnsi="Arial" w:cs="Calibri"/>
+          <w:color w:val="000000"/>
+          <w:lang w:eastAsia="de-DE"/>
+        </w:rPr>
+        <w:t>minimal important difference (MID)</w:t>
+      </w:r>
+      <w:r>
+        <w:rPr>
+          <w:rFonts w:ascii="Arial" w:eastAsia="Times New Roman" w:hAnsi="Arial" w:cs="Calibri"/>
+          <w:color w:val="000000"/>
+          <w:lang w:eastAsia="de-DE"/>
+        </w:rPr>
+        <w:t xml:space="preserve"> or equivalent justification</w:t>
+      </w:r>
+      <w:r>
+        <w:rPr>
+          <w:rFonts w:ascii="Arial" w:eastAsia="Times New Roman" w:hAnsi="Arial" w:cs="Calibri"/>
+          <w:color w:val="000000"/>
+          <w:lang w:eastAsia="de-DE"/>
+        </w:rPr>
+        <w:t xml:space="preserve"> (e.g. Cohen’s </w:t>
+      </w:r>
+      <w:r>
+        <w:rPr>
+          <w:rFonts w:ascii="Arial" w:eastAsia="Times New Roman" w:hAnsi="Arial" w:cs="Calibri"/>
+          <w:i/>
+          <w:iCs/>
+          <w:color w:val="000000"/>
+          <w:lang w:eastAsia="de-DE"/>
+        </w:rPr>
+        <w:t>d</w:t>
+      </w:r>
+      <w:r>
+        <w:rPr>
+          <w:rFonts w:ascii="Arial" w:eastAsia="Times New Roman" w:hAnsi="Arial" w:cs="Calibri"/>
+          <w:color w:val="000000"/>
+          <w:lang w:eastAsia="de-DE"/>
+        </w:rPr>
+        <w:t>)</w:t>
+      </w:r>
+      <w:r>
+        <w:rPr>
+          <w:rFonts w:ascii="Arial" w:eastAsia="Times New Roman" w:hAnsi="Arial" w:cs="Calibri"/>
+          <w:color w:val="000000"/>
+          <w:lang w:eastAsia="de-DE"/>
+        </w:rPr>
+        <w:t>, rather than solely</w:t>
+      </w:r>
+      <w:r>
+        <w:rPr>
+          <w:rFonts w:ascii="Arial" w:eastAsia="Times New Roman" w:hAnsi="Arial" w:cs="Calibri"/>
+          <w:color w:val="000000"/>
+          <w:lang w:eastAsia="de-DE"/>
+        </w:rPr>
+        <w:t xml:space="preserve"> on</w:t>
+      </w:r>
+      <w:r>
+        <w:rPr>
+          <w:rFonts w:ascii="Arial" w:eastAsia="Times New Roman" w:hAnsi="Arial" w:cs="Calibri"/>
+          <w:color w:val="000000"/>
+          <w:lang w:eastAsia="de-DE"/>
+        </w:rPr>
+        <w:t xml:space="preserve"> statistical significance from prior studies. Finally, clinical relevance was considered addressed </w:t>
+      </w:r>
+      <w:r>
+        <w:rPr>
+          <w:rFonts w:ascii="Arial" w:eastAsia="Times New Roman" w:hAnsi="Arial" w:cs="Calibri"/>
+          <w:color w:val="000000"/>
+          <w:lang w:eastAsia="de-DE"/>
+        </w:rPr>
+        <w:t>when</w:t>
+      </w:r>
+      <w:r>
+        <w:rPr>
+          <w:rFonts w:ascii="Arial" w:eastAsia="Times New Roman" w:hAnsi="Arial" w:cs="Calibri"/>
+          <w:color w:val="000000"/>
+          <w:lang w:eastAsia="de-DE"/>
+        </w:rPr>
+        <w:t xml:space="preserve"> authors </w:t>
+      </w:r>
+      <w:r>
+        <w:rPr>
+          <w:rFonts w:ascii="Arial" w:eastAsia="Times New Roman" w:hAnsi="Arial" w:cs="Calibri"/>
+          <w:color w:val="000000"/>
+          <w:lang w:eastAsia="de-DE"/>
+        </w:rPr>
+        <w:t>interpreted</w:t>
+      </w:r>
+      <w:r>
+        <w:rPr>
+          <w:rFonts w:ascii="Arial" w:eastAsia="Times New Roman" w:hAnsi="Arial" w:cs="Calibri"/>
+          <w:color w:val="000000"/>
+          <w:lang w:eastAsia="de-DE"/>
+        </w:rPr>
+        <w:t xml:space="preserve"> the</w:t>
+      </w:r>
+      <w:r>
+        <w:rPr>
+          <w:rFonts w:ascii="Arial" w:eastAsia="Times New Roman" w:hAnsi="Arial" w:cs="Calibri"/>
+          <w:color w:val="000000"/>
+          <w:lang w:eastAsia="de-DE"/>
+        </w:rPr>
+        <w:t xml:space="preserve"> </w:t>
+      </w:r>
+      <w:r>
+        <w:rPr>
+          <w:rFonts w:ascii="Arial" w:eastAsia="Times New Roman" w:hAnsi="Arial" w:cs="Calibri"/>
+          <w:color w:val="000000"/>
+          <w:lang w:eastAsia="de-DE"/>
+        </w:rPr>
+        <w:t>observed effect size</w:t>
+      </w:r>
+      <w:r>
+        <w:rPr>
+          <w:rFonts w:ascii="Arial" w:eastAsia="Times New Roman" w:hAnsi="Arial" w:cs="Calibri"/>
+          <w:color w:val="000000"/>
+          <w:lang w:eastAsia="de-DE"/>
+        </w:rPr>
+        <w:t xml:space="preserve"> of the primary outcome(s)</w:t>
+      </w:r>
+      <w:r>
+        <w:rPr>
+          <w:rFonts w:ascii="Arial" w:eastAsia="Times New Roman" w:hAnsi="Arial" w:cs="Calibri"/>
+          <w:color w:val="000000"/>
+          <w:lang w:eastAsia="de-DE"/>
+        </w:rPr>
+        <w:t xml:space="preserve"> </w:t>
+      </w:r>
+      <w:r>
+        <w:rPr>
+          <w:rFonts w:ascii="Arial" w:eastAsia="Times New Roman" w:hAnsi="Arial" w:cs="Calibri"/>
+          <w:color w:val="000000"/>
+          <w:lang w:eastAsia="de-DE"/>
+        </w:rPr>
+        <w:t xml:space="preserve">relative to </w:t>
+      </w:r>
+      <w:r>
+        <w:rPr>
+          <w:rFonts w:ascii="Arial" w:eastAsia="Times New Roman" w:hAnsi="Arial" w:cs="Calibri"/>
+          <w:color w:val="000000"/>
+          <w:lang w:eastAsia="de-DE"/>
+        </w:rPr>
+        <w:t>the MID</w:t>
+      </w:r>
+      <w:r>
+        <w:rPr>
+          <w:rFonts w:ascii="Arial" w:eastAsia="Times New Roman" w:hAnsi="Arial" w:cs="Calibri"/>
+          <w:color w:val="000000"/>
+          <w:lang w:eastAsia="de-DE"/>
+        </w:rPr>
+        <w:t xml:space="preserve"> </w:t>
+      </w:r>
+      <w:r>
+        <w:rPr>
+          <w:rFonts w:ascii="Arial" w:eastAsia="Times New Roman" w:hAnsi="Arial" w:cs="Calibri"/>
+          <w:color w:val="000000"/>
+          <w:lang w:eastAsia="de-DE"/>
+        </w:rPr>
+        <w:t xml:space="preserve">and/or </w:t>
+      </w:r>
+      <w:r>
+        <w:rPr>
+          <w:rFonts w:ascii="Arial" w:eastAsia="Times New Roman" w:hAnsi="Arial" w:cs="Calibri"/>
+          <w:color w:val="000000"/>
+          <w:lang w:eastAsia="de-DE"/>
+        </w:rPr>
+        <w:t>discussed</w:t>
+      </w:r>
+      <w:r>
+        <w:rPr>
+          <w:rFonts w:ascii="Arial" w:eastAsia="Times New Roman" w:hAnsi="Arial" w:cs="Calibri"/>
+          <w:color w:val="000000"/>
+          <w:lang w:eastAsia="de-DE"/>
+        </w:rPr>
+        <w:t xml:space="preserve"> </w:t>
+      </w:r>
+      <w:r>
+        <w:rPr>
+          <w:rFonts w:ascii="Arial" w:eastAsia="Times New Roman" w:hAnsi="Arial" w:cs="Calibri"/>
+          <w:color w:val="000000"/>
+          <w:lang w:eastAsia="de-DE"/>
+        </w:rPr>
+        <w:t>its</w:t>
+      </w:r>
+      <w:r>
+        <w:rPr>
+          <w:rFonts w:ascii="Arial" w:eastAsia="Times New Roman" w:hAnsi="Arial" w:cs="Calibri"/>
+          <w:color w:val="000000"/>
+          <w:lang w:eastAsia="de-DE"/>
+        </w:rPr>
+        <w:t xml:space="preserve"> clinical </w:t>
+      </w:r>
+      <w:r>
+        <w:rPr>
+          <w:rFonts w:ascii="Arial" w:eastAsia="Times New Roman" w:hAnsi="Arial" w:cs="Calibri"/>
+          <w:color w:val="000000"/>
+          <w:lang w:eastAsia="de-DE"/>
+        </w:rPr>
+        <w:t>implications</w:t>
+      </w:r>
+      <w:r>
+        <w:rPr>
+          <w:rFonts w:ascii="Arial" w:eastAsia="Times New Roman" w:hAnsi="Arial" w:cs="Calibri"/>
+          <w:color w:val="000000"/>
+          <w:lang w:eastAsia="de-DE"/>
+        </w:rPr>
+        <w:t xml:space="preserve">. Further details with decision rules are provided in </w:t>
+      </w:r>
+      <w:bookmarkStart w:id="1" w:name="_Hlk227257587"/>
+      <w:r>
         <w:rPr>
           <w:rFonts w:ascii="Arial" w:eastAsia="Times New Roman" w:hAnsi="Arial" w:cs="Calibri"/>
           <w:b/>
           <w:bCs/>
-          <w:i/>
-          <w:iCs/>
-          <w:color w:val="000000"/>
-          <w:kern w:val="2"/>
-          <w:lang w:eastAsia="de-DE"/>
-          <w14:ligatures w14:val="standardContextual"/>
-        </w:rPr>
-      </w:pPr>
-      <w:r>
-        <w:rPr>
-          <w:rFonts w:ascii="Arial" w:eastAsia="Times New Roman" w:hAnsi="Arial" w:cs="Calibri"/>
-          <w:color w:val="000000"/>
-          <w:kern w:val="2"/>
-          <w:lang w:eastAsia="de-DE"/>
-          <w14:ligatures w14:val="standardContextual"/>
-        </w:rPr>
-        <w:t xml:space="preserve">For the main study, trials in the surgical field published in 2024 were identified through the Cochrane Central Register of Controlled Trials (CENTRAL), using Cochrane’s Centralized Search Service, which integrates records from </w:t>
-      </w:r>
-      <w:r>
-        <w:rPr>
-          <w:rFonts w:ascii="Arial" w:eastAsia="Times New Roman" w:hAnsi="Arial" w:cs="Calibri"/>
-          <w:color w:val="000000"/>
-          <w:kern w:val="2"/>
-          <w:lang w:eastAsia="de-DE"/>
-          <w14:ligatures w14:val="standardContextual"/>
-        </w:rPr>
-        <w:t>multiple bibliographic databases and trial registries. As detailed in our study protocol, prospectively registered on the Open Science Framework (OSF) and made publicly accessible</w:t>
-      </w:r>
-      <w:r>
-        <w:rPr>
-          <w:rFonts w:ascii="Arial" w:eastAsia="Times New Roman" w:hAnsi="Arial" w:cs="Calibri"/>
-          <w:color w:val="000000"/>
-          <w:kern w:val="2"/>
-          <w:lang w:eastAsia="de-DE"/>
-          <w14:ligatures w14:val="standardContextual"/>
-        </w:rPr>
-        <w:fldChar w:fldCharType="begin"/>
-      </w:r>
-      <w:r>
-        <w:rPr>
-          <w:rFonts w:ascii="Arial" w:eastAsia="Times New Roman" w:hAnsi="Arial" w:cs="Calibri"/>
-          <w:color w:val="000000"/>
-          <w:kern w:val="2"/>
-          <w:lang w:eastAsia="de-DE"/>
-          <w14:ligatures w14:val="standardContextual"/>
-        </w:rPr>
-        <w:instrText xml:space="preserve"> ADDIN ZOTERO_ITEM CSL_CITATION {"citationID":"TS9gMXDT","properties":{"unsorted":false,"formattedCitation":"\\super 11\\nosupersub{}","plainCitation":"11","noteIndex":0},"citationItems":[{"id":229103,"uris":["http://zotero.org/groups/6353616/items/C4PHCJD7"],"itemData":{"id":229103,"type":"article-journal","abstract":"Medical research often aims to inform decisions where clinicians face uncertainty in decision-making, for example, when a condition could be treated in different ways and the balance of respective beneficial and harmful outcomes is unclear. Randomized controlled trials (RCTs) are ideally suited for comparing outcomes following different interventions, and to provide high-level evidence intended to meaningfully inform clinical practice. \n\nThe outcomes they measure primarily and secondly are chosen during planning of the trial. The primary endpoint typically reflects the outcome of greatest interest, guides study design and serves as basis to determine sample size required to detect a predefined difference between interventions. Also, the primary guides interpretation of the comparison of interest, together with secondary outcomes. The secondary endpoint(s) provide complementary measures of the intervention’s effects such as harmful outcomes or additional beneficial outcomes. Together, primary and secondary outcomes contribute to an overall benefit–risk assessment.\n\nThe direction of expected effects should be reflected in the hypothesis and the aim of a trial followed by the appropriate design choice. Superiority designs aim to assess if a specific intervention leads to better outcomes compared with an alternative. In turn, non-inferiority and equivalence designs assess whether an intervention can be considered a clinically acceptable or equivalent alternative, since the primary outcomes are comparable to that of a standard intervention while safety, cost, or feasibility may be favorable. Latter is often the case in surgical trials where novel surgical techniques, neoadjuvant therapies or perioperative management are compared to some standard intervention. Such novel interventions may not outperform standard treatments (e.g., with respect to survival) but offer less perioperative burden. \n\nTherefore, for RCTs to meaningfully inform clinical practice, the aim of the trial and the aim of the primary endpoint must be clearly defined and supported by an appropriate study design, including adequate sample size calculation for a clinically meaningful effect and statistical methods aligned with the study aim. Beyond methodological alignment, clinical relevance must be integrated throughout the trial process, from planning to interpretation. This requires the selection of patient-relevant outcomes, the definition of a minimal important difference (MID) to guide sample size calculation, and interpretation of results considering their clinical rather than only their statistical significance. Failure to integrate clinical meaning at the planning stage may compromise study design, endpoint selection, effect size definition, and ultimately the interpretability and applicability of trial findings.\n\nTo explore these issues, we previously conducted a pilot meta-research study of surgical RCTs citing the Comprehensive Complication Index (CCI®)[1], the only validated patient-relevant continuous endpoint for postoperative morbidity. We examined how trial endpoints, study design, and sample size calculations were reported in pre-trial documentation and final publications. Among 84 eligible RCTs, sample size calculations were almost universally reported; however, the aim of the trial and/or of the primary endpoint was frequently unspecified in pre-trial documentation (73%), most trials defaulted to superiority designs, and only 20% of statistically significant results were interpreted in a clinically meaningful way.\n\nThese findings highlighted important shortcomings in the incorporation of a meaningful planning, reporting and interpretation of results in surgical RCTs and motivated the present extension study.\n\nIn this meta-research study, we aim to assess to what extent surgical contemporary RCTs are designed and reported in a manner that meaningfully informs clinical practice.","citation-key":"rodriguesribeiroClinicalRelevanceSurgical2025","language":"en-US","publisher":"OSF","source":"osf.io","title":"Clinical Relevance of Surgical Trials – an analysis of planning, reporting and interpretation of surgical trials","URL":"https://osf.io/xqs3t/overview","author":[{"family":"Rodrigues Ribeiro","given":"Joana"},{"family":"Puhan","given":"Milo"},{"family":"Abbassi","given":"Fariba"},{"family":"Preisig","given":"Juliette"},{"family":"Clavien","given":"Pierre-Alain"}],"accessed":{"date-parts":[["2026",3,31]]},"issued":{"date-parts":[["2025",12,24]]}}}],"schema":"https://github.com/citation-style-language/schema/raw/master/csl-citation.json"} </w:instrText>
-      </w:r>
-      <w:r>
-        <w:rPr>
-          <w:rFonts w:ascii="Arial" w:eastAsia="Times New Roman" w:hAnsi="Arial" w:cs="Calibri"/>
-          <w:color w:val="000000"/>
-          <w:kern w:val="2"/>
-          <w:lang w:eastAsia="de-DE"/>
-          <w14:ligatures w14:val="standardContextual"/>
-        </w:rPr>
-        <w:fldChar w:fldCharType="separate"/>
-      </w:r>
-      <w:r>
-        <w:rPr>
-          <w:rFonts w:ascii="Arial" w:hAnsi="Arial" w:cs="Arial"/>
-          <w:color w:val="000000"/>
-          <w:vertAlign w:val="superscript"/>
-          <w14:ligatures w14:val="standardContextual"/>
-        </w:rPr>
-        <w:t>11</w:t>
-      </w:r>
-      <w:r>
-        <w:rPr>
-          <w:rFonts w:ascii="Arial" w:eastAsia="Times New Roman" w:hAnsi="Arial" w:cs="Calibri"/>
-          <w:color w:val="000000"/>
-          <w:kern w:val="2"/>
-          <w:lang w:eastAsia="de-DE"/>
-          <w14:ligatures w14:val="standardContextual"/>
-        </w:rPr>
-        <w:fldChar w:fldCharType="end"/>
-      </w:r>
-      <w:r>
-        <w:rPr>
-          <w:rFonts w:ascii="Arial" w:eastAsia="Times New Roman" w:hAnsi="Arial" w:cs="Calibri"/>
-          <w:color w:val="000000"/>
-          <w:kern w:val="2"/>
-          <w:lang w:eastAsia="de-DE"/>
-          <w14:ligatures w14:val="standardContextual"/>
-        </w:rPr>
-        <w:t xml:space="preserve">, </w:t>
-      </w:r>
-      <w:r>
-        <w:rPr>
-          <w:rFonts w:ascii="Arial" w:eastAsia="Arial" w:hAnsi="Arial" w:cs="Arial"/>
-          <w:color w:val="000000"/>
-          <w:kern w:val="2"/>
-          <w:szCs w:val="22"/>
-          <w14:ligatures w14:val="standardContextual"/>
-        </w:rPr>
-        <w:t>we did not include</w:t>
-      </w:r>
-      <w:r>
-        <w:rPr>
-          <w:rFonts w:ascii="Arial" w:eastAsia="Arial" w:hAnsi="Arial" w:cs="Arial"/>
-          <w:color w:val="000000"/>
-          <w:kern w:val="2"/>
-          <w14:ligatures w14:val="standardContextual"/>
-        </w:rPr>
-        <w:t> </w:t>
-      </w:r>
-      <w:r>
-        <w:rPr>
-          <w:rFonts w:ascii="Arial" w:eastAsia="Arial" w:hAnsi="Arial" w:cs="Arial"/>
-          <w:color w:val="000000"/>
-          <w:kern w:val="2"/>
-          <w:szCs w:val="22"/>
-          <w14:ligatures w14:val="standardContextual"/>
-        </w:rPr>
-        <w:t>all surgical RCTs</w:t>
-      </w:r>
-      <w:r>
-        <w:rPr>
-          <w:rFonts w:ascii="Arial" w:eastAsia="Arial" w:hAnsi="Arial" w:cs="Arial"/>
-          <w:color w:val="000000"/>
-          <w:kern w:val="2"/>
-          <w14:ligatures w14:val="standardContextual"/>
-        </w:rPr>
-        <w:t> </w:t>
-      </w:r>
-      <w:r>
-        <w:rPr>
-          <w:rFonts w:ascii="Arial" w:eastAsia="Arial" w:hAnsi="Arial" w:cs="Arial"/>
-          <w:color w:val="000000"/>
-          <w:kern w:val="2"/>
-          <w:szCs w:val="22"/>
-          <w14:ligatures w14:val="standardContextual"/>
-        </w:rPr>
-        <w:t>identified. Instead, we performed a survey of</w:t>
-      </w:r>
-      <w:r>
-        <w:rPr>
-          <w:rFonts w:ascii="Arial" w:eastAsia="Arial" w:hAnsi="Arial" w:cs="Arial"/>
-          <w:color w:val="000000"/>
-          <w:kern w:val="2"/>
-          <w14:ligatures w14:val="standardContextual"/>
-        </w:rPr>
-        <w:t> </w:t>
-      </w:r>
-      <w:r>
-        <w:rPr>
-          <w:rFonts w:ascii="Arial" w:eastAsia="Arial" w:hAnsi="Arial" w:cs="Arial"/>
-          <w:color w:val="000000"/>
-          <w:kern w:val="2"/>
-          <w:szCs w:val="22"/>
-          <w14:ligatures w14:val="standardContextual"/>
-        </w:rPr>
-        <w:t>a</w:t>
-      </w:r>
-      <w:r>
-        <w:rPr>
-          <w:rFonts w:ascii="Arial" w:eastAsia="Arial" w:hAnsi="Arial" w:cs="Arial"/>
-          <w:color w:val="000000"/>
-          <w:kern w:val="2"/>
-          <w14:ligatures w14:val="standardContextual"/>
-        </w:rPr>
-        <w:t> </w:t>
-      </w:r>
-      <w:r>
-        <w:rPr>
-          <w:rFonts w:ascii="Arial" w:eastAsia="Arial" w:hAnsi="Arial" w:cs="Arial"/>
-          <w:color w:val="000000"/>
-          <w:kern w:val="2"/>
-          <w:szCs w:val="22"/>
-          <w14:ligatures w14:val="standardContextual"/>
-        </w:rPr>
-        <w:t>consecutively published (starting January 2024) and</w:t>
-      </w:r>
-      <w:r>
-        <w:rPr>
-          <w:rFonts w:ascii="Arial" w:eastAsia="Arial" w:hAnsi="Arial" w:cs="Arial"/>
-          <w:color w:val="000000"/>
-          <w:kern w:val="2"/>
-          <w14:ligatures w14:val="standardContextual"/>
-        </w:rPr>
-        <w:t> </w:t>
-      </w:r>
-      <w:r>
-        <w:rPr>
-          <w:rFonts w:ascii="Arial" w:eastAsia="Arial" w:hAnsi="Arial" w:cs="Arial"/>
-          <w:color w:val="000000"/>
-          <w:kern w:val="2"/>
-          <w:szCs w:val="22"/>
-          <w14:ligatures w14:val="standardContextual"/>
-        </w:rPr>
-        <w:t>unbiased selection of RCTs</w:t>
-      </w:r>
-      <w:r>
-        <w:rPr>
-          <w:rFonts w:ascii="Arial" w:eastAsia="Arial" w:hAnsi="Arial" w:cs="Arial"/>
-          <w:color w:val="000000"/>
-          <w:kern w:val="2"/>
-          <w14:ligatures w14:val="standardContextual"/>
-        </w:rPr>
-        <w:t> </w:t>
-      </w:r>
-      <w:r>
-        <w:rPr>
-          <w:rFonts w:ascii="Arial" w:eastAsia="Arial" w:hAnsi="Arial" w:cs="Arial"/>
-          <w:color w:val="000000"/>
-          <w:kern w:val="2"/>
-          <w:szCs w:val="22"/>
-          <w14:ligatures w14:val="standardContextual"/>
-        </w:rPr>
-        <w:t>with a target sample size based on the results of the pilot phase (see</w:t>
-      </w:r>
-      <w:r>
-        <w:rPr>
-          <w:rFonts w:ascii="Arial" w:eastAsia="Arial" w:hAnsi="Arial" w:cs="Arial"/>
-          <w:color w:val="000000"/>
-          <w:kern w:val="2"/>
-          <w14:ligatures w14:val="standardContextual"/>
-        </w:rPr>
-        <w:t> </w:t>
-      </w:r>
-      <w:r>
-        <w:rPr>
-          <w:rFonts w:ascii="Arial" w:eastAsia="Arial" w:hAnsi="Arial" w:cs="Arial"/>
-          <w:color w:val="000000"/>
-          <w:kern w:val="2"/>
-          <w:szCs w:val="22"/>
-          <w14:ligatures w14:val="standardContextual"/>
-        </w:rPr>
-        <w:t>Sample size calculation for the main study</w:t>
-      </w:r>
-      <w:r>
-        <w:rPr>
-          <w:rFonts w:ascii="Arial" w:eastAsia="Arial" w:hAnsi="Arial" w:cs="Arial"/>
-          <w:color w:val="000000"/>
-          <w:kern w:val="2"/>
-          <w14:ligatures w14:val="standardContextual"/>
-        </w:rPr>
-        <w:t> </w:t>
-      </w:r>
-      <w:r>
-        <w:rPr>
-          <w:rFonts w:ascii="Arial" w:eastAsia="Arial" w:hAnsi="Arial" w:cs="Arial"/>
-          <w:color w:val="000000"/>
-          <w:kern w:val="2"/>
-          <w:szCs w:val="22"/>
-          <w14:ligatures w14:val="standardContextual"/>
-        </w:rPr>
-        <w:t xml:space="preserve">section). Two reviewers (JRR and JP) independently screened records </w:t>
-      </w:r>
-      <w:r>
-        <w:rPr>
-          <w:rFonts w:ascii="Arial" w:eastAsia="Times New Roman" w:hAnsi="Arial" w:cs="Calibri"/>
-          <w:color w:val="000000"/>
-          <w:kern w:val="2"/>
-          <w:lang w:eastAsia="de-DE"/>
-          <w14:ligatures w14:val="standardContextual"/>
-        </w:rPr>
-        <w:t>using Rayyan®</w:t>
-      </w:r>
-      <w:r>
-        <w:rPr>
-          <w:rFonts w:ascii="Arial" w:eastAsia="Times New Roman" w:hAnsi="Arial" w:cs="Calibri"/>
-          <w:color w:val="000000"/>
-          <w:kern w:val="2"/>
-          <w:lang w:eastAsia="de-DE"/>
-          <w14:ligatures w14:val="standardContextual"/>
-        </w:rPr>
-        <w:fldChar w:fldCharType="begin"/>
-      </w:r>
-      <w:r>
-        <w:rPr>
-          <w:rFonts w:ascii="Arial" w:eastAsia="Times New Roman" w:hAnsi="Arial" w:cs="Calibri"/>
-          <w:color w:val="000000"/>
-          <w:kern w:val="2"/>
-          <w:lang w:eastAsia="de-DE"/>
-          <w14:ligatures w14:val="standardContextual"/>
-        </w:rPr>
-        <w:instrText xml:space="preserve"> ADDIN ZOTERO_ITEM CSL_CITATION {"citationID":"ulZrOYRU","properties":{"unsorted":false,"formattedCitation":"\\super 12\\nosupersub{}","plainCitation":"12","noteIndex":0},"citationItems":[{"id":187616,"uris":["http://zotero.org/users/6583603/items/CL6RNGV4"],"itemData":{"id":187616,"type":"software","citation-key":"ouzzaniRayyanWebMobile2016","DOI":"10.1186/s13643-016-0384-4","note":"page: 210\nvolume: 5","publisher":"Systematic Reviews","title":"Rayyan: A web and mobile app for systematic reviews","URL":"https://www.rayyan.ai/","author":[{"family":"Ouzzani","given":"Mourad"},{"family":"Hammady","given":"Hossam"},{"family":"Fedorowicz","given":"Zbys"},{"family":"Elmagarmid","given":"Ahmed"}],"issued":{"date-parts":[["2016"]]}}}],"schema":"https://github.com/citation-style-language/schema/raw/master/csl-citation.json"} </w:instrText>
-      </w:r>
-      <w:r>
-        <w:rPr>
-          <w:rFonts w:ascii="Arial" w:eastAsia="Times New Roman" w:hAnsi="Arial" w:cs="Calibri"/>
-          <w:color w:val="000000"/>
-          <w:kern w:val="2"/>
-          <w:lang w:eastAsia="de-DE"/>
-          <w14:ligatures w14:val="standardContextual"/>
-        </w:rPr>
-        <w:fldChar w:fldCharType="separate"/>
-      </w:r>
-      <w:r>
-        <w:rPr>
-          <w:rFonts w:ascii="Arial" w:hAnsi="Arial" w:cs="Arial"/>
-          <w:color w:val="000000"/>
-          <w:vertAlign w:val="superscript"/>
-          <w14:ligatures w14:val="standardContextual"/>
-        </w:rPr>
-        <w:t>12</w:t>
-      </w:r>
-      <w:r>
-        <w:rPr>
-          <w:rFonts w:ascii="Arial" w:eastAsia="Times New Roman" w:hAnsi="Arial" w:cs="Calibri"/>
-          <w:color w:val="000000"/>
-          <w:kern w:val="2"/>
-          <w:lang w:eastAsia="de-DE"/>
-          <w14:ligatures w14:val="standardContextual"/>
-        </w:rPr>
-        <w:fldChar w:fldCharType="end"/>
-      </w:r>
-      <w:r>
-        <w:rPr>
-          <w:rFonts w:ascii="Arial" w:eastAsia="Times New Roman" w:hAnsi="Arial" w:cs="Calibri"/>
-          <w:color w:val="000000"/>
-          <w:kern w:val="2"/>
-          <w:lang w:eastAsia="de-DE"/>
-          <w14:ligatures w14:val="standardContextual"/>
-        </w:rPr>
-        <w:t xml:space="preserve">. </w:t>
-      </w:r>
-      <w:r>
-        <w:rPr>
-          <w:rFonts w:ascii="Arial" w:eastAsia="Arial" w:hAnsi="Arial" w:cs="Arial"/>
-          <w:color w:val="000000"/>
-          <w:kern w:val="2"/>
-          <w:szCs w:val="22"/>
-          <w14:ligatures w14:val="standardContextual"/>
-        </w:rPr>
-        <w:t>Abstract screening</w:t>
-      </w:r>
-      <w:r>
-        <w:rPr>
-          <w:rFonts w:ascii="Arial" w:eastAsia="Arial" w:hAnsi="Arial" w:cs="Arial"/>
-          <w:color w:val="000000"/>
-          <w:kern w:val="2"/>
-          <w14:ligatures w14:val="standardContextual"/>
-        </w:rPr>
-        <w:t> </w:t>
-      </w:r>
-      <w:r>
-        <w:rPr>
-          <w:rFonts w:ascii="Arial" w:eastAsia="Arial" w:hAnsi="Arial" w:cs="Arial"/>
-          <w:color w:val="000000"/>
-          <w:kern w:val="2"/>
-          <w:szCs w:val="22"/>
-          <w14:ligatures w14:val="standardContextual"/>
-        </w:rPr>
-        <w:t>was continued until the number of potentially eligible</w:t>
-      </w:r>
-      <w:r>
-        <w:rPr>
-          <w:rFonts w:ascii="Arial" w:eastAsia="Arial" w:hAnsi="Arial" w:cs="Arial"/>
-          <w:color w:val="000000"/>
-          <w:kern w:val="2"/>
-          <w14:ligatures w14:val="standardContextual"/>
-        </w:rPr>
-        <w:t> </w:t>
-      </w:r>
-      <w:r>
-        <w:rPr>
-          <w:rFonts w:ascii="Arial" w:eastAsia="Arial" w:hAnsi="Arial" w:cs="Arial"/>
-          <w:color w:val="000000"/>
-          <w:kern w:val="2"/>
-          <w:szCs w:val="22"/>
-          <w14:ligatures w14:val="standardContextual"/>
-        </w:rPr>
-        <w:t>RCTs</w:t>
-      </w:r>
-      <w:r>
-        <w:rPr>
-          <w:rFonts w:ascii="Arial" w:eastAsia="Arial" w:hAnsi="Arial" w:cs="Arial"/>
-          <w:color w:val="000000"/>
-          <w:kern w:val="2"/>
-          <w14:ligatures w14:val="standardContextual"/>
-        </w:rPr>
-        <w:t> </w:t>
-      </w:r>
-      <w:r>
-        <w:rPr>
-          <w:rFonts w:ascii="Arial" w:eastAsia="Arial" w:hAnsi="Arial" w:cs="Arial"/>
-          <w:color w:val="000000"/>
-          <w:kern w:val="2"/>
-          <w:szCs w:val="22"/>
-          <w14:ligatures w14:val="standardContextual"/>
-        </w:rPr>
-        <w:t>approached the predefined target sample size.</w:t>
-      </w:r>
-      <w:r>
-        <w:rPr>
-          <w:rFonts w:ascii="Arial" w:eastAsia="Arial" w:hAnsi="Arial" w:cs="Arial"/>
-          <w:color w:val="000000"/>
-          <w:kern w:val="2"/>
-          <w14:ligatures w14:val="standardContextual"/>
-        </w:rPr>
-        <w:t> </w:t>
-      </w:r>
-      <w:r>
-        <w:rPr>
-          <w:rFonts w:ascii="Arial" w:eastAsia="Arial" w:hAnsi="Arial" w:cs="Arial"/>
-          <w:color w:val="000000"/>
-          <w:kern w:val="2"/>
-          <w:szCs w:val="22"/>
-          <w14:ligatures w14:val="standardContextual"/>
-        </w:rPr>
-        <w:t>Full-text</w:t>
-      </w:r>
-      <w:r>
-        <w:rPr>
-          <w:rFonts w:ascii="Arial" w:eastAsia="Arial" w:hAnsi="Arial" w:cs="Arial"/>
-          <w:color w:val="000000"/>
-          <w:kern w:val="2"/>
-          <w14:ligatures w14:val="standardContextual"/>
-        </w:rPr>
-        <w:t> </w:t>
-      </w:r>
-      <w:r>
-        <w:rPr>
-          <w:rFonts w:ascii="Arial" w:eastAsia="Arial" w:hAnsi="Arial" w:cs="Arial"/>
-          <w:color w:val="000000"/>
-          <w:kern w:val="2"/>
-          <w:szCs w:val="22"/>
-          <w14:ligatures w14:val="standardContextual"/>
-        </w:rPr>
-        <w:t>selection was then performed</w:t>
-      </w:r>
-      <w:r>
-        <w:rPr>
-          <w:rFonts w:ascii="Arial" w:eastAsia="Arial" w:hAnsi="Arial" w:cs="Arial"/>
-          <w:color w:val="000000"/>
-          <w:kern w:val="2"/>
-          <w:szCs w:val="22"/>
-          <w14:ligatures w14:val="standardContextual"/>
-        </w:rPr>
-        <w:t xml:space="preserve">. </w:t>
-      </w:r>
-      <w:r>
-        <w:rPr>
-          <w:rFonts w:ascii="Arial" w:eastAsia="Times New Roman" w:hAnsi="Arial" w:cs="Calibri"/>
-          <w:color w:val="000000"/>
-          <w:kern w:val="2"/>
-          <w:lang w:eastAsia="de-DE"/>
-          <w14:ligatures w14:val="standardContextual"/>
-        </w:rPr>
-        <w:t>Disagreements</w:t>
-      </w:r>
-      <w:r>
-        <w:rPr>
-          <w:rFonts w:ascii="Arial" w:eastAsia="Times New Roman" w:hAnsi="Arial" w:cs="Calibri"/>
-          <w:color w:val="000000"/>
-          <w:kern w:val="2"/>
-          <w:lang w:eastAsia="de-DE"/>
-          <w14:ligatures w14:val="standardContextual"/>
-        </w:rPr>
-        <w:t xml:space="preserve"> were resolved by discussion or, if necessary, by consultation with a third reviewer (FA). Data were independently extracted in Rayyan® by two reviewers (JRR and FA) from the published RCT and corresponding pre-trial documentation, prioritizing published protocols over unpublished but available protocols and trial registrations. When discrepancies between final publication and corresponding pre-trial documentation occurred, data from the final publication were retained, and inconsistencies were documented.</w:t>
+          <w:color w:val="000000"/>
+          <w:lang w:eastAsia="de-DE"/>
+        </w:rPr>
+        <w:t>supplemental digital content</w:t>
+      </w:r>
+      <w:bookmarkEnd w:id="1"/>
+      <w:r>
+        <w:rPr>
+          <w:rFonts w:ascii="Arial" w:eastAsia="Times New Roman" w:hAnsi="Arial" w:cs="Calibri"/>
+          <w:b/>
+          <w:bCs/>
+          <w:color w:val="000000"/>
+          <w:lang w:eastAsia="de-DE"/>
+        </w:rPr>
+        <w:t>, Table 1</w:t>
+      </w:r>
+      <w:r>
+        <w:rPr>
+          <w:rFonts w:ascii="Arial" w:eastAsia="Times New Roman" w:hAnsi="Arial" w:cs="Calibri"/>
+          <w:color w:val="000000"/>
+          <w:lang w:eastAsia="de-DE"/>
+        </w:rPr>
+        <w:t>.</w:t>
       </w:r>
     </w:p>
     <w:p>
@@ -2578,44 +2773,506 @@
           <w:sz w:val="28"/>
           <w:lang w:eastAsia="de-DE"/>
         </w:rPr>
-        <w:lastRenderedPageBreak/>
-        <w:t>Data extraction</w:t>
+        <w:t>Minimal important difference definition</w:t>
       </w:r>
     </w:p>
     <w:p>
       <w:pPr>
-        <w:spacing w:before="120" w:beforeAutospacing="1" w:afterAutospacing="1" w:line="480" w:lineRule="auto"/>
-        <w:rPr>
-          <w:rFonts w:ascii="Arial" w:eastAsia="Times New Roman" w:hAnsi="Arial" w:cs="Calibri"/>
-          <w:color w:val="000000"/>
-          <w:lang w:eastAsia="de-DE"/>
+        <w:spacing w:before="100" w:beforeAutospacing="1" w:after="100" w:afterAutospacing="1" w:line="480" w:lineRule="auto"/>
+        <w:rPr>
+          <w:rFonts w:ascii="Arial" w:eastAsia="Arial" w:hAnsi="Arial" w:cs="Arial"/>
+          <w:kern w:val="2"/>
+          <w14:ligatures w14:val="standardContextual"/>
         </w:rPr>
       </w:pPr>
       <w:r>
         <w:rPr>
-          <w:rFonts w:ascii="Arial" w:eastAsia="Times New Roman" w:hAnsi="Arial" w:cs="Calibri"/>
-          <w:color w:val="000000"/>
-          <w:lang w:eastAsia="de-DE"/>
-        </w:rPr>
-        <w:t xml:space="preserve">For each eligible trial, we retrieved available pre-trial documentation, including published protocols, unpublished protocols, and registry records, as well as the corresponding final publication. We extracted for each pre-trial documentation and final publication the components of our primary composite endpoint (see below, Outcomes definition), including whether (1) they defined primary endpoint(s), (2) specified their hypothesis (superiority, non-inferiority, or equivalence), (3) described methods for a trial design aligned with a specific hypothesis and (4) reported a sample size calculation based on clinical relevance. Final publications were additionally examined about (5) consideration of clinical </w:t>
-      </w:r>
-      <w:r>
-        <w:rPr>
-          <w:rFonts w:ascii="Arial" w:eastAsia="Times New Roman" w:hAnsi="Arial" w:cs="Calibri"/>
-          <w:color w:val="000000"/>
-          <w:kern w:val="2"/>
-          <w:lang w:eastAsia="de-DE"/>
-          <w14:ligatures w14:val="standardContextual"/>
-        </w:rPr>
-        <w:t xml:space="preserve">significance </w:t>
-      </w:r>
-      <w:r>
-        <w:rPr>
-          <w:rFonts w:ascii="Arial" w:eastAsia="Times New Roman" w:hAnsi="Arial" w:cs="Calibri"/>
-          <w:color w:val="000000"/>
-          <w:lang w:eastAsia="de-DE"/>
-        </w:rPr>
-        <w:t xml:space="preserve">in the interpretation of results for the primary endpoint(s), as well as the statistical significance of the primary endpoint(s). We reported values as “yes”, “no”, “not available” (either not mentioned or not applicable) and “discordance between pre-trial document and final publication” for each item assessed in both pre-trial documentation and final publication. </w:t>
+          <w:rFonts w:ascii="Arial" w:eastAsia="Times New Roman" w:hAnsi="Arial" w:cs="Arial"/>
+          <w:color w:val="000000"/>
+          <w:kern w:val="2"/>
+          <w:lang w:eastAsia="de-DE"/>
+          <w14:ligatures w14:val="standardContextual"/>
+        </w:rPr>
+        <w:t>To assess clinical relevance, we used the concept of MID. We adopted the original definition by Jaeschke et al.</w:t>
+      </w:r>
+      <w:r>
+        <w:rPr>
+          <w:rFonts w:ascii="Arial" w:eastAsia="Times New Roman" w:hAnsi="Arial" w:cs="Arial"/>
+          <w:color w:val="000000"/>
+          <w:kern w:val="2"/>
+          <w:lang w:eastAsia="de-DE"/>
+          <w14:ligatures w14:val="standardContextual"/>
+        </w:rPr>
+        <w:fldChar w:fldCharType="begin"/>
+      </w:r>
+      <w:r>
+        <w:rPr>
+          <w:rFonts w:ascii="Arial" w:eastAsia="Times New Roman" w:hAnsi="Arial" w:cs="Arial"/>
+          <w:color w:val="000000"/>
+          <w:kern w:val="2"/>
+          <w:lang w:eastAsia="de-DE"/>
+          <w14:ligatures w14:val="standardContextual"/>
+        </w:rPr>
+        <w:instrText xml:space="preserve"> ADDIN ZOTERO_ITEM CSL_CITATION {"citationID":"PgAalrpO","properties":{"unsorted":false,"formattedCitation":"\\super 8\\nosupersub{}","plainCitation":"8","noteIndex":0},"citationItems":[{"id":187570,"uris":["http://zotero.org/users/6583603/items/4784L7IW"],"itemData":{"id":187570,"type":"article-journal","abstract":"In recent years quality of life instruments have been featured as primary outcomes in many randomized trials. One of the challenges facing the investigator using such measures is determining the significance of any differences observed, and communicating that significance to clinicians who will be applying the trial results. We have developed an approach to elucidating the significance of changes in score in quality of life instruments by comparing them to global ratings of change. Using this approach we have established a plausible range within which the minimal clinically important difference (MCID) falls. In three studies in which instruments measuring dyspnea, fatigue, and emotional function in patients with chronic heart and lung disease were applied the MCID was represented by mean change in score of approximately 0.5 per item, when responses were presented on a seven point Likert scale. Furthermore, we have established ranges for changes in questionnaire scores that correspond to moderate and large changes in the domains of interest. This information will be useful in interpreting questionnaire scores, both in individuals and in groups of patients participating in controlled trials, and in the planning of new trials.","citation-key":"jaeschkeMeasurementHealthStatus1989b","container-title":"Controlled Clinical Trials","DOI":"10.1016/0197-2456(89)90005-6","ISSN":"0197-2456","issue":"4","journalAbbreviation":"Control Clin Trials","language":"eng","page":"407-415","PMID":"2691207","source":"PubMed","title":"Measurement of health status. Ascertaining the minimal clinically important difference","volume":"10","author":[{"family":"Jaeschke","given":"R."},{"family":"Singer","given":"J."},{"family":"Guyatt","given":"G. H."}],"issued":{"date-parts":[["1989",12]]}}}],"schema":"https://github.com/citation-style-language/schema/raw/master/csl-citation.json"} </w:instrText>
+      </w:r>
+      <w:r>
+        <w:rPr>
+          <w:rFonts w:ascii="Arial" w:eastAsia="Times New Roman" w:hAnsi="Arial" w:cs="Arial"/>
+          <w:color w:val="000000"/>
+          <w:kern w:val="2"/>
+          <w:lang w:eastAsia="de-DE"/>
+          <w14:ligatures w14:val="standardContextual"/>
+        </w:rPr>
+        <w:fldChar w:fldCharType="separate"/>
+      </w:r>
+      <w:r>
+        <w:rPr>
+          <w:rFonts w:ascii="Arial" w:hAnsi="Arial" w:cs="Arial"/>
+          <w:color w:val="000000"/>
+          <w:vertAlign w:val="superscript"/>
+          <w14:ligatures w14:val="standardContextual"/>
+        </w:rPr>
+        <w:t>8</w:t>
+      </w:r>
+      <w:r>
+        <w:rPr>
+          <w:rFonts w:ascii="Arial" w:eastAsia="Times New Roman" w:hAnsi="Arial" w:cs="Arial"/>
+          <w:color w:val="000000"/>
+          <w:kern w:val="2"/>
+          <w:lang w:eastAsia="de-DE"/>
+          <w14:ligatures w14:val="standardContextual"/>
+        </w:rPr>
+        <w:fldChar w:fldCharType="end"/>
+      </w:r>
+      <w:r>
+        <w:rPr>
+          <w:rFonts w:ascii="Arial" w:eastAsia="Times New Roman" w:hAnsi="Arial" w:cs="Arial"/>
+          <w:color w:val="000000"/>
+          <w:kern w:val="2"/>
+          <w:lang w:eastAsia="de-DE"/>
+          <w14:ligatures w14:val="standardContextual"/>
+        </w:rPr>
+        <w:fldChar w:fldCharType="begin"/>
+      </w:r>
+      <w:r>
+        <w:rPr>
+          <w:rFonts w:ascii="Arial" w:eastAsia="Times New Roman" w:hAnsi="Arial" w:cs="Arial"/>
+          <w:color w:val="000000"/>
+          <w:kern w:val="2"/>
+          <w:lang w:eastAsia="de-DE"/>
+          <w14:ligatures w14:val="standardContextual"/>
+        </w:rPr>
+        <w:instrText xml:space="preserve"> ADDIN ZOTERO_ITEM CSL_CITATION {"citationID":"1msq5fO6","properties":{"unsorted":false,"formattedCitation":"\\super 8\\nosupersub{}","plainCitation":"8","noteIndex":0},"citationItems":[{"id":187570,"uris":["http://zotero.org/users/6583603/items/4784L7IW"],"itemData":{"id":187570,"type":"article-journal","abstract":"In recent years quality of life instruments have been featured as primary outcomes in many randomized trials. One of the challenges facing the investigator using such measures is determining the significance of any differences observed, and communicating that significance to clinicians who will be applying the trial results. We have developed an approach to elucidating the significance of changes in score in quality of life instruments by comparing them to global ratings of change. Using this approach we have established a plausible range within which the minimal clinically important difference (MCID) falls. In three studies in which instruments measuring dyspnea, fatigue, and emotional function in patients with chronic heart and lung disease were applied the MCID was represented by mean change in score of approximately 0.5 per item, when responses were presented on a seven point Likert scale. Furthermore, we have established ranges for changes in questionnaire scores that correspond to moderate and large changes in the domains of interest. This information will be useful in interpreting questionnaire scores, both in individuals and in groups of patients participating in controlled trials, and in the planning of new trials.","citation-key":"jaeschkeMeasurementHealthStatus1989b","container-title":"Controlled Clinical Trials","DOI":"10.1016/0197-2456(89)90005-6","ISSN":"0197-2456","issue":"4","journalAbbreviation":"Control Clin Trials","language":"eng","page":"407-415","PMID":"2691207","source":"PubMed","title":"Measurement of health status. Ascertaining the minimal clinically important difference","volume":"10","author":[{"family":"Jaeschke","given":"R."},{"family":"Singer","given":"J."},{"family":"Guyatt","given":"G. H."}],"issued":{"date-parts":[["1989",12]]}}}],"schema":"https://github.com/citation-style-language/schema/raw/master/csl-citation.json"} </w:instrText>
+      </w:r>
+      <w:r>
+        <w:rPr>
+          <w:rFonts w:ascii="Arial" w:eastAsia="Times New Roman" w:hAnsi="Arial" w:cs="Arial"/>
+          <w:color w:val="000000"/>
+          <w:kern w:val="2"/>
+          <w:lang w:eastAsia="de-DE"/>
+          <w14:ligatures w14:val="standardContextual"/>
+        </w:rPr>
+        <w:fldChar w:fldCharType="separate"/>
+      </w:r>
+      <w:r>
+        <w:rPr>
+          <w:rFonts w:ascii="Arial" w:hAnsi="Arial" w:cs="Arial"/>
+          <w:color w:val="000000"/>
+          <w:vertAlign w:val="superscript"/>
+          <w14:ligatures w14:val="standardContextual"/>
+        </w:rPr>
+        <w:t>8</w:t>
+      </w:r>
+      <w:r>
+        <w:rPr>
+          <w:rFonts w:ascii="Arial" w:eastAsia="Times New Roman" w:hAnsi="Arial" w:cs="Arial"/>
+          <w:color w:val="000000"/>
+          <w:kern w:val="2"/>
+          <w:lang w:eastAsia="de-DE"/>
+          <w14:ligatures w14:val="standardContextual"/>
+        </w:rPr>
+        <w:fldChar w:fldCharType="end"/>
+      </w:r>
+      <w:r>
+        <w:rPr>
+          <w:rFonts w:ascii="Arial" w:eastAsia="Times New Roman" w:hAnsi="Arial" w:cs="Arial"/>
+          <w:color w:val="000000"/>
+          <w:kern w:val="2"/>
+          <w:lang w:eastAsia="de-DE"/>
+          <w14:ligatures w14:val="standardContextual"/>
+        </w:rPr>
+        <w:t xml:space="preserve">, as the smallest difference </w:t>
+      </w:r>
+      <w:r>
+        <w:rPr>
+          <w:rFonts w:ascii="Arial" w:eastAsia="Times New Roman" w:hAnsi="Arial" w:cs="Arial"/>
+          <w:color w:val="000000"/>
+          <w:kern w:val="2"/>
+          <w:lang w:eastAsia="de-DE"/>
+          <w14:ligatures w14:val="standardContextual"/>
+        </w:rPr>
+        <w:t>in</w:t>
+      </w:r>
+      <w:r>
+        <w:rPr>
+          <w:rFonts w:ascii="Arial" w:eastAsia="Times New Roman" w:hAnsi="Arial" w:cs="Arial"/>
+          <w:color w:val="000000"/>
+          <w:kern w:val="2"/>
+          <w:lang w:eastAsia="de-DE"/>
+          <w14:ligatures w14:val="standardContextual"/>
+        </w:rPr>
+        <w:t xml:space="preserve"> an outcome considered </w:t>
+      </w:r>
+      <w:r>
+        <w:rPr>
+          <w:rFonts w:ascii="Arial" w:eastAsia="Times New Roman" w:hAnsi="Arial" w:cs="Arial"/>
+          <w:color w:val="000000"/>
+          <w:kern w:val="2"/>
+          <w:lang w:eastAsia="de-DE"/>
+          <w14:ligatures w14:val="standardContextual"/>
+        </w:rPr>
+        <w:t xml:space="preserve">as </w:t>
+      </w:r>
+      <w:r>
+        <w:rPr>
+          <w:rFonts w:ascii="Arial" w:eastAsia="Times New Roman" w:hAnsi="Arial" w:cs="Arial"/>
+          <w:color w:val="000000"/>
+          <w:kern w:val="2"/>
+          <w:lang w:eastAsia="de-DE"/>
+          <w14:ligatures w14:val="standardContextual"/>
+        </w:rPr>
+        <w:t xml:space="preserve">meaningful in clinical practice. </w:t>
+      </w:r>
+      <w:commentRangeStart w:id="2"/>
+      <w:commentRangeStart w:id="3"/>
+      <w:r>
+        <w:rPr>
+          <w:rFonts w:ascii="Arial" w:eastAsia="Times New Roman" w:hAnsi="Arial" w:cs="Arial"/>
+          <w:color w:val="000000"/>
+          <w:kern w:val="2"/>
+          <w:lang w:eastAsia="de-DE"/>
+          <w14:ligatures w14:val="standardContextual"/>
+        </w:rPr>
+        <w:t xml:space="preserve">For example, a trial evaluating the efficacy of an oncological treatment using five-year overall survival would specify a target effect size (e.g., an absolute difference in five-year overall survival of X%). That target effect size (also called “delta” or “difference”) constitutes the MID if judged meaningful for clinical decision-making. </w:t>
+      </w:r>
+      <w:commentRangeEnd w:id="2"/>
+      <w:r>
+        <w:rPr>
+          <w:rStyle w:val="CommentReference"/>
+          <w:rFonts w:ascii="Arial" w:eastAsia="Times New Roman" w:hAnsi="Arial" w:cs="Arial"/>
+          <w:color w:val="000000"/>
+          <w:kern w:val="2"/>
+          <w:sz w:val="22"/>
+          <w:szCs w:val="24"/>
+          <w:lang w:eastAsia="de-DE"/>
+          <w14:ligatures w14:val="standardContextual"/>
+        </w:rPr>
+        <w:commentReference w:id="2"/>
+      </w:r>
+      <w:commentRangeEnd w:id="3"/>
+      <w:r>
+        <w:rPr>
+          <w:rStyle w:val="CommentReference"/>
+          <w:rFonts w:ascii="Arial" w:eastAsia="Times New Roman" w:hAnsi="Arial" w:cs="Arial"/>
+          <w:color w:val="000000"/>
+          <w:kern w:val="2"/>
+          <w:sz w:val="22"/>
+          <w:szCs w:val="24"/>
+          <w:lang w:eastAsia="de-DE"/>
+          <w14:ligatures w14:val="standardContextual"/>
+        </w:rPr>
+        <w:commentReference w:id="3"/>
+      </w:r>
+      <w:r>
+        <w:rPr>
+          <w:rFonts w:ascii="Arial" w:eastAsia="Times New Roman" w:hAnsi="Arial" w:cs="Arial"/>
+          <w:color w:val="000000"/>
+          <w:kern w:val="2"/>
+          <w:lang w:eastAsia="de-DE"/>
+          <w14:ligatures w14:val="standardContextual"/>
+        </w:rPr>
+        <w:t xml:space="preserve">The MID </w:t>
+      </w:r>
+      <w:r>
+        <w:rPr>
+          <w:rFonts w:ascii="Arial" w:eastAsia="Times New Roman" w:hAnsi="Arial" w:cs="Arial"/>
+          <w:color w:val="000000"/>
+          <w:kern w:val="2"/>
+          <w:lang w:eastAsia="de-DE"/>
+          <w14:ligatures w14:val="standardContextual"/>
+        </w:rPr>
+        <w:t>may</w:t>
+      </w:r>
+      <w:r>
+        <w:rPr>
+          <w:rFonts w:ascii="Arial" w:eastAsia="Times New Roman" w:hAnsi="Arial" w:cs="Arial"/>
+          <w:color w:val="000000"/>
+          <w:kern w:val="2"/>
+          <w:lang w:eastAsia="de-DE"/>
+          <w14:ligatures w14:val="standardContextual"/>
+        </w:rPr>
+        <w:t xml:space="preserve"> be </w:t>
+      </w:r>
+      <w:r>
+        <w:rPr>
+          <w:rFonts w:ascii="Arial" w:eastAsia="Times New Roman" w:hAnsi="Arial" w:cs="Arial"/>
+          <w:color w:val="000000"/>
+          <w:kern w:val="2"/>
+          <w:lang w:eastAsia="de-DE"/>
+          <w14:ligatures w14:val="standardContextual"/>
+        </w:rPr>
+        <w:t>established</w:t>
+      </w:r>
+      <w:r>
+        <w:rPr>
+          <w:rFonts w:ascii="Arial" w:eastAsia="Times New Roman" w:hAnsi="Arial" w:cs="Arial"/>
+          <w:color w:val="000000"/>
+          <w:kern w:val="2"/>
+          <w:lang w:eastAsia="de-DE"/>
+          <w14:ligatures w14:val="standardContextual"/>
+        </w:rPr>
+        <w:t xml:space="preserve"> with different approaches</w:t>
+      </w:r>
+      <w:r>
+        <w:rPr>
+          <w:rFonts w:ascii="Arial" w:eastAsia="Times New Roman" w:hAnsi="Arial" w:cs="Arial"/>
+          <w:color w:val="000000"/>
+          <w:kern w:val="2"/>
+          <w:lang w:eastAsia="de-DE"/>
+          <w14:ligatures w14:val="standardContextual"/>
+        </w:rPr>
+        <w:fldChar w:fldCharType="begin"/>
+      </w:r>
+      <w:r>
+        <w:rPr>
+          <w:rFonts w:ascii="Arial" w:eastAsia="Times New Roman" w:hAnsi="Arial" w:cs="Arial"/>
+          <w:color w:val="000000"/>
+          <w:kern w:val="2"/>
+          <w:lang w:eastAsia="de-DE"/>
+          <w14:ligatures w14:val="standardContextual"/>
+        </w:rPr>
+        <w:instrText xml:space="preserve"> ADDIN ZOTERO_ITEM CSL_CITATION {"citationID":"yT4O4Xbu","properties":{"unsorted":false,"formattedCitation":"\\super 13\\nosupersub{}","plainCitation":"13","noteIndex":0},"citationItems":[{"id":229133,"uris":["http://zotero.org/groups/6353616/items/IBTRZA5C"],"itemData":{"id":229133,"type":"article-journal","citation-key":"guyattMethodsExplainClinical2002a","container-title":"Mayo Clinic Proceedings","DOI":"10.4065/77.4.371","ISSN":"0025-6196, 1942-5546","issue":"4","journalAbbreviation":"Mayo Clinic Proceedings","language":"English","page":"371-383","publisher":"Elsevier","source":"www.mayoclinicproceedings.org","title":"Methods to Explain the Clinical Significance of Health Status Measures","volume":"77","author":[{"family":"Guyatt","given":"Gordon H."},{"family":"Osoba","given":"David"},{"family":"Wu","given":"Albert W."},{"family":"Wyrwich","given":"Kathleen W."},{"family":"Norman","given":"Geoffrey R."}],"issued":{"date-parts":[["2002",4,1]]}}}],"schema":"https://github.com/citation-style-language/schema/raw/master/csl-citation.json"} </w:instrText>
+      </w:r>
+      <w:r>
+        <w:rPr>
+          <w:rFonts w:ascii="Arial" w:eastAsia="Times New Roman" w:hAnsi="Arial" w:cs="Arial"/>
+          <w:color w:val="000000"/>
+          <w:kern w:val="2"/>
+          <w:lang w:eastAsia="de-DE"/>
+          <w14:ligatures w14:val="standardContextual"/>
+        </w:rPr>
+        <w:fldChar w:fldCharType="separate"/>
+      </w:r>
+      <w:r>
+        <w:rPr>
+          <w:rFonts w:ascii="Arial" w:hAnsi="Arial" w:cs="Arial"/>
+          <w:color w:val="000000"/>
+          <w:vertAlign w:val="superscript"/>
+          <w14:ligatures w14:val="standardContextual"/>
+        </w:rPr>
+        <w:t>13</w:t>
+      </w:r>
+      <w:r>
+        <w:rPr>
+          <w:rFonts w:ascii="Arial" w:eastAsia="Times New Roman" w:hAnsi="Arial" w:cs="Arial"/>
+          <w:color w:val="000000"/>
+          <w:kern w:val="2"/>
+          <w:lang w:eastAsia="de-DE"/>
+          <w14:ligatures w14:val="standardContextual"/>
+        </w:rPr>
+        <w:fldChar w:fldCharType="end"/>
+      </w:r>
+      <w:r>
+        <w:rPr>
+          <w:rFonts w:ascii="Arial" w:eastAsia="Times New Roman" w:hAnsi="Arial" w:cs="Arial"/>
+          <w:color w:val="000000"/>
+          <w:kern w:val="2"/>
+          <w:lang w:eastAsia="de-DE"/>
+          <w14:ligatures w14:val="standardContextual"/>
+        </w:rPr>
+        <w:t>, t</w:t>
+      </w:r>
+      <w:r>
+        <w:rPr>
+          <w:rFonts w:ascii="Arial" w:eastAsia="Times New Roman" w:hAnsi="Arial" w:cs="Arial"/>
+          <w:color w:val="000000"/>
+          <w:kern w:val="2"/>
+          <w:lang w:eastAsia="de-DE"/>
+          <w14:ligatures w14:val="standardContextual"/>
+        </w:rPr>
+        <w:t>he most rigorous methods includ</w:t>
+      </w:r>
+      <w:r>
+        <w:rPr>
+          <w:rFonts w:ascii="Arial" w:eastAsia="Times New Roman" w:hAnsi="Arial" w:cs="Arial"/>
+          <w:color w:val="000000"/>
+          <w:kern w:val="2"/>
+          <w:lang w:eastAsia="de-DE"/>
+          <w14:ligatures w14:val="standardContextual"/>
+        </w:rPr>
+        <w:t>ing</w:t>
+      </w:r>
+      <w:r>
+        <w:rPr>
+          <w:rFonts w:ascii="Arial" w:eastAsia="Times New Roman" w:hAnsi="Arial" w:cs="Arial"/>
+          <w:color w:val="000000"/>
+          <w:kern w:val="2"/>
+          <w:lang w:eastAsia="de-DE"/>
+          <w14:ligatures w14:val="standardContextual"/>
+        </w:rPr>
+        <w:t xml:space="preserve"> </w:t>
+      </w:r>
+      <w:r>
+        <w:rPr>
+          <w:rFonts w:ascii="Arial" w:eastAsia="Arial" w:hAnsi="Arial" w:cs="Arial"/>
+          <w:kern w:val="2"/>
+          <w14:ligatures w14:val="standardContextual"/>
+        </w:rPr>
+        <w:t>anchor-based</w:t>
+      </w:r>
+      <w:r>
+        <w:rPr>
+          <w:rFonts w:ascii="Arial" w:eastAsia="Arial" w:hAnsi="Arial" w:cs="Arial"/>
+          <w:kern w:val="2"/>
+          <w14:ligatures w14:val="standardContextual"/>
+        </w:rPr>
+        <w:fldChar w:fldCharType="begin"/>
+      </w:r>
+      <w:r>
+        <w:rPr>
+          <w:rFonts w:ascii="Arial" w:eastAsia="Arial" w:hAnsi="Arial" w:cs="Arial"/>
+          <w:kern w:val="2"/>
+          <w14:ligatures w14:val="standardContextual"/>
+        </w:rPr>
+        <w:instrText xml:space="preserve"> ADDIN ZOTERO_ITEM CSL_CITATION {"citationID":"VOyTmzpD","properties":{"unsorted":false,"formattedCitation":"\\super 14\\nosupersub{}","plainCitation":"14","noteIndex":0},"citationItems":[{"id":229135,"uris":["http://zotero.org/groups/6353616/items/BZWQSKK8"],"itemData":{"id":229135,"type":"article-journal","abstract":"The clinical significance of quality of life changes has little to do with the QOL as a measure, but is rather a reflection on the novelty of the measures and researcher's inexperience in their use. This article discusses possible ways of evaluating quality of life measures in terms of patient-clinician interactions and how the clinician can assess the importance of these changes of QOL in terms of treatment and management of disease.","citation-key":"lydickInterpretationQualityLife1993","container-title":"Quality of Life Research","DOI":"10.1007/BF00435226","ISSN":"1573-2649","issue":"3","journalAbbreviation":"Qual Life Res","language":"en","page":"221-226","source":"Springer Link","title":"Interpretation of quality of life changes","volume":"2","author":[{"family":"Lydick","given":"E."},{"family":"Epstein","given":"R. S."}],"issued":{"date-parts":[["1993",6,1]]}}}],"schema":"https://github.com/citation-style-language/schema/raw/master/csl-citation.json"} </w:instrText>
+      </w:r>
+      <w:r>
+        <w:rPr>
+          <w:rFonts w:ascii="Arial" w:eastAsia="Arial" w:hAnsi="Arial" w:cs="Arial"/>
+          <w:kern w:val="2"/>
+          <w14:ligatures w14:val="standardContextual"/>
+        </w:rPr>
+        <w:fldChar w:fldCharType="separate"/>
+      </w:r>
+      <w:r>
+        <w:rPr>
+          <w:rFonts w:ascii="Arial" w:hAnsi="Arial" w:cs="Arial"/>
+          <w:vertAlign w:val="superscript"/>
+          <w14:ligatures w14:val="standardContextual"/>
+        </w:rPr>
+        <w:t>14</w:t>
+      </w:r>
+      <w:r>
+        <w:rPr>
+          <w:rFonts w:ascii="Arial" w:eastAsia="Arial" w:hAnsi="Arial" w:cs="Arial"/>
+          <w:kern w:val="2"/>
+          <w14:ligatures w14:val="standardContextual"/>
+        </w:rPr>
+        <w:fldChar w:fldCharType="end"/>
+      </w:r>
+      <w:r>
+        <w:rPr>
+          <w:rFonts w:ascii="Arial" w:eastAsia="Arial" w:hAnsi="Arial" w:cs="Arial"/>
+          <w:kern w:val="2"/>
+          <w14:ligatures w14:val="standardContextual"/>
+        </w:rPr>
+        <w:t xml:space="preserve"> and distribution-based techniques, while alternative methods rely on consensus among experts</w:t>
+      </w:r>
+      <w:r>
+        <w:rPr>
+          <w:rFonts w:ascii="Arial" w:eastAsia="Arial" w:hAnsi="Arial" w:cs="Arial"/>
+          <w:kern w:val="2"/>
+          <w14:ligatures w14:val="standardContextual"/>
+        </w:rPr>
+        <w:fldChar w:fldCharType="begin"/>
+      </w:r>
+      <w:r>
+        <w:rPr>
+          <w:rFonts w:ascii="Arial" w:eastAsia="Arial" w:hAnsi="Arial" w:cs="Arial"/>
+          <w:kern w:val="2"/>
+          <w14:ligatures w14:val="standardContextual"/>
+        </w:rPr>
+        <w:instrText xml:space="preserve"> ADDIN ZOTERO_ITEM CSL_CITATION {"citationID":"AQuMWo5m","properties":{"unsorted":false,"formattedCitation":"\\super 15\\nosupersub{}","plainCitation":"15","noteIndex":0},"citationItems":[{"id":229137,"uris":["http://zotero.org/groups/6353616/items/STJARCW9"],"itemData":{"id":229137,"type":"article-journal","abstract":"Background:Although there is debate about the appropriate place of guidelines in clinical practice, guidelines can be seen as one way of assisting clinicians in decision-making. Given the likely diversity of opinion that any group of people may display when considering a topic, methods are needed for organising subjective judgements. Three principal methods (Delphi, nominal group technique, consensus development conference) exist which share the common objective of synthesising judgements when a state of uncertainty exists.Objectives:To identify the factors that shape and influence the clinical guidelines that emerge from consensus development methods and to make recommendations about best practice in the use of such methods.Methods:Five electronic databases were searched: Medline (1966-1996), PsychLIT (1974-1996), Social Science Citation Index (1990-1996), ABI Inform and Sociofile. From the searches and reference lists of articles a total of 177 empirical and review articles were selected for review.Results:The output from consensus development methods may be affected by: the way the task is set (choice of cues, recognition of contextual cues, the focus of the task, the comprehensiveness of the scenarios); the selection of participants (choice of individuals, degree of homogeneity of the group, their background, their number); the selection and presentation of scientific information (format, extent to which its quality and content is assessed); the way any interaction is structured (number of rating rounds, ensuring equitable participation, physical environment for meetings); and the method of synthesising individual judgements (definition of agreement, rules governing outliers, method of mathematical aggregation).Conclusions:Although a considerable amount of research has been carried out, many aspects have not been investigated sufficiently. For the time being at least, advice on those aspects has, therefore, to be based on the user's own commonsense and the experience of those who have used or participated in these methods. Even in the long term, some aspects will not be amenable to scientific study. Meanwhile, adherence to best practice will enhance the validity, reliability and impact of the clinical guidelines produced.","citation-key":"blackConsensusDevelopmentMethods1999","container-title":"Journal of Health Services Research &amp; Policy","DOI":"10.1177/135581969900400410","ISSN":"1355-8196","issue":"4","journalAbbreviation":"J Health Serv Res Policy","language":"EN","page":"236-248","publisher":"SAGE Publications","source":"SAGE Journals","title":"Consensus Development Methods: A Review of Best Practice in Creating Clinical Guidelines","title-short":"Consensus Development Methods","volume":"4","author":[{"family":"Black","given":"Nick"},{"family":"Murphy","given":"Maggie"},{"family":"Lamping","given":"Donna"},{"family":"McKee","given":"Martin"},{"family":"Sanderson","given":"Colin"},{"family":"Askham","given":"Janet"},{"family":"Marteau","given":"Theresa"}],"issued":{"date-parts":[["1999",10,1]]}}}],"schema":"https://github.com/citation-style-language/schema/raw/master/csl-citation.json"} </w:instrText>
+      </w:r>
+      <w:r>
+        <w:rPr>
+          <w:rFonts w:ascii="Arial" w:eastAsia="Arial" w:hAnsi="Arial" w:cs="Arial"/>
+          <w:kern w:val="2"/>
+          <w14:ligatures w14:val="standardContextual"/>
+        </w:rPr>
+        <w:fldChar w:fldCharType="separate"/>
+      </w:r>
+      <w:r>
+        <w:rPr>
+          <w:rFonts w:ascii="Arial" w:hAnsi="Arial" w:cs="Arial"/>
+          <w:vertAlign w:val="superscript"/>
+          <w14:ligatures w14:val="standardContextual"/>
+        </w:rPr>
+        <w:t>15</w:t>
+      </w:r>
+      <w:r>
+        <w:rPr>
+          <w:rFonts w:ascii="Arial" w:eastAsia="Arial" w:hAnsi="Arial" w:cs="Arial"/>
+          <w:kern w:val="2"/>
+          <w14:ligatures w14:val="standardContextual"/>
+        </w:rPr>
+        <w:fldChar w:fldCharType="end"/>
+      </w:r>
+      <w:r>
+        <w:rPr>
+          <w:rFonts w:ascii="Arial" w:eastAsia="Arial" w:hAnsi="Arial" w:cs="Arial"/>
+          <w:kern w:val="2"/>
+          <w14:ligatures w14:val="standardContextual"/>
+        </w:rPr>
+        <w:t xml:space="preserve"> (e.g., Delphi panels</w:t>
+      </w:r>
+      <w:r>
+        <w:rPr>
+          <w:rFonts w:ascii="Arial" w:eastAsia="Arial" w:hAnsi="Arial" w:cs="Arial"/>
+          <w:kern w:val="2"/>
+          <w14:ligatures w14:val="standardContextual"/>
+        </w:rPr>
+        <w:fldChar w:fldCharType="begin"/>
+      </w:r>
+      <w:r>
+        <w:rPr>
+          <w:rFonts w:ascii="Arial" w:eastAsia="Arial" w:hAnsi="Arial" w:cs="Arial"/>
+          <w:kern w:val="2"/>
+          <w14:ligatures w14:val="standardContextual"/>
+        </w:rPr>
+        <w:instrText xml:space="preserve"> ADDIN ZOTERO_ITEM CSL_CITATION {"citationID":"FsZaiCnW","properties":{"unsorted":false,"formattedCitation":"\\super 16,17\\nosupersub{}","plainCitation":"16,17","noteIndex":0},"citationItems":[{"id":229140,"uris":["http://zotero.org/groups/6353616/items/MJ8MXTSD"],"itemData":{"id":229140,"type":"article-journal","abstract":"Objectives\nGood social functioning is important for people living with dementia and their families. The Social Functioning in Dementia Scale (SF-DEM) is a valid and reliable instrument measuring social functioning in dementia. However the minimum clinically important difference (MCID) has not yet been derived for SF-DEM. This study aims to define the MCID for the SF-DEM.\n\nDesign\nWe used triangulation, incorporating data from a cross-sectional study to calculate the MCID using distribution-based and anchor-based methods, and a Delphi survey.\n\nSetting and participants\nThe cross-sectional survey comprised 299 family carers of people with dementia. Twenty dementia experts (researchers, clinicians, family carers) rated whether changes on clinical vignettes represented a meaningful change in the Delphi survey.\n\nPrimary outcome measures\nWe calculated the distribution-based MCID as 0.5 of an SD for each of the three SF-DEM domains (1—spending time with others, 2—communicating with others, 3—sensitivity to others). We used the carers’ rating of social functioning to calculate the anchor-based MCID. For the Delphi survey, we defined consensus as ≥75% agreement. Where there was lack of consensus, experts were asked to complete a further survey round.\n\nResults\nWe found that 0.5 SD of SF-DEM was 1.9 points, 2.2 and 1.4 points in domains 1, 2 and 3, respectively. Using the anchoring analysis, the MCIDs were 1.7 points, 1.7 points, and 0.9 points in domains 1, 2 and 3, respectively. The Delphi method required two rounds. In the second round, a consensus was reached that a 2-point change was considered significant in all three domains, but no consensus was reached on a 1-point change.\n\nConclusions\nBy triangulating all three methods, the SF-DEM’s MCIDs were 1.9, 2.0 and 1.4 points for domains 1, 2 and 3, respectively. For individuals, these values should be rounded to a 2-point change for each domain.","citation-key":"leveneMinimumClinicallyImportant2022","container-title":"BMJ Open","DOI":"10.1136/bmjopen-2021-058252","ISSN":"2044-6055","issue":"3","journalAbbreviation":"BMJ Open","page":"e058252","PMID":"35351729","PMCID":"PMC8966522","source":"PubMed Central","title":"Minimum clinically important difference of the Social Functioning in Dementia Scale (SF-DEM): cross-sectional study and Delphi survey","title-short":"Minimum clinically important difference of the Social Functioning in Dementia Scale (SF-DEM)","volume":"12","author":[{"family":"Levene","given":"Tamara"},{"family":"Livingston","given":"Gill"},{"family":"Banerjee","given":"Sube"},{"family":"Sommerlad","given":"Andrew"}],"issued":{"date-parts":[["2022",3,29]]}}},{"id":229138,"uris":["http://zotero.org/groups/6353616/items/XHBRFLPK"],"itemData":{"id":229138,"type":"article-journal","abstract":"Since its introduction as a research approach in the late 1940s the Delphi technique has had over 1000 published research utilizations. Most of these have been in the field of social policy. However, a review of contemporary nursing literature suggests that it is becoming a popular choice among nurse researchers. With its focus on maximizing participant's judgements and decision-making abilities the Delphi technique is a useful tool in the research armoury of a young profession. However, questions remain about its scientific respectability. This paper gives an overview of what the Delphi technique is, the criteria for selecting it as a research approach, the studies where it has been used and its advantages and disadvantages.","citation-key":"mckennaDelphiTechniqueWorthwhile1994","container-title":"Journal of Advanced Nursing","DOI":"10.1111/j.1365-2648.1994.tb01207.x","ISSN":"0309-2402","issue":"6","journalAbbreviation":"J Adv Nurs","language":"eng","page":"1221-1225","PMID":"7930104","source":"PubMed","title":"The Delphi technique: a worthwhile research approach for nursing?","title-short":"The Delphi technique","volume":"19","author":[{"family":"McKenna","given":"H. P."}],"issued":{"date-parts":[["1994",6]]}}}],"schema":"https://github.com/citation-style-language/schema/raw/master/csl-citation.json"} </w:instrText>
+      </w:r>
+      <w:r>
+        <w:rPr>
+          <w:rFonts w:ascii="Arial" w:eastAsia="Arial" w:hAnsi="Arial" w:cs="Arial"/>
+          <w:kern w:val="2"/>
+          <w14:ligatures w14:val="standardContextual"/>
+        </w:rPr>
+        <w:fldChar w:fldCharType="separate"/>
+      </w:r>
+      <w:r>
+        <w:rPr>
+          <w:rFonts w:ascii="Arial" w:hAnsi="Arial" w:cs="Arial"/>
+          <w:vertAlign w:val="superscript"/>
+          <w14:ligatures w14:val="standardContextual"/>
+        </w:rPr>
+        <w:t>16,17</w:t>
+      </w:r>
+      <w:r>
+        <w:rPr>
+          <w:rFonts w:ascii="Arial" w:eastAsia="Arial" w:hAnsi="Arial" w:cs="Arial"/>
+          <w:kern w:val="2"/>
+          <w14:ligatures w14:val="standardContextual"/>
+        </w:rPr>
+        <w:fldChar w:fldCharType="end"/>
+      </w:r>
+      <w:r>
+        <w:rPr>
+          <w:rFonts w:ascii="Arial" w:eastAsia="Arial" w:hAnsi="Arial" w:cs="Arial"/>
+          <w:kern w:val="2"/>
+          <w14:ligatures w14:val="standardContextual"/>
+        </w:rPr>
+        <w:t>), surveys among clinicians and/or patients, and smaller-scale consensus in case of limited resources.</w:t>
       </w:r>
     </w:p>
     <w:p>
@@ -2646,55 +3303,112 @@
           <w:sz w:val="28"/>
           <w:lang w:eastAsia="de-DE"/>
         </w:rPr>
-        <w:t>Minimal important difference (MID) definition</w:t>
+        <w:t>Study selection</w:t>
       </w:r>
     </w:p>
     <w:p>
       <w:pPr>
         <w:spacing w:before="100" w:beforeAutospacing="1" w:after="100" w:afterAutospacing="1" w:line="480" w:lineRule="auto"/>
         <w:rPr>
-          <w:rFonts w:ascii="Arial" w:eastAsia="Arial" w:hAnsi="Arial" w:cs="Arial"/>
-          <w:kern w:val="2"/>
-          <w14:ligatures w14:val="standardContextual"/>
+          <w:rFonts w:ascii="Arial" w:eastAsia="Times New Roman" w:hAnsi="Arial" w:cs="Calibri"/>
+          <w:color w:val="000000"/>
+          <w:lang w:eastAsia="de-DE"/>
         </w:rPr>
       </w:pPr>
       <w:r>
         <w:rPr>
-          <w:rFonts w:ascii="Arial" w:eastAsia="Times New Roman" w:hAnsi="Arial" w:cs="Arial"/>
-          <w:color w:val="000000"/>
-          <w:kern w:val="2"/>
-          <w:lang w:eastAsia="de-DE"/>
-          <w14:ligatures w14:val="standardContextual"/>
-        </w:rPr>
-        <w:t>To assess clinical relevance, we used the concept of MID. We adopted the original definition of the MID by Jaeschke et al.</w:t>
-      </w:r>
-      <w:r>
-        <w:rPr>
-          <w:rFonts w:ascii="Arial" w:eastAsia="Times New Roman" w:hAnsi="Arial" w:cs="Arial"/>
-          <w:color w:val="000000"/>
-          <w:kern w:val="2"/>
-          <w:lang w:eastAsia="de-DE"/>
-          <w14:ligatures w14:val="standardContextual"/>
+          <w:rFonts w:ascii="Arial" w:eastAsia="Times New Roman" w:hAnsi="Arial" w:cs="Calibri"/>
+          <w:color w:val="000000"/>
+          <w:lang w:eastAsia="de-DE"/>
+        </w:rPr>
+        <w:t xml:space="preserve">For both the pilot and the main study, eligible trials involved patients undergoing surgery. We accepted any perioperative intervention (pre-, intra-, and/or postoperative), including surgical and non-surgical interventions, as well as organizational or contextual factors related to timing, </w:t>
+      </w:r>
+      <w:r>
+        <w:rPr>
+          <w:rFonts w:ascii="Arial" w:eastAsia="Times New Roman" w:hAnsi="Arial" w:cs="Calibri"/>
+          <w:color w:val="000000"/>
+          <w:lang w:eastAsia="de-DE"/>
+        </w:rPr>
+        <w:lastRenderedPageBreak/>
+        <w:t>setting, or care team. We excluded pilot, feasibility, or safety trials, secondary or pooled analyses, and abstracts</w:t>
+      </w:r>
+      <w:r>
+        <w:rPr>
+          <w:rFonts w:ascii="Arial" w:eastAsia="Times New Roman" w:hAnsi="Arial" w:cs="Calibri"/>
+          <w:color w:val="000000"/>
+          <w:kern w:val="2"/>
+          <w:lang w:eastAsia="de-DE"/>
+          <w14:ligatures w14:val="standardContextual"/>
+        </w:rPr>
+        <w:t>, posters</w:t>
+      </w:r>
+      <w:r>
+        <w:rPr>
+          <w:rFonts w:ascii="Arial" w:eastAsia="Times New Roman" w:hAnsi="Arial" w:cs="Calibri"/>
+          <w:color w:val="000000"/>
+          <w:lang w:eastAsia="de-DE"/>
+        </w:rPr>
+        <w:t xml:space="preserve"> or conference proceedings without a full-text publication. </w:t>
+      </w:r>
+    </w:p>
+    <w:p>
+      <w:pPr>
+        <w:spacing w:before="120" w:beforeAutospacing="1" w:afterAutospacing="1" w:line="480" w:lineRule="auto"/>
+        <w:rPr>
+          <w:rFonts w:ascii="Arial" w:eastAsia="Times New Roman" w:hAnsi="Arial" w:cs="Calibri"/>
+          <w:color w:val="000000"/>
+          <w:kern w:val="2"/>
+          <w:lang w:eastAsia="de-DE"/>
+          <w14:ligatures w14:val="standardContextual"/>
+        </w:rPr>
+      </w:pPr>
+      <w:r>
+        <w:rPr>
+          <w:rFonts w:ascii="Arial" w:eastAsia="Times New Roman" w:hAnsi="Arial" w:cs="Calibri"/>
+          <w:color w:val="000000"/>
+          <w:lang w:eastAsia="de-DE"/>
+        </w:rPr>
+        <w:t xml:space="preserve">For </w:t>
+      </w:r>
+      <w:r>
+        <w:rPr>
+          <w:rFonts w:ascii="Arial" w:eastAsia="Times New Roman" w:hAnsi="Arial" w:cs="Calibri"/>
+          <w:color w:val="000000"/>
+          <w:kern w:val="2"/>
+          <w:lang w:eastAsia="de-DE"/>
+          <w14:ligatures w14:val="standardContextual"/>
+        </w:rPr>
+        <w:t xml:space="preserve">our </w:t>
+      </w:r>
+      <w:r>
+        <w:rPr>
+          <w:rFonts w:ascii="Arial" w:eastAsia="Times New Roman" w:hAnsi="Arial" w:cs="Calibri"/>
+          <w:color w:val="000000"/>
+          <w:lang w:eastAsia="de-DE"/>
+        </w:rPr>
+        <w:t>pilot study, we performed a systematic literature search in Scopus to identify all RCTs using the CCI® as an endpoint. Three reviewers (FA, MP and JRR) performed records screening and full-text selection using CADIMA®</w:t>
+      </w:r>
+      <w:r>
+        <w:rPr>
+          <w:rFonts w:ascii="Arial" w:eastAsia="Times New Roman" w:hAnsi="Arial" w:cs="Calibri"/>
+          <w:color w:val="000000"/>
+          <w:lang w:eastAsia="de-DE"/>
         </w:rPr>
         <w:fldChar w:fldCharType="begin"/>
       </w:r>
       <w:r>
         <w:rPr>
-          <w:rFonts w:ascii="Arial" w:eastAsia="Times New Roman" w:hAnsi="Arial" w:cs="Arial"/>
-          <w:color w:val="000000"/>
-          <w:kern w:val="2"/>
-          <w:lang w:eastAsia="de-DE"/>
-          <w14:ligatures w14:val="standardContextual"/>
-        </w:rPr>
-        <w:instrText xml:space="preserve"> ADDIN ZOTERO_ITEM CSL_CITATION {"citationID":"PgAalrpO","properties":{"unsorted":false,"formattedCitation":"\\super 8\\nosupersub{}","plainCitation":"8","noteIndex":0},"citationItems":[{"id":187570,"uris":["http://zotero.org/users/6583603/items/4784L7IW"],"itemData":{"id":187570,"type":"article-journal","abstract":"In recent years quality of life instruments have been featured as primary outcomes in many randomized trials. One of the challenges facing the investigator using such measures is determining the significance of any differences observed, and communicating that significance to clinicians who will be applying the trial results. We have developed an approach to elucidating the significance of changes in score in quality of life instruments by comparing them to global ratings of change. Using this approach we have established a plausible range within which the minimal clinically important difference (MCID) falls. In three studies in which instruments measuring dyspnea, fatigue, and emotional function in patients with chronic heart and lung disease were applied the MCID was represented by mean change in score of approximately 0.5 per item, when responses were presented on a seven point Likert scale. Furthermore, we have established ranges for changes in questionnaire scores that correspond to moderate and large changes in the domains of interest. This information will be useful in interpreting questionnaire scores, both in individuals and in groups of patients participating in controlled trials, and in the planning of new trials.","citation-key":"jaeschkeMeasurementHealthStatus1989b","container-title":"Controlled Clinical Trials","DOI":"10.1016/0197-2456(89)90005-6","ISSN":"0197-2456","issue":"4","journalAbbreviation":"Control Clin Trials","language":"eng","page":"407-415","PMID":"2691207","source":"PubMed","title":"Measurement of health status. Ascertaining the minimal clinically important difference","volume":"10","author":[{"family":"Jaeschke","given":"R."},{"family":"Singer","given":"J."},{"family":"Guyatt","given":"G. H."}],"issued":{"date-parts":[["1989",12]]}}}],"schema":"https://github.com/citation-style-language/schema/raw/master/csl-citation.json"} </w:instrText>
-      </w:r>
-      <w:r>
-        <w:rPr>
-          <w:rFonts w:ascii="Arial" w:eastAsia="Times New Roman" w:hAnsi="Arial" w:cs="Arial"/>
-          <w:color w:val="000000"/>
-          <w:kern w:val="2"/>
-          <w:lang w:eastAsia="de-DE"/>
-          <w14:ligatures w14:val="standardContextual"/>
+          <w:rFonts w:ascii="Arial" w:eastAsia="Times New Roman" w:hAnsi="Arial" w:cs="Calibri"/>
+          <w:color w:val="000000"/>
+          <w:lang w:eastAsia="de-DE"/>
+        </w:rPr>
+        <w:instrText xml:space="preserve"> ADDIN ZOTERO_ITEM CSL_CITATION {"citationID":"M8aPtcgf","properties":{"unsorted":false,"formattedCitation":"\\super 10\\nosupersub{}","plainCitation":"10","noteIndex":0},"citationItems":[{"id":187614,"uris":["http://zotero.org/users/6583603/items/GYKRDDFD"],"itemData":{"id":187614,"type":"article-journal","citation-key":"kohlOnlineToolsSupporting2018","container-title":"Environmental Evidence","DOI":"10.1186/s13750-018-0115-5","journalAbbreviation":"Environmental Evidence","page":"8","title":"Online tools supporting the conduct and reporting of systematic reviews and systematic maps: a case study on CADIMA","volume":"7","author":[{"family":"Kohl","given":"Christian"},{"family":"McIntosh","given":"Emma J."},{"family":"Unger","given":"Stefanie"},{"family":"Haddaway","given":"Neal R."}],"issued":{"date-parts":[["2018"]]}}}],"schema":"https://github.com/citation-style-language/schema/raw/master/csl-citation.json"} </w:instrText>
+      </w:r>
+      <w:r>
+        <w:rPr>
+          <w:rFonts w:ascii="Arial" w:eastAsia="Times New Roman" w:hAnsi="Arial" w:cs="Calibri"/>
+          <w:color w:val="000000"/>
+          <w:lang w:eastAsia="de-DE"/>
         </w:rPr>
         <w:fldChar w:fldCharType="separate"/>
       </w:r>
@@ -2705,21 +3419,129 @@
           <w:vertAlign w:val="superscript"/>
           <w14:ligatures w14:val="standardContextual"/>
         </w:rPr>
-        <w:t>8</w:t>
-      </w:r>
-      <w:r>
-        <w:rPr>
-          <w:rFonts w:ascii="Arial" w:eastAsia="Times New Roman" w:hAnsi="Arial" w:cs="Arial"/>
-          <w:color w:val="000000"/>
-          <w:kern w:val="2"/>
-          <w:lang w:eastAsia="de-DE"/>
-          <w14:ligatures w14:val="standardContextual"/>
+        <w:t>10</w:t>
+      </w:r>
+      <w:r>
+        <w:rPr>
+          <w:rFonts w:ascii="Arial" w:eastAsia="Times New Roman" w:hAnsi="Arial" w:cs="Calibri"/>
+          <w:color w:val="000000"/>
+          <w:lang w:eastAsia="de-DE"/>
         </w:rPr>
         <w:fldChar w:fldCharType="end"/>
       </w:r>
       <w:r>
         <w:rPr>
-          <w:rFonts w:ascii="Arial" w:eastAsia="Times New Roman" w:hAnsi="Arial" w:cs="Arial"/>
+          <w:rFonts w:ascii="Arial" w:eastAsia="Times New Roman" w:hAnsi="Arial" w:cs="Calibri"/>
+          <w:color w:val="000000"/>
+          <w:lang w:eastAsia="de-DE"/>
+        </w:rPr>
+        <w:t xml:space="preserve">, with disagreements resolved by discussion or consultation with a fourth reviewer (MAP). Data were extracted independently by three reviewers (FA, MP and JRR). </w:t>
+      </w:r>
+    </w:p>
+    <w:p>
+      <w:pPr>
+        <w:spacing w:before="100" w:beforeAutospacing="1" w:after="100" w:afterAutospacing="1" w:line="480" w:lineRule="auto"/>
+        <w:rPr>
+          <w:rFonts w:ascii="Arial" w:eastAsia="Times New Roman" w:hAnsi="Arial" w:cs="Calibri"/>
+          <w:color w:val="000000"/>
+          <w:kern w:val="2"/>
+          <w:lang w:eastAsia="de-DE"/>
+          <w14:ligatures w14:val="standardContextual"/>
+        </w:rPr>
+      </w:pPr>
+      <w:r>
+        <w:rPr>
+          <w:rFonts w:ascii="Arial" w:eastAsia="Times New Roman" w:hAnsi="Arial" w:cs="Calibri"/>
+          <w:color w:val="000000"/>
+          <w:kern w:val="2"/>
+          <w:lang w:eastAsia="de-DE"/>
+          <w14:ligatures w14:val="standardContextual"/>
+        </w:rPr>
+        <w:t>The</w:t>
+      </w:r>
+      <w:r>
+        <w:rPr>
+          <w:rFonts w:ascii="Arial" w:eastAsia="Times New Roman" w:hAnsi="Arial" w:cs="Calibri"/>
+          <w:color w:val="000000"/>
+          <w:kern w:val="2"/>
+          <w:lang w:eastAsia="de-DE"/>
+          <w14:ligatures w14:val="standardContextual"/>
+        </w:rPr>
+        <w:t xml:space="preserve"> main study</w:t>
+      </w:r>
+      <w:r>
+        <w:rPr>
+          <w:rFonts w:ascii="Arial" w:eastAsia="Times New Roman" w:hAnsi="Arial" w:cs="Calibri"/>
+          <w:color w:val="000000"/>
+          <w:kern w:val="2"/>
+          <w:lang w:eastAsia="de-DE"/>
+          <w14:ligatures w14:val="standardContextual"/>
+        </w:rPr>
+        <w:t xml:space="preserve"> </w:t>
+      </w:r>
+      <w:r>
+        <w:rPr>
+          <w:rFonts w:ascii="Arial" w:eastAsia="Times New Roman" w:hAnsi="Arial" w:cs="Calibri"/>
+          <w:color w:val="000000"/>
+          <w:kern w:val="2"/>
+          <w:lang w:eastAsia="de-DE"/>
+          <w14:ligatures w14:val="standardContextual"/>
+        </w:rPr>
+        <w:t>protocol</w:t>
+      </w:r>
+      <w:r>
+        <w:rPr>
+          <w:rFonts w:ascii="Arial" w:eastAsia="Times New Roman" w:hAnsi="Arial" w:cs="Calibri"/>
+          <w:color w:val="000000"/>
+          <w:kern w:val="2"/>
+          <w:lang w:eastAsia="de-DE"/>
+          <w14:ligatures w14:val="standardContextual"/>
+        </w:rPr>
+        <w:t xml:space="preserve"> was </w:t>
+      </w:r>
+      <w:r>
+        <w:rPr>
+          <w:rFonts w:ascii="Arial" w:eastAsia="Times New Roman" w:hAnsi="Arial" w:cs="Calibri"/>
+          <w:color w:val="000000"/>
+          <w:kern w:val="2"/>
+          <w:lang w:eastAsia="de-DE"/>
+          <w14:ligatures w14:val="standardContextual"/>
+        </w:rPr>
+        <w:t xml:space="preserve">prospectively registered on the Open Science Framework (OSF) </w:t>
+      </w:r>
+      <w:r>
+        <w:rPr>
+          <w:rFonts w:ascii="Arial" w:eastAsia="Times New Roman" w:hAnsi="Arial" w:cs="Calibri"/>
+          <w:color w:val="000000"/>
+          <w:kern w:val="2"/>
+          <w:lang w:eastAsia="de-DE"/>
+          <w14:ligatures w14:val="standardContextual"/>
+        </w:rPr>
+        <w:t xml:space="preserve">and </w:t>
+      </w:r>
+      <w:r>
+        <w:rPr>
+          <w:rFonts w:ascii="Arial" w:eastAsia="Times New Roman" w:hAnsi="Arial" w:cs="Calibri"/>
+          <w:color w:val="000000"/>
+          <w:kern w:val="2"/>
+          <w:lang w:eastAsia="de-DE"/>
+          <w14:ligatures w14:val="standardContextual"/>
+        </w:rPr>
+        <w:t>is</w:t>
+      </w:r>
+      <w:r>
+        <w:rPr>
+          <w:rFonts w:ascii="Arial" w:eastAsia="Times New Roman" w:hAnsi="Arial" w:cs="Calibri"/>
+          <w:color w:val="000000"/>
+          <w:kern w:val="2"/>
+          <w:lang w:eastAsia="de-DE"/>
+          <w14:ligatures w14:val="standardContextual"/>
+        </w:rPr>
+        <w:t xml:space="preserve"> publicly accessible</w:t>
+      </w:r>
+      <w:r>
+        <w:rPr>
+          <w:rFonts w:ascii="Arial" w:eastAsia="Times New Roman" w:hAnsi="Arial" w:cs="Calibri"/>
           <w:color w:val="000000"/>
           <w:kern w:val="2"/>
           <w:lang w:eastAsia="de-DE"/>
@@ -2729,17 +3551,17 @@
       </w:r>
       <w:r>
         <w:rPr>
-          <w:rFonts w:ascii="Arial" w:eastAsia="Times New Roman" w:hAnsi="Arial" w:cs="Arial"/>
-          <w:color w:val="000000"/>
-          <w:kern w:val="2"/>
-          <w:lang w:eastAsia="de-DE"/>
-          <w14:ligatures w14:val="standardContextual"/>
-        </w:rPr>
-        <w:instrText xml:space="preserve"> ADDIN ZOTERO_ITEM CSL_CITATION {"citationID":"1msq5fO6","properties":{"unsorted":false,"formattedCitation":"\\super 8\\nosupersub{}","plainCitation":"8","noteIndex":0},"citationItems":[{"id":187570,"uris":["http://zotero.org/users/6583603/items/4784L7IW"],"itemData":{"id":187570,"type":"article-journal","abstract":"In recent years quality of life instruments have been featured as primary outcomes in many randomized trials. One of the challenges facing the investigator using such measures is determining the significance of any differences observed, and communicating that significance to clinicians who will be applying the trial results. We have developed an approach to elucidating the significance of changes in score in quality of life instruments by comparing them to global ratings of change. Using this approach we have established a plausible range within which the minimal clinically important difference (MCID) falls. In three studies in which instruments measuring dyspnea, fatigue, and emotional function in patients with chronic heart and lung disease were applied the MCID was represented by mean change in score of approximately 0.5 per item, when responses were presented on a seven point Likert scale. Furthermore, we have established ranges for changes in questionnaire scores that correspond to moderate and large changes in the domains of interest. This information will be useful in interpreting questionnaire scores, both in individuals and in groups of patients participating in controlled trials, and in the planning of new trials.","citation-key":"jaeschkeMeasurementHealthStatus1989b","container-title":"Controlled Clinical Trials","DOI":"10.1016/0197-2456(89)90005-6","ISSN":"0197-2456","issue":"4","journalAbbreviation":"Control Clin Trials","language":"eng","page":"407-415","PMID":"2691207","source":"PubMed","title":"Measurement of health status. Ascertaining the minimal clinically important difference","volume":"10","author":[{"family":"Jaeschke","given":"R."},{"family":"Singer","given":"J."},{"family":"Guyatt","given":"G. H."}],"issued":{"date-parts":[["1989",12]]}}}],"schema":"https://github.com/citation-style-language/schema/raw/master/csl-citation.json"} </w:instrText>
-      </w:r>
-      <w:r>
-        <w:rPr>
-          <w:rFonts w:ascii="Arial" w:eastAsia="Times New Roman" w:hAnsi="Arial" w:cs="Arial"/>
+          <w:rFonts w:ascii="Arial" w:eastAsia="Times New Roman" w:hAnsi="Arial" w:cs="Calibri"/>
+          <w:color w:val="000000"/>
+          <w:kern w:val="2"/>
+          <w:lang w:eastAsia="de-DE"/>
+          <w14:ligatures w14:val="standardContextual"/>
+        </w:rPr>
+        <w:instrText xml:space="preserve"> ADDIN ZOTERO_ITEM CSL_CITATION {"citationID":"TS9gMXDT","properties":{"unsorted":false,"formattedCitation":"\\super 11\\nosupersub{}","plainCitation":"11","noteIndex":0},"citationItems":[{"id":229103,"uris":["http://zotero.org/groups/6353616/items/C4PHCJD7"],"itemData":{"id":229103,"type":"article-journal","abstract":"Medical research often aims to inform decisions where clinicians face uncertainty in decision-making, for example, when a condition could be treated in different ways and the balance of respective beneficial and harmful outcomes is unclear. Randomized controlled trials (RCTs) are ideally suited for comparing outcomes following different interventions, and to provide high-level evidence intended to meaningfully inform clinical practice. \n\nThe outcomes they measure primarily and secondly are chosen during planning of the trial. The primary endpoint typically reflects the outcome of greatest interest, guides study design and serves as basis to determine sample size required to detect a predefined difference between interventions. Also, the primary guides interpretation of the comparison of interest, together with secondary outcomes. The secondary endpoint(s) provide complementary measures of the intervention’s effects such as harmful outcomes or additional beneficial outcomes. Together, primary and secondary outcomes contribute to an overall benefit–risk assessment.\n\nThe direction of expected effects should be reflected in the hypothesis and the aim of a trial followed by the appropriate design choice. Superiority designs aim to assess if a specific intervention leads to better outcomes compared with an alternative. In turn, non-inferiority and equivalence designs assess whether an intervention can be considered a clinically acceptable or equivalent alternative, since the primary outcomes are comparable to that of a standard intervention while safety, cost, or feasibility may be favorable. Latter is often the case in surgical trials where novel surgical techniques, neoadjuvant therapies or perioperative management are compared to some standard intervention. Such novel interventions may not outperform standard treatments (e.g., with respect to survival) but offer less perioperative burden. \n\nTherefore, for RCTs to meaningfully inform clinical practice, the aim of the trial and the aim of the primary endpoint must be clearly defined and supported by an appropriate study design, including adequate sample size calculation for a clinically meaningful effect and statistical methods aligned with the study aim. Beyond methodological alignment, clinical relevance must be integrated throughout the trial process, from planning to interpretation. This requires the selection of patient-relevant outcomes, the definition of a minimal important difference (MID) to guide sample size calculation, and interpretation of results considering their clinical rather than only their statistical significance. Failure to integrate clinical meaning at the planning stage may compromise study design, endpoint selection, effect size definition, and ultimately the interpretability and applicability of trial findings.\n\nTo explore these issues, we previously conducted a pilot meta-research study of surgical RCTs citing the Comprehensive Complication Index (CCI®)[1], the only validated patient-relevant continuous endpoint for postoperative morbidity. We examined how trial endpoints, study design, and sample size calculations were reported in pre-trial documentation and final publications. Among 84 eligible RCTs, sample size calculations were almost universally reported; however, the aim of the trial and/or of the primary endpoint was frequently unspecified in pre-trial documentation (73%), most trials defaulted to superiority designs, and only 20% of statistically significant results were interpreted in a clinically meaningful way.\n\nThese findings highlighted important shortcomings in the incorporation of a meaningful planning, reporting and interpretation of results in surgical RCTs and motivated the present extension study.\n\nIn this meta-research study, we aim to assess to what extent surgical contemporary RCTs are designed and reported in a manner that meaningfully informs clinical practice.","citation-key":"rodriguesribeiroClinicalRelevanceSurgical2025","language":"en-US","publisher":"OSF","source":"osf.io","title":"Clinical Relevance of Surgical Trials – an analysis of planning, reporting and interpretation of surgical trials","URL":"https://osf.io/xqs3t/overview","author":[{"family":"Rodrigues Ribeiro","given":"Joana"},{"family":"Puhan","given":"Milo"},{"family":"Abbassi","given":"Fariba"},{"family":"Preisig","given":"Juliette"},{"family":"Clavien","given":"Pierre-Alain"}],"accessed":{"date-parts":[["2026",3,31]]},"issued":{"date-parts":[["2025",12,24]]}}}],"schema":"https://github.com/citation-style-language/schema/raw/master/csl-citation.json"} </w:instrText>
+      </w:r>
+      <w:r>
+        <w:rPr>
+          <w:rFonts w:ascii="Arial" w:eastAsia="Times New Roman" w:hAnsi="Arial" w:cs="Calibri"/>
           <w:color w:val="000000"/>
           <w:kern w:val="2"/>
           <w:lang w:eastAsia="de-DE"/>
@@ -2754,11 +3576,11 @@
           <w:vertAlign w:val="superscript"/>
           <w14:ligatures w14:val="standardContextual"/>
         </w:rPr>
-        <w:t>8</w:t>
-      </w:r>
-      <w:r>
-        <w:rPr>
-          <w:rFonts w:ascii="Arial" w:eastAsia="Times New Roman" w:hAnsi="Arial" w:cs="Arial"/>
+        <w:t>11</w:t>
+      </w:r>
+      <w:r>
+        <w:rPr>
+          <w:rFonts w:ascii="Arial" w:eastAsia="Times New Roman" w:hAnsi="Arial" w:cs="Calibri"/>
           <w:color w:val="000000"/>
           <w:kern w:val="2"/>
           <w:lang w:eastAsia="de-DE"/>
@@ -2768,17 +3590,324 @@
       </w:r>
       <w:r>
         <w:rPr>
-          <w:rFonts w:ascii="Arial" w:eastAsia="Times New Roman" w:hAnsi="Arial" w:cs="Arial"/>
-          <w:color w:val="000000"/>
-          <w:kern w:val="2"/>
-          <w:lang w:eastAsia="de-DE"/>
-          <w14:ligatures w14:val="standardContextual"/>
-        </w:rPr>
-        <w:t>, defined as the smallest difference of an outcome considered meaningful in clinical practice. For example, a trial evaluating the efficacy of an oncological treatment using five-year overall survival would specify a target effect size (e.g., an absolute difference in five-year overall survival of X%). That target effect size (also called “delta” or “difference”) constitutes the MID if judged meaningful for clinical decision-making. The MID can be defined for any outcome, any measurement scale or metric, and it can be estimated with different approaches</w:t>
-      </w:r>
-      <w:r>
-        <w:rPr>
-          <w:rFonts w:ascii="Arial" w:eastAsia="Times New Roman" w:hAnsi="Arial" w:cs="Arial"/>
+          <w:rFonts w:ascii="Arial" w:eastAsia="Times New Roman" w:hAnsi="Arial" w:cs="Calibri"/>
+          <w:color w:val="000000"/>
+          <w:kern w:val="2"/>
+          <w:lang w:eastAsia="de-DE"/>
+          <w14:ligatures w14:val="standardContextual"/>
+        </w:rPr>
+        <w:t>.</w:t>
+      </w:r>
+      <w:r>
+        <w:rPr>
+          <w:rFonts w:ascii="Arial" w:eastAsia="Times New Roman" w:hAnsi="Arial" w:cs="Calibri"/>
+          <w:color w:val="000000"/>
+          <w:kern w:val="2"/>
+          <w:lang w:eastAsia="de-DE"/>
+          <w14:ligatures w14:val="standardContextual"/>
+        </w:rPr>
+        <w:t xml:space="preserve"> </w:t>
+      </w:r>
+      <w:r>
+        <w:rPr>
+          <w:rFonts w:ascii="Arial" w:eastAsia="Times New Roman" w:hAnsi="Arial" w:cs="Calibri"/>
+          <w:color w:val="000000"/>
+          <w:kern w:val="2"/>
+          <w:lang w:eastAsia="de-DE"/>
+          <w14:ligatures w14:val="standardContextual"/>
+        </w:rPr>
+        <w:t xml:space="preserve">For the main study, we included </w:t>
+      </w:r>
+      <w:r>
+        <w:rPr>
+          <w:rFonts w:ascii="Arial" w:eastAsia="Times New Roman" w:hAnsi="Arial" w:cs="Calibri"/>
+          <w:color w:val="000000"/>
+          <w:kern w:val="2"/>
+          <w:lang w:eastAsia="de-DE"/>
+          <w14:ligatures w14:val="standardContextual"/>
+        </w:rPr>
+        <w:t>trials in the surgical field published in 2024</w:t>
+      </w:r>
+      <w:r>
+        <w:rPr>
+          <w:rFonts w:ascii="Arial" w:eastAsia="Times New Roman" w:hAnsi="Arial" w:cs="Calibri"/>
+          <w:color w:val="000000"/>
+          <w:kern w:val="2"/>
+          <w:lang w:eastAsia="de-DE"/>
+          <w14:ligatures w14:val="standardContextual"/>
+        </w:rPr>
+        <w:t xml:space="preserve"> </w:t>
+      </w:r>
+      <w:r>
+        <w:rPr>
+          <w:rFonts w:ascii="Arial" w:eastAsia="Times New Roman" w:hAnsi="Arial" w:cs="Calibri"/>
+          <w:color w:val="000000"/>
+          <w:lang w:eastAsia="de-DE"/>
+        </w:rPr>
+        <w:t>without restricting eligibility to trials using the CCI® or to English-language publications</w:t>
+      </w:r>
+      <w:r>
+        <w:rPr>
+          <w:rFonts w:ascii="Arial" w:eastAsia="Times New Roman" w:hAnsi="Arial" w:cs="Calibri"/>
+          <w:color w:val="000000"/>
+          <w:kern w:val="2"/>
+          <w:lang w:eastAsia="de-DE"/>
+          <w14:ligatures w14:val="standardContextual"/>
+        </w:rPr>
+        <w:t xml:space="preserve">. We </w:t>
+      </w:r>
+      <w:r>
+        <w:rPr>
+          <w:rFonts w:ascii="Arial" w:eastAsia="Times New Roman" w:hAnsi="Arial" w:cs="Calibri"/>
+          <w:color w:val="000000"/>
+          <w:kern w:val="2"/>
+          <w:lang w:eastAsia="de-DE"/>
+          <w14:ligatures w14:val="standardContextual"/>
+        </w:rPr>
+        <w:t>identified t</w:t>
+      </w:r>
+      <w:r>
+        <w:rPr>
+          <w:rFonts w:ascii="Arial" w:eastAsia="Times New Roman" w:hAnsi="Arial" w:cs="Calibri"/>
+          <w:color w:val="000000"/>
+          <w:kern w:val="2"/>
+          <w:lang w:eastAsia="de-DE"/>
+          <w14:ligatures w14:val="standardContextual"/>
+        </w:rPr>
+        <w:t>hem t</w:t>
+      </w:r>
+      <w:r>
+        <w:rPr>
+          <w:rFonts w:ascii="Arial" w:eastAsia="Times New Roman" w:hAnsi="Arial" w:cs="Calibri"/>
+          <w:color w:val="000000"/>
+          <w:kern w:val="2"/>
+          <w:lang w:eastAsia="de-DE"/>
+          <w14:ligatures w14:val="standardContextual"/>
+        </w:rPr>
+        <w:t xml:space="preserve">hrough the Cochrane Central Register of Controlled Trials (CENTRAL), using Cochrane’s Centralized Search Service, which integrates records from </w:t>
+      </w:r>
+      <w:r>
+        <w:rPr>
+          <w:rFonts w:ascii="Arial" w:eastAsia="Times New Roman" w:hAnsi="Arial" w:cs="Calibri"/>
+          <w:color w:val="000000"/>
+          <w:kern w:val="2"/>
+          <w:lang w:eastAsia="de-DE"/>
+          <w14:ligatures w14:val="standardContextual"/>
+        </w:rPr>
+        <w:t xml:space="preserve">multiple bibliographic databases and trial registries. </w:t>
+      </w:r>
+      <w:r>
+        <w:rPr>
+          <w:rFonts w:ascii="Arial" w:eastAsia="Arial" w:hAnsi="Arial" w:cs="Arial"/>
+          <w:color w:val="000000"/>
+          <w:kern w:val="2"/>
+          <w:szCs w:val="22"/>
+          <w14:ligatures w14:val="standardContextual"/>
+        </w:rPr>
+        <w:t>W</w:t>
+      </w:r>
+      <w:r>
+        <w:rPr>
+          <w:rFonts w:ascii="Arial" w:eastAsia="Arial" w:hAnsi="Arial" w:cs="Arial"/>
+          <w:color w:val="000000"/>
+          <w:kern w:val="2"/>
+          <w:szCs w:val="22"/>
+          <w14:ligatures w14:val="standardContextual"/>
+        </w:rPr>
+        <w:t>e did not include</w:t>
+      </w:r>
+      <w:r>
+        <w:rPr>
+          <w:rFonts w:ascii="Arial" w:eastAsia="Arial" w:hAnsi="Arial" w:cs="Arial"/>
+          <w:color w:val="000000"/>
+          <w:kern w:val="2"/>
+          <w14:ligatures w14:val="standardContextual"/>
+        </w:rPr>
+        <w:t> </w:t>
+      </w:r>
+      <w:r>
+        <w:rPr>
+          <w:rFonts w:ascii="Arial" w:eastAsia="Arial" w:hAnsi="Arial" w:cs="Arial"/>
+          <w:color w:val="000000"/>
+          <w:kern w:val="2"/>
+          <w:szCs w:val="22"/>
+          <w14:ligatures w14:val="standardContextual"/>
+        </w:rPr>
+        <w:t>all surgical RCTs</w:t>
+      </w:r>
+      <w:r>
+        <w:rPr>
+          <w:rFonts w:ascii="Arial" w:eastAsia="Arial" w:hAnsi="Arial" w:cs="Arial"/>
+          <w:color w:val="000000"/>
+          <w:kern w:val="2"/>
+          <w14:ligatures w14:val="standardContextual"/>
+        </w:rPr>
+        <w:t> </w:t>
+      </w:r>
+      <w:r>
+        <w:rPr>
+          <w:rFonts w:ascii="Arial" w:eastAsia="Arial" w:hAnsi="Arial" w:cs="Arial"/>
+          <w:color w:val="000000"/>
+          <w:kern w:val="2"/>
+          <w:szCs w:val="22"/>
+          <w14:ligatures w14:val="standardContextual"/>
+        </w:rPr>
+        <w:t>identified</w:t>
+      </w:r>
+      <w:r>
+        <w:rPr>
+          <w:rFonts w:ascii="Arial" w:eastAsia="Arial" w:hAnsi="Arial" w:cs="Arial"/>
+          <w:color w:val="000000"/>
+          <w:kern w:val="2"/>
+          <w:szCs w:val="22"/>
+          <w14:ligatures w14:val="standardContextual"/>
+        </w:rPr>
+        <w:t>; i</w:t>
+      </w:r>
+      <w:r>
+        <w:rPr>
+          <w:rFonts w:ascii="Arial" w:eastAsia="Arial" w:hAnsi="Arial" w:cs="Arial"/>
+          <w:color w:val="000000"/>
+          <w:kern w:val="2"/>
+          <w:szCs w:val="22"/>
+          <w14:ligatures w14:val="standardContextual"/>
+        </w:rPr>
+        <w:t>nstead, we performed a survey of</w:t>
+      </w:r>
+      <w:r>
+        <w:rPr>
+          <w:rFonts w:ascii="Arial" w:eastAsia="Arial" w:hAnsi="Arial" w:cs="Arial"/>
+          <w:color w:val="000000"/>
+          <w:kern w:val="2"/>
+          <w:szCs w:val="22"/>
+          <w14:ligatures w14:val="standardContextual"/>
+        </w:rPr>
+        <w:t xml:space="preserve"> </w:t>
+      </w:r>
+      <w:r>
+        <w:rPr>
+          <w:rFonts w:ascii="Arial" w:eastAsia="Arial" w:hAnsi="Arial" w:cs="Arial"/>
+          <w:color w:val="000000"/>
+          <w:kern w:val="2"/>
+          <w:szCs w:val="22"/>
+          <w14:ligatures w14:val="standardContextual"/>
+        </w:rPr>
+        <w:t xml:space="preserve">consecutively published </w:t>
+      </w:r>
+      <w:r>
+        <w:rPr>
+          <w:rFonts w:ascii="Arial" w:eastAsia="Arial" w:hAnsi="Arial" w:cs="Arial"/>
+          <w:color w:val="000000"/>
+          <w:kern w:val="2"/>
+          <w:szCs w:val="22"/>
+          <w14:ligatures w14:val="standardContextual"/>
+        </w:rPr>
+        <w:t xml:space="preserve">RCTs from </w:t>
+      </w:r>
+      <w:r>
+        <w:rPr>
+          <w:rFonts w:ascii="Arial" w:eastAsia="Arial" w:hAnsi="Arial" w:cs="Arial"/>
+          <w:color w:val="000000"/>
+          <w:kern w:val="2"/>
+          <w:szCs w:val="22"/>
+          <w14:ligatures w14:val="standardContextual"/>
+        </w:rPr>
+        <w:t>January 2024</w:t>
+      </w:r>
+      <w:r>
+        <w:rPr>
+          <w:rFonts w:ascii="Arial" w:eastAsia="Arial" w:hAnsi="Arial" w:cs="Arial"/>
+          <w:color w:val="000000"/>
+          <w:kern w:val="2"/>
+          <w:szCs w:val="22"/>
+          <w14:ligatures w14:val="standardContextual"/>
+        </w:rPr>
+        <w:t xml:space="preserve"> onward</w:t>
+      </w:r>
+      <w:r>
+        <w:rPr>
+          <w:rFonts w:ascii="Arial" w:eastAsia="Arial" w:hAnsi="Arial" w:cs="Arial"/>
+          <w:color w:val="000000"/>
+          <w:kern w:val="2"/>
+          <w:szCs w:val="22"/>
+          <w14:ligatures w14:val="standardContextual"/>
+        </w:rPr>
+        <w:t>,</w:t>
+      </w:r>
+      <w:r>
+        <w:rPr>
+          <w:rFonts w:ascii="Arial" w:eastAsia="Arial" w:hAnsi="Arial" w:cs="Arial"/>
+          <w:color w:val="000000"/>
+          <w:kern w:val="2"/>
+          <w14:ligatures w14:val="standardContextual"/>
+        </w:rPr>
+        <w:t> </w:t>
+      </w:r>
+      <w:r>
+        <w:rPr>
+          <w:rFonts w:ascii="Arial" w:eastAsia="Arial" w:hAnsi="Arial" w:cs="Arial"/>
+          <w:color w:val="000000"/>
+          <w:kern w:val="2"/>
+          <w:szCs w:val="22"/>
+          <w14:ligatures w14:val="standardContextual"/>
+        </w:rPr>
+        <w:t>with a target sample size based on the results of the pilot phase (see</w:t>
+      </w:r>
+      <w:r>
+        <w:rPr>
+          <w:rFonts w:ascii="Arial" w:eastAsia="Arial" w:hAnsi="Arial" w:cs="Arial"/>
+          <w:color w:val="000000"/>
+          <w:kern w:val="2"/>
+          <w14:ligatures w14:val="standardContextual"/>
+        </w:rPr>
+        <w:t> </w:t>
+      </w:r>
+      <w:r>
+        <w:rPr>
+          <w:rFonts w:ascii="Arial" w:eastAsia="Arial" w:hAnsi="Arial" w:cs="Arial"/>
+          <w:b/>
+          <w:bCs/>
+          <w:i/>
+          <w:iCs/>
+          <w:color w:val="000000"/>
+          <w:kern w:val="2"/>
+          <w:szCs w:val="22"/>
+          <w14:ligatures w14:val="standardContextual"/>
+        </w:rPr>
+        <w:t>Sample size calculation for the main study</w:t>
+      </w:r>
+      <w:r>
+        <w:rPr>
+          <w:rFonts w:ascii="Arial" w:eastAsia="Arial" w:hAnsi="Arial" w:cs="Arial"/>
+          <w:color w:val="000000"/>
+          <w:kern w:val="2"/>
+          <w14:ligatures w14:val="standardContextual"/>
+        </w:rPr>
+        <w:t> </w:t>
+      </w:r>
+      <w:r>
+        <w:rPr>
+          <w:rFonts w:ascii="Arial" w:eastAsia="Arial" w:hAnsi="Arial" w:cs="Arial"/>
+          <w:color w:val="000000"/>
+          <w:kern w:val="2"/>
+          <w:szCs w:val="22"/>
+          <w14:ligatures w14:val="standardContextual"/>
+        </w:rPr>
+        <w:t xml:space="preserve">section). Two reviewers (JRR and JP) independently screened records </w:t>
+      </w:r>
+      <w:r>
+        <w:rPr>
+          <w:rFonts w:ascii="Arial" w:eastAsia="Times New Roman" w:hAnsi="Arial" w:cs="Calibri"/>
+          <w:color w:val="000000"/>
+          <w:kern w:val="2"/>
+          <w:lang w:eastAsia="de-DE"/>
+          <w14:ligatures w14:val="standardContextual"/>
+        </w:rPr>
+        <w:t>using Rayyan®</w:t>
+      </w:r>
+      <w:r>
+        <w:rPr>
+          <w:rFonts w:ascii="Arial" w:eastAsia="Times New Roman" w:hAnsi="Arial" w:cs="Calibri"/>
           <w:color w:val="000000"/>
           <w:kern w:val="2"/>
           <w:lang w:eastAsia="de-DE"/>
@@ -2788,17 +3917,17 @@
       </w:r>
       <w:r>
         <w:rPr>
-          <w:rFonts w:ascii="Arial" w:eastAsia="Times New Roman" w:hAnsi="Arial" w:cs="Arial"/>
-          <w:color w:val="000000"/>
-          <w:kern w:val="2"/>
-          <w:lang w:eastAsia="de-DE"/>
-          <w14:ligatures w14:val="standardContextual"/>
-        </w:rPr>
-        <w:instrText xml:space="preserve"> ADDIN ZOTERO_ITEM CSL_CITATION {"citationID":"yT4O4Xbu","properties":{"unsorted":false,"formattedCitation":"\\super 13\\nosupersub{}","plainCitation":"13","noteIndex":0},"citationItems":[{"id":229133,"uris":["http://zotero.org/groups/6353616/items/IBTRZA5C"],"itemData":{"id":229133,"type":"article-journal","citation-key":"guyattMethodsExplainClinical2002a","container-title":"Mayo Clinic Proceedings","DOI":"10.4065/77.4.371","ISSN":"0025-6196, 1942-5546","issue":"4","journalAbbreviation":"Mayo Clinic Proceedings","language":"English","page":"371-383","publisher":"Elsevier","source":"www.mayoclinicproceedings.org","title":"Methods to Explain the Clinical Significance of Health Status Measures","volume":"77","author":[{"family":"Guyatt","given":"Gordon H."},{"family":"Osoba","given":"David"},{"family":"Wu","given":"Albert W."},{"family":"Wyrwich","given":"Kathleen W."},{"family":"Norman","given":"Geoffrey R."}],"issued":{"date-parts":[["2002",4,1]]}}}],"schema":"https://github.com/citation-style-language/schema/raw/master/csl-citation.json"} </w:instrText>
-      </w:r>
-      <w:r>
-        <w:rPr>
-          <w:rFonts w:ascii="Arial" w:eastAsia="Times New Roman" w:hAnsi="Arial" w:cs="Arial"/>
+          <w:rFonts w:ascii="Arial" w:eastAsia="Times New Roman" w:hAnsi="Arial" w:cs="Calibri"/>
+          <w:color w:val="000000"/>
+          <w:kern w:val="2"/>
+          <w:lang w:eastAsia="de-DE"/>
+          <w14:ligatures w14:val="standardContextual"/>
+        </w:rPr>
+        <w:instrText xml:space="preserve"> ADDIN ZOTERO_ITEM CSL_CITATION {"citationID":"ulZrOYRU","properties":{"unsorted":false,"formattedCitation":"\\super 12\\nosupersub{}","plainCitation":"12","noteIndex":0},"citationItems":[{"id":187616,"uris":["http://zotero.org/users/6583603/items/CL6RNGV4"],"itemData":{"id":187616,"type":"software","citation-key":"ouzzaniRayyanWebMobile2016","DOI":"10.1186/s13643-016-0384-4","note":"page: 210\nvolume: 5","publisher":"Systematic Reviews","title":"Rayyan: A web and mobile app for systematic reviews","URL":"https://www.rayyan.ai/","author":[{"family":"Ouzzani","given":"Mourad"},{"family":"Hammady","given":"Hossam"},{"family":"Fedorowicz","given":"Zbys"},{"family":"Elmagarmid","given":"Ahmed"}],"issued":{"date-parts":[["2016"]]}}}],"schema":"https://github.com/citation-style-language/schema/raw/master/csl-citation.json"} </w:instrText>
+      </w:r>
+      <w:r>
+        <w:rPr>
+          <w:rFonts w:ascii="Arial" w:eastAsia="Times New Roman" w:hAnsi="Arial" w:cs="Calibri"/>
           <w:color w:val="000000"/>
           <w:kern w:val="2"/>
           <w:lang w:eastAsia="de-DE"/>
@@ -2813,11 +3942,11 @@
           <w:vertAlign w:val="superscript"/>
           <w14:ligatures w14:val="standardContextual"/>
         </w:rPr>
-        <w:t>13</w:t>
-      </w:r>
-      <w:r>
-        <w:rPr>
-          <w:rFonts w:ascii="Arial" w:eastAsia="Times New Roman" w:hAnsi="Arial" w:cs="Arial"/>
+        <w:t>12</w:t>
+      </w:r>
+      <w:r>
+        <w:rPr>
+          <w:rFonts w:ascii="Arial" w:eastAsia="Times New Roman" w:hAnsi="Arial" w:cs="Calibri"/>
           <w:color w:val="000000"/>
           <w:kern w:val="2"/>
           <w:lang w:eastAsia="de-DE"/>
@@ -2827,174 +3956,147 @@
       </w:r>
       <w:r>
         <w:rPr>
-          <w:rFonts w:ascii="Arial" w:eastAsia="Times New Roman" w:hAnsi="Arial" w:cs="Arial"/>
-          <w:color w:val="000000"/>
-          <w:kern w:val="2"/>
-          <w:lang w:eastAsia="de-DE"/>
-          <w14:ligatures w14:val="standardContextual"/>
-        </w:rPr>
-        <w:t xml:space="preserve">. The most established and rigorous methods include </w:t>
-      </w:r>
-      <w:r>
-        <w:rPr>
-          <w:rFonts w:ascii="Arial" w:eastAsia="Arial" w:hAnsi="Arial" w:cs="Arial"/>
-          <w:kern w:val="2"/>
-          <w14:ligatures w14:val="standardContextual"/>
-        </w:rPr>
-        <w:t>anchor-based</w:t>
-      </w:r>
-      <w:r>
-        <w:rPr>
-          <w:rFonts w:ascii="Arial" w:eastAsia="Arial" w:hAnsi="Arial" w:cs="Arial"/>
-          <w:kern w:val="2"/>
-          <w14:ligatures w14:val="standardContextual"/>
-        </w:rPr>
-        <w:fldChar w:fldCharType="begin"/>
-      </w:r>
-      <w:r>
-        <w:rPr>
-          <w:rFonts w:ascii="Arial" w:eastAsia="Arial" w:hAnsi="Arial" w:cs="Arial"/>
-          <w:kern w:val="2"/>
-          <w14:ligatures w14:val="standardContextual"/>
-        </w:rPr>
-        <w:instrText xml:space="preserve"> ADDIN ZOTERO_ITEM CSL_CITATION {"citationID":"VOyTmzpD","properties":{"unsorted":false,"formattedCitation":"\\super 14\\nosupersub{}","plainCitation":"14","noteIndex":0},"citationItems":[{"id":229135,"uris":["http://zotero.org/groups/6353616/items/BZWQSKK8"],"itemData":{"id":229135,"type":"article-journal","abstract":"The clinical significance of quality of life changes has little to do with the QOL as a measure, but is rather a reflection on the novelty of the measures and researcher's inexperience in their use. This article discusses possible ways of evaluating quality of life measures in terms of patient-clinician interactions and how the clinician can assess the importance of these changes of QOL in terms of treatment and management of disease.","citation-key":"lydickInterpretationQualityLife1993","container-title":"Quality of Life Research","DOI":"10.1007/BF00435226","ISSN":"1573-2649","issue":"3","journalAbbreviation":"Qual Life Res","language":"en","page":"221-226","source":"Springer Link","title":"Interpretation of quality of life changes","volume":"2","author":[{"family":"Lydick","given":"E."},{"family":"Epstein","given":"R. S."}],"issued":{"date-parts":[["1993",6,1]]}}}],"schema":"https://github.com/citation-style-language/schema/raw/master/csl-citation.json"} </w:instrText>
-      </w:r>
-      <w:r>
-        <w:rPr>
-          <w:rFonts w:ascii="Arial" w:eastAsia="Arial" w:hAnsi="Arial" w:cs="Arial"/>
-          <w:kern w:val="2"/>
-          <w14:ligatures w14:val="standardContextual"/>
-        </w:rPr>
-        <w:fldChar w:fldCharType="separate"/>
-      </w:r>
-      <w:r>
-        <w:rPr>
-          <w:rFonts w:ascii="Arial" w:hAnsi="Arial" w:cs="Arial"/>
-          <w:vertAlign w:val="superscript"/>
-          <w14:ligatures w14:val="standardContextual"/>
-        </w:rPr>
-        <w:t>14</w:t>
-      </w:r>
-      <w:r>
-        <w:rPr>
-          <w:rFonts w:ascii="Arial" w:eastAsia="Arial" w:hAnsi="Arial" w:cs="Arial"/>
-          <w:kern w:val="2"/>
-          <w14:ligatures w14:val="standardContextual"/>
-        </w:rPr>
-        <w:fldChar w:fldCharType="end"/>
-      </w:r>
-      <w:r>
-        <w:rPr>
-          <w:rFonts w:ascii="Arial" w:eastAsia="Arial" w:hAnsi="Arial" w:cs="Arial"/>
-          <w:kern w:val="2"/>
-          <w14:ligatures w14:val="standardContextual"/>
-        </w:rPr>
-        <w:t xml:space="preserve"> and distribution-based techniques, while alternative methods rely on consensus among experts</w:t>
-      </w:r>
-      <w:r>
-        <w:rPr>
-          <w:rFonts w:ascii="Arial" w:eastAsia="Arial" w:hAnsi="Arial" w:cs="Arial"/>
-          <w:kern w:val="2"/>
-          <w14:ligatures w14:val="standardContextual"/>
-        </w:rPr>
-        <w:fldChar w:fldCharType="begin"/>
-      </w:r>
-      <w:r>
-        <w:rPr>
-          <w:rFonts w:ascii="Arial" w:eastAsia="Arial" w:hAnsi="Arial" w:cs="Arial"/>
-          <w:kern w:val="2"/>
-          <w14:ligatures w14:val="standardContextual"/>
-        </w:rPr>
-        <w:instrText xml:space="preserve"> ADDIN ZOTERO_ITEM CSL_CITATION {"citationID":"AQuMWo5m","properties":{"unsorted":false,"formattedCitation":"\\super 15\\nosupersub{}","plainCitation":"15","noteIndex":0},"citationItems":[{"id":229137,"uris":["http://zotero.org/groups/6353616/items/STJARCW9"],"itemData":{"id":229137,"type":"article-journal","abstract":"Background:Although there is debate about the appropriate place of guidelines in clinical practice, guidelines can be seen as one way of assisting clinicians in decision-making. Given the likely diversity of opinion that any group of people may display when considering a topic, methods are needed for organising subjective judgements. Three principal methods (Delphi, nominal group technique, consensus development conference) exist which share the common objective of synthesising judgements when a state of uncertainty exists.Objectives:To identify the factors that shape and influence the clinical guidelines that emerge from consensus development methods and to make recommendations about best practice in the use of such methods.Methods:Five electronic databases were searched: Medline (1966-1996), PsychLIT (1974-1996), Social Science Citation Index (1990-1996), ABI Inform and Sociofile. From the searches and reference lists of articles a total of 177 empirical and review articles were selected for review.Results:The output from consensus development methods may be affected by: the way the task is set (choice of cues, recognition of contextual cues, the focus of the task, the comprehensiveness of the scenarios); the selection of participants (choice of individuals, degree of homogeneity of the group, their background, their number); the selection and presentation of scientific information (format, extent to which its quality and content is assessed); the way any interaction is structured (number of rating rounds, ensuring equitable participation, physical environment for meetings); and the method of synthesising individual judgements (definition of agreement, rules governing outliers, method of mathematical aggregation).Conclusions:Although a considerable amount of research has been carried out, many aspects have not been investigated sufficiently. For the time being at least, advice on those aspects has, therefore, to be based on the user's own commonsense and the experience of those who have used or participated in these methods. Even in the long term, some aspects will not be amenable to scientific study. Meanwhile, adherence to best practice will enhance the validity, reliability and impact of the clinical guidelines produced.","citation-key":"blackConsensusDevelopmentMethods1999","container-title":"Journal of Health Services Research &amp; Policy","DOI":"10.1177/135581969900400410","ISSN":"1355-8196","issue":"4","journalAbbreviation":"J Health Serv Res Policy","language":"EN","page":"236-248","publisher":"SAGE Publications","source":"SAGE Journals","title":"Consensus Development Methods: A Review of Best Practice in Creating Clinical Guidelines","title-short":"Consensus Development Methods","volume":"4","author":[{"family":"Black","given":"Nick"},{"family":"Murphy","given":"Maggie"},{"family":"Lamping","given":"Donna"},{"family":"McKee","given":"Martin"},{"family":"Sanderson","given":"Colin"},{"family":"Askham","given":"Janet"},{"family":"Marteau","given":"Theresa"}],"issued":{"date-parts":[["1999",10,1]]}}}],"schema":"https://github.com/citation-style-language/schema/raw/master/csl-citation.json"} </w:instrText>
-      </w:r>
-      <w:r>
-        <w:rPr>
-          <w:rFonts w:ascii="Arial" w:eastAsia="Arial" w:hAnsi="Arial" w:cs="Arial"/>
-          <w:kern w:val="2"/>
-          <w14:ligatures w14:val="standardContextual"/>
-        </w:rPr>
-        <w:fldChar w:fldCharType="separate"/>
-      </w:r>
-      <w:r>
-        <w:rPr>
-          <w:rFonts w:ascii="Arial" w:hAnsi="Arial" w:cs="Arial"/>
-          <w:vertAlign w:val="superscript"/>
-          <w14:ligatures w14:val="standardContextual"/>
-        </w:rPr>
-        <w:t>15</w:t>
-      </w:r>
-      <w:r>
-        <w:rPr>
-          <w:rFonts w:ascii="Arial" w:eastAsia="Arial" w:hAnsi="Arial" w:cs="Arial"/>
-          <w:kern w:val="2"/>
-          <w14:ligatures w14:val="standardContextual"/>
-        </w:rPr>
-        <w:fldChar w:fldCharType="end"/>
-      </w:r>
-      <w:r>
-        <w:rPr>
-          <w:rFonts w:ascii="Arial" w:eastAsia="Arial" w:hAnsi="Arial" w:cs="Arial"/>
-          <w:kern w:val="2"/>
-          <w14:ligatures w14:val="standardContextual"/>
-        </w:rPr>
-        <w:t xml:space="preserve"> </w:t>
-      </w:r>
-      <w:r>
-        <w:rPr>
-          <w:rFonts w:ascii="Arial" w:eastAsia="Arial" w:hAnsi="Arial" w:cs="Arial"/>
-          <w:kern w:val="2"/>
-          <w14:ligatures w14:val="standardContextual"/>
-        </w:rPr>
-        <w:lastRenderedPageBreak/>
-        <w:t>(e.g., Delphi panels</w:t>
-      </w:r>
-      <w:r>
-        <w:rPr>
-          <w:rFonts w:ascii="Arial" w:eastAsia="Arial" w:hAnsi="Arial" w:cs="Arial"/>
-          <w:kern w:val="2"/>
-          <w14:ligatures w14:val="standardContextual"/>
-        </w:rPr>
-        <w:fldChar w:fldCharType="begin"/>
-      </w:r>
-      <w:r>
-        <w:rPr>
-          <w:rFonts w:ascii="Arial" w:eastAsia="Arial" w:hAnsi="Arial" w:cs="Arial"/>
-          <w:kern w:val="2"/>
-          <w14:ligatures w14:val="standardContextual"/>
-        </w:rPr>
-        <w:instrText xml:space="preserve"> ADDIN ZOTERO_ITEM CSL_CITATION {"citationID":"FsZaiCnW","properties":{"unsorted":false,"formattedCitation":"\\super 16,17\\nosupersub{}","plainCitation":"16,17","noteIndex":0},"citationItems":[{"id":229140,"uris":["http://zotero.org/groups/6353616/items/MJ8MXTSD"],"itemData":{"id":229140,"type":"article-journal","abstract":"Objectives\nGood social functioning is important for people living with dementia and their families. The Social Functioning in Dementia Scale (SF-DEM) is a valid and reliable instrument measuring social functioning in dementia. However the minimum clinically important difference (MCID) has not yet been derived for SF-DEM. This study aims to define the MCID for the SF-DEM.\n\nDesign\nWe used triangulation, incorporating data from a cross-sectional study to calculate the MCID using distribution-based and anchor-based methods, and a Delphi survey.\n\nSetting and participants\nThe cross-sectional survey comprised 299 family carers of people with dementia. Twenty dementia experts (researchers, clinicians, family carers) rated whether changes on clinical vignettes represented a meaningful change in the Delphi survey.\n\nPrimary outcome measures\nWe calculated the distribution-based MCID as 0.5 of an SD for each of the three SF-DEM domains (1—spending time with others, 2—communicating with others, 3—sensitivity to others). We used the carers’ rating of social functioning to calculate the anchor-based MCID. For the Delphi survey, we defined consensus as ≥75% agreement. Where there was lack of consensus, experts were asked to complete a further survey round.\n\nResults\nWe found that 0.5 SD of SF-DEM was 1.9 points, 2.2 and 1.4 points in domains 1, 2 and 3, respectively. Using the anchoring analysis, the MCIDs were 1.7 points, 1.7 points, and 0.9 points in domains 1, 2 and 3, respectively. The Delphi method required two rounds. In the second round, a consensus was reached that a 2-point change was considered significant in all three domains, but no consensus was reached on a 1-point change.\n\nConclusions\nBy triangulating all three methods, the SF-DEM’s MCIDs were 1.9, 2.0 and 1.4 points for domains 1, 2 and 3, respectively. For individuals, these values should be rounded to a 2-point change for each domain.","citation-key":"leveneMinimumClinicallyImportant2022","container-title":"BMJ Open","DOI":"10.1136/bmjopen-2021-058252","ISSN":"2044-6055","issue":"3","journalAbbreviation":"BMJ Open","page":"e058252","PMID":"35351729","PMCID":"PMC8966522","source":"PubMed Central","title":"Minimum clinically important difference of the Social Functioning in Dementia Scale (SF-DEM): cross-sectional study and Delphi survey","title-short":"Minimum clinically important difference of the Social Functioning in Dementia Scale (SF-DEM)","volume":"12","author":[{"family":"Levene","given":"Tamara"},{"family":"Livingston","given":"Gill"},{"family":"Banerjee","given":"Sube"},{"family":"Sommerlad","given":"Andrew"}],"issued":{"date-parts":[["2022",3,29]]}}},{"id":229138,"uris":["http://zotero.org/groups/6353616/items/XHBRFLPK"],"itemData":{"id":229138,"type":"article-journal","abstract":"Since its introduction as a research approach in the late 1940s the Delphi technique has had over 1000 published research utilizations. Most of these have been in the field of social policy. However, a review of contemporary nursing literature suggests that it is becoming a popular choice among nurse researchers. With its focus on maximizing participant's judgements and decision-making abilities the Delphi technique is a useful tool in the research armoury of a young profession. However, questions remain about its scientific respectability. This paper gives an overview of what the Delphi technique is, the criteria for selecting it as a research approach, the studies where it has been used and its advantages and disadvantages.","citation-key":"mckennaDelphiTechniqueWorthwhile1994","container-title":"Journal of Advanced Nursing","DOI":"10.1111/j.1365-2648.1994.tb01207.x","ISSN":"0309-2402","issue":"6","journalAbbreviation":"J Adv Nurs","language":"eng","page":"1221-1225","PMID":"7930104","source":"PubMed","title":"The Delphi technique: a worthwhile research approach for nursing?","title-short":"The Delphi technique","volume":"19","author":[{"family":"McKenna","given":"H. P."}],"issued":{"date-parts":[["1994",6]]}}}],"schema":"https://github.com/citation-style-language/schema/raw/master/csl-citation.json"} </w:instrText>
-      </w:r>
-      <w:r>
-        <w:rPr>
-          <w:rFonts w:ascii="Arial" w:eastAsia="Arial" w:hAnsi="Arial" w:cs="Arial"/>
-          <w:kern w:val="2"/>
-          <w14:ligatures w14:val="standardContextual"/>
-        </w:rPr>
-        <w:fldChar w:fldCharType="separate"/>
-      </w:r>
-      <w:r>
-        <w:rPr>
-          <w:rFonts w:ascii="Arial" w:hAnsi="Arial" w:cs="Arial"/>
-          <w:vertAlign w:val="superscript"/>
-          <w14:ligatures w14:val="standardContextual"/>
-        </w:rPr>
-        <w:t>16,17</w:t>
-      </w:r>
-      <w:r>
-        <w:rPr>
-          <w:rFonts w:ascii="Arial" w:eastAsia="Arial" w:hAnsi="Arial" w:cs="Arial"/>
-          <w:kern w:val="2"/>
-          <w14:ligatures w14:val="standardContextual"/>
-        </w:rPr>
-        <w:fldChar w:fldCharType="end"/>
-      </w:r>
-      <w:r>
-        <w:rPr>
-          <w:rFonts w:ascii="Arial" w:eastAsia="Arial" w:hAnsi="Arial" w:cs="Arial"/>
-          <w:kern w:val="2"/>
-          <w14:ligatures w14:val="standardContextual"/>
-        </w:rPr>
-        <w:t>), surveys among clinicians and/or patients, and smaller-scale consensus in case of limited resources.</w:t>
+          <w:rFonts w:ascii="Arial" w:eastAsia="Times New Roman" w:hAnsi="Arial" w:cs="Calibri"/>
+          <w:color w:val="000000"/>
+          <w:kern w:val="2"/>
+          <w:lang w:eastAsia="de-DE"/>
+          <w14:ligatures w14:val="standardContextual"/>
+        </w:rPr>
+        <w:t xml:space="preserve">. </w:t>
+      </w:r>
+      <w:r>
+        <w:rPr>
+          <w:rFonts w:ascii="Arial" w:eastAsia="Arial" w:hAnsi="Arial" w:cs="Arial"/>
+          <w:color w:val="000000"/>
+          <w:kern w:val="2"/>
+          <w:szCs w:val="22"/>
+          <w14:ligatures w14:val="standardContextual"/>
+        </w:rPr>
+        <w:t>Abstract screening continued until the number of potentially eligible</w:t>
+      </w:r>
+      <w:r>
+        <w:rPr>
+          <w:rFonts w:ascii="Arial" w:eastAsia="Arial" w:hAnsi="Arial" w:cs="Arial"/>
+          <w:color w:val="000000"/>
+          <w:kern w:val="2"/>
+          <w14:ligatures w14:val="standardContextual"/>
+        </w:rPr>
+        <w:t> </w:t>
+      </w:r>
+      <w:r>
+        <w:rPr>
+          <w:rFonts w:ascii="Arial" w:eastAsia="Arial" w:hAnsi="Arial" w:cs="Arial"/>
+          <w:color w:val="000000"/>
+          <w:kern w:val="2"/>
+          <w:szCs w:val="22"/>
+          <w14:ligatures w14:val="standardContextual"/>
+        </w:rPr>
+        <w:t>RCTs</w:t>
+      </w:r>
+      <w:r>
+        <w:rPr>
+          <w:rFonts w:ascii="Arial" w:eastAsia="Arial" w:hAnsi="Arial" w:cs="Arial"/>
+          <w:color w:val="000000"/>
+          <w:kern w:val="2"/>
+          <w14:ligatures w14:val="standardContextual"/>
+        </w:rPr>
+        <w:t> </w:t>
+      </w:r>
+      <w:r>
+        <w:rPr>
+          <w:rFonts w:ascii="Arial" w:eastAsia="Arial" w:hAnsi="Arial" w:cs="Arial"/>
+          <w:color w:val="000000"/>
+          <w:kern w:val="2"/>
+          <w:szCs w:val="22"/>
+          <w14:ligatures w14:val="standardContextual"/>
+        </w:rPr>
+        <w:t>approached the predefined target sample size.</w:t>
+      </w:r>
+      <w:r>
+        <w:rPr>
+          <w:rFonts w:ascii="Arial" w:eastAsia="Arial" w:hAnsi="Arial" w:cs="Arial"/>
+          <w:color w:val="000000"/>
+          <w:kern w:val="2"/>
+          <w14:ligatures w14:val="standardContextual"/>
+        </w:rPr>
+        <w:t> </w:t>
+      </w:r>
+      <w:r>
+        <w:rPr>
+          <w:rFonts w:ascii="Arial" w:eastAsia="Arial" w:hAnsi="Arial" w:cs="Arial"/>
+          <w:color w:val="000000"/>
+          <w:kern w:val="2"/>
+          <w:szCs w:val="22"/>
+          <w14:ligatures w14:val="standardContextual"/>
+        </w:rPr>
+        <w:t>Full-text</w:t>
+      </w:r>
+      <w:r>
+        <w:rPr>
+          <w:rFonts w:ascii="Arial" w:eastAsia="Arial" w:hAnsi="Arial" w:cs="Arial"/>
+          <w:color w:val="000000"/>
+          <w:kern w:val="2"/>
+          <w14:ligatures w14:val="standardContextual"/>
+        </w:rPr>
+        <w:t> </w:t>
+      </w:r>
+      <w:r>
+        <w:rPr>
+          <w:rFonts w:ascii="Arial" w:eastAsia="Arial" w:hAnsi="Arial" w:cs="Arial"/>
+          <w:color w:val="000000"/>
+          <w:kern w:val="2"/>
+          <w:szCs w:val="22"/>
+          <w14:ligatures w14:val="standardContextual"/>
+        </w:rPr>
+        <w:t>selection was then performed</w:t>
+      </w:r>
+      <w:r>
+        <w:rPr>
+          <w:rFonts w:ascii="Arial" w:eastAsia="Arial" w:hAnsi="Arial" w:cs="Arial"/>
+          <w:color w:val="000000"/>
+          <w:kern w:val="2"/>
+          <w:szCs w:val="22"/>
+          <w14:ligatures w14:val="standardContextual"/>
+        </w:rPr>
+        <w:t xml:space="preserve">. </w:t>
+      </w:r>
+      <w:r>
+        <w:rPr>
+          <w:rFonts w:ascii="Arial" w:eastAsia="Times New Roman" w:hAnsi="Arial" w:cs="Calibri"/>
+          <w:color w:val="000000"/>
+          <w:kern w:val="2"/>
+          <w:lang w:eastAsia="de-DE"/>
+          <w14:ligatures w14:val="standardContextual"/>
+        </w:rPr>
+        <w:t>Disagreements</w:t>
+      </w:r>
+      <w:r>
+        <w:rPr>
+          <w:rFonts w:ascii="Arial" w:eastAsia="Times New Roman" w:hAnsi="Arial" w:cs="Calibri"/>
+          <w:color w:val="000000"/>
+          <w:kern w:val="2"/>
+          <w:lang w:eastAsia="de-DE"/>
+          <w14:ligatures w14:val="standardContextual"/>
+        </w:rPr>
+        <w:t xml:space="preserve"> were resolved by discussion or, if necessary, by consultation with a third reviewer (FA). </w:t>
+      </w:r>
+      <w:r>
+        <w:rPr>
+          <w:rFonts w:ascii="Arial" w:eastAsia="Arial" w:hAnsi="Arial" w:cs="Arial"/>
+          <w:color w:val="000000"/>
+          <w:kern w:val="2"/>
+          <w:szCs w:val="22"/>
+          <w14:ligatures w14:val="standardContextual"/>
+        </w:rPr>
+        <w:t>W</w:t>
+      </w:r>
+      <w:r>
+        <w:rPr>
+          <w:rFonts w:ascii="Arial" w:eastAsia="Times New Roman" w:hAnsi="Arial" w:cs="Calibri"/>
+          <w:color w:val="000000"/>
+          <w:lang w:eastAsia="de-DE"/>
+        </w:rPr>
+        <w:t>e used ChatGPT (OpenAI; GPT-5.2) to translate original non-English articles into English.</w:t>
       </w:r>
     </w:p>
     <w:p>
@@ -3025,82 +4127,59 @@
           <w:sz w:val="28"/>
           <w:lang w:eastAsia="de-DE"/>
         </w:rPr>
-        <w:t>Outcomes definition</w:t>
+        <w:lastRenderedPageBreak/>
+        <w:t>Data extraction</w:t>
       </w:r>
     </w:p>
     <w:p>
       <w:pPr>
-        <w:spacing w:before="100" w:beforeAutospacing="1" w:after="100" w:afterAutospacing="1" w:line="480" w:lineRule="auto"/>
-        <w:rPr>
-          <w:rFonts w:ascii="Arial" w:eastAsia="Times New Roman" w:hAnsi="Arial" w:cs="Calibri"/>
-          <w:color w:val="000000"/>
-          <w:lang w:eastAsia="de-DE"/>
+        <w:spacing w:before="120" w:beforeAutospacing="1" w:afterAutospacing="1" w:line="480" w:lineRule="auto"/>
+        <w:rPr>
+          <w:rFonts w:ascii="Arial" w:eastAsia="Times New Roman" w:hAnsi="Arial" w:cs="Calibri"/>
+          <w:b/>
+          <w:bCs/>
+          <w:i/>
+          <w:iCs/>
+          <w:color w:val="000000"/>
+          <w:kern w:val="2"/>
+          <w:lang w:eastAsia="de-DE"/>
+          <w14:ligatures w14:val="standardContextual"/>
         </w:rPr>
       </w:pPr>
       <w:r>
         <w:rPr>
           <w:rFonts w:ascii="Arial" w:eastAsia="Times New Roman" w:hAnsi="Arial" w:cs="Calibri"/>
           <w:color w:val="000000"/>
-          <w:lang w:eastAsia="de-DE"/>
-        </w:rPr>
-        <w:t xml:space="preserve">To reflect the potential of meaningfully inform clinical practice, we evaluated each RCT against the five predefined </w:t>
-      </w:r>
-      <w:r>
-        <w:rPr>
-          <w:rFonts w:ascii="Arial" w:eastAsia="Times New Roman" w:hAnsi="Arial" w:cs="Calibri"/>
-          <w:bCs/>
-          <w:color w:val="000000"/>
-          <w:lang w:eastAsia="de-DE"/>
-        </w:rPr>
-        <w:t>characteristics</w:t>
-      </w:r>
-      <w:r>
-        <w:rPr>
-          <w:rFonts w:ascii="Arial" w:eastAsia="Times New Roman" w:hAnsi="Arial" w:cs="Calibri"/>
-          <w:b/>
-          <w:color w:val="000000"/>
-          <w:lang w:eastAsia="de-DE"/>
-        </w:rPr>
-        <w:t xml:space="preserve"> (</w:t>
-      </w:r>
-      <w:r>
-        <w:rPr>
-          <w:rFonts w:ascii="Arial" w:eastAsia="Times New Roman" w:hAnsi="Arial" w:cs="Calibri"/>
-          <w:bCs/>
-          <w:color w:val="000000"/>
-          <w:lang w:eastAsia="de-DE"/>
-        </w:rPr>
-        <w:t>also in</w:t>
-      </w:r>
-      <w:r>
-        <w:rPr>
-          <w:rFonts w:ascii="Arial" w:eastAsia="Times New Roman" w:hAnsi="Arial" w:cs="Calibri"/>
-          <w:b/>
-          <w:color w:val="000000"/>
-          <w:lang w:eastAsia="de-DE"/>
-        </w:rPr>
-        <w:t xml:space="preserve"> Table 1)</w:t>
-      </w:r>
-      <w:r>
-        <w:rPr>
-          <w:rFonts w:ascii="Arial" w:eastAsia="Times New Roman" w:hAnsi="Arial" w:cs="Calibri"/>
-          <w:color w:val="000000"/>
-          <w:lang w:eastAsia="de-DE"/>
-        </w:rPr>
-        <w:t xml:space="preserve">. An RCT was classified as meaningfully informing clinical practice if four cumulative conditions were fulfilled: the specific primary outcome(s) was(were) reported AND the hypothesis of the trial was reported and/or the trial design described aligned with the reported specific hypothesis AND the calculation of the sample size was based on a clinically relevant effect </w:t>
-      </w:r>
-      <w:r>
-        <w:rPr>
-          <w:rFonts w:ascii="Arial" w:eastAsia="Times New Roman" w:hAnsi="Arial" w:cs="Calibri"/>
-          <w:color w:val="000000"/>
-          <w:lang w:eastAsia="de-DE"/>
-        </w:rPr>
-        <w:t>AND the discussion of the primary results integrated clinical relevance.</w:t>
+          <w:kern w:val="2"/>
+          <w:lang w:eastAsia="de-DE"/>
+          <w14:ligatures w14:val="standardContextual"/>
+        </w:rPr>
+        <w:t xml:space="preserve">Data were independently extracted in Rayyan® by two reviewers (JRR and FA) from the published RCT and corresponding pre-trial documentation, prioritizing </w:t>
+      </w:r>
+      <w:r>
+        <w:rPr>
+          <w:rFonts w:ascii="Arial" w:eastAsia="Times New Roman" w:hAnsi="Arial" w:cs="Calibri"/>
+          <w:color w:val="000000"/>
+          <w:kern w:val="2"/>
+          <w:lang w:eastAsia="de-DE"/>
+          <w14:ligatures w14:val="standardContextual"/>
+        </w:rPr>
+        <w:t xml:space="preserve">information from </w:t>
+      </w:r>
+      <w:r>
+        <w:rPr>
+          <w:rFonts w:ascii="Arial" w:eastAsia="Times New Roman" w:hAnsi="Arial" w:cs="Calibri"/>
+          <w:color w:val="000000"/>
+          <w:kern w:val="2"/>
+          <w:lang w:eastAsia="de-DE"/>
+          <w14:ligatures w14:val="standardContextual"/>
+        </w:rPr>
+        <w:t>published protocols over unpublished but available protocols and trial registrations. When discrepancies between final publication and corresponding pre-trial documentation occurred, data from the final publication were retained, and inconsistencies were documented.</w:t>
       </w:r>
     </w:p>
     <w:p>
       <w:pPr>
-        <w:spacing w:before="100" w:beforeAutospacing="1" w:after="100" w:afterAutospacing="1" w:line="480" w:lineRule="auto"/>
+        <w:spacing w:before="120" w:beforeAutospacing="1" w:afterAutospacing="1" w:line="480" w:lineRule="auto"/>
         <w:rPr>
           <w:rFonts w:ascii="Arial" w:eastAsia="Times New Roman" w:hAnsi="Arial" w:cs="Calibri"/>
           <w:color w:val="000000"/>
@@ -3113,37 +4192,273 @@
           <w:color w:val="000000"/>
           <w:lang w:eastAsia="de-DE"/>
         </w:rPr>
-        <w:t xml:space="preserve">A primary outcome was considered reported if specific endpoint(s) was(were) clearly defined; trials with multiple primary endpoints without adjustment were classified as “no”. A specific hypothesis was considered reported when authors defined the specific trial hypothesis (e.g., superiority, non-inferiority or equivalence). Alignment between the trial design and the reported hypothesis was considered present when the reported hypothesis matched the hypothesis deducible from the study design and analytical approach. The sample size calculation was deemed clinically relevant if based on a minimal important difference (MID) or equivalent justification, rather than solely statistical significance from prior studies. Finally, clinical relevance was considered addressed if authors interpreted results considering a meaningful effect size. Further details with decision rules are provided in </w:t>
-      </w:r>
-      <w:bookmarkStart w:id="1" w:name="_Hlk227257587"/>
-      <w:r>
-        <w:rPr>
-          <w:rFonts w:ascii="Arial" w:eastAsia="Times New Roman" w:hAnsi="Arial" w:cs="Calibri"/>
-          <w:b/>
-          <w:bCs/>
-          <w:color w:val="000000"/>
-          <w:lang w:eastAsia="de-DE"/>
-        </w:rPr>
-        <w:t>supplemental digital content</w:t>
-      </w:r>
-      <w:bookmarkEnd w:id="1"/>
-      <w:r>
-        <w:rPr>
-          <w:rFonts w:ascii="Arial" w:eastAsia="Times New Roman" w:hAnsi="Arial" w:cs="Calibri"/>
-          <w:b/>
-          <w:bCs/>
-          <w:color w:val="000000"/>
-          <w:lang w:eastAsia="de-DE"/>
-        </w:rPr>
-        <w:t>, Table 1</w:t>
-      </w:r>
-      <w:r>
-        <w:rPr>
-          <w:rFonts w:ascii="Arial" w:eastAsia="Times New Roman" w:hAnsi="Arial" w:cs="Calibri"/>
-          <w:color w:val="000000"/>
-          <w:lang w:eastAsia="de-DE"/>
-        </w:rPr>
-        <w:t>.</w:t>
+        <w:t xml:space="preserve">We extracted </w:t>
+      </w:r>
+      <w:r>
+        <w:rPr>
+          <w:rFonts w:ascii="Arial" w:eastAsia="Times New Roman" w:hAnsi="Arial" w:cs="Calibri"/>
+          <w:color w:val="000000"/>
+          <w:lang w:eastAsia="de-DE"/>
+        </w:rPr>
+        <w:t>data required to assess each component of the primary outcome from both</w:t>
+      </w:r>
+      <w:r>
+        <w:rPr>
+          <w:rFonts w:ascii="Arial" w:eastAsia="Times New Roman" w:hAnsi="Arial" w:cs="Calibri"/>
+          <w:color w:val="000000"/>
+          <w:lang w:eastAsia="de-DE"/>
+        </w:rPr>
+        <w:t xml:space="preserve"> pre-trial documentation and final publication, including </w:t>
+      </w:r>
+      <w:r>
+        <w:rPr>
+          <w:rFonts w:ascii="Arial" w:eastAsia="Times New Roman" w:hAnsi="Arial" w:cs="Calibri"/>
+          <w:color w:val="000000"/>
+          <w:lang w:eastAsia="de-DE"/>
+        </w:rPr>
+        <w:t>reporting of</w:t>
+      </w:r>
+      <w:r>
+        <w:rPr>
+          <w:rFonts w:ascii="Arial" w:eastAsia="Times New Roman" w:hAnsi="Arial" w:cs="Calibri"/>
+          <w:color w:val="000000"/>
+          <w:lang w:eastAsia="de-DE"/>
+        </w:rPr>
+        <w:t xml:space="preserve"> primary </w:t>
+      </w:r>
+      <w:r>
+        <w:rPr>
+          <w:rFonts w:ascii="Arial" w:eastAsia="Times New Roman" w:hAnsi="Arial" w:cs="Calibri"/>
+          <w:color w:val="000000"/>
+          <w:lang w:eastAsia="de-DE"/>
+        </w:rPr>
+        <w:t>outcome</w:t>
+      </w:r>
+      <w:r>
+        <w:rPr>
+          <w:rFonts w:ascii="Arial" w:eastAsia="Times New Roman" w:hAnsi="Arial" w:cs="Calibri"/>
+          <w:color w:val="000000"/>
+          <w:lang w:eastAsia="de-DE"/>
+        </w:rPr>
+        <w:t xml:space="preserve">(s), </w:t>
+      </w:r>
+      <w:r>
+        <w:rPr>
+          <w:rFonts w:ascii="Arial" w:eastAsia="Times New Roman" w:hAnsi="Arial" w:cs="Calibri"/>
+          <w:color w:val="000000"/>
+          <w:lang w:eastAsia="de-DE"/>
+        </w:rPr>
+        <w:t xml:space="preserve">alignment of </w:t>
+      </w:r>
+      <w:r>
+        <w:rPr>
+          <w:rFonts w:ascii="Arial" w:eastAsia="Times New Roman" w:hAnsi="Arial" w:cs="Calibri"/>
+          <w:color w:val="000000"/>
+          <w:lang w:eastAsia="de-DE"/>
+        </w:rPr>
+        <w:t xml:space="preserve">trial design with </w:t>
+      </w:r>
+      <w:r>
+        <w:rPr>
+          <w:rFonts w:ascii="Arial" w:eastAsia="Times New Roman" w:hAnsi="Arial" w:cs="Calibri"/>
+          <w:color w:val="000000"/>
+          <w:lang w:eastAsia="de-DE"/>
+        </w:rPr>
+        <w:t>reported</w:t>
+      </w:r>
+      <w:r>
+        <w:rPr>
+          <w:rFonts w:ascii="Arial" w:eastAsia="Times New Roman" w:hAnsi="Arial" w:cs="Calibri"/>
+          <w:color w:val="000000"/>
+          <w:lang w:eastAsia="de-DE"/>
+        </w:rPr>
+        <w:t xml:space="preserve"> hypothesis</w:t>
+      </w:r>
+      <w:r>
+        <w:rPr>
+          <w:rFonts w:ascii="Arial" w:eastAsia="Times New Roman" w:hAnsi="Arial" w:cs="Calibri"/>
+          <w:color w:val="000000"/>
+          <w:lang w:eastAsia="de-DE"/>
+        </w:rPr>
+        <w:t xml:space="preserve"> and</w:t>
+      </w:r>
+      <w:r>
+        <w:rPr>
+          <w:rFonts w:ascii="Arial" w:eastAsia="Times New Roman" w:hAnsi="Arial" w:cs="Calibri"/>
+          <w:color w:val="000000"/>
+          <w:lang w:eastAsia="de-DE"/>
+        </w:rPr>
+        <w:t xml:space="preserve"> </w:t>
+      </w:r>
+      <w:r>
+        <w:rPr>
+          <w:rFonts w:ascii="Arial" w:eastAsia="Times New Roman" w:hAnsi="Arial" w:cs="Calibri"/>
+          <w:color w:val="000000"/>
+          <w:lang w:eastAsia="de-DE"/>
+        </w:rPr>
+        <w:t xml:space="preserve">use of </w:t>
+      </w:r>
+      <w:r>
+        <w:rPr>
+          <w:rFonts w:ascii="Arial" w:eastAsia="Times New Roman" w:hAnsi="Arial" w:cs="Calibri"/>
+          <w:color w:val="000000"/>
+          <w:lang w:eastAsia="de-DE"/>
+        </w:rPr>
+        <w:t>clinical relevan</w:t>
+      </w:r>
+      <w:r>
+        <w:rPr>
+          <w:rFonts w:ascii="Arial" w:eastAsia="Times New Roman" w:hAnsi="Arial" w:cs="Calibri"/>
+          <w:color w:val="000000"/>
+          <w:lang w:eastAsia="de-DE"/>
+        </w:rPr>
+        <w:t>ce</w:t>
+      </w:r>
+      <w:r>
+        <w:rPr>
+          <w:rFonts w:ascii="Arial" w:eastAsia="Times New Roman" w:hAnsi="Arial" w:cs="Calibri"/>
+          <w:color w:val="000000"/>
+          <w:lang w:eastAsia="de-DE"/>
+        </w:rPr>
+        <w:t xml:space="preserve"> for </w:t>
+      </w:r>
+      <w:r>
+        <w:rPr>
+          <w:rFonts w:ascii="Arial" w:eastAsia="Times New Roman" w:hAnsi="Arial" w:cs="Calibri"/>
+          <w:color w:val="000000"/>
+          <w:lang w:eastAsia="de-DE"/>
+        </w:rPr>
+        <w:t xml:space="preserve">sample size calculation. Final publications were additionally </w:t>
+      </w:r>
+      <w:r>
+        <w:rPr>
+          <w:rFonts w:ascii="Arial" w:eastAsia="Times New Roman" w:hAnsi="Arial" w:cs="Calibri"/>
+          <w:color w:val="000000"/>
+          <w:lang w:eastAsia="de-DE"/>
+        </w:rPr>
+        <w:t>assessed</w:t>
+      </w:r>
+      <w:r>
+        <w:rPr>
+          <w:rFonts w:ascii="Arial" w:eastAsia="Times New Roman" w:hAnsi="Arial" w:cs="Calibri"/>
+          <w:color w:val="000000"/>
+          <w:lang w:eastAsia="de-DE"/>
+        </w:rPr>
+        <w:t xml:space="preserve"> </w:t>
+      </w:r>
+      <w:r>
+        <w:rPr>
+          <w:rFonts w:ascii="Arial" w:eastAsia="Times New Roman" w:hAnsi="Arial" w:cs="Calibri"/>
+          <w:color w:val="000000"/>
+          <w:lang w:eastAsia="de-DE"/>
+        </w:rPr>
+        <w:t xml:space="preserve">for </w:t>
+      </w:r>
+      <w:r>
+        <w:rPr>
+          <w:rFonts w:ascii="Arial" w:eastAsia="Times New Roman" w:hAnsi="Arial" w:cs="Calibri"/>
+          <w:color w:val="000000"/>
+          <w:lang w:eastAsia="de-DE"/>
+        </w:rPr>
+        <w:t xml:space="preserve">consideration of clinical </w:t>
+      </w:r>
+      <w:r>
+        <w:rPr>
+          <w:rFonts w:ascii="Arial" w:eastAsia="Times New Roman" w:hAnsi="Arial" w:cs="Calibri"/>
+          <w:color w:val="000000"/>
+          <w:kern w:val="2"/>
+          <w:lang w:eastAsia="de-DE"/>
+          <w14:ligatures w14:val="standardContextual"/>
+        </w:rPr>
+        <w:t xml:space="preserve">significance </w:t>
+      </w:r>
+      <w:r>
+        <w:rPr>
+          <w:rFonts w:ascii="Arial" w:eastAsia="Times New Roman" w:hAnsi="Arial" w:cs="Calibri"/>
+          <w:color w:val="000000"/>
+          <w:lang w:eastAsia="de-DE"/>
+        </w:rPr>
+        <w:t xml:space="preserve">in the interpretation of results for the primary endpoint(s). We </w:t>
+      </w:r>
+      <w:r>
+        <w:rPr>
+          <w:rFonts w:ascii="Arial" w:eastAsia="Times New Roman" w:hAnsi="Arial" w:cs="Calibri"/>
+          <w:color w:val="000000"/>
+          <w:lang w:eastAsia="de-DE"/>
+        </w:rPr>
+        <w:t>categorized</w:t>
+      </w:r>
+      <w:r>
+        <w:rPr>
+          <w:rFonts w:ascii="Arial" w:eastAsia="Times New Roman" w:hAnsi="Arial" w:cs="Calibri"/>
+          <w:color w:val="000000"/>
+          <w:lang w:eastAsia="de-DE"/>
+        </w:rPr>
+        <w:t xml:space="preserve"> </w:t>
+      </w:r>
+      <w:r>
+        <w:rPr>
+          <w:rFonts w:ascii="Arial" w:eastAsia="Times New Roman" w:hAnsi="Arial" w:cs="Calibri"/>
+          <w:color w:val="000000"/>
+          <w:lang w:eastAsia="de-DE"/>
+        </w:rPr>
+        <w:t>items</w:t>
+      </w:r>
+      <w:r>
+        <w:rPr>
+          <w:rFonts w:ascii="Arial" w:eastAsia="Times New Roman" w:hAnsi="Arial" w:cs="Calibri"/>
+          <w:color w:val="000000"/>
+          <w:lang w:eastAsia="de-DE"/>
+        </w:rPr>
+        <w:t xml:space="preserve"> as “yes”, “no”, “not </w:t>
+      </w:r>
+      <w:r>
+        <w:rPr>
+          <w:rFonts w:ascii="Arial" w:eastAsia="Times New Roman" w:hAnsi="Arial" w:cs="Calibri"/>
+          <w:color w:val="000000"/>
+          <w:lang w:eastAsia="de-DE"/>
+        </w:rPr>
+        <w:t>applicable</w:t>
+      </w:r>
+      <w:r>
+        <w:rPr>
+          <w:rFonts w:ascii="Arial" w:eastAsia="Times New Roman" w:hAnsi="Arial" w:cs="Calibri"/>
+          <w:color w:val="000000"/>
+          <w:lang w:eastAsia="de-DE"/>
+        </w:rPr>
+        <w:t xml:space="preserve">” (not mentioned or not applicable) </w:t>
+      </w:r>
+      <w:r>
+        <w:rPr>
+          <w:rFonts w:ascii="Arial" w:eastAsia="Times New Roman" w:hAnsi="Arial" w:cs="Calibri"/>
+          <w:color w:val="000000"/>
+          <w:lang w:eastAsia="de-DE"/>
+        </w:rPr>
+        <w:t>or</w:t>
+      </w:r>
+      <w:r>
+        <w:rPr>
+          <w:rFonts w:ascii="Arial" w:eastAsia="Times New Roman" w:hAnsi="Arial" w:cs="Calibri"/>
+          <w:color w:val="000000"/>
+          <w:lang w:eastAsia="de-DE"/>
+        </w:rPr>
+        <w:t xml:space="preserve"> “</w:t>
+      </w:r>
+      <w:r>
+        <w:rPr>
+          <w:rFonts w:ascii="Arial" w:eastAsia="Times New Roman" w:hAnsi="Arial" w:cs="Calibri"/>
+          <w:color w:val="000000"/>
+          <w:lang w:eastAsia="de-DE"/>
+        </w:rPr>
+        <w:t>discrepancy</w:t>
+      </w:r>
+      <w:r>
+        <w:rPr>
+          <w:rFonts w:ascii="Arial" w:eastAsia="Times New Roman" w:hAnsi="Arial" w:cs="Calibri"/>
+          <w:color w:val="000000"/>
+          <w:lang w:eastAsia="de-DE"/>
+        </w:rPr>
+        <w:t xml:space="preserve"> between pre-trial document and final publication”. </w:t>
       </w:r>
     </w:p>
     <w:p>
@@ -3174,7 +4489,6 @@
           <w:sz w:val="28"/>
           <w:lang w:eastAsia="de-DE"/>
         </w:rPr>
-        <w:lastRenderedPageBreak/>
         <w:t>Sample size calculation for the main study</w:t>
       </w:r>
     </w:p>
@@ -3194,7 +4508,7 @@
           <w:kern w:val="2"/>
           <w14:ligatures w14:val="standardContextual"/>
         </w:rPr>
-        <w:t xml:space="preserve">Based on our pilot study, 4.6% (4/87) fulfilled the criteria to meaningfully inform practice. We based the sample size </w:t>
+        <w:t xml:space="preserve">Based on our pilot study, 4.6% (4/87) fulfilled the </w:t>
       </w:r>
       <w:r>
         <w:rPr>
@@ -3203,6 +4517,42 @@
           <w:kern w:val="2"/>
           <w14:ligatures w14:val="standardContextual"/>
         </w:rPr>
+        <w:t xml:space="preserve">four </w:t>
+      </w:r>
+      <w:r>
+        <w:rPr>
+          <w:rFonts w:ascii="Arial" w:eastAsia="Arial" w:hAnsi="Arial" w:cs="Calibri"/>
+          <w:color w:val="000000"/>
+          <w:kern w:val="2"/>
+          <w14:ligatures w14:val="standardContextual"/>
+        </w:rPr>
+        <w:t xml:space="preserve">criteria </w:t>
+      </w:r>
+      <w:r>
+        <w:rPr>
+          <w:rFonts w:ascii="Arial" w:eastAsia="Arial" w:hAnsi="Arial" w:cs="Calibri"/>
+          <w:color w:val="000000"/>
+          <w:kern w:val="2"/>
+          <w14:ligatures w14:val="standardContextual"/>
+        </w:rPr>
+        <w:t>of the ability to</w:t>
+      </w:r>
+      <w:r>
+        <w:rPr>
+          <w:rFonts w:ascii="Arial" w:eastAsia="Arial" w:hAnsi="Arial" w:cs="Calibri"/>
+          <w:color w:val="000000"/>
+          <w:kern w:val="2"/>
+          <w14:ligatures w14:val="standardContextual"/>
+        </w:rPr>
+        <w:t xml:space="preserve"> meaningfully inform practice. We based the sample size </w:t>
+      </w:r>
+      <w:r>
+        <w:rPr>
+          <w:rFonts w:ascii="Arial" w:eastAsia="Arial" w:hAnsi="Arial" w:cs="Calibri"/>
+          <w:color w:val="000000"/>
+          <w:kern w:val="2"/>
+          <w14:ligatures w14:val="standardContextual"/>
+        </w:rPr>
         <w:t>calculation for our main study, i.e., the survey of RCTs, on</w:t>
       </w:r>
       <w:r>
@@ -3212,9 +4562,8 @@
           <w:kern w:val="2"/>
           <w14:ligatures w14:val="standardContextual"/>
         </w:rPr>
-        <w:t xml:space="preserve"> precision with the </w:t>
-      </w:r>
-      <w:proofErr w:type="spellStart"/>
+        <w:t xml:space="preserve"> precision with the prec_prop package</w:t>
+      </w:r>
       <w:r>
         <w:rPr>
           <w:rFonts w:ascii="Arial" w:eastAsia="Arial" w:hAnsi="Arial" w:cs="Calibri"/>
@@ -3222,9 +4571,8 @@
           <w:kern w:val="2"/>
           <w14:ligatures w14:val="standardContextual"/>
         </w:rPr>
-        <w:t>prec_prop</w:t>
-      </w:r>
-      <w:proofErr w:type="spellEnd"/>
+        <w:fldChar w:fldCharType="begin"/>
+      </w:r>
       <w:r>
         <w:rPr>
           <w:rFonts w:ascii="Arial" w:eastAsia="Arial" w:hAnsi="Arial" w:cs="Calibri"/>
@@ -3232,7 +4580,7 @@
           <w:kern w:val="2"/>
           <w14:ligatures w14:val="standardContextual"/>
         </w:rPr>
-        <w:t xml:space="preserve"> package</w:t>
+        <w:instrText xml:space="preserve"> ADDIN ZOTERO_ITEM CSL_CITATION {"citationID":"peLtSGEZ","properties":{"formattedCitation":"\\super 18\\nosupersub{}","plainCitation":"18","noteIndex":0},"citationItems":[{"id":186235,"uris":["http://zotero.org/users/6583603/items/BDDFPQFI"],"itemData":{"id":186235,"type":"software","citation-key":"jaeschkePresizeSampleSize2025","publisher":"R package","title":"presize: Sample size and precision for clinical trials (R package)","URL":"https://ctu-bern.r-universe.dev/presize","author":[{"family":"Jaeschke","given":"Anja"},{"family":"Haller","given":"Beat"},{"family":"Egger","given":"Matthias"}],"issued":{"date-parts":[["2025"]]}}}],"schema":"https://github.com/citation-style-language/schema/raw/master/csl-citation.json"} </w:instrText>
       </w:r>
       <w:r>
         <w:rPr>
@@ -3241,7 +4589,16 @@
           <w:kern w:val="2"/>
           <w14:ligatures w14:val="standardContextual"/>
         </w:rPr>
-        <w:fldChar w:fldCharType="begin"/>
+        <w:fldChar w:fldCharType="separate"/>
+      </w:r>
+      <w:r>
+        <w:rPr>
+          <w:rFonts w:ascii="Arial" w:hAnsi="Arial" w:cs="Arial"/>
+          <w:color w:val="000000"/>
+          <w:vertAlign w:val="superscript"/>
+          <w14:ligatures w14:val="standardContextual"/>
+        </w:rPr>
+        <w:t>18</w:t>
       </w:r>
       <w:r>
         <w:rPr>
@@ -3250,7 +4607,7 @@
           <w:kern w:val="2"/>
           <w14:ligatures w14:val="standardContextual"/>
         </w:rPr>
-        <w:instrText xml:space="preserve"> ADDIN ZOTERO_ITEM CSL_CITATION {"citationID":"peLtSGEZ","properties":{"formattedCitation":"\\super 18\\nosupersub{}","plainCitation":"18","noteIndex":0},"citationItems":[{"id":186235,"uris":["http://zotero.org/users/6583603/items/BDDFPQFI"],"itemData":{"id":186235,"type":"software","citation-key":"jaeschkePresizeSampleSize2025","publisher":"R package","title":"presize: Sample size and precision for clinical trials (R package)","URL":"https://ctu-bern.r-universe.dev/presize","author":[{"family":"Jaeschke","given":"Anja"},{"family":"Haller","given":"Beat"},{"family":"Egger","given":"Matthias"}],"issued":{"date-parts":[["2025"]]}}}],"schema":"https://github.com/citation-style-language/schema/raw/master/csl-citation.json"} </w:instrText>
+        <w:fldChar w:fldCharType="end"/>
       </w:r>
       <w:r>
         <w:rPr>
@@ -3259,16 +4616,7 @@
           <w:kern w:val="2"/>
           <w14:ligatures w14:val="standardContextual"/>
         </w:rPr>
-        <w:fldChar w:fldCharType="separate"/>
-      </w:r>
-      <w:r>
-        <w:rPr>
-          <w:rFonts w:ascii="Arial" w:hAnsi="Arial" w:cs="Arial"/>
-          <w:color w:val="000000"/>
-          <w:vertAlign w:val="superscript"/>
-          <w14:ligatures w14:val="standardContextual"/>
-        </w:rPr>
-        <w:t>18</w:t>
+        <w:t>. Considering that 5.0% of trials would meet the criteria, with a prespecified 95% confidence interval (CI) of ±7.0%, we obtained a sample of 161 (Wilson 95%CI</w:t>
       </w:r>
       <w:r>
         <w:rPr>
@@ -3277,7 +4625,7 @@
           <w:kern w:val="2"/>
           <w14:ligatures w14:val="standardContextual"/>
         </w:rPr>
-        <w:fldChar w:fldCharType="end"/>
+        <w:t xml:space="preserve"> from </w:t>
       </w:r>
       <w:r>
         <w:rPr>
@@ -3286,7 +4634,7 @@
           <w:kern w:val="2"/>
           <w14:ligatures w14:val="standardContextual"/>
         </w:rPr>
-        <w:t>. Considering that 5.0% of trials would meet the criteria, with a prespecified 95% confidence interval (CI) of ±7.0%, we obtained a sample of 161 (Wilson 95%CI of 2.6% to 9.6%).</w:t>
+        <w:t>2.6% to 9.6%).</w:t>
       </w:r>
     </w:p>
     <w:p>
@@ -3317,6 +4665,7 @@
           <w:sz w:val="28"/>
           <w:lang w:eastAsia="de-DE"/>
         </w:rPr>
+        <w:lastRenderedPageBreak/>
         <w:t>Statistical analysis</w:t>
       </w:r>
     </w:p>
@@ -3519,7 +4868,119 @@
           <w:kern w:val="2"/>
           <w14:ligatures w14:val="standardContextual"/>
         </w:rPr>
-        <w:t xml:space="preserve">Pre-trial documentation was available for 84 of the 87 published RCTs (96.6%). In these pre-trial documents, a primary endpoint was defined in all 84 trials (100%), and a secondary endpoint was defined in 81 trials (96.4%). However, the study hypothesis for the primary endpoint was specified in only 23 pre-trial documents (27.4%), and the hypothesis for the secondary endpoint in only three documents (3.6%) </w:t>
+        <w:t>Pre-trial documentation</w:t>
+      </w:r>
+      <w:r>
+        <w:rPr>
+          <w:rFonts w:ascii="Arial" w:eastAsia="Arial" w:hAnsi="Arial" w:cs="Arial"/>
+          <w:kern w:val="2"/>
+          <w14:ligatures w14:val="standardContextual"/>
+        </w:rPr>
+        <w:t xml:space="preserve">s were </w:t>
+      </w:r>
+      <w:r>
+        <w:rPr>
+          <w:rFonts w:ascii="Arial" w:eastAsia="Arial" w:hAnsi="Arial" w:cs="Arial"/>
+          <w:kern w:val="2"/>
+          <w14:ligatures w14:val="standardContextual"/>
+        </w:rPr>
+        <w:t xml:space="preserve">available for 84 of the 87 published RCTs (96.6%). </w:t>
+      </w:r>
+      <w:r>
+        <w:rPr>
+          <w:rFonts w:ascii="Arial" w:eastAsia="Arial" w:hAnsi="Arial" w:cs="Arial"/>
+          <w:kern w:val="2"/>
+          <w14:ligatures w14:val="standardContextual"/>
+        </w:rPr>
+        <w:t>All</w:t>
+      </w:r>
+      <w:r>
+        <w:rPr>
+          <w:rFonts w:ascii="Arial" w:eastAsia="Arial" w:hAnsi="Arial" w:cs="Arial"/>
+          <w:kern w:val="2"/>
+          <w14:ligatures w14:val="standardContextual"/>
+        </w:rPr>
+        <w:t xml:space="preserve"> pre-trial documents</w:t>
+      </w:r>
+      <w:r>
+        <w:rPr>
+          <w:rFonts w:ascii="Arial" w:eastAsia="Arial" w:hAnsi="Arial" w:cs="Arial"/>
+          <w:kern w:val="2"/>
+          <w14:ligatures w14:val="standardContextual"/>
+        </w:rPr>
+        <w:t xml:space="preserve"> reported</w:t>
+      </w:r>
+      <w:r>
+        <w:rPr>
+          <w:rFonts w:ascii="Arial" w:eastAsia="Arial" w:hAnsi="Arial" w:cs="Arial"/>
+          <w:kern w:val="2"/>
+          <w14:ligatures w14:val="standardContextual"/>
+        </w:rPr>
+        <w:t xml:space="preserve"> a primary endpoint</w:t>
+      </w:r>
+      <w:r>
+        <w:rPr>
+          <w:rFonts w:ascii="Arial" w:eastAsia="Arial" w:hAnsi="Arial" w:cs="Arial"/>
+          <w:kern w:val="2"/>
+          <w14:ligatures w14:val="standardContextual"/>
+        </w:rPr>
+        <w:t>,</w:t>
+      </w:r>
+      <w:r>
+        <w:rPr>
+          <w:rFonts w:ascii="Arial" w:eastAsia="Arial" w:hAnsi="Arial" w:cs="Arial"/>
+          <w:kern w:val="2"/>
+          <w14:ligatures w14:val="standardContextual"/>
+        </w:rPr>
+        <w:t xml:space="preserve"> and </w:t>
+      </w:r>
+      <w:r>
+        <w:rPr>
+          <w:rFonts w:ascii="Arial" w:eastAsia="Arial" w:hAnsi="Arial" w:cs="Arial"/>
+          <w:kern w:val="2"/>
+          <w14:ligatures w14:val="standardContextual"/>
+        </w:rPr>
+        <w:t>81 defined</w:t>
+      </w:r>
+      <w:r>
+        <w:rPr>
+          <w:rFonts w:ascii="Arial" w:eastAsia="Arial" w:hAnsi="Arial" w:cs="Arial"/>
+          <w:kern w:val="2"/>
+          <w14:ligatures w14:val="standardContextual"/>
+        </w:rPr>
+        <w:t xml:space="preserve"> secondary endpoint</w:t>
+      </w:r>
+      <w:r>
+        <w:rPr>
+          <w:rFonts w:ascii="Arial" w:eastAsia="Arial" w:hAnsi="Arial" w:cs="Arial"/>
+          <w:kern w:val="2"/>
+          <w14:ligatures w14:val="standardContextual"/>
+        </w:rPr>
+        <w:t>s</w:t>
+      </w:r>
+      <w:r>
+        <w:rPr>
+          <w:rFonts w:ascii="Arial" w:eastAsia="Arial" w:hAnsi="Arial" w:cs="Arial"/>
+          <w:kern w:val="2"/>
+          <w14:ligatures w14:val="standardContextual"/>
+        </w:rPr>
+        <w:t xml:space="preserve"> (96.4%). However, the </w:t>
+      </w:r>
+      <w:r>
+        <w:rPr>
+          <w:rFonts w:ascii="Arial" w:eastAsia="Arial" w:hAnsi="Arial" w:cs="Arial"/>
+          <w:kern w:val="2"/>
+          <w14:ligatures w14:val="standardContextual"/>
+        </w:rPr>
+        <w:t>trial</w:t>
+      </w:r>
+      <w:r>
+        <w:rPr>
+          <w:rFonts w:ascii="Arial" w:eastAsia="Arial" w:hAnsi="Arial" w:cs="Arial"/>
+          <w:kern w:val="2"/>
+          <w14:ligatures w14:val="standardContextual"/>
+        </w:rPr>
+        <w:t xml:space="preserve"> hypothesis for the primary endpoint was specified in only 23 pre-trial documents (27.4%), and the hypothesis for the secondary endpoint in only three documents (3.6%) </w:t>
       </w:r>
       <w:r>
         <w:rPr>
@@ -3528,7 +4989,53 @@
           <w:kern w:val="2"/>
           <w14:ligatures w14:val="standardContextual"/>
         </w:rPr>
-        <w:t>(Table 2)</w:t>
+        <w:t>(</w:t>
+      </w:r>
+      <w:r>
+        <w:rPr>
+          <w:rFonts w:ascii="Arial" w:eastAsia="Arial" w:hAnsi="Arial" w:cs="Arial"/>
+          <w:b/>
+          <w:bCs/>
+          <w:kern w:val="2"/>
+          <w14:ligatures w14:val="standardContextual"/>
+        </w:rPr>
+        <w:t xml:space="preserve">supplemental digital content, </w:t>
+      </w:r>
+      <w:r>
+        <w:rPr>
+          <w:rFonts w:ascii="Arial" w:eastAsia="Arial" w:hAnsi="Arial" w:cs="Arial"/>
+          <w:b/>
+          <w:kern w:val="2"/>
+          <w14:ligatures w14:val="standardContextual"/>
+        </w:rPr>
+        <w:t>T</w:t>
+      </w:r>
+      <w:r>
+        <w:rPr>
+          <w:rFonts w:ascii="Arial" w:eastAsia="Arial" w:hAnsi="Arial" w:cs="Arial"/>
+          <w:b/>
+          <w:kern w:val="2"/>
+          <w14:ligatures w14:val="standardContextual"/>
+        </w:rPr>
+        <w:t xml:space="preserve">able </w:t>
+      </w:r>
+      <w:r>
+        <w:rPr>
+          <w:rFonts w:ascii="Arial" w:eastAsia="Arial" w:hAnsi="Arial" w:cs="Arial"/>
+          <w:b/>
+          <w:kern w:val="2"/>
+          <w14:ligatures w14:val="standardContextual"/>
+        </w:rPr>
+        <w:t>XXX</w:t>
+      </w:r>
+      <w:r>
+        <w:rPr>
+          <w:rFonts w:ascii="Arial" w:eastAsia="Arial" w:hAnsi="Arial" w:cs="Arial"/>
+          <w:b/>
+          <w:kern w:val="2"/>
+          <w14:ligatures w14:val="standardContextual"/>
+        </w:rPr>
+        <w:t>)</w:t>
       </w:r>
       <w:r>
         <w:rPr>
@@ -3554,25 +5061,105 @@
           <w:kern w:val="2"/>
           <w14:ligatures w14:val="standardContextual"/>
         </w:rPr>
-        <w:t xml:space="preserve">Among the 87 final publications, we identified four RCTs (4.6%) fulfilling the predefined conditions to meaningfully inform clinical practice. Twenty trials (23.0%) specified a superiority </w:t>
-      </w:r>
-      <w:proofErr w:type="gramStart"/>
-      <w:r>
-        <w:rPr>
-          <w:rFonts w:ascii="Arial" w:eastAsia="Arial" w:hAnsi="Arial" w:cs="Arial"/>
-          <w:kern w:val="2"/>
-          <w14:ligatures w14:val="standardContextual"/>
-        </w:rPr>
-        <w:t>design</w:t>
-      </w:r>
-      <w:proofErr w:type="gramEnd"/>
-      <w:r>
-        <w:rPr>
-          <w:rFonts w:ascii="Arial" w:eastAsia="Arial" w:hAnsi="Arial" w:cs="Arial"/>
-          <w:kern w:val="2"/>
-          <w14:ligatures w14:val="standardContextual"/>
-        </w:rPr>
-        <w:t xml:space="preserve"> and 12 trials (13.8%) specified a non-inferiority design, whereas 55 trials did not report a study hypothesis at all. A sample size calculation was reported in 84 trials (96.6%). Statistical significance for the primary endpoint was achieved in 44 trials (50.7%); however, only nine trials (10.3%) discussed whether the observed effect could be interpreted as clinically meaningful.</w:t>
+        <w:t>Among the 87 final publications, we identified four RCTs (4.6%) fulfilling the predefined conditions to meaningfully inform clinical practice</w:t>
+      </w:r>
+      <w:r>
+        <w:rPr>
+          <w:rFonts w:ascii="Arial" w:eastAsia="Arial" w:hAnsi="Arial" w:cs="Arial"/>
+          <w:kern w:val="2"/>
+          <w14:ligatures w14:val="standardContextual"/>
+        </w:rPr>
+        <w:t xml:space="preserve"> (</w:t>
+      </w:r>
+      <w:r>
+        <w:rPr>
+          <w:rFonts w:ascii="Arial" w:eastAsia="Arial" w:hAnsi="Arial" w:cs="Arial"/>
+          <w:b/>
+          <w:bCs/>
+          <w:kern w:val="2"/>
+          <w14:ligatures w14:val="standardContextual"/>
+        </w:rPr>
+        <w:t>Table 2</w:t>
+      </w:r>
+      <w:r>
+        <w:rPr>
+          <w:rFonts w:ascii="Arial" w:eastAsia="Arial" w:hAnsi="Arial" w:cs="Arial"/>
+          <w:kern w:val="2"/>
+          <w14:ligatures w14:val="standardContextual"/>
+        </w:rPr>
+        <w:t>)</w:t>
+      </w:r>
+      <w:r>
+        <w:rPr>
+          <w:rFonts w:ascii="Arial" w:eastAsia="Arial" w:hAnsi="Arial" w:cs="Arial"/>
+          <w:kern w:val="2"/>
+          <w14:ligatures w14:val="standardContextual"/>
+        </w:rPr>
+        <w:t xml:space="preserve">. </w:t>
+      </w:r>
+      <w:r>
+        <w:rPr>
+          <w:rFonts w:ascii="Arial" w:eastAsia="Arial" w:hAnsi="Arial" w:cs="Arial"/>
+          <w:kern w:val="2"/>
+          <w14:ligatures w14:val="standardContextual"/>
+        </w:rPr>
+        <w:t xml:space="preserve">Concerning the four items of interest, the less frequently fulfilled were the incorporation of clinical relevance for sample size calculation and results interpretation, </w:t>
+      </w:r>
+      <w:r>
+        <w:rPr>
+          <w:rFonts w:ascii="Arial" w:eastAsia="Arial" w:hAnsi="Arial" w:cs="Arial"/>
+          <w:kern w:val="2"/>
+          <w14:ligatures w14:val="standardContextual"/>
+        </w:rPr>
+        <w:t xml:space="preserve">which only nine (10.8%) and six (6.9%) RCTs did, </w:t>
+      </w:r>
+      <w:r>
+        <w:rPr>
+          <w:rFonts w:ascii="Arial" w:eastAsia="Arial" w:hAnsi="Arial" w:cs="Arial"/>
+          <w:kern w:val="2"/>
+          <w14:ligatures w14:val="standardContextual"/>
+        </w:rPr>
+        <w:t>respectively</w:t>
+      </w:r>
+      <w:r>
+        <w:rPr>
+          <w:rFonts w:ascii="Arial" w:eastAsia="Arial" w:hAnsi="Arial" w:cs="Arial"/>
+          <w:kern w:val="2"/>
+          <w14:ligatures w14:val="standardContextual"/>
+        </w:rPr>
+        <w:t>. Discrepancies between pre-trial documentations and final publications mostly concerned the primary endpoint(s) reported (</w:t>
+      </w:r>
+      <w:r>
+        <w:rPr>
+          <w:rFonts w:ascii="Arial" w:eastAsia="Arial" w:hAnsi="Arial" w:cs="Arial"/>
+          <w:kern w:val="2"/>
+          <w14:ligatures w14:val="standardContextual"/>
+        </w:rPr>
+        <w:t xml:space="preserve">11 </w:t>
+      </w:r>
+      <w:r>
+        <w:rPr>
+          <w:rFonts w:ascii="Arial" w:eastAsia="Arial" w:hAnsi="Arial" w:cs="Arial"/>
+          <w:kern w:val="2"/>
+          <w14:ligatures w14:val="standardContextual"/>
+        </w:rPr>
+        <w:t xml:space="preserve">cases, </w:t>
+      </w:r>
+      <w:r>
+        <w:rPr>
+          <w:rFonts w:ascii="Arial" w:eastAsia="Arial" w:hAnsi="Arial" w:cs="Arial"/>
+          <w:kern w:val="2"/>
+          <w14:ligatures w14:val="standardContextual"/>
+        </w:rPr>
+        <w:t>13.1%)</w:t>
+      </w:r>
+      <w:r>
+        <w:rPr>
+          <w:rFonts w:ascii="Arial" w:eastAsia="Arial" w:hAnsi="Arial" w:cs="Arial"/>
+          <w:kern w:val="2"/>
+          <w14:ligatures w14:val="standardContextual"/>
+        </w:rPr>
+        <w:t>.</w:t>
       </w:r>
     </w:p>
     <w:p>
@@ -3621,7 +5208,119 @@
           <w:kern w:val="2"/>
           <w14:ligatures w14:val="standardContextual"/>
         </w:rPr>
-        <w:t>From 19,393 records published in 2024, 554 were screened after a total of three iterative rounds of the selection process previously described. We excluded a total of 303 records at the first screening stage, and 234 full-text articles assessed for eligibility. A total of 167 articles were excluded for different reasons, resulting in a final sample of 167 RCTs, slightly superior to the targeted value of 161 (</w:t>
+        <w:t>Among</w:t>
+      </w:r>
+      <w:r>
+        <w:rPr>
+          <w:rFonts w:ascii="Arial" w:eastAsia="Arial" w:hAnsi="Arial" w:cs="Arial"/>
+          <w:kern w:val="2"/>
+          <w14:ligatures w14:val="standardContextual"/>
+        </w:rPr>
+        <w:t xml:space="preserve"> 19,393 records published in 2024, 554</w:t>
+      </w:r>
+      <w:r>
+        <w:rPr>
+          <w:rFonts w:ascii="Arial" w:eastAsia="Arial" w:hAnsi="Arial" w:cs="Arial"/>
+          <w:kern w:val="2"/>
+          <w14:ligatures w14:val="standardContextual"/>
+        </w:rPr>
+        <w:t xml:space="preserve"> were consecutively screened at the title and abstract stage. Of these, we assessed 253</w:t>
+      </w:r>
+      <w:r>
+        <w:rPr>
+          <w:rFonts w:ascii="Arial" w:eastAsia="Arial" w:hAnsi="Arial" w:cs="Arial"/>
+          <w:kern w:val="2"/>
+          <w14:ligatures w14:val="standardContextual"/>
+        </w:rPr>
+        <w:t xml:space="preserve"> full-text </w:t>
+      </w:r>
+      <w:r>
+        <w:rPr>
+          <w:rFonts w:ascii="Arial" w:eastAsia="Arial" w:hAnsi="Arial" w:cs="Arial"/>
+          <w:kern w:val="2"/>
+          <w14:ligatures w14:val="standardContextual"/>
+        </w:rPr>
+        <w:t xml:space="preserve">articles </w:t>
+      </w:r>
+      <w:r>
+        <w:rPr>
+          <w:rFonts w:ascii="Arial" w:eastAsia="Arial" w:hAnsi="Arial" w:cs="Arial"/>
+          <w:kern w:val="2"/>
+          <w14:ligatures w14:val="standardContextual"/>
+        </w:rPr>
+        <w:t>for eligibility</w:t>
+      </w:r>
+      <w:r>
+        <w:rPr>
+          <w:rFonts w:ascii="Arial" w:eastAsia="Arial" w:hAnsi="Arial" w:cs="Arial"/>
+          <w:kern w:val="2"/>
+          <w14:ligatures w14:val="standardContextual"/>
+        </w:rPr>
+        <w:t xml:space="preserve">, and </w:t>
+      </w:r>
+      <w:r>
+        <w:rPr>
+          <w:rFonts w:ascii="Arial" w:eastAsia="Arial" w:hAnsi="Arial" w:cs="Arial"/>
+          <w:kern w:val="2"/>
+          <w14:ligatures w14:val="standardContextual"/>
+        </w:rPr>
+        <w:t>67 articles were</w:t>
+      </w:r>
+      <w:r>
+        <w:rPr>
+          <w:rFonts w:ascii="Arial" w:eastAsia="Arial" w:hAnsi="Arial" w:cs="Arial"/>
+          <w:kern w:val="2"/>
+          <w14:ligatures w14:val="standardContextual"/>
+        </w:rPr>
+        <w:t xml:space="preserve"> excluded</w:t>
+      </w:r>
+      <w:r>
+        <w:rPr>
+          <w:rFonts w:ascii="Arial" w:eastAsia="Arial" w:hAnsi="Arial" w:cs="Arial"/>
+          <w:kern w:val="2"/>
+          <w14:ligatures w14:val="standardContextual"/>
+        </w:rPr>
+        <w:t>.</w:t>
+      </w:r>
+      <w:r>
+        <w:rPr>
+          <w:rFonts w:ascii="Arial" w:eastAsia="Arial" w:hAnsi="Arial" w:cs="Arial"/>
+          <w:kern w:val="2"/>
+          <w14:ligatures w14:val="standardContextual"/>
+        </w:rPr>
+        <w:t xml:space="preserve"> </w:t>
+      </w:r>
+      <w:r>
+        <w:rPr>
+          <w:rFonts w:ascii="Arial" w:eastAsia="Arial" w:hAnsi="Arial" w:cs="Arial"/>
+          <w:kern w:val="2"/>
+          <w14:ligatures w14:val="standardContextual"/>
+        </w:rPr>
+        <w:t>The</w:t>
+      </w:r>
+      <w:r>
+        <w:rPr>
+          <w:rFonts w:ascii="Arial" w:eastAsia="Arial" w:hAnsi="Arial" w:cs="Arial"/>
+          <w:kern w:val="2"/>
+          <w14:ligatures w14:val="standardContextual"/>
+        </w:rPr>
+        <w:t xml:space="preserve"> final sample </w:t>
+      </w:r>
+      <w:r>
+        <w:rPr>
+          <w:rFonts w:ascii="Arial" w:eastAsia="Arial" w:hAnsi="Arial" w:cs="Arial"/>
+          <w:kern w:val="2"/>
+          <w14:ligatures w14:val="standardContextual"/>
+        </w:rPr>
+        <w:t>comprised</w:t>
+      </w:r>
+      <w:r>
+        <w:rPr>
+          <w:rFonts w:ascii="Arial" w:eastAsia="Arial" w:hAnsi="Arial" w:cs="Arial"/>
+          <w:kern w:val="2"/>
+          <w14:ligatures w14:val="standardContextual"/>
+        </w:rPr>
+        <w:t xml:space="preserve"> 167 RCTs, slightly superior to the targeted value of 161 (</w:t>
       </w:r>
       <w:r>
         <w:rPr>
@@ -3786,8 +5485,8 @@
           <w:szCs w:val="28"/>
         </w:rPr>
         <w:sectPr>
-          <w:footerReference w:type="even" r:id="rId8"/>
-          <w:footerReference w:type="default" r:id="rId9"/>
+          <w:footerReference w:type="even" r:id="rId12"/>
+          <w:footerReference w:type="default" r:id="rId13"/>
           <w:pgSz w:w="12240" w:h="15840"/>
           <w:pgMar w:top="1440" w:right="1440" w:bottom="1440" w:left="1440" w:header="720" w:footer="720" w:gutter="0"/>
           <w:cols w:space="720"/>
@@ -4057,9 +5756,8 @@
           <w:kern w:val="2"/>
           <w14:ligatures w14:val="standardContextual"/>
         </w:rPr>
-        <w:t>Several meta-research studies have evaluated surgical RCTs, primarily focusing on reporting quality and internal validity. For example, systematic assessments using Cochrane’s revised tool for Risk of Bias 2 in RCTs tool (</w:t>
-      </w:r>
-      <w:proofErr w:type="spellStart"/>
+        <w:t>Several meta-research studies have evaluated surgical RCTs, primarily focusing on reporting quality and internal validity. For example, systematic assessments using Cochrane’s revised tool for Risk of Bias 2 in RCTs tool (RoB 2)</w:t>
+      </w:r>
       <w:r>
         <w:rPr>
           <w:rFonts w:ascii="Arial" w:eastAsia="Arial" w:hAnsi="Arial" w:cs="Calibri"/>
@@ -4067,9 +5765,8 @@
           <w:kern w:val="2"/>
           <w14:ligatures w14:val="standardContextual"/>
         </w:rPr>
-        <w:t>RoB</w:t>
-      </w:r>
-      <w:proofErr w:type="spellEnd"/>
+        <w:fldChar w:fldCharType="begin"/>
+      </w:r>
       <w:r>
         <w:rPr>
           <w:rFonts w:ascii="Arial" w:eastAsia="Arial" w:hAnsi="Arial" w:cs="Calibri"/>
@@ -4077,7 +5774,7 @@
           <w:kern w:val="2"/>
           <w14:ligatures w14:val="standardContextual"/>
         </w:rPr>
-        <w:t xml:space="preserve"> 2)</w:t>
+        <w:instrText xml:space="preserve"> ADDIN ZOTERO_ITEM CSL_CITATION {"citationID":"kK2mCv8M","properties":{"unsorted":false,"formattedCitation":"\\super 21\\nosupersub{}","plainCitation":"21","noteIndex":0},"citationItems":[{"id":21839,"uris":["http://zotero.org/groups/5983724/items/G5GBNPPE"],"itemData":{"id":21839,"type":"article-journal","abstract":"RoB 2: a revised tool for assessing risk of bias in randomised trials","citation-key":"jacRoB2Revised2019","container-title":"BMJ (Clinical research ed.)","DOI":"10.1136/bmj.l4898","ISSN":"1756-1833","language":"en","PMID":"31462531","publisher":"BMJ","source":"pubmed.ncbi.nlm.nih.gov","title":"RoB 2: a revised tool for assessing risk of bias in randomised trials","title-short":"RoB 2","URL":"https://pubmed.ncbi.nlm.nih.gov/31462531/","volume":"366","author":[{"family":"Jac","given":"Sterne"},{"family":"J","given":"Savović"},{"family":"Mj","given":"Page"},{"family":"Rg","given":"Elbers"},{"family":"Ns","given":"Blencowe"},{"family":"I","given":"Boutron"},{"family":"Cj","given":"Cates"},{"family":"Hy","given":"Cheng"},{"family":"Ms","given":"Corbett"},{"family":"Sm","given":"Eldridge"},{"family":"Jr","given":"Emberson"},{"family":"Ma","given":"Hernán"},{"family":"S","given":"Hopewell"},{"family":"A","given":"Hróbjartsson"},{"family":"Dr","given":"Junqueira"},{"family":"P","given":"Jüni"},{"family":"Jj","given":"Kirkham"},{"family":"T","given":"Lasserson"},{"family":"T","given":"Li"},{"family":"A","given":"McAleenan"},{"family":"Bc","given":"Reeves"},{"family":"S","given":"Shepperd"},{"family":"I","given":"Shrier"},{"family":"La","given":"Stewart"},{"family":"K","given":"Tilling"},{"family":"Ir","given":"White"},{"family":"Pf","given":"Whiting"},{"family":"Jpt","given":"Higgins"}],"accessed":{"date-parts":[["2025",7,26]]},"issued":{"date-parts":[["2019",8,28]]}}}],"schema":"https://github.com/citation-style-language/schema/raw/master/csl-citation.json"} </w:instrText>
       </w:r>
       <w:r>
         <w:rPr>
@@ -4086,6 +5783,42 @@
           <w:kern w:val="2"/>
           <w14:ligatures w14:val="standardContextual"/>
         </w:rPr>
+        <w:fldChar w:fldCharType="separate"/>
+      </w:r>
+      <w:r>
+        <w:rPr>
+          <w:rFonts w:ascii="Arial" w:hAnsi="Arial" w:cs="Arial"/>
+          <w:color w:val="000000"/>
+          <w:vertAlign w:val="superscript"/>
+          <w14:ligatures w14:val="standardContextual"/>
+        </w:rPr>
+        <w:t>21</w:t>
+      </w:r>
+      <w:r>
+        <w:rPr>
+          <w:rFonts w:ascii="Arial" w:eastAsia="Arial" w:hAnsi="Arial" w:cs="Calibri"/>
+          <w:color w:val="000000"/>
+          <w:kern w:val="2"/>
+          <w14:ligatures w14:val="standardContextual"/>
+        </w:rPr>
+        <w:fldChar w:fldCharType="end"/>
+      </w:r>
+      <w:r>
+        <w:rPr>
+          <w:rFonts w:ascii="Arial" w:eastAsia="Arial" w:hAnsi="Arial" w:cs="Calibri"/>
+          <w:color w:val="000000"/>
+          <w:kern w:val="2"/>
+          <w14:ligatures w14:val="standardContextual"/>
+        </w:rPr>
+        <w:t xml:space="preserve"> and Grading of Recommendations, Assessment, Development, and Evaluation (GRADE)</w:t>
+      </w:r>
+      <w:r>
+        <w:rPr>
+          <w:rFonts w:ascii="Arial" w:eastAsia="Arial" w:hAnsi="Arial" w:cs="Calibri"/>
+          <w:color w:val="000000"/>
+          <w:kern w:val="2"/>
+          <w14:ligatures w14:val="standardContextual"/>
+        </w:rPr>
         <w:fldChar w:fldCharType="begin"/>
       </w:r>
       <w:r>
@@ -4095,7 +5828,7 @@
           <w:kern w:val="2"/>
           <w14:ligatures w14:val="standardContextual"/>
         </w:rPr>
-        <w:instrText xml:space="preserve"> ADDIN ZOTERO_ITEM CSL_CITATION {"citationID":"kK2mCv8M","properties":{"unsorted":false,"formattedCitation":"\\super 21\\nosupersub{}","plainCitation":"21","noteIndex":0},"citationItems":[{"id":21839,"uris":["http://zotero.org/groups/5983724/items/G5GBNPPE"],"itemData":{"id":21839,"type":"article-journal","abstract":"RoB 2: a revised tool for assessing risk of bias in randomised trials","citation-key":"jacRoB2Revised2019","container-title":"BMJ (Clinical research ed.)","DOI":"10.1136/bmj.l4898","ISSN":"1756-1833","language":"en","PMID":"31462531","publisher":"BMJ","source":"pubmed.ncbi.nlm.nih.gov","title":"RoB 2: a revised tool for assessing risk of bias in randomised trials","title-short":"RoB 2","URL":"https://pubmed.ncbi.nlm.nih.gov/31462531/","volume":"366","author":[{"family":"Jac","given":"Sterne"},{"family":"J","given":"Savović"},{"family":"Mj","given":"Page"},{"family":"Rg","given":"Elbers"},{"family":"Ns","given":"Blencowe"},{"family":"I","given":"Boutron"},{"family":"Cj","given":"Cates"},{"family":"Hy","given":"Cheng"},{"family":"Ms","given":"Corbett"},{"family":"Sm","given":"Eldridge"},{"family":"Jr","given":"Emberson"},{"family":"Ma","given":"Hernán"},{"family":"S","given":"Hopewell"},{"family":"A","given":"Hróbjartsson"},{"family":"Dr","given":"Junqueira"},{"family":"P","given":"Jüni"},{"family":"Jj","given":"Kirkham"},{"family":"T","given":"Lasserson"},{"family":"T","given":"Li"},{"family":"A","given":"McAleenan"},{"family":"Bc","given":"Reeves"},{"family":"S","given":"Shepperd"},{"family":"I","given":"Shrier"},{"family":"La","given":"Stewart"},{"family":"K","given":"Tilling"},{"family":"Ir","given":"White"},{"family":"Pf","given":"Whiting"},{"family":"Jpt","given":"Higgins"}],"accessed":{"date-parts":[["2025",7,26]]},"issued":{"date-parts":[["2019",8,28]]}}}],"schema":"https://github.com/citation-style-language/schema/raw/master/csl-citation.json"} </w:instrText>
+        <w:instrText xml:space="preserve"> ADDIN ZOTERO_ITEM CSL_CITATION {"citationID":"l4AeNtEh","properties":{"unsorted":false,"formattedCitation":"\\super 22\\nosupersub{}","plainCitation":"22","noteIndex":0},"citationItems":[{"id":229154,"uris":["http://zotero.org/groups/6353616/items/62FT7SFV"],"itemData":{"id":229154,"type":"webpage","citation-key":"GRADEBook","title":"GRADE Book","URL":"https://book.gradepro.org/","accessed":{"date-parts":[["2026",4,6]]}}}],"schema":"https://github.com/citation-style-language/schema/raw/master/csl-citation.json"} </w:instrText>
       </w:r>
       <w:r>
         <w:rPr>
@@ -4113,7 +5846,7 @@
           <w:vertAlign w:val="superscript"/>
           <w14:ligatures w14:val="standardContextual"/>
         </w:rPr>
-        <w:t>21</w:t>
+        <w:t>22</w:t>
       </w:r>
       <w:r>
         <w:rPr>
@@ -4131,7 +5864,7 @@
           <w:kern w:val="2"/>
           <w14:ligatures w14:val="standardContextual"/>
         </w:rPr>
-        <w:t xml:space="preserve"> and Grading of Recommendations, Assessment, Development, and Evaluation (GRADE)</w:t>
+        <w:t xml:space="preserve"> have examined trends in risk of bias and certainty of evidence across trials, with some suggesting improvements over time</w:t>
       </w:r>
       <w:r>
         <w:rPr>
@@ -4149,7 +5882,7 @@
           <w:kern w:val="2"/>
           <w14:ligatures w14:val="standardContextual"/>
         </w:rPr>
-        <w:instrText xml:space="preserve"> ADDIN ZOTERO_ITEM CSL_CITATION {"citationID":"l4AeNtEh","properties":{"unsorted":false,"formattedCitation":"\\super 22\\nosupersub{}","plainCitation":"22","noteIndex":0},"citationItems":[{"id":229154,"uris":["http://zotero.org/groups/6353616/items/62FT7SFV"],"itemData":{"id":229154,"type":"webpage","citation-key":"GRADEBook","title":"GRADE Book","URL":"https://book.gradepro.org/","accessed":{"date-parts":[["2026",4,6]]}}}],"schema":"https://github.com/citation-style-language/schema/raw/master/csl-citation.json"} </w:instrText>
+        <w:instrText xml:space="preserve"> ADDIN ZOTERO_ITEM CSL_CITATION {"citationID":"P3xYdnl5","properties":{"unsorted":false,"formattedCitation":"\\super 23,24\\nosupersub{}","plainCitation":"23,24","noteIndex":0},"citationItems":[{"id":229181,"uris":["http://zotero.org/groups/6353616/items/UFJGA4BL"],"itemData":{"id":229181,"type":"article-journal","abstract":"Objective: \n          To assess worldwide trends in volume and methodological quality of published surgical randomized controlled trials (RCTs) over the past decade.\n          Background: \n          Randomized controlled trials are essential for clinical decision making. It has repeatedly been suggested that surgical RCTs are scarce and of mediocre quality.\n          Methods: \n          We systematically searched PubMed for surgical RCTs published in 1999 and 2009. Characteristics and risks of bias were extracted. Trials where compared between study years and geographical regions. Primary outcome was “low risk of bias,” defined by all of the following: adequate allocation generation and concealment, intention-to-treat analysis, and adequate dropout handling.\n          Results: \n          The volume of published surgical RCTs increased by 50%, from 300 in 1999 to 450 in 2009. Volume increased in Europe (27% increase), Asia/Oceania (160% increase), and Africa/South America (416% increase) but decreased in North America (23% decrease), although the United States remained the country with the highest number of published RCTs. In 2009, methodological quality of surgical trials improved in terms of sample size calculation, adequate generation of randomization sequence, concealment of randomization sequence, and use of intention-to-treat analysis as compared with 1999 (P &lt; 0.001 for all). The proportion of low risk of bias trials increased from 6% to 14% (prevalence ratio 2.59; 95% confidence interval 1.55–4.32). In 2009, the highest proportion of low risk of bias trials was from Europe (23%), whereas the lowest was from Asia/Oceania (5%).\n          Conclusions: \n          Volume and quality of surgical RCTs improved although striking differences exist between continents and countries. Structured education in trial methodology, enforced adherence to existing guidelines, and improved research infrastructure may guide further improvements.","citation-key":"ahmedaliTrendsWorldwideVolume2013","container-title":"Annals of Surgery","DOI":"10.1097/SLA.0b013e31829c7795","ISSN":"0003-4932","issue":"2","language":"en-US","page":"199","source":"journals.lww.com","title":"Trends in Worldwide Volume and Methodological Quality of Surgical Randomized Controlled Trials","volume":"258","author":[{"family":"Ahmed Ali","given":"Usama"},{"family":"Sluis","given":"Pieter C.","non-dropping-particle":"van der"},{"family":"Issa","given":"Yama"},{"family":"Habaga","given":"Ibrahim Abou"},{"family":"Gooszen","given":"Hein G."},{"family":"Flum","given":"David R."},{"family":"Algra","given":"Ale"},{"family":"Besselink","given":"Marc G."}],"issued":{"date-parts":[["2013",8]]}}},{"id":229183,"uris":["http://zotero.org/groups/6353616/items/MZDALK59"],"itemData":{"id":229183,"type":"article-journal","abstract":"In this systematic review, including 1188 surgical RCTs from 3 individual years in the past two decades (1999, 2009, and 2019), the worldwide volume remained stable in the past decade, whereas the rate of RCTs with a low risk of bias increased from 14.7 to 22.1 per cent, leaving ample room for improvement. The volume of published surgical RCTs increased in Asia, remained stable in North America, and decreased in Europe.","citation-key":"pronkTwoDecadesSurgical2023","container-title":"The British Journal of Surgery","DOI":"10.1093/bjs/znad160","ISSN":"0007-1323","issue":"10","journalAbbreviation":"Br J Surg","page":"1300-1308","PMID":"37379487","PMCID":"PMC10480038","source":"PubMed Central","title":"Two decades of surgical randomized controlled trials: worldwide trends in volume and methodological quality","title-short":"Two decades of surgical randomized controlled trials","volume":"110","author":[{"family":"Pronk","given":"Aagje J M"},{"family":"Roelofs","given":"Anne"},{"family":"Flum","given":"David R"},{"family":"Bonjer","given":"H Jaap"},{"family":"Abu Hilal","given":"Mohammed"},{"family":"Dijkgraaf","given":"Marcel G W"},{"family":"Besselink","given":"Marc G"},{"family":"Ahmed Ali","given":"Usama"}],"issued":{"date-parts":[["2023",6,28]]}}}],"schema":"https://github.com/citation-style-language/schema/raw/master/csl-citation.json"} </w:instrText>
       </w:r>
       <w:r>
         <w:rPr>
@@ -4167,7 +5900,7 @@
           <w:vertAlign w:val="superscript"/>
           <w14:ligatures w14:val="standardContextual"/>
         </w:rPr>
-        <w:t>22</w:t>
+        <w:t>23,24</w:t>
       </w:r>
       <w:r>
         <w:rPr>
@@ -4185,7 +5918,7 @@
           <w:kern w:val="2"/>
           <w14:ligatures w14:val="standardContextual"/>
         </w:rPr>
-        <w:t xml:space="preserve"> have examined trends in risk of bias and certainty of evidence across trials, with some suggesting improvements over time</w:t>
+        <w:t>. Similar conclusions were shown in studies assessing reporting quality by the adherence to items of the Consolidated Standards Of Reporting Trials (CONSORT)</w:t>
       </w:r>
       <w:r>
         <w:rPr>
@@ -4203,7 +5936,7 @@
           <w:kern w:val="2"/>
           <w14:ligatures w14:val="standardContextual"/>
         </w:rPr>
-        <w:instrText xml:space="preserve"> ADDIN ZOTERO_ITEM CSL_CITATION {"citationID":"P3xYdnl5","properties":{"unsorted":false,"formattedCitation":"\\super 23,24\\nosupersub{}","plainCitation":"23,24","noteIndex":0},"citationItems":[{"id":229181,"uris":["http://zotero.org/groups/6353616/items/UFJGA4BL"],"itemData":{"id":229181,"type":"article-journal","abstract":"Objective: \n          To assess worldwide trends in volume and methodological quality of published surgical randomized controlled trials (RCTs) over the past decade.\n          Background: \n          Randomized controlled trials are essential for clinical decision making. It has repeatedly been suggested that surgical RCTs are scarce and of mediocre quality.\n          Methods: \n          We systematically searched PubMed for surgical RCTs published in 1999 and 2009. Characteristics and risks of bias were extracted. Trials where compared between study years and geographical regions. Primary outcome was “low risk of bias,” defined by all of the following: adequate allocation generation and concealment, intention-to-treat analysis, and adequate dropout handling.\n          Results: \n          The volume of published surgical RCTs increased by 50%, from 300 in 1999 to 450 in 2009. Volume increased in Europe (27% increase), Asia/Oceania (160% increase), and Africa/South America (416% increase) but decreased in North America (23% decrease), although the United States remained the country with the highest number of published RCTs. In 2009, methodological quality of surgical trials improved in terms of sample size calculation, adequate generation of randomization sequence, concealment of randomization sequence, and use of intention-to-treat analysis as compared with 1999 (P &lt; 0.001 for all). The proportion of low risk of bias trials increased from 6% to 14% (prevalence ratio 2.59; 95% confidence interval 1.55–4.32). In 2009, the highest proportion of low risk of bias trials was from Europe (23%), whereas the lowest was from Asia/Oceania (5%).\n          Conclusions: \n          Volume and quality of surgical RCTs improved although striking differences exist between continents and countries. Structured education in trial methodology, enforced adherence to existing guidelines, and improved research infrastructure may guide further improvements.","citation-key":"ahmedaliTrendsWorldwideVolume2013","container-title":"Annals of Surgery","DOI":"10.1097/SLA.0b013e31829c7795","ISSN":"0003-4932","issue":"2","language":"en-US","page":"199","source":"journals.lww.com","title":"Trends in Worldwide Volume and Methodological Quality of Surgical Randomized Controlled Trials","volume":"258","author":[{"family":"Ahmed Ali","given":"Usama"},{"family":"Sluis","given":"Pieter C.","non-dropping-particle":"van der"},{"family":"Issa","given":"Yama"},{"family":"Habaga","given":"Ibrahim Abou"},{"family":"Gooszen","given":"Hein G."},{"family":"Flum","given":"David R."},{"family":"Algra","given":"Ale"},{"family":"Besselink","given":"Marc G."}],"issued":{"date-parts":[["2013",8]]}}},{"id":229183,"uris":["http://zotero.org/groups/6353616/items/MZDALK59"],"itemData":{"id":229183,"type":"article-journal","abstract":"In this systematic review, including 1188 surgical RCTs from 3 individual years in the past two decades (1999, 2009, and 2019), the worldwide volume remained stable in the past decade, whereas the rate of RCTs with a low risk of bias increased from 14.7 to 22.1 per cent, leaving ample room for improvement. The volume of published surgical RCTs increased in Asia, remained stable in North America, and decreased in Europe.","citation-key":"pronkTwoDecadesSurgical2023","container-title":"The British Journal of Surgery","DOI":"10.1093/bjs/znad160","ISSN":"0007-1323","issue":"10","journalAbbreviation":"Br J Surg","page":"1300-1308","PMID":"37379487","PMCID":"PMC10480038","source":"PubMed Central","title":"Two decades of surgical randomized controlled trials: worldwide trends in volume and methodological quality","title-short":"Two decades of surgical randomized controlled trials","volume":"110","author":[{"family":"Pronk","given":"Aagje J M"},{"family":"Roelofs","given":"Anne"},{"family":"Flum","given":"David R"},{"family":"Bonjer","given":"H Jaap"},{"family":"Abu Hilal","given":"Mohammed"},{"family":"Dijkgraaf","given":"Marcel G W"},{"family":"Besselink","given":"Marc G"},{"family":"Ahmed Ali","given":"Usama"}],"issued":{"date-parts":[["2023",6,28]]}}}],"schema":"https://github.com/citation-style-language/schema/raw/master/csl-citation.json"} </w:instrText>
+        <w:instrText xml:space="preserve"> ADDIN ZOTERO_ITEM CSL_CITATION {"citationID":"VTjh73CV","properties":{"unsorted":false,"formattedCitation":"\\super 25\\uc0\\u8211{}28\\nosupersub{}","plainCitation":"25–28","noteIndex":0},"citationItems":[{"id":229168,"uris":["http://zotero.org/groups/6353616/items/P6EKDL6W"],"itemData":{"id":229168,"type":"article-journal","abstract":"Background Well designed and properly executed randomised trials are considered the most reliable evidence on the benefits of healthcare interventions. However, there is overwhelming evidence that the quality of reporting is not optimal. The CONSORT (Consolidated Standards of Reporting Trials) statement was designed to improve the quality of reporting and provides a minimum set of items to be included in a report of a randomised trial. CONSORT was first published in 1996, then updated in 2001 and 2010. Here, we present the updated CONSORT 2025 statement, which aims to account for recent methodological advancements and feedback from end users.\nMethods We conducted a scoping review of the literature and developed a project-specific database of empirical and theoretical evidence related to CONSORT, to generate a list of potential changes to the checklist. The list was enriched with recommendations provided by the lead authors of existing CONSORT extensions (Harms, Outcomes, Non-pharmacological Treatment), other related reporting guidelines (TIDieR) and recommendations from other sources (eg, personal communications). The list of potential changes to the checklist was assessed in a large, international, online, three-round Delphi survey involving 317 participants and discussed at a two-day online expert consensus meeting of 30 invited international experts.\nResults We have made substantive changes to the CONSORT checklist. We added seven new checklist items, revised three items, deleted one item, and integrated several items from key CONSORT extensions. We also restructured the CONSORT checklist, with a new section on open science. The CONSORT 2025 statement consists of a 30-item checklist of essential items that should be included when reporting the results of a randomised trial and a diagram for documenting the flow of participants through the trial. To facilitate implementation of CONSORT 2025, we have also developed an expanded version of the CONSORT 2025 checklist, with bullet points eliciting critical elements of each item.\nConclusion Authors, editors, reviewers, and other potential users should use CONSORT 2025 when writing and evaluating manuscripts of randomised trials to ensure that trial reports are clear and transparent.","citation-key":"hopewellCONSORT2025Statement2025","container-title":"BMJ","DOI":"10.1136/bmj-2024-081123","ISSN":"1756-1833","journalAbbreviation":"BMJ","language":"en","license":"© Author(s) (or their employer(s)) 2019. Re-use permitted under CC BY. No commercial re-use. See rights and permissions. Published by BMJ.. http://creativecommons.org/licenses/by/4.0/This is an Open Access article distributed in accordance with the terms of the Creative Commons Attribution (CC BY 4.0) license, which permits others to distribute, remix, adapt and build upon this work, for commercial use, provided the original work is properly cited. See: http://creativecommons.org/licenses/by/4.0/.","page":"e081123","PMID":"40228833","publisher":"British Medical Journal Publishing Group","section":"Research Methods &amp;amp; Reporting","source":"www.bmj.com","title":"CONSORT 2025 statement: updated guideline for reporting randomised trials","title-short":"CONSORT 2025 statement","volume":"389","author":[{"family":"Hopewell","given":"Sally"},{"family":"Chan","given":"An-Wen"},{"family":"Collins","given":"Gary S."},{"family":"Hróbjartsson","given":"Asbjørn"},{"family":"Moher","given":"David"},{"family":"Schulz","given":"Kenneth F."},{"family":"Tunn","given":"Ruth"},{"family":"Aggarwal","given":"Rakesh"},{"family":"Berkwits","given":"Michael"},{"family":"Berlin","given":"Jesse A."},{"family":"Bhandari","given":"Nita"},{"family":"Butcher","given":"Nancy J."},{"family":"Campbell","given":"Marion K."},{"family":"Chidebe","given":"Runcie C. W."},{"family":"Elbourne","given":"Diana"},{"family":"Farmer","given":"Andrew"},{"family":"Fergusson","given":"Dean A."},{"family":"Golub","given":"Robert M."},{"family":"Goodman","given":"Steven N."},{"family":"Hoffmann","given":"Tammy C."},{"family":"Ioannidis","given":"John P. A."},{"family":"Kahan","given":"Brennan C."},{"family":"Knowles","given":"Rachel L."},{"family":"Lamb","given":"Sarah E."},{"family":"Lewis","given":"Steff"},{"family":"Loder","given":"Elizabeth"},{"family":"Offringa","given":"Martin"},{"family":"Ravaud","given":"Philippe"},{"family":"Richards","given":"Dawn P."},{"family":"Rockhold","given":"Frank W."},{"family":"Schriger","given":"David L."},{"family":"Siegfried","given":"Nandi L."},{"family":"Staniszewska","given":"Sophie"},{"family":"Taylor","given":"Rod S."},{"family":"Thabane","given":"Lehana"},{"family":"Torgerson","given":"David"},{"family":"Vohra","given":"Sunita"},{"family":"White","given":"Ian R."},{"family":"Boutron","given":"Isabelle"}],"issued":{"date-parts":[["2025",4,14]]}}},{"id":229189,"uris":["http://zotero.org/groups/6353616/items/ULXPNWBZ"],"itemData":{"id":229189,"type":"article-journal","abstract":"Objective To evaluate the reporting quality of randomized controlled trials (RCTs) regarding patients with COVID-19 and analyse the influence factors. Methods PubMed, Embase, Web of Science and the Cochrane Library databases were searched to collect RCTs regarding patients with COVID-19. The retrieval time was from the inception to December 1, 2020. The CONSORT 2010 statement was used to evaluate the overall reporting quality of these RCTs. Results 53 RCTs were included. The study showed that the average reporting rate for 37 items in CONSORT checklist was 53.85% with mean overall adherence score of 13.02±3.546 (ranged: 7 to 22). The multivariate linear regression analysis showed the overall adherence score to the CONSORT guideline was associated with journal impact factor (P = 0.006), and endorsement of CONSORT statement (P = 0.014). Conclusion Although many RCTs of COVID-19 have been published in different journals, the overall reporting quality of these articles was suboptimal, it can not provide valid evidence for clinical decision-making and systematic reviews. Therefore, more journals should endorse the CONSORT statement, authors should strictly follow the relevant provisions of the CONSORT guideline when reporting articles. Future RCTs should particularly focus on improvement of detailed reporting in allocation concealment, blinding and estimation of sample size.","citation-key":"yinEvaluationReportingQuality2021","container-title":"PLOS ONE","DOI":"10.1371/journal.pone.0257093","ISSN":"1932-6203","issue":"9","journalAbbreviation":"PLOS ONE","language":"en","page":"e0257093","publisher":"Public Library of Science","source":"PLoS Journals","title":"Evaluation of reporting quality of randomized controlled trials in patients with COVID-19 using the CONSORT statement","volume":"16","author":[{"family":"Yin","given":"Yuhuan"},{"family":"Shi","given":"Fugui"},{"family":"Zhang","given":"Yiyin"},{"family":"Zhang","given":"Xiaoli"},{"family":"Ye","given":"Jianying"},{"family":"Zhang","given":"Juxia"}],"issued":{"date-parts":[["2021",9,23]]}}},{"id":229192,"uris":["http://zotero.org/groups/6353616/items/U6M55MNL"],"itemData":{"id":229192,"type":"article-journal","abstract":"Background\nRandomised controlled trials (RCTs) are subject to bias if they lack methodological quality. Moreover, optimal and transparent reporting of RCT findings aids their critical appraisal and interpretation.\nObjectives\nThe aim of this study was to ascertain whether the methodological and reporting quality of RCTs in vascular and endovascular surgery is improving.\nMethods\nThe most recent 75 and oldest 75 RCTs published in leading journals over a 10-year period (2003–2012) were identified. The reporting quality and methodological quality data of the old and new RCTs were extracted and compared. The former was analysed using the Consolidated Standards of Reporting Trials (CONSORT) statement, the latter with the Scottish Intercollegiate Guidelines Network (SIGN) checklist.\nResults\nReporting quality measured by CONSORT was better in the new studies than in the old studies (0.68 [95% CI, 0.66–0.7] vs. 0.60 [95% CI, 0.58–0.62], p &lt; .001); however, both new and old studies had similar methodological quality measured by SIGN (0.9 [IQR 0.1] vs. .09 [IQR: 0.2], p = .787). Unlike clinical items, the methodological items of the CONSORT statement were not well reported in old and new RCTs. More trials in the new group were endovascular related (33.33% vs. 17.33%, p = .038) and industry sponsored (28% vs. 6.67%, p = .001).\nConclusions\nDespite some progress, there remains room for improvement in the reporting quality of RCTs in vascular and endovascular surgery. The methodological quality of recent RCTs is similar to that of trials performed &gt;10 years ago.","citation-key":"hajibandehReportingMethodologicalQuality2015a","container-title":"European Journal of Vascular and Endovascular Surgery","DOI":"10.1016/j.ejvs.2015.06.114","ISSN":"1078-5884","issue":"5","journalAbbreviation":"European Journal of Vascular and Endovascular Surgery","page":"664-670","source":"ScienceDirect","title":"Reporting and Methodological Quality of Randomised Controlled Trials in Vascular and Endovascular Surgery","volume":"50","author":[{"family":"Hajibandeh","given":"S."},{"family":"Hajibandeh","given":"S."},{"family":"Antoniou","given":"G. A."},{"family":"Green","given":"P. A."},{"family":"Maden","given":"M."},{"family":"Torella","given":"F."}],"issued":{"date-parts":[["2015",11,1]]}}},{"id":229147,"uris":["http://zotero.org/groups/6353616/items/9BZ6XGUA"],"itemData":{"id":229147,"type":"article-journal","citation-key":"antoniouVolumeMethodologicalQuality2015","container-title":"The American Journal of Surgery","DOI":"10.1016/j.amjsurg.2015.04.022","ISSN":"0002-9610, 1879-1883","issue":"5","journalAbbreviation":"The American Journal of Surgery","language":"English","page":"922-929","publisher":"Elsevier","source":"www.americanjournalofsurgery.com","title":"Volume and methodological quality of randomized controlled trials in laparoscopic surgery: assessment over a 10-year period","title-short":"Volume and methodological quality of randomized controlled trials in laparoscopic surgery","volume":"210","author":[{"family":"Antoniou","given":"Stavros A."},{"family":"Andreou","given":"Alexandros"},{"family":"Antoniou","given":"George A."},{"family":"Koch","given":"Oliver O."},{"family":"Köhler","given":"Gernot"},{"family":"Luketina","given":"Ruzica-R."},{"family":"Bertsias","given":"Antonios"},{"family":"Pointner","given":"Rudolph"},{"family":"Granderath","given":"Frank-Alexander"}],"issued":{"date-parts":[["2015",11,1]]}}}],"schema":"https://github.com/citation-style-language/schema/raw/master/csl-citation.json"} </w:instrText>
       </w:r>
       <w:r>
         <w:rPr>
@@ -4221,7 +5954,7 @@
           <w:vertAlign w:val="superscript"/>
           <w14:ligatures w14:val="standardContextual"/>
         </w:rPr>
-        <w:t>23,24</w:t>
+        <w:t>25–28</w:t>
       </w:r>
       <w:r>
         <w:rPr>
@@ -4239,7 +5972,7 @@
           <w:kern w:val="2"/>
           <w14:ligatures w14:val="standardContextual"/>
         </w:rPr>
-        <w:t>. Similar conclusions were shown in studies assessing reporting quality by the adherence to items of the Consolidated Standards Of Reporting Trials (CONSORT)</w:t>
+        <w:t>. Beyond RCTs, Grosman et al.</w:t>
       </w:r>
       <w:r>
         <w:rPr>
@@ -4257,7 +5990,7 @@
           <w:kern w:val="2"/>
           <w14:ligatures w14:val="standardContextual"/>
         </w:rPr>
-        <w:instrText xml:space="preserve"> ADDIN ZOTERO_ITEM CSL_CITATION {"citationID":"VTjh73CV","properties":{"unsorted":false,"formattedCitation":"\\super 25\\uc0\\u8211{}28\\nosupersub{}","plainCitation":"25–28","noteIndex":0},"citationItems":[{"id":229168,"uris":["http://zotero.org/groups/6353616/items/P6EKDL6W"],"itemData":{"id":229168,"type":"article-journal","abstract":"Background Well designed and properly executed randomised trials are considered the most reliable evidence on the benefits of healthcare interventions. However, there is overwhelming evidence that the quality of reporting is not optimal. The CONSORT (Consolidated Standards of Reporting Trials) statement was designed to improve the quality of reporting and provides a minimum set of items to be included in a report of a randomised trial. CONSORT was first published in 1996, then updated in 2001 and 2010. Here, we present the updated CONSORT 2025 statement, which aims to account for recent methodological advancements and feedback from end users.\nMethods We conducted a scoping review of the literature and developed a project-specific database of empirical and theoretical evidence related to CONSORT, to generate a list of potential changes to the checklist. The list was enriched with recommendations provided by the lead authors of existing CONSORT extensions (Harms, Outcomes, Non-pharmacological Treatment), other related reporting guidelines (TIDieR) and recommendations from other sources (eg, personal communications). The list of potential changes to the checklist was assessed in a large, international, online, three-round Delphi survey involving 317 participants and discussed at a two-day online expert consensus meeting of 30 invited international experts.\nResults We have made substantive changes to the CONSORT checklist. We added seven new checklist items, revised three items, deleted one item, and integrated several items from key CONSORT extensions. We also restructured the CONSORT checklist, with a new section on open science. The CONSORT 2025 statement consists of a 30-item checklist of essential items that should be included when reporting the results of a randomised trial and a diagram for documenting the flow of participants through the trial. To facilitate implementation of CONSORT 2025, we have also developed an expanded version of the CONSORT 2025 checklist, with bullet points eliciting critical elements of each item.\nConclusion Authors, editors, reviewers, and other potential users should use CONSORT 2025 when writing and evaluating manuscripts of randomised trials to ensure that trial reports are clear and transparent.","citation-key":"hopewellCONSORT2025Statement2025","container-title":"BMJ","DOI":"10.1136/bmj-2024-081123","ISSN":"1756-1833","journalAbbreviation":"BMJ","language":"en","license":"© Author(s) (or their employer(s)) 2019. Re-use permitted under CC BY. No commercial re-use. See rights and permissions. Published by BMJ.. http://creativecommons.org/licenses/by/4.0/This is an Open Access article distributed in accordance with the terms of the Creative Commons Attribution (CC BY 4.0) license, which permits others to distribute, remix, adapt and build upon this work, for commercial use, provided the original work is properly cited. See: http://creativecommons.org/licenses/by/4.0/.","page":"e081123","PMID":"40228833","publisher":"British Medical Journal Publishing Group","section":"Research Methods &amp;amp; Reporting","source":"www.bmj.com","title":"CONSORT 2025 statement: updated guideline for reporting randomised trials","title-short":"CONSORT 2025 statement","volume":"389","author":[{"family":"Hopewell","given":"Sally"},{"family":"Chan","given":"An-Wen"},{"family":"Collins","given":"Gary S."},{"family":"Hróbjartsson","given":"Asbjørn"},{"family":"Moher","given":"David"},{"family":"Schulz","given":"Kenneth F."},{"family":"Tunn","given":"Ruth"},{"family":"Aggarwal","given":"Rakesh"},{"family":"Berkwits","given":"Michael"},{"family":"Berlin","given":"Jesse A."},{"family":"Bhandari","given":"Nita"},{"family":"Butcher","given":"Nancy J."},{"family":"Campbell","given":"Marion K."},{"family":"Chidebe","given":"Runcie C. W."},{"family":"Elbourne","given":"Diana"},{"family":"Farmer","given":"Andrew"},{"family":"Fergusson","given":"Dean A."},{"family":"Golub","given":"Robert M."},{"family":"Goodman","given":"Steven N."},{"family":"Hoffmann","given":"Tammy C."},{"family":"Ioannidis","given":"John P. A."},{"family":"Kahan","given":"Brennan C."},{"family":"Knowles","given":"Rachel L."},{"family":"Lamb","given":"Sarah E."},{"family":"Lewis","given":"Steff"},{"family":"Loder","given":"Elizabeth"},{"family":"Offringa","given":"Martin"},{"family":"Ravaud","given":"Philippe"},{"family":"Richards","given":"Dawn P."},{"family":"Rockhold","given":"Frank W."},{"family":"Schriger","given":"David L."},{"family":"Siegfried","given":"Nandi L."},{"family":"Staniszewska","given":"Sophie"},{"family":"Taylor","given":"Rod S."},{"family":"Thabane","given":"Lehana"},{"family":"Torgerson","given":"David"},{"family":"Vohra","given":"Sunita"},{"family":"White","given":"Ian R."},{"family":"Boutron","given":"Isabelle"}],"issued":{"date-parts":[["2025",4,14]]}}},{"id":229189,"uris":["http://zotero.org/groups/6353616/items/ULXPNWBZ"],"itemData":{"id":229189,"type":"article-journal","abstract":"Objective To evaluate the reporting quality of randomized controlled trials (RCTs) regarding patients with COVID-19 and analyse the influence factors. Methods PubMed, Embase, Web of Science and the Cochrane Library databases were searched to collect RCTs regarding patients with COVID-19. The retrieval time was from the inception to December 1, 2020. The CONSORT 2010 statement was used to evaluate the overall reporting quality of these RCTs. Results 53 RCTs were included. The study showed that the average reporting rate for 37 items in CONSORT checklist was 53.85% with mean overall adherence score of 13.02±3.546 (ranged: 7 to 22). The multivariate linear regression analysis showed the overall adherence score to the CONSORT guideline was associated with journal impact factor (P = 0.006), and endorsement of CONSORT statement (P = 0.014). Conclusion Although many RCTs of COVID-19 have been published in different journals, the overall reporting quality of these articles was suboptimal, it can not provide valid evidence for clinical decision-making and systematic reviews. Therefore, more journals should endorse the CONSORT statement, authors should strictly follow the relevant provisions of the CONSORT guideline when reporting articles. Future RCTs should particularly focus on improvement of detailed reporting in allocation concealment, blinding and estimation of sample size.","citation-key":"yinEvaluationReportingQuality2021","container-title":"PLOS ONE","DOI":"10.1371/journal.pone.0257093","ISSN":"1932-6203","issue":"9","journalAbbreviation":"PLOS ONE","language":"en","page":"e0257093","publisher":"Public Library of Science","source":"PLoS Journals","title":"Evaluation of reporting quality of randomized controlled trials in patients with COVID-19 using the CONSORT statement","volume":"16","author":[{"family":"Yin","given":"Yuhuan"},{"family":"Shi","given":"Fugui"},{"family":"Zhang","given":"Yiyin"},{"family":"Zhang","given":"Xiaoli"},{"family":"Ye","given":"Jianying"},{"family":"Zhang","given":"Juxia"}],"issued":{"date-parts":[["2021",9,23]]}}},{"id":229192,"uris":["http://zotero.org/groups/6353616/items/U6M55MNL"],"itemData":{"id":229192,"type":"article-journal","abstract":"Background\nRandomised controlled trials (RCTs) are subject to bias if they lack methodological quality. Moreover, optimal and transparent reporting of RCT findings aids their critical appraisal and interpretation.\nObjectives\nThe aim of this study was to ascertain whether the methodological and reporting quality of RCTs in vascular and endovascular surgery is improving.\nMethods\nThe most recent 75 and oldest 75 RCTs published in leading journals over a 10-year period (2003–2012) were identified. The reporting quality and methodological quality data of the old and new RCTs were extracted and compared. The former was analysed using the Consolidated Standards of Reporting Trials (CONSORT) statement, the latter with the Scottish Intercollegiate Guidelines Network (SIGN) checklist.\nResults\nReporting quality measured by CONSORT was better in the new studies than in the old studies (0.68 [95% CI, 0.66–0.7] vs. 0.60 [95% CI, 0.58–0.62], p &lt; .001); however, both new and old studies had similar methodological quality measured by SIGN (0.9 [IQR 0.1] vs. .09 [IQR: 0.2], p = .787). Unlike clinical items, the methodological items of the CONSORT statement were not well reported in old and new RCTs. More trials in the new group were endovascular related (33.33% vs. 17.33%, p = .038) and industry sponsored (28% vs. 6.67%, p = .001).\nConclusions\nDespite some progress, there remains room for improvement in the reporting quality of RCTs in vascular and endovascular surgery. The methodological quality of recent RCTs is similar to that of trials performed &gt;10 years ago.","citation-key":"hajibandehReportingMethodologicalQuality2015a","container-title":"European Journal of Vascular and Endovascular Surgery","DOI":"10.1016/j.ejvs.2015.06.114","ISSN":"1078-5884","issue":"5","journalAbbreviation":"European Journal of Vascular and Endovascular Surgery","page":"664-670","source":"ScienceDirect","title":"Reporting and Methodological Quality of Randomised Controlled Trials in Vascular and Endovascular Surgery","volume":"50","author":[{"family":"Hajibandeh","given":"S."},{"family":"Hajibandeh","given":"S."},{"family":"Antoniou","given":"G. A."},{"family":"Green","given":"P. A."},{"family":"Maden","given":"M."},{"family":"Torella","given":"F."}],"issued":{"date-parts":[["2015",11,1]]}}},{"id":229147,"uris":["http://zotero.org/groups/6353616/items/9BZ6XGUA"],"itemData":{"id":229147,"type":"article-journal","citation-key":"antoniouVolumeMethodologicalQuality2015","container-title":"The American Journal of Surgery","DOI":"10.1016/j.amjsurg.2015.04.022","ISSN":"0002-9610, 1879-1883","issue":"5","journalAbbreviation":"The American Journal of Surgery","language":"English","page":"922-929","publisher":"Elsevier","source":"www.americanjournalofsurgery.com","title":"Volume and methodological quality of randomized controlled trials in laparoscopic surgery: assessment over a 10-year period","title-short":"Volume and methodological quality of randomized controlled trials in laparoscopic surgery","volume":"210","author":[{"family":"Antoniou","given":"Stavros A."},{"family":"Andreou","given":"Alexandros"},{"family":"Antoniou","given":"George A."},{"family":"Koch","given":"Oliver O."},{"family":"Köhler","given":"Gernot"},{"family":"Luketina","given":"Ruzica-R."},{"family":"Bertsias","given":"Antonios"},{"family":"Pointner","given":"Rudolph"},{"family":"Granderath","given":"Frank-Alexander"}],"issued":{"date-parts":[["2015",11,1]]}}}],"schema":"https://github.com/citation-style-language/schema/raw/master/csl-citation.json"} </w:instrText>
+        <w:instrText xml:space="preserve"> ADDIN ZOTERO_ITEM CSL_CITATION {"citationID":"gQimMD5D","properties":{"unsorted":false,"formattedCitation":"\\super 29\\nosupersub{}","plainCitation":"29","noteIndex":0},"citationItems":[{"id":187568,"uris":["http://zotero.org/users/6583603/items/9SZTY2HH"],"itemData":{"id":187568,"type":"article-journal","abstract":"This meta-epidemiological study aimed to assess methodological quality of a sample of contemporary non-randomised clinical studies of clinical interventions.","citation-key":"grosmanQualityObservationalStudies2022","container-title":"BMC Medical Research Methodology","DOI":"10.1186/s12874-022-01797-1","ISSN":"1471-2288","issue":"1","journalAbbreviation":"BMC Med Res Methodol","language":"en","page":"313","source":"Springer Link","title":"Quality of observational studies of clinical interventions: a meta-epidemiological review","title-short":"Quality of observational studies of clinical interventions","volume":"22","author":[{"family":"Grosman","given":"Sergei"},{"family":"Scott","given":"Ian A."}],"issued":{"date-parts":[["2022",12,7]]}}}],"schema":"https://github.com/citation-style-language/schema/raw/master/csl-citation.json"} </w:instrText>
       </w:r>
       <w:r>
         <w:rPr>
@@ -4275,7 +6008,7 @@
           <w:vertAlign w:val="superscript"/>
           <w14:ligatures w14:val="standardContextual"/>
         </w:rPr>
-        <w:t>25–28</w:t>
+        <w:t>29</w:t>
       </w:r>
       <w:r>
         <w:rPr>
@@ -4293,81 +6026,7 @@
           <w:kern w:val="2"/>
           <w14:ligatures w14:val="standardContextual"/>
         </w:rPr>
-        <w:t>. Beyond RCTs, Grosman et al.</w:t>
-      </w:r>
-      <w:r>
-        <w:rPr>
-          <w:rFonts w:ascii="Arial" w:eastAsia="Arial" w:hAnsi="Arial" w:cs="Calibri"/>
-          <w:color w:val="000000"/>
-          <w:kern w:val="2"/>
-          <w14:ligatures w14:val="standardContextual"/>
-        </w:rPr>
-        <w:fldChar w:fldCharType="begin"/>
-      </w:r>
-      <w:r>
-        <w:rPr>
-          <w:rFonts w:ascii="Arial" w:eastAsia="Arial" w:hAnsi="Arial" w:cs="Calibri"/>
-          <w:color w:val="000000"/>
-          <w:kern w:val="2"/>
-          <w14:ligatures w14:val="standardContextual"/>
-        </w:rPr>
-        <w:instrText xml:space="preserve"> ADDIN ZOTERO_ITEM CSL_CITATION {"citationID":"gQimMD5D","properties":{"unsorted":false,"formattedCitation":"\\super 29\\nosupersub{}","plainCitation":"29","noteIndex":0},"citationItems":[{"id":187568,"uris":["http://zotero.org/users/6583603/items/9SZTY2HH"],"itemData":{"id":187568,"type":"article-journal","abstract":"This meta-epidemiological study aimed to assess methodological quality of a sample of contemporary non-randomised clinical studies of clinical interventions.","citation-key":"grosmanQualityObservationalStudies2022","container-title":"BMC Medical Research Methodology","DOI":"10.1186/s12874-022-01797-1","ISSN":"1471-2288","issue":"1","journalAbbreviation":"BMC Med Res Methodol","language":"en","page":"313","source":"Springer Link","title":"Quality of observational studies of clinical interventions: a meta-epidemiological review","title-short":"Quality of observational studies of clinical interventions","volume":"22","author":[{"family":"Grosman","given":"Sergei"},{"family":"Scott","given":"Ian A."}],"issued":{"date-parts":[["2022",12,7]]}}}],"schema":"https://github.com/citation-style-language/schema/raw/master/csl-citation.json"} </w:instrText>
-      </w:r>
-      <w:r>
-        <w:rPr>
-          <w:rFonts w:ascii="Arial" w:eastAsia="Arial" w:hAnsi="Arial" w:cs="Calibri"/>
-          <w:color w:val="000000"/>
-          <w:kern w:val="2"/>
-          <w14:ligatures w14:val="standardContextual"/>
-        </w:rPr>
-        <w:fldChar w:fldCharType="separate"/>
-      </w:r>
-      <w:r>
-        <w:rPr>
-          <w:rFonts w:ascii="Arial" w:hAnsi="Arial" w:cs="Arial"/>
-          <w:color w:val="000000"/>
-          <w:vertAlign w:val="superscript"/>
-          <w14:ligatures w14:val="standardContextual"/>
-        </w:rPr>
-        <w:t>29</w:t>
-      </w:r>
-      <w:r>
-        <w:rPr>
-          <w:rFonts w:ascii="Arial" w:eastAsia="Arial" w:hAnsi="Arial" w:cs="Calibri"/>
-          <w:color w:val="000000"/>
-          <w:kern w:val="2"/>
-          <w14:ligatures w14:val="standardContextual"/>
-        </w:rPr>
-        <w:fldChar w:fldCharType="end"/>
-      </w:r>
-      <w:r>
-        <w:rPr>
-          <w:rFonts w:ascii="Arial" w:eastAsia="Arial" w:hAnsi="Arial" w:cs="Calibri"/>
-          <w:color w:val="000000"/>
-          <w:kern w:val="2"/>
-          <w14:ligatures w14:val="standardContextual"/>
-        </w:rPr>
-        <w:t xml:space="preserve"> underscored that most observational studies do not justify the use of their non-interventional design, equivalent to our findings that most RCTs do not incorporate core elements required to inform – and possibly change – clinical practice. However, such previous research does not directly </w:t>
-      </w:r>
-      <w:proofErr w:type="spellStart"/>
-      <w:r>
-        <w:rPr>
-          <w:rFonts w:ascii="Arial" w:eastAsia="Arial" w:hAnsi="Arial" w:cs="Calibri"/>
-          <w:color w:val="000000"/>
-          <w:kern w:val="2"/>
-          <w14:ligatures w14:val="standardContextual"/>
-        </w:rPr>
-        <w:t>assess</w:t>
-      </w:r>
-      <w:proofErr w:type="spellEnd"/>
-      <w:r>
-        <w:rPr>
-          <w:rFonts w:ascii="Arial" w:eastAsia="Arial" w:hAnsi="Arial" w:cs="Calibri"/>
-          <w:color w:val="000000"/>
-          <w:kern w:val="2"/>
-          <w14:ligatures w14:val="standardContextual"/>
-        </w:rPr>
-        <w:t xml:space="preserve"> to what extent surgical RCTs have the potential to inform clinical practice. And even if risk of bias was low and the quality of reporting high it can still be the case that such studies do not inform clinical practice in a meaningful way. Thus, our novel and complimentary tool fills this gap by assessing the potential of RCTs to inform clinical practice.</w:t>
+        <w:t xml:space="preserve"> underscored that most observational studies do not justify the use of their non-interventional design, equivalent to our findings that most RCTs do not incorporate core elements required to inform – and possibly change – clinical practice. However, such previous research does not directly assess to what extent surgical RCTs have the potential to inform clinical practice. And even if risk of bias was low and the quality of reporting high it can still be the case that such studies do not inform clinical practice in a meaningful way. Thus, our novel and complimentary tool fills this gap by assessing the potential of RCTs to inform clinical practice.</w:t>
       </w:r>
     </w:p>
     <w:p>
@@ -4908,55 +6567,7 @@
           <w:color w:val="000000"/>
         </w:rPr>
         <w:tab/>
-        <w:t xml:space="preserve">Balasubramanian SP, Wiener M, </w:t>
-      </w:r>
-      <w:proofErr w:type="spellStart"/>
-      <w:r>
-        <w:rPr>
-          <w:rFonts w:ascii="Arial" w:hAnsi="Arial" w:cs="Arial"/>
-          <w:color w:val="000000"/>
-        </w:rPr>
-        <w:t>Alshameeri</w:t>
-      </w:r>
-      <w:proofErr w:type="spellEnd"/>
-      <w:r>
-        <w:rPr>
-          <w:rFonts w:ascii="Arial" w:hAnsi="Arial" w:cs="Arial"/>
-          <w:color w:val="000000"/>
-        </w:rPr>
-        <w:t xml:space="preserve"> Z, </w:t>
-      </w:r>
-      <w:proofErr w:type="spellStart"/>
-      <w:r>
-        <w:rPr>
-          <w:rFonts w:ascii="Arial" w:hAnsi="Arial" w:cs="Arial"/>
-          <w:color w:val="000000"/>
-        </w:rPr>
-        <w:t>Tiruvoipati</w:t>
-      </w:r>
-      <w:proofErr w:type="spellEnd"/>
-      <w:r>
-        <w:rPr>
-          <w:rFonts w:ascii="Arial" w:hAnsi="Arial" w:cs="Arial"/>
-          <w:color w:val="000000"/>
-        </w:rPr>
-        <w:t xml:space="preserve"> R, </w:t>
-      </w:r>
-      <w:proofErr w:type="spellStart"/>
-      <w:r>
-        <w:rPr>
-          <w:rFonts w:ascii="Arial" w:hAnsi="Arial" w:cs="Arial"/>
-          <w:color w:val="000000"/>
-        </w:rPr>
-        <w:t>Elbourne</w:t>
-      </w:r>
-      <w:proofErr w:type="spellEnd"/>
-      <w:r>
-        <w:rPr>
-          <w:rFonts w:ascii="Arial" w:hAnsi="Arial" w:cs="Arial"/>
-          <w:color w:val="000000"/>
-        </w:rPr>
-        <w:t xml:space="preserve"> D, Reed MW. Standards of reporting of randomized controlled trials in general surgery: can we do better? </w:t>
+        <w:t xml:space="preserve">Balasubramanian SP, Wiener M, Alshameeri Z, Tiruvoipati R, Elbourne D, Reed MW. Standards of reporting of randomized controlled trials in general surgery: can we do better? </w:t>
       </w:r>
       <w:r>
         <w:rPr>
@@ -5036,22 +6647,7 @@
           <w:color w:val="000000"/>
         </w:rPr>
         <w:tab/>
-      </w:r>
-      <w:proofErr w:type="spellStart"/>
-      <w:r>
-        <w:rPr>
-          <w:rFonts w:ascii="Arial" w:hAnsi="Arial" w:cs="Arial"/>
-          <w:color w:val="000000"/>
-        </w:rPr>
-        <w:t>Voineskos</w:t>
-      </w:r>
-      <w:proofErr w:type="spellEnd"/>
-      <w:r>
-        <w:rPr>
-          <w:rFonts w:ascii="Arial" w:hAnsi="Arial" w:cs="Arial"/>
-          <w:color w:val="000000"/>
-        </w:rPr>
-        <w:t xml:space="preserve"> SH, Coroneos CJ, Ziolkowski NI, et al. A Systematic Review of Surgical Randomized Controlled Trials: Part I. Risk of Bias and Outcomes: Common Pitfalls Plastic Surgeons Can Overcome. </w:t>
+        <w:t xml:space="preserve">Voineskos SH, Coroneos CJ, Ziolkowski NI, et al. A Systematic Review of Surgical Randomized Controlled Trials: Part I. Risk of Bias and Outcomes: Common Pitfalls Plastic Surgeons Can Overcome. </w:t>
       </w:r>
       <w:r>
         <w:rPr>
@@ -5060,27 +6656,7 @@
           <w:iCs/>
           <w:color w:val="000000"/>
         </w:rPr>
-        <w:t xml:space="preserve">Plast </w:t>
-      </w:r>
-      <w:proofErr w:type="spellStart"/>
-      <w:r>
-        <w:rPr>
-          <w:rFonts w:ascii="Arial" w:hAnsi="Arial" w:cs="Arial"/>
-          <w:i/>
-          <w:iCs/>
-          <w:color w:val="000000"/>
-        </w:rPr>
-        <w:t>Reconstr</w:t>
-      </w:r>
-      <w:proofErr w:type="spellEnd"/>
-      <w:r>
-        <w:rPr>
-          <w:rFonts w:ascii="Arial" w:hAnsi="Arial" w:cs="Arial"/>
-          <w:i/>
-          <w:iCs/>
-          <w:color w:val="000000"/>
-        </w:rPr>
-        <w:t xml:space="preserve"> Surg</w:t>
+        <w:t>Plast Reconstr Surg</w:t>
       </w:r>
       <w:r>
         <w:rPr>
@@ -5120,19 +6696,8 @@
           <w:iCs/>
           <w:color w:val="000000"/>
         </w:rPr>
-        <w:t xml:space="preserve">World </w:t>
-      </w:r>
-      <w:proofErr w:type="spellStart"/>
-      <w:r>
-        <w:rPr>
-          <w:rFonts w:ascii="Arial" w:hAnsi="Arial" w:cs="Arial"/>
-          <w:i/>
-          <w:iCs/>
-          <w:color w:val="000000"/>
-        </w:rPr>
-        <w:t>Neurosurg</w:t>
-      </w:r>
-      <w:proofErr w:type="spellEnd"/>
+        <w:t>World Neurosurg</w:t>
+      </w:r>
       <w:r>
         <w:rPr>
           <w:rFonts w:ascii="Arial" w:hAnsi="Arial" w:cs="Arial"/>
@@ -5162,38 +6727,7 @@
           <w:color w:val="000000"/>
         </w:rPr>
         <w:tab/>
-      </w:r>
-      <w:proofErr w:type="spellStart"/>
-      <w:r>
-        <w:rPr>
-          <w:rFonts w:ascii="Arial" w:hAnsi="Arial" w:cs="Arial"/>
-          <w:color w:val="000000"/>
-        </w:rPr>
-        <w:t>Clavien</w:t>
-      </w:r>
-      <w:proofErr w:type="spellEnd"/>
-      <w:r>
-        <w:rPr>
-          <w:rFonts w:ascii="Arial" w:hAnsi="Arial" w:cs="Arial"/>
-          <w:color w:val="000000"/>
-        </w:rPr>
-        <w:t xml:space="preserve"> PA, </w:t>
-      </w:r>
-      <w:proofErr w:type="spellStart"/>
-      <w:r>
-        <w:rPr>
-          <w:rFonts w:ascii="Arial" w:hAnsi="Arial" w:cs="Arial"/>
-          <w:color w:val="000000"/>
-        </w:rPr>
-        <w:t>Lillemoe</w:t>
-      </w:r>
-      <w:proofErr w:type="spellEnd"/>
-      <w:r>
-        <w:rPr>
-          <w:rFonts w:ascii="Arial" w:hAnsi="Arial" w:cs="Arial"/>
-          <w:color w:val="000000"/>
-        </w:rPr>
-        <w:t xml:space="preserve"> KD. A New Policy to Implement CONSORT Guidelines for Surgical Randomized Controlled Trials. </w:t>
+        <w:t xml:space="preserve">Clavien PA, Lillemoe KD. A New Policy to Implement CONSORT Guidelines for Surgical Randomized Controlled Trials. </w:t>
       </w:r>
       <w:r>
         <w:rPr>
@@ -5233,38 +6767,7 @@
           <w:color w:val="000000"/>
         </w:rPr>
         <w:tab/>
-      </w:r>
-      <w:proofErr w:type="spellStart"/>
-      <w:r>
-        <w:rPr>
-          <w:rFonts w:ascii="Arial" w:hAnsi="Arial" w:cs="Arial"/>
-          <w:color w:val="000000"/>
-        </w:rPr>
-        <w:t>Clavien</w:t>
-      </w:r>
-      <w:proofErr w:type="spellEnd"/>
-      <w:r>
-        <w:rPr>
-          <w:rFonts w:ascii="Arial" w:hAnsi="Arial" w:cs="Arial"/>
-          <w:color w:val="000000"/>
-        </w:rPr>
-        <w:t xml:space="preserve"> PA, </w:t>
-      </w:r>
-      <w:proofErr w:type="spellStart"/>
-      <w:r>
-        <w:rPr>
-          <w:rFonts w:ascii="Arial" w:hAnsi="Arial" w:cs="Arial"/>
-          <w:color w:val="000000"/>
-        </w:rPr>
-        <w:t>Puhan</w:t>
-      </w:r>
-      <w:proofErr w:type="spellEnd"/>
-      <w:r>
-        <w:rPr>
-          <w:rFonts w:ascii="Arial" w:hAnsi="Arial" w:cs="Arial"/>
-          <w:color w:val="000000"/>
-        </w:rPr>
-        <w:t xml:space="preserve"> MA. Biased reporting in surgery. Accessed April 20, 2026. https://dx.doi.org/10.1002/bjs.9499</w:t>
+        <w:t>Clavien PA, Puhan MA. Biased reporting in surgery. Accessed April 20, 2026. https://dx.doi.org/10.1002/bjs.9499</w:t>
       </w:r>
     </w:p>
     <w:p>
@@ -5328,70 +6831,7 @@
           <w:color w:val="000000"/>
         </w:rPr>
         <w:tab/>
-      </w:r>
-      <w:proofErr w:type="spellStart"/>
-      <w:r>
-        <w:rPr>
-          <w:rFonts w:ascii="Arial" w:hAnsi="Arial" w:cs="Arial"/>
-          <w:color w:val="000000"/>
-        </w:rPr>
-        <w:t>Slankamenac</w:t>
-      </w:r>
-      <w:proofErr w:type="spellEnd"/>
-      <w:r>
-        <w:rPr>
-          <w:rFonts w:ascii="Arial" w:hAnsi="Arial" w:cs="Arial"/>
-          <w:color w:val="000000"/>
-        </w:rPr>
-        <w:t xml:space="preserve"> K, Graf R, </w:t>
-      </w:r>
-      <w:proofErr w:type="spellStart"/>
-      <w:r>
-        <w:rPr>
-          <w:rFonts w:ascii="Arial" w:hAnsi="Arial" w:cs="Arial"/>
-          <w:color w:val="000000"/>
-        </w:rPr>
-        <w:t>Barkun</w:t>
-      </w:r>
-      <w:proofErr w:type="spellEnd"/>
-      <w:r>
-        <w:rPr>
-          <w:rFonts w:ascii="Arial" w:hAnsi="Arial" w:cs="Arial"/>
-          <w:color w:val="000000"/>
-        </w:rPr>
-        <w:t xml:space="preserve"> J, </w:t>
-      </w:r>
-      <w:proofErr w:type="spellStart"/>
-      <w:r>
-        <w:rPr>
-          <w:rFonts w:ascii="Arial" w:hAnsi="Arial" w:cs="Arial"/>
-          <w:color w:val="000000"/>
-        </w:rPr>
-        <w:t>Puhan</w:t>
-      </w:r>
-      <w:proofErr w:type="spellEnd"/>
-      <w:r>
-        <w:rPr>
-          <w:rFonts w:ascii="Arial" w:hAnsi="Arial" w:cs="Arial"/>
-          <w:color w:val="000000"/>
-        </w:rPr>
-        <w:t xml:space="preserve"> MA, </w:t>
-      </w:r>
-      <w:proofErr w:type="spellStart"/>
-      <w:r>
-        <w:rPr>
-          <w:rFonts w:ascii="Arial" w:hAnsi="Arial" w:cs="Arial"/>
-          <w:color w:val="000000"/>
-        </w:rPr>
-        <w:t>Clavien</w:t>
-      </w:r>
-      <w:proofErr w:type="spellEnd"/>
-      <w:r>
-        <w:rPr>
-          <w:rFonts w:ascii="Arial" w:hAnsi="Arial" w:cs="Arial"/>
-          <w:color w:val="000000"/>
-        </w:rPr>
-        <w:t xml:space="preserve"> PA. The Comprehensive Complication Index: A Novel Continuous Scale to Measure Surgical Morbidity. </w:t>
+        <w:t xml:space="preserve">Slankamenac K, Graf R, Barkun J, Puhan MA, Clavien PA. The Comprehensive Complication Index: A Novel Continuous Scale to Measure Surgical Morbidity. </w:t>
       </w:r>
       <w:r>
         <w:rPr>
@@ -5471,55 +6911,7 @@
           <w:color w:val="000000"/>
         </w:rPr>
         <w:tab/>
-        <w:t xml:space="preserve">Rodrigues Ribeiro J, </w:t>
-      </w:r>
-      <w:proofErr w:type="spellStart"/>
-      <w:r>
-        <w:rPr>
-          <w:rFonts w:ascii="Arial" w:hAnsi="Arial" w:cs="Arial"/>
-          <w:color w:val="000000"/>
-        </w:rPr>
-        <w:t>Puhan</w:t>
-      </w:r>
-      <w:proofErr w:type="spellEnd"/>
-      <w:r>
-        <w:rPr>
-          <w:rFonts w:ascii="Arial" w:hAnsi="Arial" w:cs="Arial"/>
-          <w:color w:val="000000"/>
-        </w:rPr>
-        <w:t xml:space="preserve"> M, Abbassi F, </w:t>
-      </w:r>
-      <w:proofErr w:type="spellStart"/>
-      <w:r>
-        <w:rPr>
-          <w:rFonts w:ascii="Arial" w:hAnsi="Arial" w:cs="Arial"/>
-          <w:color w:val="000000"/>
-        </w:rPr>
-        <w:t>Preisig</w:t>
-      </w:r>
-      <w:proofErr w:type="spellEnd"/>
-      <w:r>
-        <w:rPr>
-          <w:rFonts w:ascii="Arial" w:hAnsi="Arial" w:cs="Arial"/>
-          <w:color w:val="000000"/>
-        </w:rPr>
-        <w:t xml:space="preserve"> J, </w:t>
-      </w:r>
-      <w:proofErr w:type="spellStart"/>
-      <w:r>
-        <w:rPr>
-          <w:rFonts w:ascii="Arial" w:hAnsi="Arial" w:cs="Arial"/>
-          <w:color w:val="000000"/>
-        </w:rPr>
-        <w:t>Clavien</w:t>
-      </w:r>
-      <w:proofErr w:type="spellEnd"/>
-      <w:r>
-        <w:rPr>
-          <w:rFonts w:ascii="Arial" w:hAnsi="Arial" w:cs="Arial"/>
-          <w:color w:val="000000"/>
-        </w:rPr>
-        <w:t xml:space="preserve"> PA. Clinical Relevance of Surgical Trials – an analysis of planning, reporting and interpretation of surgical trials. Published online December 24, 2025. Accessed March 31, 2026. https://osf.io/xqs3t/overview</w:t>
+        <w:t>Rodrigues Ribeiro J, Puhan M, Abbassi F, Preisig J, Clavien PA. Clinical Relevance of Surgical Trials – an analysis of planning, reporting and interpretation of surgical trials. Published online December 24, 2025. Accessed March 31, 2026. https://osf.io/xqs3t/overview</w:t>
       </w:r>
     </w:p>
     <w:p>
@@ -5543,38 +6935,7 @@
           <w:color w:val="000000"/>
         </w:rPr>
         <w:tab/>
-      </w:r>
-      <w:proofErr w:type="spellStart"/>
-      <w:r>
-        <w:rPr>
-          <w:rFonts w:ascii="Arial" w:hAnsi="Arial" w:cs="Arial"/>
-          <w:color w:val="000000"/>
-        </w:rPr>
-        <w:t>Ouzzani</w:t>
-      </w:r>
-      <w:proofErr w:type="spellEnd"/>
-      <w:r>
-        <w:rPr>
-          <w:rFonts w:ascii="Arial" w:hAnsi="Arial" w:cs="Arial"/>
-          <w:color w:val="000000"/>
-        </w:rPr>
-        <w:t xml:space="preserve"> M, Hammady H, Fedorowicz Z, </w:t>
-      </w:r>
-      <w:proofErr w:type="spellStart"/>
-      <w:r>
-        <w:rPr>
-          <w:rFonts w:ascii="Arial" w:hAnsi="Arial" w:cs="Arial"/>
-          <w:color w:val="000000"/>
-        </w:rPr>
-        <w:t>Elmagarmid</w:t>
-      </w:r>
-      <w:proofErr w:type="spellEnd"/>
-      <w:r>
-        <w:rPr>
-          <w:rFonts w:ascii="Arial" w:hAnsi="Arial" w:cs="Arial"/>
-          <w:color w:val="000000"/>
-        </w:rPr>
-        <w:t xml:space="preserve"> A. Rayyan: A web and mobile app for systematic reviews. 2016;5:210. doi:10.1186/s13643-016-0384-4</w:t>
+        <w:t>Ouzzani M, Hammady H, Fedorowicz Z, Elmagarmid A. Rayyan: A web and mobile app for systematic reviews. 2016;5:210. doi:10.1186/s13643-016-0384-4</w:t>
       </w:r>
     </w:p>
     <w:p>
@@ -5599,23 +6960,7 @@
           <w:color w:val="000000"/>
         </w:rPr>
         <w:tab/>
-        <w:t xml:space="preserve">Guyatt GH, Osoba D, Wu AW, </w:t>
-      </w:r>
-      <w:proofErr w:type="spellStart"/>
-      <w:r>
-        <w:rPr>
-          <w:rFonts w:ascii="Arial" w:hAnsi="Arial" w:cs="Arial"/>
-          <w:color w:val="000000"/>
-        </w:rPr>
-        <w:t>Wyrwich</w:t>
-      </w:r>
-      <w:proofErr w:type="spellEnd"/>
-      <w:r>
-        <w:rPr>
-          <w:rFonts w:ascii="Arial" w:hAnsi="Arial" w:cs="Arial"/>
-          <w:color w:val="000000"/>
-        </w:rPr>
-        <w:t xml:space="preserve"> KW, Norman GR. Methods to Explain the Clinical Significance of Health Status Measures. </w:t>
+        <w:t xml:space="preserve">Guyatt GH, Osoba D, Wu AW, Wyrwich KW, Norman GR. Methods to Explain the Clinical Significance of Health Status Measures. </w:t>
       </w:r>
       <w:r>
         <w:rPr>
@@ -5655,23 +7000,7 @@
           <w:color w:val="000000"/>
         </w:rPr>
         <w:tab/>
-        <w:t xml:space="preserve">Lydick E, Epstein RS. Interpretation of </w:t>
-      </w:r>
-      <w:proofErr w:type="gramStart"/>
-      <w:r>
-        <w:rPr>
-          <w:rFonts w:ascii="Arial" w:hAnsi="Arial" w:cs="Arial"/>
-          <w:color w:val="000000"/>
-        </w:rPr>
-        <w:t>quality of life</w:t>
-      </w:r>
-      <w:proofErr w:type="gramEnd"/>
-      <w:r>
-        <w:rPr>
-          <w:rFonts w:ascii="Arial" w:hAnsi="Arial" w:cs="Arial"/>
-          <w:color w:val="000000"/>
-        </w:rPr>
-        <w:t xml:space="preserve"> changes. </w:t>
+        <w:t xml:space="preserve">Lydick E, Epstein RS. Interpretation of quality of life changes. </w:t>
       </w:r>
       <w:r>
         <w:rPr>
@@ -5751,23 +7080,7 @@
           <w:color w:val="000000"/>
         </w:rPr>
         <w:tab/>
-        <w:t xml:space="preserve">Levene T, Livingston G, Banerjee S, </w:t>
-      </w:r>
-      <w:proofErr w:type="spellStart"/>
-      <w:r>
-        <w:rPr>
-          <w:rFonts w:ascii="Arial" w:hAnsi="Arial" w:cs="Arial"/>
-          <w:color w:val="000000"/>
-        </w:rPr>
-        <w:t>Sommerlad</w:t>
-      </w:r>
-      <w:proofErr w:type="spellEnd"/>
-      <w:r>
-        <w:rPr>
-          <w:rFonts w:ascii="Arial" w:hAnsi="Arial" w:cs="Arial"/>
-          <w:color w:val="000000"/>
-        </w:rPr>
-        <w:t xml:space="preserve"> A. Minimum clinically important difference of the Social Functioning in Dementia Scale (SF-DEM): cross-sectional study and Delphi survey. </w:t>
+        <w:t xml:space="preserve">Levene T, Livingston G, Banerjee S, Sommerlad A. Minimum clinically important difference of the Social Functioning in Dementia Scale (SF-DEM): cross-sectional study and Delphi survey. </w:t>
       </w:r>
       <w:r>
         <w:rPr>
@@ -5847,23 +7160,7 @@
           <w:color w:val="000000"/>
         </w:rPr>
         <w:tab/>
-        <w:t xml:space="preserve">Jaeschke A, Haller B, Egger M. </w:t>
-      </w:r>
-      <w:proofErr w:type="spellStart"/>
-      <w:r>
-        <w:rPr>
-          <w:rFonts w:ascii="Arial" w:hAnsi="Arial" w:cs="Arial"/>
-          <w:color w:val="000000"/>
-        </w:rPr>
-        <w:t>presize</w:t>
-      </w:r>
-      <w:proofErr w:type="spellEnd"/>
-      <w:r>
-        <w:rPr>
-          <w:rFonts w:ascii="Arial" w:hAnsi="Arial" w:cs="Arial"/>
-          <w:color w:val="000000"/>
-        </w:rPr>
-        <w:t>: Sample size and precision for clinical trials (R package). Published online 2025. https://ctu-bern.r-universe.dev/presize</w:t>
+        <w:t>Jaeschke A, Haller B, Egger M. presize: Sample size and precision for clinical trials (R package). Published online 2025. https://ctu-bern.r-universe.dev/presize</w:t>
       </w:r>
     </w:p>
     <w:p>
@@ -5951,55 +7248,7 @@
           <w:color w:val="000000"/>
         </w:rPr>
         <w:tab/>
-        <w:t xml:space="preserve">Jac S, J S, </w:t>
-      </w:r>
-      <w:proofErr w:type="spellStart"/>
-      <w:r>
-        <w:rPr>
-          <w:rFonts w:ascii="Arial" w:hAnsi="Arial" w:cs="Arial"/>
-          <w:color w:val="000000"/>
-        </w:rPr>
-        <w:t>Mj</w:t>
-      </w:r>
-      <w:proofErr w:type="spellEnd"/>
-      <w:r>
-        <w:rPr>
-          <w:rFonts w:ascii="Arial" w:hAnsi="Arial" w:cs="Arial"/>
-          <w:color w:val="000000"/>
-        </w:rPr>
-        <w:t xml:space="preserve"> P, et al. </w:t>
-      </w:r>
-      <w:proofErr w:type="spellStart"/>
-      <w:r>
-        <w:rPr>
-          <w:rFonts w:ascii="Arial" w:hAnsi="Arial" w:cs="Arial"/>
-          <w:color w:val="000000"/>
-        </w:rPr>
-        <w:t>RoB</w:t>
-      </w:r>
-      <w:proofErr w:type="spellEnd"/>
-      <w:r>
-        <w:rPr>
-          <w:rFonts w:ascii="Arial" w:hAnsi="Arial" w:cs="Arial"/>
-          <w:color w:val="000000"/>
-        </w:rPr>
-        <w:t xml:space="preserve"> 2: a revised tool for assessing risk of bias in </w:t>
-      </w:r>
-      <w:proofErr w:type="spellStart"/>
-      <w:r>
-        <w:rPr>
-          <w:rFonts w:ascii="Arial" w:hAnsi="Arial" w:cs="Arial"/>
-          <w:color w:val="000000"/>
-        </w:rPr>
-        <w:t>randomised</w:t>
-      </w:r>
-      <w:proofErr w:type="spellEnd"/>
-      <w:r>
-        <w:rPr>
-          <w:rFonts w:ascii="Arial" w:hAnsi="Arial" w:cs="Arial"/>
-          <w:color w:val="000000"/>
-        </w:rPr>
-        <w:t xml:space="preserve"> trials. </w:t>
+        <w:t xml:space="preserve">Jac S, J S, Mj P, et al. RoB 2: a revised tool for assessing risk of bias in randomised trials. </w:t>
       </w:r>
       <w:r>
         <w:rPr>
@@ -6119,23 +7368,7 @@
           <w:rFonts w:ascii="Arial" w:hAnsi="Arial" w:cs="Arial"/>
           <w:color w:val="000000"/>
         </w:rPr>
-        <w:t>. 2023;110(10):1300-1308. doi:10.1093/</w:t>
-      </w:r>
-      <w:proofErr w:type="spellStart"/>
-      <w:r>
-        <w:rPr>
-          <w:rFonts w:ascii="Arial" w:hAnsi="Arial" w:cs="Arial"/>
-          <w:color w:val="000000"/>
-        </w:rPr>
-        <w:t>bjs</w:t>
-      </w:r>
-      <w:proofErr w:type="spellEnd"/>
-      <w:r>
-        <w:rPr>
-          <w:rFonts w:ascii="Arial" w:hAnsi="Arial" w:cs="Arial"/>
-          <w:color w:val="000000"/>
-        </w:rPr>
-        <w:t>/znad160</w:t>
+        <w:t>. 2023;110(10):1300-1308. doi:10.1093/bjs/znad160</w:t>
       </w:r>
     </w:p>
     <w:p>
@@ -6159,23 +7392,7 @@
           <w:color w:val="000000"/>
         </w:rPr>
         <w:tab/>
-        <w:t xml:space="preserve">Hopewell S, Chan AW, Collins GS, et al. CONSORT 2025 statement: updated guideline for reporting </w:t>
-      </w:r>
-      <w:proofErr w:type="spellStart"/>
-      <w:r>
-        <w:rPr>
-          <w:rFonts w:ascii="Arial" w:hAnsi="Arial" w:cs="Arial"/>
-          <w:color w:val="000000"/>
-        </w:rPr>
-        <w:t>randomised</w:t>
-      </w:r>
-      <w:proofErr w:type="spellEnd"/>
-      <w:r>
-        <w:rPr>
-          <w:rFonts w:ascii="Arial" w:hAnsi="Arial" w:cs="Arial"/>
-          <w:color w:val="000000"/>
-        </w:rPr>
-        <w:t xml:space="preserve"> trials. </w:t>
+        <w:t xml:space="preserve">Hopewell S, Chan AW, Collins GS, et al. CONSORT 2025 statement: updated guideline for reporting randomised trials. </w:t>
       </w:r>
       <w:r>
         <w:rPr>
@@ -6255,54 +7472,7 @@
           <w:color w:val="000000"/>
         </w:rPr>
         <w:tab/>
-      </w:r>
-      <w:proofErr w:type="spellStart"/>
-      <w:r>
-        <w:rPr>
-          <w:rFonts w:ascii="Arial" w:hAnsi="Arial" w:cs="Arial"/>
-          <w:color w:val="000000"/>
-        </w:rPr>
-        <w:t>Hajibandeh</w:t>
-      </w:r>
-      <w:proofErr w:type="spellEnd"/>
-      <w:r>
-        <w:rPr>
-          <w:rFonts w:ascii="Arial" w:hAnsi="Arial" w:cs="Arial"/>
-          <w:color w:val="000000"/>
-        </w:rPr>
-        <w:t xml:space="preserve"> S, </w:t>
-      </w:r>
-      <w:proofErr w:type="spellStart"/>
-      <w:r>
-        <w:rPr>
-          <w:rFonts w:ascii="Arial" w:hAnsi="Arial" w:cs="Arial"/>
-          <w:color w:val="000000"/>
-        </w:rPr>
-        <w:t>Hajibandeh</w:t>
-      </w:r>
-      <w:proofErr w:type="spellEnd"/>
-      <w:r>
-        <w:rPr>
-          <w:rFonts w:ascii="Arial" w:hAnsi="Arial" w:cs="Arial"/>
-          <w:color w:val="000000"/>
-        </w:rPr>
-        <w:t xml:space="preserve"> S, Antoniou GA, Green PA, Maden M, Torella F. Reporting and Methodological Quality of </w:t>
-      </w:r>
-      <w:proofErr w:type="spellStart"/>
-      <w:r>
-        <w:rPr>
-          <w:rFonts w:ascii="Arial" w:hAnsi="Arial" w:cs="Arial"/>
-          <w:color w:val="000000"/>
-        </w:rPr>
-        <w:t>Randomised</w:t>
-      </w:r>
-      <w:proofErr w:type="spellEnd"/>
-      <w:r>
-        <w:rPr>
-          <w:rFonts w:ascii="Arial" w:hAnsi="Arial" w:cs="Arial"/>
-          <w:color w:val="000000"/>
-        </w:rPr>
-        <w:t xml:space="preserve"> Controlled Trials in Vascular and Endovascular </w:t>
+        <w:t xml:space="preserve">Hajibandeh S, Hajibandeh S, Antoniou GA, Green PA, Maden M, Torella F. Reporting and Methodological Quality of Randomised Controlled Trials in Vascular and Endovascular </w:t>
       </w:r>
       <w:r>
         <w:rPr>
@@ -6399,19 +7569,8 @@
           <w:iCs/>
           <w:color w:val="000000"/>
         </w:rPr>
-        <w:t xml:space="preserve">BMC Med Res </w:t>
-      </w:r>
-      <w:proofErr w:type="spellStart"/>
-      <w:r>
-        <w:rPr>
-          <w:rFonts w:ascii="Arial" w:hAnsi="Arial" w:cs="Arial"/>
-          <w:i/>
-          <w:iCs/>
-          <w:color w:val="000000"/>
-        </w:rPr>
-        <w:t>Methodol</w:t>
-      </w:r>
-      <w:proofErr w:type="spellEnd"/>
+        <w:t>BMC Med Res Methodol</w:t>
+      </w:r>
       <w:r>
         <w:rPr>
           <w:rFonts w:ascii="Arial" w:hAnsi="Arial" w:cs="Arial"/>
@@ -6485,7 +7644,7 @@
           <w:szCs w:val="32"/>
         </w:rPr>
       </w:pPr>
-      <w:bookmarkStart w:id="2" w:name="_Toc227253640"/>
+      <w:bookmarkStart w:id="4" w:name="_Toc227253640"/>
       <w:r>
         <w:rPr>
           <w:rFonts w:ascii="Arial" w:hAnsi="Arial" w:cs="Arial"/>
@@ -6505,10 +7664,11 @@
       <w:r>
         <w:t>Table 1</w:t>
       </w:r>
-      <w:bookmarkEnd w:id="2"/>
+      <w:bookmarkEnd w:id="4"/>
     </w:p>
     <w:p>
       <w:pPr>
+        <w:spacing w:line="480" w:lineRule="auto"/>
         <w:rPr>
           <w:rFonts w:cs="Arial"/>
           <w:b/>
@@ -6560,205 +7720,62 @@
           </w:tcPr>
           <w:p>
             <w:pPr>
+              <w:spacing w:line="360" w:lineRule="auto"/>
               <w:rPr>
                 <w:rFonts w:cs="Arial"/>
                 <w:color w:val="000000" w:themeColor="text1"/>
-                <w:szCs w:val="22"/>
+                <w:sz w:val="21"/>
+                <w:szCs w:val="21"/>
               </w:rPr>
             </w:pPr>
             <w:r>
               <w:rPr>
                 <w:rFonts w:cs="Arial"/>
                 <w:color w:val="000000" w:themeColor="text1"/>
-                <w:szCs w:val="22"/>
-              </w:rPr>
-              <w:t>1.</w:t>
-            </w:r>
-            <w:r>
-              <w:rPr>
-                <w:rFonts w:cs="Arial"/>
-                <w:color w:val="000000" w:themeColor="text1"/>
-                <w:szCs w:val="22"/>
-              </w:rPr>
-              <w:t xml:space="preserve"> </w:t>
-            </w:r>
-            <w:r>
-              <w:rPr>
-                <w:rFonts w:cs="Arial"/>
-                <w:color w:val="000000" w:themeColor="text1"/>
-                <w:szCs w:val="22"/>
-              </w:rPr>
-              <w:t>Report</w:t>
-            </w:r>
-            <w:r>
-              <w:rPr>
-                <w:rFonts w:cs="Arial"/>
-                <w:color w:val="000000" w:themeColor="text1"/>
-                <w:szCs w:val="22"/>
-              </w:rPr>
-              <w:t xml:space="preserve"> of </w:t>
-            </w:r>
-            <w:r>
-              <w:rPr>
-                <w:rFonts w:cs="Arial"/>
-                <w:color w:val="000000" w:themeColor="text1"/>
-                <w:szCs w:val="22"/>
-              </w:rPr>
-              <w:t xml:space="preserve">specific </w:t>
-            </w:r>
-            <w:r>
-              <w:rPr>
-                <w:rFonts w:cs="Arial"/>
-                <w:color w:val="000000" w:themeColor="text1"/>
-                <w:szCs w:val="22"/>
-              </w:rPr>
-              <w:t xml:space="preserve">primary </w:t>
-            </w:r>
-            <w:r>
-              <w:rPr>
-                <w:rFonts w:cs="Arial"/>
-                <w:color w:val="000000" w:themeColor="text1"/>
-                <w:szCs w:val="22"/>
-              </w:rPr>
-              <w:t>outcome(s)</w:t>
+                <w:sz w:val="21"/>
+                <w:szCs w:val="21"/>
+              </w:rPr>
+              <w:t>1. Report of specific primary outcome(s)</w:t>
             </w:r>
           </w:p>
           <w:p>
             <w:pPr>
+              <w:spacing w:line="360" w:lineRule="auto"/>
               <w:rPr>
                 <w:rFonts w:cs="Arial"/>
                 <w:color w:val="000000" w:themeColor="text1"/>
-                <w:szCs w:val="22"/>
+                <w:sz w:val="21"/>
+                <w:szCs w:val="21"/>
               </w:rPr>
             </w:pPr>
             <w:r>
               <w:rPr>
                 <w:rFonts w:cs="Arial"/>
                 <w:color w:val="000000" w:themeColor="text1"/>
-                <w:szCs w:val="22"/>
-              </w:rPr>
-              <w:t>2</w:t>
-            </w:r>
-            <w:r>
-              <w:rPr>
-                <w:rFonts w:cs="Arial"/>
-                <w:color w:val="000000" w:themeColor="text1"/>
-                <w:szCs w:val="22"/>
-              </w:rPr>
-              <w:t xml:space="preserve">. </w:t>
-            </w:r>
-            <w:r>
-              <w:rPr>
-                <w:rFonts w:cs="Arial"/>
-                <w:color w:val="000000" w:themeColor="text1"/>
-                <w:szCs w:val="22"/>
-              </w:rPr>
-              <w:t>Alignment</w:t>
-            </w:r>
-            <w:r>
-              <w:rPr>
-                <w:rFonts w:cs="Arial"/>
-                <w:color w:val="000000" w:themeColor="text1"/>
-                <w:szCs w:val="22"/>
-              </w:rPr>
-              <w:t xml:space="preserve"> of the </w:t>
-            </w:r>
-            <w:r>
-              <w:rPr>
-                <w:rFonts w:cs="Arial"/>
-                <w:color w:val="000000" w:themeColor="text1"/>
-                <w:szCs w:val="22"/>
-              </w:rPr>
-              <w:t>trial</w:t>
-            </w:r>
-            <w:r>
-              <w:rPr>
-                <w:rFonts w:cs="Arial"/>
-                <w:color w:val="000000" w:themeColor="text1"/>
-                <w:szCs w:val="22"/>
-              </w:rPr>
-              <w:t xml:space="preserve"> design </w:t>
-            </w:r>
-            <w:r>
-              <w:rPr>
-                <w:rFonts w:cs="Arial"/>
-                <w:color w:val="000000" w:themeColor="text1"/>
-                <w:szCs w:val="22"/>
-              </w:rPr>
-              <w:t xml:space="preserve">with the reported trial </w:t>
-            </w:r>
-            <w:r>
-              <w:rPr>
-                <w:rFonts w:cs="Arial"/>
-                <w:color w:val="000000" w:themeColor="text1"/>
-                <w:szCs w:val="22"/>
-              </w:rPr>
-              <w:t>hypothesis for the primary outcome (e.g., superiority, non-inferiority or equivalence)</w:t>
-            </w:r>
-            <w:r>
-              <w:rPr>
-                <w:rFonts w:cs="Arial"/>
-                <w:color w:val="000000" w:themeColor="text1"/>
-                <w:szCs w:val="22"/>
-              </w:rPr>
-              <w:t xml:space="preserve"> </w:t>
+                <w:sz w:val="21"/>
+                <w:szCs w:val="21"/>
+              </w:rPr>
+              <w:t xml:space="preserve">2. Alignment of the trial design with the reported trial hypothesis for the primary outcome (e.g., superiority, non-inferiority or equivalence) </w:t>
             </w:r>
           </w:p>
           <w:p>
             <w:pPr>
+              <w:spacing w:line="360" w:lineRule="auto"/>
               <w:rPr>
                 <w:rFonts w:cs="Arial"/>
                 <w:color w:val="000000" w:themeColor="text1"/>
-                <w:szCs w:val="22"/>
+                <w:sz w:val="21"/>
+                <w:szCs w:val="21"/>
               </w:rPr>
             </w:pPr>
             <w:r>
               <w:rPr>
                 <w:rFonts w:cs="Arial"/>
                 <w:color w:val="000000" w:themeColor="text1"/>
-                <w:szCs w:val="22"/>
-              </w:rPr>
-              <w:t>3</w:t>
-            </w:r>
-            <w:r>
-              <w:rPr>
-                <w:rFonts w:cs="Arial"/>
-                <w:color w:val="000000" w:themeColor="text1"/>
-                <w:szCs w:val="22"/>
-              </w:rPr>
-              <w:t xml:space="preserve">. </w:t>
-            </w:r>
-            <w:r>
-              <w:rPr>
-                <w:rFonts w:cs="Arial"/>
-                <w:color w:val="000000" w:themeColor="text1"/>
-                <w:szCs w:val="22"/>
-              </w:rPr>
-              <w:t>D</w:t>
-            </w:r>
-            <w:r>
-              <w:rPr>
-                <w:rFonts w:cs="Arial"/>
-                <w:color w:val="000000" w:themeColor="text1"/>
-                <w:szCs w:val="22"/>
-              </w:rPr>
-              <w:t>efinition of a clinically relevant effect</w:t>
-            </w:r>
-            <w:r>
-              <w:rPr>
-                <w:rFonts w:cs="Arial"/>
-                <w:color w:val="000000" w:themeColor="text1"/>
-                <w:szCs w:val="22"/>
-              </w:rPr>
-              <w:t xml:space="preserve"> as a target difference for the primary outcome(s) – i.e., a MID </w:t>
-            </w:r>
-            <w:r>
-              <w:rPr>
-                <w:rFonts w:cs="Arial"/>
-                <w:color w:val="000000" w:themeColor="text1"/>
-                <w:szCs w:val="22"/>
-              </w:rPr>
-              <w:t xml:space="preserve">or a Cohen’s </w:t>
+                <w:sz w:val="21"/>
+                <w:szCs w:val="21"/>
+              </w:rPr>
+              <w:t xml:space="preserve">3. Definition of a clinically relevant effect as a target difference for the primary outcome(s) – i.e., a MID or a Cohen’s </w:t>
             </w:r>
             <w:r>
               <w:rPr>
@@ -6766,7 +7783,8 @@
                 <w:i/>
                 <w:iCs/>
                 <w:color w:val="000000" w:themeColor="text1"/>
-                <w:szCs w:val="22"/>
+                <w:sz w:val="21"/>
+                <w:szCs w:val="21"/>
               </w:rPr>
               <w:t>d</w:t>
             </w:r>
@@ -6774,58 +7792,30 @@
               <w:rPr>
                 <w:rFonts w:cs="Arial"/>
                 <w:color w:val="000000" w:themeColor="text1"/>
-                <w:szCs w:val="22"/>
-              </w:rPr>
-              <w:t xml:space="preserve"> – t</w:t>
-            </w:r>
-            <w:r>
-              <w:rPr>
-                <w:rFonts w:cs="Arial"/>
-                <w:color w:val="000000" w:themeColor="text1"/>
-                <w:szCs w:val="22"/>
-              </w:rPr>
-              <w:t>o base sample size calculations upon</w:t>
+                <w:sz w:val="21"/>
+                <w:szCs w:val="21"/>
+              </w:rPr>
+              <w:t xml:space="preserve"> – to base sample size calculations upon</w:t>
             </w:r>
           </w:p>
           <w:p>
             <w:pPr>
+              <w:spacing w:line="360" w:lineRule="auto"/>
               <w:rPr>
                 <w:rFonts w:cs="Arial"/>
                 <w:color w:val="000000" w:themeColor="text1"/>
-                <w:szCs w:val="22"/>
+                <w:sz w:val="21"/>
+                <w:szCs w:val="21"/>
               </w:rPr>
             </w:pPr>
             <w:r>
               <w:rPr>
                 <w:rFonts w:cs="Arial"/>
                 <w:color w:val="000000" w:themeColor="text1"/>
-                <w:szCs w:val="22"/>
-              </w:rPr>
-              <w:t>4</w:t>
-            </w:r>
-            <w:r>
-              <w:rPr>
-                <w:rFonts w:cs="Arial"/>
-                <w:color w:val="000000" w:themeColor="text1"/>
-                <w:szCs w:val="22"/>
-              </w:rPr>
-              <w:t>. Consideration of clinical relevance (e.g., through the MI</w:t>
-            </w:r>
-            <w:r>
-              <w:rPr>
-                <w:rFonts w:cs="Arial"/>
-                <w:color w:val="000000" w:themeColor="text1"/>
-                <w:szCs w:val="22"/>
-              </w:rPr>
-              <w:t xml:space="preserve">D) </w:t>
-            </w:r>
-            <w:r>
-              <w:rPr>
-                <w:rFonts w:cs="Arial"/>
-                <w:color w:val="000000" w:themeColor="text1"/>
-                <w:szCs w:val="22"/>
-              </w:rPr>
-              <w:t>to discuss and interpret the results for the primary outcome</w:t>
+                <w:sz w:val="21"/>
+                <w:szCs w:val="21"/>
+              </w:rPr>
+              <w:t>4. Consideration of clinical relevance (e.g., through the MID) to discuss and interpret the results for the primary outcome</w:t>
             </w:r>
           </w:p>
         </w:tc>
@@ -6918,18 +7908,19 @@
     </w:p>
     <w:p>
       <w:pPr>
-        <w:pStyle w:val="Titre11"/>
+        <w:pStyle w:val="Titre21"/>
       </w:pPr>
-      <w:bookmarkStart w:id="3" w:name="_Toc227253641"/>
+      <w:bookmarkStart w:id="5" w:name="_Toc227253641"/>
       <w:r>
         <w:lastRenderedPageBreak/>
         <w:t>Table 2</w:t>
       </w:r>
-      <w:bookmarkEnd w:id="3"/>
+      <w:bookmarkEnd w:id="5"/>
     </w:p>
     <w:p>
       <w:pPr>
         <w:pStyle w:val="TableCaption"/>
+        <w:spacing w:after="240"/>
       </w:pPr>
       <w:r>
         <w:rPr>
@@ -6944,7 +7935,10 @@
         <w:t xml:space="preserve"> </w:t>
       </w:r>
       <w:r>
-        <w:t>Assessment of ability of surgical randomized controlled trials to meaningfully inform clinical practice.</w:t>
+        <w:t>Pilot A</w:t>
+      </w:r>
+      <w:r>
+        <w:t>ssessment of ability of surgical randomized controlled trials to meaningfully inform clinical practice.</w:t>
       </w:r>
     </w:p>
     <w:tbl>
@@ -6957,7 +7951,6 @@
       <w:tblGrid>
         <w:gridCol w:w="5948"/>
         <w:gridCol w:w="1487"/>
-        <w:gridCol w:w="1609"/>
       </w:tblGrid>
       <w:tr>
         <w:trPr>
@@ -6995,7 +7988,8 @@
               <w:rPr>
                 <w:rFonts w:eastAsia="Helvetica" w:cstheme="minorHAnsi"/>
                 <w:color w:val="000000"/>
-                <w:szCs w:val="22"/>
+                <w:sz w:val="20"/>
+                <w:szCs w:val="20"/>
               </w:rPr>
             </w:pPr>
             <w:r>
@@ -7003,7 +7997,8 @@
                 <w:rFonts w:eastAsia="Helvetica" w:cstheme="minorHAnsi"/>
                 <w:b/>
                 <w:color w:val="000000"/>
-                <w:szCs w:val="22"/>
+                <w:sz w:val="20"/>
+                <w:szCs w:val="20"/>
               </w:rPr>
               <w:t>Characteristic</w:t>
             </w:r>
@@ -7041,7 +8036,8 @@
               <w:rPr>
                 <w:rFonts w:eastAsia="Helvetica" w:cstheme="minorHAnsi"/>
                 <w:color w:val="000000"/>
-                <w:szCs w:val="22"/>
+                <w:sz w:val="20"/>
+                <w:szCs w:val="20"/>
               </w:rPr>
             </w:pPr>
             <w:r>
@@ -7049,7 +8045,8 @@
                 <w:rFonts w:eastAsia="Helvetica" w:cstheme="minorHAnsi"/>
                 <w:b/>
                 <w:color w:val="000000"/>
-                <w:szCs w:val="22"/>
+                <w:sz w:val="20"/>
+                <w:szCs w:val="20"/>
               </w:rPr>
               <w:t>Pilot</w:t>
             </w:r>
@@ -7057,7 +8054,8 @@
               <w:rPr>
                 <w:rFonts w:eastAsia="Helvetica" w:cstheme="minorHAnsi"/>
                 <w:color w:val="000000"/>
-                <w:szCs w:val="22"/>
+                <w:sz w:val="20"/>
+                <w:szCs w:val="20"/>
               </w:rPr>
               <w:t xml:space="preserve">  </w:t>
             </w:r>
@@ -7065,7 +8063,8 @@
               <w:rPr>
                 <w:rFonts w:eastAsia="Helvetica" w:cstheme="minorHAnsi"/>
                 <w:color w:val="000000"/>
-                <w:szCs w:val="22"/>
+                <w:sz w:val="20"/>
+                <w:szCs w:val="20"/>
               </w:rPr>
               <w:br/>
               <w:t>N = 87</w:t>
@@ -7074,79 +8073,8 @@
               <w:rPr>
                 <w:rFonts w:eastAsia="Helvetica" w:cstheme="minorHAnsi"/>
                 <w:color w:val="000000"/>
-                <w:szCs w:val="22"/>
-                <w:vertAlign w:val="superscript"/>
-              </w:rPr>
-              <w:t>a</w:t>
-            </w:r>
-          </w:p>
-        </w:tc>
-        <w:tc>
-          <w:tcPr>
-            <w:tcW w:w="1609" w:type="dxa"/>
-            <w:tcBorders>
-              <w:top w:val="single" w:sz="8" w:space="0" w:color="000000"/>
-              <w:left w:val="none" w:sz="0" w:space="0" w:color="000000"/>
-              <w:bottom w:val="single" w:sz="8" w:space="0" w:color="000000"/>
-              <w:right w:val="none" w:sz="0" w:space="0" w:color="000000"/>
-            </w:tcBorders>
-            <w:shd w:val="clear" w:color="auto" w:fill="FFFFFF"/>
-            <w:tcMar>
-              <w:top w:w="0" w:type="dxa"/>
-              <w:left w:w="0" w:type="dxa"/>
-              <w:bottom w:w="0" w:type="dxa"/>
-              <w:right w:w="0" w:type="dxa"/>
-            </w:tcMar>
-            <w:vAlign w:val="center"/>
-          </w:tcPr>
-          <w:p>
-            <w:pPr>
-              <w:pBdr>
-                <w:top w:val="none" w:sz="0" w:space="0" w:color="000000"/>
-                <w:left w:val="none" w:sz="0" w:space="0" w:color="000000"/>
-                <w:bottom w:val="none" w:sz="0" w:space="0" w:color="000000"/>
-                <w:right w:val="none" w:sz="0" w:space="0" w:color="000000"/>
-              </w:pBdr>
-              <w:spacing w:after="0" w:line="360" w:lineRule="auto"/>
-              <w:ind w:left="100" w:right="100"/>
-              <w:jc w:val="center"/>
-              <w:rPr>
-                <w:rFonts w:eastAsia="Helvetica" w:cstheme="minorHAnsi"/>
-                <w:color w:val="000000"/>
-                <w:szCs w:val="22"/>
-              </w:rPr>
-            </w:pPr>
-            <w:r>
-              <w:rPr>
-                <w:rFonts w:eastAsia="Helvetica" w:cstheme="minorHAnsi"/>
-                <w:b/>
-                <w:color w:val="000000"/>
-                <w:szCs w:val="22"/>
-              </w:rPr>
-              <w:t>Final</w:t>
-            </w:r>
-            <w:r>
-              <w:rPr>
-                <w:rFonts w:eastAsia="Helvetica" w:cstheme="minorHAnsi"/>
-                <w:color w:val="000000"/>
-                <w:szCs w:val="22"/>
-              </w:rPr>
-              <w:t xml:space="preserve">  </w:t>
-            </w:r>
-            <w:r>
-              <w:rPr>
-                <w:rFonts w:eastAsia="Helvetica" w:cstheme="minorHAnsi"/>
-                <w:color w:val="000000"/>
-                <w:szCs w:val="22"/>
-              </w:rPr>
-              <w:br/>
-              <w:t>N = 167</w:t>
-            </w:r>
-            <w:r>
-              <w:rPr>
-                <w:rFonts w:eastAsia="Helvetica" w:cstheme="minorHAnsi"/>
-                <w:color w:val="000000"/>
-                <w:szCs w:val="22"/>
+                <w:sz w:val="20"/>
+                <w:szCs w:val="20"/>
                 <w:vertAlign w:val="superscript"/>
               </w:rPr>
               <w:t>a</w:t>
@@ -7190,7 +8118,8 @@
                 <w:b/>
                 <w:bCs/>
                 <w:color w:val="000000"/>
-                <w:szCs w:val="22"/>
+                <w:sz w:val="20"/>
+                <w:szCs w:val="20"/>
               </w:rPr>
             </w:pPr>
             <w:r>
@@ -7199,7 +8128,8 @@
                 <w:b/>
                 <w:bCs/>
                 <w:color w:val="000000"/>
-                <w:szCs w:val="22"/>
+                <w:sz w:val="20"/>
+                <w:szCs w:val="20"/>
               </w:rPr>
               <w:t>RCTs fulfilling four criteria</w:t>
             </w:r>
@@ -7236,16 +8166,2118 @@
               <w:rPr>
                 <w:rFonts w:eastAsia="Helvetica" w:cstheme="minorHAnsi"/>
                 <w:color w:val="000000"/>
-                <w:szCs w:val="22"/>
+                <w:sz w:val="20"/>
+                <w:szCs w:val="20"/>
               </w:rPr>
             </w:pPr>
             <w:r>
               <w:rPr>
                 <w:rFonts w:eastAsia="Helvetica" w:cstheme="minorHAnsi"/>
                 <w:color w:val="000000"/>
-                <w:szCs w:val="22"/>
+                <w:sz w:val="20"/>
+                <w:szCs w:val="20"/>
               </w:rPr>
               <w:t>4 (4.6%)</w:t>
+            </w:r>
+          </w:p>
+        </w:tc>
+      </w:tr>
+      <w:tr>
+        <w:trPr>
+          <w:jc w:val="center"/>
+        </w:trPr>
+        <w:tc>
+          <w:tcPr>
+            <w:tcW w:w="5948" w:type="dxa"/>
+            <w:tcBorders>
+              <w:top w:val="none" w:sz="0" w:space="0" w:color="000000"/>
+              <w:left w:val="none" w:sz="0" w:space="0" w:color="000000"/>
+              <w:bottom w:val="none" w:sz="0" w:space="0" w:color="000000"/>
+              <w:right w:val="none" w:sz="0" w:space="0" w:color="000000"/>
+            </w:tcBorders>
+            <w:shd w:val="clear" w:color="auto" w:fill="FFFFFF"/>
+            <w:tcMar>
+              <w:top w:w="0" w:type="dxa"/>
+              <w:left w:w="0" w:type="dxa"/>
+              <w:bottom w:w="0" w:type="dxa"/>
+              <w:right w:w="0" w:type="dxa"/>
+            </w:tcMar>
+          </w:tcPr>
+          <w:p>
+            <w:pPr>
+              <w:pBdr>
+                <w:top w:val="none" w:sz="0" w:space="0" w:color="000000"/>
+                <w:left w:val="none" w:sz="0" w:space="0" w:color="000000"/>
+                <w:bottom w:val="none" w:sz="0" w:space="0" w:color="000000"/>
+                <w:right w:val="none" w:sz="0" w:space="0" w:color="000000"/>
+              </w:pBdr>
+              <w:spacing w:after="0" w:line="360" w:lineRule="auto"/>
+              <w:ind w:left="113" w:right="102"/>
+              <w:rPr>
+                <w:rFonts w:eastAsia="Helvetica" w:cstheme="minorHAnsi"/>
+                <w:b/>
+                <w:bCs/>
+                <w:color w:val="000000"/>
+                <w:sz w:val="20"/>
+                <w:szCs w:val="20"/>
+              </w:rPr>
+            </w:pPr>
+            <w:r>
+              <w:rPr>
+                <w:rFonts w:eastAsia="Helvetica" w:cstheme="minorHAnsi"/>
+                <w:b/>
+                <w:bCs/>
+                <w:color w:val="000000"/>
+                <w:sz w:val="20"/>
+                <w:szCs w:val="20"/>
+              </w:rPr>
+              <w:t>Reported specific primary outcome</w:t>
+            </w:r>
+          </w:p>
+        </w:tc>
+        <w:tc>
+          <w:tcPr>
+            <w:tcW w:w="1487" w:type="dxa"/>
+            <w:tcBorders>
+              <w:top w:val="none" w:sz="0" w:space="0" w:color="000000"/>
+              <w:left w:val="none" w:sz="0" w:space="0" w:color="000000"/>
+              <w:bottom w:val="none" w:sz="0" w:space="0" w:color="000000"/>
+              <w:right w:val="none" w:sz="0" w:space="0" w:color="000000"/>
+            </w:tcBorders>
+            <w:shd w:val="clear" w:color="auto" w:fill="FFFFFF"/>
+            <w:tcMar>
+              <w:top w:w="0" w:type="dxa"/>
+              <w:left w:w="0" w:type="dxa"/>
+              <w:bottom w:w="0" w:type="dxa"/>
+              <w:right w:w="0" w:type="dxa"/>
+            </w:tcMar>
+          </w:tcPr>
+          <w:p>
+            <w:pPr>
+              <w:pBdr>
+                <w:top w:val="none" w:sz="0" w:space="0" w:color="000000"/>
+                <w:left w:val="none" w:sz="0" w:space="0" w:color="000000"/>
+                <w:bottom w:val="none" w:sz="0" w:space="0" w:color="000000"/>
+                <w:right w:val="none" w:sz="0" w:space="0" w:color="000000"/>
+              </w:pBdr>
+              <w:spacing w:after="0" w:line="360" w:lineRule="auto"/>
+              <w:ind w:left="100" w:right="100"/>
+              <w:jc w:val="center"/>
+              <w:rPr>
+                <w:rFonts w:eastAsia="Helvetica" w:cstheme="minorHAnsi"/>
+                <w:color w:val="000000"/>
+                <w:sz w:val="20"/>
+                <w:szCs w:val="20"/>
+              </w:rPr>
+            </w:pPr>
+          </w:p>
+        </w:tc>
+      </w:tr>
+      <w:tr>
+        <w:trPr>
+          <w:jc w:val="center"/>
+        </w:trPr>
+        <w:tc>
+          <w:tcPr>
+            <w:tcW w:w="5948" w:type="dxa"/>
+            <w:tcBorders>
+              <w:top w:val="none" w:sz="0" w:space="0" w:color="000000"/>
+              <w:left w:val="none" w:sz="0" w:space="0" w:color="000000"/>
+              <w:bottom w:val="none" w:sz="0" w:space="0" w:color="000000"/>
+              <w:right w:val="none" w:sz="0" w:space="0" w:color="000000"/>
+            </w:tcBorders>
+            <w:shd w:val="clear" w:color="auto" w:fill="FFFFFF"/>
+            <w:tcMar>
+              <w:top w:w="0" w:type="dxa"/>
+              <w:left w:w="0" w:type="dxa"/>
+              <w:bottom w:w="0" w:type="dxa"/>
+              <w:right w:w="0" w:type="dxa"/>
+            </w:tcMar>
+          </w:tcPr>
+          <w:p>
+            <w:pPr>
+              <w:pBdr>
+                <w:top w:val="none" w:sz="0" w:space="0" w:color="000000"/>
+                <w:left w:val="none" w:sz="0" w:space="0" w:color="000000"/>
+                <w:bottom w:val="none" w:sz="0" w:space="0" w:color="000000"/>
+                <w:right w:val="none" w:sz="0" w:space="0" w:color="000000"/>
+              </w:pBdr>
+              <w:spacing w:after="0" w:line="360" w:lineRule="auto"/>
+              <w:ind w:left="170" w:right="102"/>
+              <w:rPr>
+                <w:rFonts w:eastAsia="Helvetica" w:cstheme="minorHAnsi"/>
+                <w:color w:val="000000"/>
+                <w:sz w:val="20"/>
+                <w:szCs w:val="20"/>
+              </w:rPr>
+            </w:pPr>
+            <w:r>
+              <w:rPr>
+                <w:rFonts w:eastAsia="Helvetica" w:cstheme="minorHAnsi"/>
+                <w:color w:val="000000"/>
+                <w:sz w:val="20"/>
+                <w:szCs w:val="20"/>
+              </w:rPr>
+              <w:t>Yes</w:t>
+            </w:r>
+          </w:p>
+        </w:tc>
+        <w:tc>
+          <w:tcPr>
+            <w:tcW w:w="1487" w:type="dxa"/>
+            <w:tcBorders>
+              <w:top w:val="none" w:sz="0" w:space="0" w:color="000000"/>
+              <w:left w:val="none" w:sz="0" w:space="0" w:color="000000"/>
+              <w:bottom w:val="none" w:sz="0" w:space="0" w:color="000000"/>
+              <w:right w:val="none" w:sz="0" w:space="0" w:color="000000"/>
+            </w:tcBorders>
+            <w:shd w:val="clear" w:color="auto" w:fill="FFFFFF"/>
+            <w:tcMar>
+              <w:top w:w="0" w:type="dxa"/>
+              <w:left w:w="0" w:type="dxa"/>
+              <w:bottom w:w="0" w:type="dxa"/>
+              <w:right w:w="0" w:type="dxa"/>
+            </w:tcMar>
+          </w:tcPr>
+          <w:p>
+            <w:pPr>
+              <w:pBdr>
+                <w:top w:val="none" w:sz="0" w:space="0" w:color="000000"/>
+                <w:left w:val="none" w:sz="0" w:space="0" w:color="000000"/>
+                <w:bottom w:val="none" w:sz="0" w:space="0" w:color="000000"/>
+                <w:right w:val="none" w:sz="0" w:space="0" w:color="000000"/>
+              </w:pBdr>
+              <w:spacing w:after="0" w:line="360" w:lineRule="auto"/>
+              <w:ind w:left="100" w:right="100"/>
+              <w:jc w:val="center"/>
+              <w:rPr>
+                <w:rFonts w:eastAsia="Helvetica" w:cstheme="minorHAnsi"/>
+                <w:color w:val="000000"/>
+                <w:sz w:val="20"/>
+                <w:szCs w:val="20"/>
+              </w:rPr>
+            </w:pPr>
+            <w:r>
+              <w:rPr>
+                <w:rFonts w:eastAsia="Helvetica" w:cstheme="minorHAnsi"/>
+                <w:color w:val="000000"/>
+                <w:sz w:val="20"/>
+                <w:szCs w:val="20"/>
+              </w:rPr>
+              <w:t>73 (86.9%)</w:t>
+            </w:r>
+          </w:p>
+        </w:tc>
+      </w:tr>
+      <w:tr>
+        <w:trPr>
+          <w:jc w:val="center"/>
+        </w:trPr>
+        <w:tc>
+          <w:tcPr>
+            <w:tcW w:w="5948" w:type="dxa"/>
+            <w:tcBorders>
+              <w:top w:val="none" w:sz="0" w:space="0" w:color="000000"/>
+              <w:left w:val="none" w:sz="0" w:space="0" w:color="000000"/>
+              <w:bottom w:val="none" w:sz="0" w:space="0" w:color="000000"/>
+              <w:right w:val="none" w:sz="0" w:space="0" w:color="000000"/>
+            </w:tcBorders>
+            <w:shd w:val="clear" w:color="auto" w:fill="FFFFFF"/>
+            <w:tcMar>
+              <w:top w:w="0" w:type="dxa"/>
+              <w:left w:w="0" w:type="dxa"/>
+              <w:bottom w:w="0" w:type="dxa"/>
+              <w:right w:w="0" w:type="dxa"/>
+            </w:tcMar>
+          </w:tcPr>
+          <w:p>
+            <w:pPr>
+              <w:pBdr>
+                <w:top w:val="none" w:sz="0" w:space="0" w:color="000000"/>
+                <w:left w:val="none" w:sz="0" w:space="0" w:color="000000"/>
+                <w:bottom w:val="none" w:sz="0" w:space="0" w:color="000000"/>
+                <w:right w:val="none" w:sz="0" w:space="0" w:color="000000"/>
+              </w:pBdr>
+              <w:spacing w:after="0" w:line="360" w:lineRule="auto"/>
+              <w:ind w:left="170" w:right="102"/>
+              <w:rPr>
+                <w:rFonts w:eastAsia="Helvetica" w:cstheme="minorHAnsi"/>
+                <w:color w:val="000000"/>
+                <w:sz w:val="20"/>
+                <w:szCs w:val="20"/>
+              </w:rPr>
+            </w:pPr>
+            <w:r>
+              <w:rPr>
+                <w:rFonts w:eastAsia="Helvetica" w:cstheme="minorHAnsi"/>
+                <w:color w:val="000000"/>
+                <w:sz w:val="20"/>
+                <w:szCs w:val="20"/>
+              </w:rPr>
+              <w:t>No</w:t>
+            </w:r>
+          </w:p>
+        </w:tc>
+        <w:tc>
+          <w:tcPr>
+            <w:tcW w:w="1487" w:type="dxa"/>
+            <w:tcBorders>
+              <w:top w:val="none" w:sz="0" w:space="0" w:color="000000"/>
+              <w:left w:val="none" w:sz="0" w:space="0" w:color="000000"/>
+              <w:bottom w:val="none" w:sz="0" w:space="0" w:color="000000"/>
+              <w:right w:val="none" w:sz="0" w:space="0" w:color="000000"/>
+            </w:tcBorders>
+            <w:shd w:val="clear" w:color="auto" w:fill="FFFFFF"/>
+            <w:tcMar>
+              <w:top w:w="0" w:type="dxa"/>
+              <w:left w:w="0" w:type="dxa"/>
+              <w:bottom w:w="0" w:type="dxa"/>
+              <w:right w:w="0" w:type="dxa"/>
+            </w:tcMar>
+          </w:tcPr>
+          <w:p>
+            <w:pPr>
+              <w:pBdr>
+                <w:top w:val="none" w:sz="0" w:space="0" w:color="000000"/>
+                <w:left w:val="none" w:sz="0" w:space="0" w:color="000000"/>
+                <w:bottom w:val="none" w:sz="0" w:space="0" w:color="000000"/>
+                <w:right w:val="none" w:sz="0" w:space="0" w:color="000000"/>
+              </w:pBdr>
+              <w:spacing w:after="0" w:line="360" w:lineRule="auto"/>
+              <w:ind w:left="100" w:right="100"/>
+              <w:jc w:val="center"/>
+              <w:rPr>
+                <w:rFonts w:eastAsia="Helvetica" w:cstheme="minorHAnsi"/>
+                <w:color w:val="000000"/>
+                <w:sz w:val="20"/>
+                <w:szCs w:val="20"/>
+              </w:rPr>
+            </w:pPr>
+            <w:r>
+              <w:rPr>
+                <w:rFonts w:eastAsia="Helvetica" w:cstheme="minorHAnsi"/>
+                <w:color w:val="000000"/>
+                <w:sz w:val="20"/>
+                <w:szCs w:val="20"/>
+              </w:rPr>
+              <w:t>0 (0.0%)</w:t>
+            </w:r>
+          </w:p>
+        </w:tc>
+      </w:tr>
+      <w:tr>
+        <w:trPr>
+          <w:jc w:val="center"/>
+        </w:trPr>
+        <w:tc>
+          <w:tcPr>
+            <w:tcW w:w="5948" w:type="dxa"/>
+            <w:tcBorders>
+              <w:top w:val="none" w:sz="0" w:space="0" w:color="000000"/>
+              <w:left w:val="none" w:sz="0" w:space="0" w:color="000000"/>
+              <w:bottom w:val="none" w:sz="0" w:space="0" w:color="000000"/>
+              <w:right w:val="none" w:sz="0" w:space="0" w:color="000000"/>
+            </w:tcBorders>
+            <w:shd w:val="clear" w:color="auto" w:fill="FFFFFF"/>
+            <w:tcMar>
+              <w:top w:w="0" w:type="dxa"/>
+              <w:left w:w="0" w:type="dxa"/>
+              <w:bottom w:w="0" w:type="dxa"/>
+              <w:right w:w="0" w:type="dxa"/>
+            </w:tcMar>
+          </w:tcPr>
+          <w:p>
+            <w:pPr>
+              <w:pBdr>
+                <w:top w:val="none" w:sz="0" w:space="0" w:color="000000"/>
+                <w:left w:val="none" w:sz="0" w:space="0" w:color="000000"/>
+                <w:bottom w:val="none" w:sz="0" w:space="0" w:color="000000"/>
+                <w:right w:val="none" w:sz="0" w:space="0" w:color="000000"/>
+              </w:pBdr>
+              <w:spacing w:after="0" w:line="360" w:lineRule="auto"/>
+              <w:ind w:left="170" w:right="102"/>
+              <w:rPr>
+                <w:rFonts w:eastAsia="Helvetica" w:cstheme="minorHAnsi"/>
+                <w:color w:val="000000"/>
+                <w:sz w:val="20"/>
+                <w:szCs w:val="20"/>
+              </w:rPr>
+            </w:pPr>
+            <w:r>
+              <w:rPr>
+                <w:rFonts w:eastAsia="Helvetica" w:cstheme="minorHAnsi"/>
+                <w:color w:val="000000"/>
+                <w:sz w:val="20"/>
+                <w:szCs w:val="20"/>
+              </w:rPr>
+              <w:t>Discrepancy between pretrial document and final RCT</w:t>
+            </w:r>
+          </w:p>
+        </w:tc>
+        <w:tc>
+          <w:tcPr>
+            <w:tcW w:w="1487" w:type="dxa"/>
+            <w:tcBorders>
+              <w:top w:val="none" w:sz="0" w:space="0" w:color="000000"/>
+              <w:left w:val="none" w:sz="0" w:space="0" w:color="000000"/>
+              <w:bottom w:val="none" w:sz="0" w:space="0" w:color="000000"/>
+              <w:right w:val="none" w:sz="0" w:space="0" w:color="000000"/>
+            </w:tcBorders>
+            <w:shd w:val="clear" w:color="auto" w:fill="FFFFFF"/>
+            <w:tcMar>
+              <w:top w:w="0" w:type="dxa"/>
+              <w:left w:w="0" w:type="dxa"/>
+              <w:bottom w:w="0" w:type="dxa"/>
+              <w:right w:w="0" w:type="dxa"/>
+            </w:tcMar>
+          </w:tcPr>
+          <w:p>
+            <w:pPr>
+              <w:pBdr>
+                <w:top w:val="none" w:sz="0" w:space="0" w:color="000000"/>
+                <w:left w:val="none" w:sz="0" w:space="0" w:color="000000"/>
+                <w:bottom w:val="none" w:sz="0" w:space="0" w:color="000000"/>
+                <w:right w:val="none" w:sz="0" w:space="0" w:color="000000"/>
+              </w:pBdr>
+              <w:spacing w:after="0" w:line="360" w:lineRule="auto"/>
+              <w:ind w:left="100" w:right="100"/>
+              <w:jc w:val="center"/>
+              <w:rPr>
+                <w:rFonts w:eastAsia="Helvetica" w:cstheme="minorHAnsi"/>
+                <w:color w:val="000000"/>
+                <w:sz w:val="20"/>
+                <w:szCs w:val="20"/>
+              </w:rPr>
+            </w:pPr>
+            <w:r>
+              <w:rPr>
+                <w:rFonts w:eastAsia="Helvetica" w:cstheme="minorHAnsi"/>
+                <w:color w:val="000000"/>
+                <w:sz w:val="20"/>
+                <w:szCs w:val="20"/>
+              </w:rPr>
+              <w:t>11 (13.1%)</w:t>
+            </w:r>
+          </w:p>
+        </w:tc>
+      </w:tr>
+      <w:tr>
+        <w:trPr>
+          <w:jc w:val="center"/>
+        </w:trPr>
+        <w:tc>
+          <w:tcPr>
+            <w:tcW w:w="5948" w:type="dxa"/>
+            <w:tcBorders>
+              <w:top w:val="none" w:sz="0" w:space="0" w:color="000000"/>
+              <w:left w:val="none" w:sz="0" w:space="0" w:color="000000"/>
+              <w:bottom w:val="none" w:sz="0" w:space="0" w:color="000000"/>
+              <w:right w:val="none" w:sz="0" w:space="0" w:color="000000"/>
+            </w:tcBorders>
+            <w:shd w:val="clear" w:color="auto" w:fill="FFFFFF"/>
+            <w:tcMar>
+              <w:top w:w="0" w:type="dxa"/>
+              <w:left w:w="0" w:type="dxa"/>
+              <w:bottom w:w="0" w:type="dxa"/>
+              <w:right w:w="0" w:type="dxa"/>
+            </w:tcMar>
+          </w:tcPr>
+          <w:p>
+            <w:pPr>
+              <w:pBdr>
+                <w:top w:val="none" w:sz="0" w:space="0" w:color="000000"/>
+                <w:left w:val="none" w:sz="0" w:space="0" w:color="000000"/>
+                <w:bottom w:val="none" w:sz="0" w:space="0" w:color="000000"/>
+                <w:right w:val="none" w:sz="0" w:space="0" w:color="000000"/>
+              </w:pBdr>
+              <w:spacing w:after="0" w:line="360" w:lineRule="auto"/>
+              <w:ind w:left="113" w:right="102"/>
+              <w:rPr>
+                <w:rFonts w:eastAsia="Helvetica" w:cstheme="minorHAnsi"/>
+                <w:b/>
+                <w:bCs/>
+                <w:color w:val="000000"/>
+                <w:sz w:val="20"/>
+                <w:szCs w:val="20"/>
+              </w:rPr>
+            </w:pPr>
+            <w:r>
+              <w:rPr>
+                <w:rFonts w:eastAsia="Helvetica" w:cstheme="minorHAnsi"/>
+                <w:b/>
+                <w:bCs/>
+                <w:color w:val="000000"/>
+                <w:sz w:val="20"/>
+                <w:szCs w:val="20"/>
+              </w:rPr>
+              <w:t>Trial design aligned with reported trial hypothesis</w:t>
+            </w:r>
+          </w:p>
+        </w:tc>
+        <w:tc>
+          <w:tcPr>
+            <w:tcW w:w="1487" w:type="dxa"/>
+            <w:tcBorders>
+              <w:top w:val="none" w:sz="0" w:space="0" w:color="000000"/>
+              <w:left w:val="none" w:sz="0" w:space="0" w:color="000000"/>
+              <w:bottom w:val="none" w:sz="0" w:space="0" w:color="000000"/>
+              <w:right w:val="none" w:sz="0" w:space="0" w:color="000000"/>
+            </w:tcBorders>
+            <w:shd w:val="clear" w:color="auto" w:fill="FFFFFF"/>
+            <w:tcMar>
+              <w:top w:w="0" w:type="dxa"/>
+              <w:left w:w="0" w:type="dxa"/>
+              <w:bottom w:w="0" w:type="dxa"/>
+              <w:right w:w="0" w:type="dxa"/>
+            </w:tcMar>
+          </w:tcPr>
+          <w:p>
+            <w:pPr>
+              <w:pBdr>
+                <w:top w:val="none" w:sz="0" w:space="0" w:color="000000"/>
+                <w:left w:val="none" w:sz="0" w:space="0" w:color="000000"/>
+                <w:bottom w:val="none" w:sz="0" w:space="0" w:color="000000"/>
+                <w:right w:val="none" w:sz="0" w:space="0" w:color="000000"/>
+              </w:pBdr>
+              <w:spacing w:after="0" w:line="360" w:lineRule="auto"/>
+              <w:ind w:left="100" w:right="100"/>
+              <w:jc w:val="center"/>
+              <w:rPr>
+                <w:rFonts w:eastAsia="Helvetica" w:cstheme="minorHAnsi"/>
+                <w:color w:val="000000"/>
+                <w:sz w:val="20"/>
+                <w:szCs w:val="20"/>
+              </w:rPr>
+            </w:pPr>
+          </w:p>
+        </w:tc>
+      </w:tr>
+      <w:tr>
+        <w:trPr>
+          <w:jc w:val="center"/>
+        </w:trPr>
+        <w:tc>
+          <w:tcPr>
+            <w:tcW w:w="5948" w:type="dxa"/>
+            <w:tcBorders>
+              <w:top w:val="none" w:sz="0" w:space="0" w:color="000000"/>
+              <w:left w:val="none" w:sz="0" w:space="0" w:color="000000"/>
+              <w:bottom w:val="none" w:sz="0" w:space="0" w:color="000000"/>
+              <w:right w:val="none" w:sz="0" w:space="0" w:color="000000"/>
+            </w:tcBorders>
+            <w:shd w:val="clear" w:color="auto" w:fill="FFFFFF"/>
+            <w:tcMar>
+              <w:top w:w="0" w:type="dxa"/>
+              <w:left w:w="0" w:type="dxa"/>
+              <w:bottom w:w="0" w:type="dxa"/>
+              <w:right w:w="0" w:type="dxa"/>
+            </w:tcMar>
+          </w:tcPr>
+          <w:p>
+            <w:pPr>
+              <w:pBdr>
+                <w:top w:val="none" w:sz="0" w:space="0" w:color="000000"/>
+                <w:left w:val="none" w:sz="0" w:space="0" w:color="000000"/>
+                <w:bottom w:val="none" w:sz="0" w:space="0" w:color="000000"/>
+                <w:right w:val="none" w:sz="0" w:space="0" w:color="000000"/>
+              </w:pBdr>
+              <w:spacing w:after="0" w:line="360" w:lineRule="auto"/>
+              <w:ind w:left="170" w:right="102"/>
+              <w:rPr>
+                <w:rFonts w:eastAsia="Helvetica" w:cstheme="minorHAnsi"/>
+                <w:color w:val="000000"/>
+                <w:sz w:val="20"/>
+                <w:szCs w:val="20"/>
+              </w:rPr>
+            </w:pPr>
+            <w:r>
+              <w:rPr>
+                <w:rFonts w:eastAsia="Helvetica" w:cstheme="minorHAnsi"/>
+                <w:color w:val="000000"/>
+                <w:sz w:val="20"/>
+                <w:szCs w:val="20"/>
+              </w:rPr>
+              <w:t>Yes</w:t>
+            </w:r>
+          </w:p>
+        </w:tc>
+        <w:tc>
+          <w:tcPr>
+            <w:tcW w:w="1487" w:type="dxa"/>
+            <w:tcBorders>
+              <w:top w:val="none" w:sz="0" w:space="0" w:color="000000"/>
+              <w:left w:val="none" w:sz="0" w:space="0" w:color="000000"/>
+              <w:bottom w:val="none" w:sz="0" w:space="0" w:color="000000"/>
+              <w:right w:val="none" w:sz="0" w:space="0" w:color="000000"/>
+            </w:tcBorders>
+            <w:shd w:val="clear" w:color="auto" w:fill="FFFFFF"/>
+            <w:tcMar>
+              <w:top w:w="0" w:type="dxa"/>
+              <w:left w:w="0" w:type="dxa"/>
+              <w:bottom w:w="0" w:type="dxa"/>
+              <w:right w:w="0" w:type="dxa"/>
+            </w:tcMar>
+          </w:tcPr>
+          <w:p>
+            <w:pPr>
+              <w:pBdr>
+                <w:top w:val="none" w:sz="0" w:space="0" w:color="000000"/>
+                <w:left w:val="none" w:sz="0" w:space="0" w:color="000000"/>
+                <w:bottom w:val="none" w:sz="0" w:space="0" w:color="000000"/>
+                <w:right w:val="none" w:sz="0" w:space="0" w:color="000000"/>
+              </w:pBdr>
+              <w:spacing w:after="0" w:line="360" w:lineRule="auto"/>
+              <w:ind w:left="100" w:right="100"/>
+              <w:jc w:val="center"/>
+              <w:rPr>
+                <w:rFonts w:eastAsia="Helvetica" w:cstheme="minorHAnsi"/>
+                <w:color w:val="000000"/>
+                <w:sz w:val="20"/>
+                <w:szCs w:val="20"/>
+              </w:rPr>
+            </w:pPr>
+            <w:r>
+              <w:rPr>
+                <w:rFonts w:eastAsia="Helvetica" w:cstheme="minorHAnsi"/>
+                <w:color w:val="000000"/>
+                <w:sz w:val="20"/>
+                <w:szCs w:val="20"/>
+              </w:rPr>
+              <w:t>37 (44.0%)</w:t>
+            </w:r>
+          </w:p>
+        </w:tc>
+      </w:tr>
+      <w:tr>
+        <w:trPr>
+          <w:jc w:val="center"/>
+        </w:trPr>
+        <w:tc>
+          <w:tcPr>
+            <w:tcW w:w="5948" w:type="dxa"/>
+            <w:tcBorders>
+              <w:top w:val="none" w:sz="0" w:space="0" w:color="000000"/>
+              <w:left w:val="none" w:sz="0" w:space="0" w:color="000000"/>
+              <w:bottom w:val="none" w:sz="0" w:space="0" w:color="000000"/>
+              <w:right w:val="none" w:sz="0" w:space="0" w:color="000000"/>
+            </w:tcBorders>
+            <w:shd w:val="clear" w:color="auto" w:fill="FFFFFF"/>
+            <w:tcMar>
+              <w:top w:w="0" w:type="dxa"/>
+              <w:left w:w="0" w:type="dxa"/>
+              <w:bottom w:w="0" w:type="dxa"/>
+              <w:right w:w="0" w:type="dxa"/>
+            </w:tcMar>
+          </w:tcPr>
+          <w:p>
+            <w:pPr>
+              <w:pBdr>
+                <w:top w:val="none" w:sz="0" w:space="0" w:color="000000"/>
+                <w:left w:val="none" w:sz="0" w:space="0" w:color="000000"/>
+                <w:bottom w:val="none" w:sz="0" w:space="0" w:color="000000"/>
+                <w:right w:val="none" w:sz="0" w:space="0" w:color="000000"/>
+              </w:pBdr>
+              <w:spacing w:after="0" w:line="360" w:lineRule="auto"/>
+              <w:ind w:left="170" w:right="102"/>
+              <w:rPr>
+                <w:rFonts w:eastAsia="Helvetica" w:cstheme="minorHAnsi"/>
+                <w:color w:val="000000"/>
+                <w:sz w:val="20"/>
+                <w:szCs w:val="20"/>
+              </w:rPr>
+            </w:pPr>
+            <w:r>
+              <w:rPr>
+                <w:rFonts w:eastAsia="Helvetica" w:cstheme="minorHAnsi"/>
+                <w:color w:val="000000"/>
+                <w:sz w:val="20"/>
+                <w:szCs w:val="20"/>
+              </w:rPr>
+              <w:t>No</w:t>
+            </w:r>
+          </w:p>
+        </w:tc>
+        <w:tc>
+          <w:tcPr>
+            <w:tcW w:w="1487" w:type="dxa"/>
+            <w:tcBorders>
+              <w:top w:val="none" w:sz="0" w:space="0" w:color="000000"/>
+              <w:left w:val="none" w:sz="0" w:space="0" w:color="000000"/>
+              <w:bottom w:val="none" w:sz="0" w:space="0" w:color="000000"/>
+              <w:right w:val="none" w:sz="0" w:space="0" w:color="000000"/>
+            </w:tcBorders>
+            <w:shd w:val="clear" w:color="auto" w:fill="FFFFFF"/>
+            <w:tcMar>
+              <w:top w:w="0" w:type="dxa"/>
+              <w:left w:w="0" w:type="dxa"/>
+              <w:bottom w:w="0" w:type="dxa"/>
+              <w:right w:w="0" w:type="dxa"/>
+            </w:tcMar>
+          </w:tcPr>
+          <w:p>
+            <w:pPr>
+              <w:pBdr>
+                <w:top w:val="none" w:sz="0" w:space="0" w:color="000000"/>
+                <w:left w:val="none" w:sz="0" w:space="0" w:color="000000"/>
+                <w:bottom w:val="none" w:sz="0" w:space="0" w:color="000000"/>
+                <w:right w:val="none" w:sz="0" w:space="0" w:color="000000"/>
+              </w:pBdr>
+              <w:spacing w:after="0" w:line="360" w:lineRule="auto"/>
+              <w:ind w:left="100" w:right="100"/>
+              <w:jc w:val="center"/>
+              <w:rPr>
+                <w:rFonts w:eastAsia="Helvetica" w:cstheme="minorHAnsi"/>
+                <w:color w:val="000000"/>
+                <w:sz w:val="20"/>
+                <w:szCs w:val="20"/>
+              </w:rPr>
+            </w:pPr>
+            <w:r>
+              <w:rPr>
+                <w:rFonts w:eastAsia="Helvetica" w:cstheme="minorHAnsi"/>
+                <w:color w:val="000000"/>
+                <w:sz w:val="20"/>
+                <w:szCs w:val="20"/>
+              </w:rPr>
+              <w:t>1 (1.2%)</w:t>
+            </w:r>
+          </w:p>
+        </w:tc>
+      </w:tr>
+      <w:tr>
+        <w:trPr>
+          <w:jc w:val="center"/>
+        </w:trPr>
+        <w:tc>
+          <w:tcPr>
+            <w:tcW w:w="5948" w:type="dxa"/>
+            <w:tcBorders>
+              <w:top w:val="none" w:sz="0" w:space="0" w:color="000000"/>
+              <w:left w:val="none" w:sz="0" w:space="0" w:color="000000"/>
+              <w:bottom w:val="none" w:sz="0" w:space="0" w:color="000000"/>
+              <w:right w:val="none" w:sz="0" w:space="0" w:color="000000"/>
+            </w:tcBorders>
+            <w:shd w:val="clear" w:color="auto" w:fill="FFFFFF"/>
+            <w:tcMar>
+              <w:top w:w="0" w:type="dxa"/>
+              <w:left w:w="0" w:type="dxa"/>
+              <w:bottom w:w="0" w:type="dxa"/>
+              <w:right w:w="0" w:type="dxa"/>
+            </w:tcMar>
+          </w:tcPr>
+          <w:p>
+            <w:pPr>
+              <w:pBdr>
+                <w:top w:val="none" w:sz="0" w:space="0" w:color="000000"/>
+                <w:left w:val="none" w:sz="0" w:space="0" w:color="000000"/>
+                <w:bottom w:val="none" w:sz="0" w:space="0" w:color="000000"/>
+                <w:right w:val="none" w:sz="0" w:space="0" w:color="000000"/>
+              </w:pBdr>
+              <w:spacing w:after="0" w:line="360" w:lineRule="auto"/>
+              <w:ind w:left="170" w:right="102"/>
+              <w:rPr>
+                <w:rFonts w:eastAsia="Helvetica" w:cstheme="minorHAnsi"/>
+                <w:color w:val="000000"/>
+                <w:sz w:val="20"/>
+                <w:szCs w:val="20"/>
+              </w:rPr>
+            </w:pPr>
+            <w:r>
+              <w:rPr>
+                <w:rFonts w:eastAsia="Helvetica" w:cstheme="minorHAnsi"/>
+                <w:color w:val="000000"/>
+                <w:sz w:val="20"/>
+                <w:szCs w:val="20"/>
+              </w:rPr>
+              <w:t>Discrepancy between pretrial document and final RCT</w:t>
+            </w:r>
+          </w:p>
+        </w:tc>
+        <w:tc>
+          <w:tcPr>
+            <w:tcW w:w="1487" w:type="dxa"/>
+            <w:tcBorders>
+              <w:top w:val="none" w:sz="0" w:space="0" w:color="000000"/>
+              <w:left w:val="none" w:sz="0" w:space="0" w:color="000000"/>
+              <w:bottom w:val="none" w:sz="0" w:space="0" w:color="000000"/>
+              <w:right w:val="none" w:sz="0" w:space="0" w:color="000000"/>
+            </w:tcBorders>
+            <w:shd w:val="clear" w:color="auto" w:fill="FFFFFF"/>
+            <w:tcMar>
+              <w:top w:w="0" w:type="dxa"/>
+              <w:left w:w="0" w:type="dxa"/>
+              <w:bottom w:w="0" w:type="dxa"/>
+              <w:right w:w="0" w:type="dxa"/>
+            </w:tcMar>
+          </w:tcPr>
+          <w:p>
+            <w:pPr>
+              <w:pBdr>
+                <w:top w:val="none" w:sz="0" w:space="0" w:color="000000"/>
+                <w:left w:val="none" w:sz="0" w:space="0" w:color="000000"/>
+                <w:bottom w:val="none" w:sz="0" w:space="0" w:color="000000"/>
+                <w:right w:val="none" w:sz="0" w:space="0" w:color="000000"/>
+              </w:pBdr>
+              <w:spacing w:after="0" w:line="360" w:lineRule="auto"/>
+              <w:ind w:left="100" w:right="100"/>
+              <w:jc w:val="center"/>
+              <w:rPr>
+                <w:rFonts w:eastAsia="Helvetica" w:cstheme="minorHAnsi"/>
+                <w:color w:val="000000"/>
+                <w:sz w:val="20"/>
+                <w:szCs w:val="20"/>
+              </w:rPr>
+            </w:pPr>
+            <w:r>
+              <w:rPr>
+                <w:rFonts w:eastAsia="Helvetica" w:cstheme="minorHAnsi"/>
+                <w:color w:val="000000"/>
+                <w:sz w:val="20"/>
+                <w:szCs w:val="20"/>
+              </w:rPr>
+              <w:t>2 (2.4%)</w:t>
+            </w:r>
+          </w:p>
+        </w:tc>
+      </w:tr>
+      <w:tr>
+        <w:trPr>
+          <w:jc w:val="center"/>
+        </w:trPr>
+        <w:tc>
+          <w:tcPr>
+            <w:tcW w:w="5948" w:type="dxa"/>
+            <w:tcBorders>
+              <w:top w:val="none" w:sz="0" w:space="0" w:color="000000"/>
+              <w:left w:val="none" w:sz="0" w:space="0" w:color="000000"/>
+              <w:bottom w:val="none" w:sz="0" w:space="0" w:color="000000"/>
+              <w:right w:val="none" w:sz="0" w:space="0" w:color="000000"/>
+            </w:tcBorders>
+            <w:shd w:val="clear" w:color="auto" w:fill="FFFFFF"/>
+            <w:tcMar>
+              <w:top w:w="0" w:type="dxa"/>
+              <w:left w:w="0" w:type="dxa"/>
+              <w:bottom w:w="0" w:type="dxa"/>
+              <w:right w:w="0" w:type="dxa"/>
+            </w:tcMar>
+          </w:tcPr>
+          <w:p>
+            <w:pPr>
+              <w:pBdr>
+                <w:top w:val="none" w:sz="0" w:space="0" w:color="000000"/>
+                <w:left w:val="none" w:sz="0" w:space="0" w:color="000000"/>
+                <w:bottom w:val="none" w:sz="0" w:space="0" w:color="000000"/>
+                <w:right w:val="none" w:sz="0" w:space="0" w:color="000000"/>
+              </w:pBdr>
+              <w:spacing w:after="0" w:line="360" w:lineRule="auto"/>
+              <w:ind w:left="170" w:right="102"/>
+              <w:rPr>
+                <w:rFonts w:eastAsia="Helvetica" w:cstheme="minorHAnsi"/>
+                <w:color w:val="000000"/>
+                <w:sz w:val="20"/>
+                <w:szCs w:val="20"/>
+              </w:rPr>
+            </w:pPr>
+            <w:r>
+              <w:rPr>
+                <w:rFonts w:eastAsia="Helvetica" w:cstheme="minorHAnsi"/>
+                <w:color w:val="000000"/>
+                <w:sz w:val="20"/>
+                <w:szCs w:val="20"/>
+              </w:rPr>
+              <w:t>Not applicable</w:t>
+            </w:r>
+          </w:p>
+        </w:tc>
+        <w:tc>
+          <w:tcPr>
+            <w:tcW w:w="1487" w:type="dxa"/>
+            <w:tcBorders>
+              <w:top w:val="none" w:sz="0" w:space="0" w:color="000000"/>
+              <w:left w:val="none" w:sz="0" w:space="0" w:color="000000"/>
+              <w:bottom w:val="none" w:sz="0" w:space="0" w:color="000000"/>
+              <w:right w:val="none" w:sz="0" w:space="0" w:color="000000"/>
+            </w:tcBorders>
+            <w:shd w:val="clear" w:color="auto" w:fill="FFFFFF"/>
+            <w:tcMar>
+              <w:top w:w="0" w:type="dxa"/>
+              <w:left w:w="0" w:type="dxa"/>
+              <w:bottom w:w="0" w:type="dxa"/>
+              <w:right w:w="0" w:type="dxa"/>
+            </w:tcMar>
+          </w:tcPr>
+          <w:p>
+            <w:pPr>
+              <w:pBdr>
+                <w:top w:val="none" w:sz="0" w:space="0" w:color="000000"/>
+                <w:left w:val="none" w:sz="0" w:space="0" w:color="000000"/>
+                <w:bottom w:val="none" w:sz="0" w:space="0" w:color="000000"/>
+                <w:right w:val="none" w:sz="0" w:space="0" w:color="000000"/>
+              </w:pBdr>
+              <w:spacing w:after="0" w:line="360" w:lineRule="auto"/>
+              <w:ind w:left="100" w:right="100"/>
+              <w:jc w:val="center"/>
+              <w:rPr>
+                <w:rFonts w:eastAsia="Helvetica" w:cstheme="minorHAnsi"/>
+                <w:color w:val="000000"/>
+                <w:sz w:val="20"/>
+                <w:szCs w:val="20"/>
+              </w:rPr>
+            </w:pPr>
+            <w:r>
+              <w:rPr>
+                <w:rFonts w:eastAsia="Helvetica" w:cstheme="minorHAnsi"/>
+                <w:color w:val="000000"/>
+                <w:sz w:val="20"/>
+                <w:szCs w:val="20"/>
+              </w:rPr>
+              <w:t>44 (52.4%)</w:t>
+            </w:r>
+          </w:p>
+        </w:tc>
+      </w:tr>
+      <w:tr>
+        <w:trPr>
+          <w:jc w:val="center"/>
+        </w:trPr>
+        <w:tc>
+          <w:tcPr>
+            <w:tcW w:w="5948" w:type="dxa"/>
+            <w:tcBorders>
+              <w:top w:val="none" w:sz="0" w:space="0" w:color="000000"/>
+              <w:left w:val="none" w:sz="0" w:space="0" w:color="000000"/>
+              <w:bottom w:val="none" w:sz="0" w:space="0" w:color="000000"/>
+              <w:right w:val="none" w:sz="0" w:space="0" w:color="000000"/>
+            </w:tcBorders>
+            <w:shd w:val="clear" w:color="auto" w:fill="FFFFFF"/>
+            <w:tcMar>
+              <w:top w:w="0" w:type="dxa"/>
+              <w:left w:w="0" w:type="dxa"/>
+              <w:bottom w:w="0" w:type="dxa"/>
+              <w:right w:w="0" w:type="dxa"/>
+            </w:tcMar>
+          </w:tcPr>
+          <w:p>
+            <w:pPr>
+              <w:pBdr>
+                <w:top w:val="none" w:sz="0" w:space="0" w:color="000000"/>
+                <w:left w:val="none" w:sz="0" w:space="0" w:color="000000"/>
+                <w:bottom w:val="none" w:sz="0" w:space="0" w:color="000000"/>
+                <w:right w:val="none" w:sz="0" w:space="0" w:color="000000"/>
+              </w:pBdr>
+              <w:spacing w:after="0" w:line="360" w:lineRule="auto"/>
+              <w:ind w:left="113" w:right="102"/>
+              <w:rPr>
+                <w:rFonts w:eastAsia="Helvetica" w:cstheme="minorHAnsi"/>
+                <w:b/>
+                <w:bCs/>
+                <w:color w:val="000000"/>
+                <w:sz w:val="20"/>
+                <w:szCs w:val="20"/>
+              </w:rPr>
+            </w:pPr>
+            <w:r>
+              <w:rPr>
+                <w:rFonts w:eastAsia="Helvetica" w:cstheme="minorHAnsi"/>
+                <w:b/>
+                <w:bCs/>
+                <w:color w:val="000000"/>
+                <w:sz w:val="20"/>
+                <w:szCs w:val="20"/>
+              </w:rPr>
+              <w:t>Sample size calculation based on clinical relevance</w:t>
+            </w:r>
+          </w:p>
+        </w:tc>
+        <w:tc>
+          <w:tcPr>
+            <w:tcW w:w="1487" w:type="dxa"/>
+            <w:tcBorders>
+              <w:top w:val="none" w:sz="0" w:space="0" w:color="000000"/>
+              <w:left w:val="none" w:sz="0" w:space="0" w:color="000000"/>
+              <w:bottom w:val="none" w:sz="0" w:space="0" w:color="000000"/>
+              <w:right w:val="none" w:sz="0" w:space="0" w:color="000000"/>
+            </w:tcBorders>
+            <w:shd w:val="clear" w:color="auto" w:fill="FFFFFF"/>
+            <w:tcMar>
+              <w:top w:w="0" w:type="dxa"/>
+              <w:left w:w="0" w:type="dxa"/>
+              <w:bottom w:w="0" w:type="dxa"/>
+              <w:right w:w="0" w:type="dxa"/>
+            </w:tcMar>
+          </w:tcPr>
+          <w:p>
+            <w:pPr>
+              <w:pBdr>
+                <w:top w:val="none" w:sz="0" w:space="0" w:color="000000"/>
+                <w:left w:val="none" w:sz="0" w:space="0" w:color="000000"/>
+                <w:bottom w:val="none" w:sz="0" w:space="0" w:color="000000"/>
+                <w:right w:val="none" w:sz="0" w:space="0" w:color="000000"/>
+              </w:pBdr>
+              <w:spacing w:after="0" w:line="360" w:lineRule="auto"/>
+              <w:ind w:left="100" w:right="100"/>
+              <w:jc w:val="center"/>
+              <w:rPr>
+                <w:rFonts w:eastAsia="Helvetica" w:cstheme="minorHAnsi"/>
+                <w:color w:val="000000"/>
+                <w:sz w:val="20"/>
+                <w:szCs w:val="20"/>
+              </w:rPr>
+            </w:pPr>
+          </w:p>
+        </w:tc>
+      </w:tr>
+      <w:tr>
+        <w:trPr>
+          <w:jc w:val="center"/>
+        </w:trPr>
+        <w:tc>
+          <w:tcPr>
+            <w:tcW w:w="5948" w:type="dxa"/>
+            <w:tcBorders>
+              <w:top w:val="none" w:sz="0" w:space="0" w:color="000000"/>
+              <w:left w:val="none" w:sz="0" w:space="0" w:color="000000"/>
+              <w:bottom w:val="none" w:sz="0" w:space="0" w:color="000000"/>
+              <w:right w:val="none" w:sz="0" w:space="0" w:color="000000"/>
+            </w:tcBorders>
+            <w:shd w:val="clear" w:color="auto" w:fill="FFFFFF"/>
+            <w:tcMar>
+              <w:top w:w="0" w:type="dxa"/>
+              <w:left w:w="0" w:type="dxa"/>
+              <w:bottom w:w="0" w:type="dxa"/>
+              <w:right w:w="0" w:type="dxa"/>
+            </w:tcMar>
+          </w:tcPr>
+          <w:p>
+            <w:pPr>
+              <w:pBdr>
+                <w:top w:val="none" w:sz="0" w:space="0" w:color="000000"/>
+                <w:left w:val="none" w:sz="0" w:space="0" w:color="000000"/>
+                <w:bottom w:val="none" w:sz="0" w:space="0" w:color="000000"/>
+                <w:right w:val="none" w:sz="0" w:space="0" w:color="000000"/>
+              </w:pBdr>
+              <w:spacing w:after="0" w:line="360" w:lineRule="auto"/>
+              <w:ind w:left="170" w:right="102"/>
+              <w:rPr>
+                <w:rFonts w:eastAsia="Helvetica" w:cstheme="minorHAnsi"/>
+                <w:color w:val="000000"/>
+                <w:sz w:val="20"/>
+                <w:szCs w:val="20"/>
+              </w:rPr>
+            </w:pPr>
+            <w:r>
+              <w:rPr>
+                <w:rFonts w:eastAsia="Helvetica" w:cstheme="minorHAnsi"/>
+                <w:color w:val="000000"/>
+                <w:sz w:val="20"/>
+                <w:szCs w:val="20"/>
+              </w:rPr>
+              <w:t>Yes</w:t>
+            </w:r>
+          </w:p>
+        </w:tc>
+        <w:tc>
+          <w:tcPr>
+            <w:tcW w:w="1487" w:type="dxa"/>
+            <w:tcBorders>
+              <w:top w:val="none" w:sz="0" w:space="0" w:color="000000"/>
+              <w:left w:val="none" w:sz="0" w:space="0" w:color="000000"/>
+              <w:bottom w:val="none" w:sz="0" w:space="0" w:color="000000"/>
+              <w:right w:val="none" w:sz="0" w:space="0" w:color="000000"/>
+            </w:tcBorders>
+            <w:shd w:val="clear" w:color="auto" w:fill="FFFFFF"/>
+            <w:tcMar>
+              <w:top w:w="0" w:type="dxa"/>
+              <w:left w:w="0" w:type="dxa"/>
+              <w:bottom w:w="0" w:type="dxa"/>
+              <w:right w:w="0" w:type="dxa"/>
+            </w:tcMar>
+          </w:tcPr>
+          <w:p>
+            <w:pPr>
+              <w:pBdr>
+                <w:top w:val="none" w:sz="0" w:space="0" w:color="000000"/>
+                <w:left w:val="none" w:sz="0" w:space="0" w:color="000000"/>
+                <w:bottom w:val="none" w:sz="0" w:space="0" w:color="000000"/>
+                <w:right w:val="none" w:sz="0" w:space="0" w:color="000000"/>
+              </w:pBdr>
+              <w:spacing w:after="0" w:line="360" w:lineRule="auto"/>
+              <w:ind w:left="100" w:right="100"/>
+              <w:jc w:val="center"/>
+              <w:rPr>
+                <w:rFonts w:eastAsia="Helvetica" w:cstheme="minorHAnsi"/>
+                <w:color w:val="000000"/>
+                <w:sz w:val="20"/>
+                <w:szCs w:val="20"/>
+              </w:rPr>
+            </w:pPr>
+            <w:r>
+              <w:rPr>
+                <w:rFonts w:eastAsia="Helvetica" w:cstheme="minorHAnsi"/>
+                <w:color w:val="000000"/>
+                <w:sz w:val="20"/>
+                <w:szCs w:val="20"/>
+              </w:rPr>
+              <w:t>9 (10.8%)</w:t>
+            </w:r>
+          </w:p>
+        </w:tc>
+      </w:tr>
+      <w:tr>
+        <w:trPr>
+          <w:jc w:val="center"/>
+        </w:trPr>
+        <w:tc>
+          <w:tcPr>
+            <w:tcW w:w="5948" w:type="dxa"/>
+            <w:tcBorders>
+              <w:top w:val="none" w:sz="0" w:space="0" w:color="000000"/>
+              <w:left w:val="none" w:sz="0" w:space="0" w:color="000000"/>
+              <w:bottom w:val="none" w:sz="0" w:space="0" w:color="000000"/>
+              <w:right w:val="none" w:sz="0" w:space="0" w:color="000000"/>
+            </w:tcBorders>
+            <w:shd w:val="clear" w:color="auto" w:fill="FFFFFF"/>
+            <w:tcMar>
+              <w:top w:w="0" w:type="dxa"/>
+              <w:left w:w="0" w:type="dxa"/>
+              <w:bottom w:w="0" w:type="dxa"/>
+              <w:right w:w="0" w:type="dxa"/>
+            </w:tcMar>
+          </w:tcPr>
+          <w:p>
+            <w:pPr>
+              <w:pBdr>
+                <w:top w:val="none" w:sz="0" w:space="0" w:color="000000"/>
+                <w:left w:val="none" w:sz="0" w:space="0" w:color="000000"/>
+                <w:bottom w:val="none" w:sz="0" w:space="0" w:color="000000"/>
+                <w:right w:val="none" w:sz="0" w:space="0" w:color="000000"/>
+              </w:pBdr>
+              <w:spacing w:after="0" w:line="360" w:lineRule="auto"/>
+              <w:ind w:left="170" w:right="102"/>
+              <w:rPr>
+                <w:rFonts w:eastAsia="Helvetica" w:cstheme="minorHAnsi"/>
+                <w:color w:val="000000"/>
+                <w:sz w:val="20"/>
+                <w:szCs w:val="20"/>
+              </w:rPr>
+            </w:pPr>
+            <w:r>
+              <w:rPr>
+                <w:rFonts w:eastAsia="Helvetica" w:cstheme="minorHAnsi"/>
+                <w:color w:val="000000"/>
+                <w:sz w:val="20"/>
+                <w:szCs w:val="20"/>
+              </w:rPr>
+              <w:t>No</w:t>
+            </w:r>
+          </w:p>
+        </w:tc>
+        <w:tc>
+          <w:tcPr>
+            <w:tcW w:w="1487" w:type="dxa"/>
+            <w:tcBorders>
+              <w:top w:val="none" w:sz="0" w:space="0" w:color="000000"/>
+              <w:left w:val="none" w:sz="0" w:space="0" w:color="000000"/>
+              <w:bottom w:val="none" w:sz="0" w:space="0" w:color="000000"/>
+              <w:right w:val="none" w:sz="0" w:space="0" w:color="000000"/>
+            </w:tcBorders>
+            <w:shd w:val="clear" w:color="auto" w:fill="FFFFFF"/>
+            <w:tcMar>
+              <w:top w:w="0" w:type="dxa"/>
+              <w:left w:w="0" w:type="dxa"/>
+              <w:bottom w:w="0" w:type="dxa"/>
+              <w:right w:w="0" w:type="dxa"/>
+            </w:tcMar>
+          </w:tcPr>
+          <w:p>
+            <w:pPr>
+              <w:pBdr>
+                <w:top w:val="none" w:sz="0" w:space="0" w:color="000000"/>
+                <w:left w:val="none" w:sz="0" w:space="0" w:color="000000"/>
+                <w:bottom w:val="none" w:sz="0" w:space="0" w:color="000000"/>
+                <w:right w:val="none" w:sz="0" w:space="0" w:color="000000"/>
+              </w:pBdr>
+              <w:spacing w:after="0" w:line="360" w:lineRule="auto"/>
+              <w:ind w:left="100" w:right="100"/>
+              <w:jc w:val="center"/>
+              <w:rPr>
+                <w:rFonts w:eastAsia="Helvetica" w:cstheme="minorHAnsi"/>
+                <w:color w:val="000000"/>
+                <w:sz w:val="20"/>
+                <w:szCs w:val="20"/>
+              </w:rPr>
+            </w:pPr>
+            <w:r>
+              <w:rPr>
+                <w:rFonts w:eastAsia="Helvetica" w:cstheme="minorHAnsi"/>
+                <w:color w:val="000000"/>
+                <w:sz w:val="20"/>
+                <w:szCs w:val="20"/>
+              </w:rPr>
+              <w:t>65 (78.3%)</w:t>
+            </w:r>
+          </w:p>
+        </w:tc>
+      </w:tr>
+      <w:tr>
+        <w:trPr>
+          <w:jc w:val="center"/>
+        </w:trPr>
+        <w:tc>
+          <w:tcPr>
+            <w:tcW w:w="5948" w:type="dxa"/>
+            <w:tcBorders>
+              <w:top w:val="none" w:sz="0" w:space="0" w:color="000000"/>
+              <w:left w:val="none" w:sz="0" w:space="0" w:color="000000"/>
+              <w:bottom w:val="none" w:sz="0" w:space="0" w:color="000000"/>
+              <w:right w:val="none" w:sz="0" w:space="0" w:color="000000"/>
+            </w:tcBorders>
+            <w:shd w:val="clear" w:color="auto" w:fill="FFFFFF"/>
+            <w:tcMar>
+              <w:top w:w="0" w:type="dxa"/>
+              <w:left w:w="0" w:type="dxa"/>
+              <w:bottom w:w="0" w:type="dxa"/>
+              <w:right w:w="0" w:type="dxa"/>
+            </w:tcMar>
+          </w:tcPr>
+          <w:p>
+            <w:pPr>
+              <w:pBdr>
+                <w:top w:val="none" w:sz="0" w:space="0" w:color="000000"/>
+                <w:left w:val="none" w:sz="0" w:space="0" w:color="000000"/>
+                <w:bottom w:val="none" w:sz="0" w:space="0" w:color="000000"/>
+                <w:right w:val="none" w:sz="0" w:space="0" w:color="000000"/>
+              </w:pBdr>
+              <w:spacing w:after="0" w:line="360" w:lineRule="auto"/>
+              <w:ind w:left="170" w:right="102"/>
+              <w:rPr>
+                <w:rFonts w:eastAsia="Helvetica" w:cstheme="minorHAnsi"/>
+                <w:color w:val="000000"/>
+                <w:sz w:val="20"/>
+                <w:szCs w:val="20"/>
+              </w:rPr>
+            </w:pPr>
+            <w:r>
+              <w:rPr>
+                <w:rFonts w:eastAsia="Helvetica" w:cstheme="minorHAnsi"/>
+                <w:color w:val="000000"/>
+                <w:sz w:val="20"/>
+                <w:szCs w:val="20"/>
+              </w:rPr>
+              <w:t>Discrepancy between pretrial document and final RCT</w:t>
+            </w:r>
+          </w:p>
+        </w:tc>
+        <w:tc>
+          <w:tcPr>
+            <w:tcW w:w="1487" w:type="dxa"/>
+            <w:tcBorders>
+              <w:top w:val="none" w:sz="0" w:space="0" w:color="000000"/>
+              <w:left w:val="none" w:sz="0" w:space="0" w:color="000000"/>
+              <w:bottom w:val="none" w:sz="0" w:space="0" w:color="000000"/>
+              <w:right w:val="none" w:sz="0" w:space="0" w:color="000000"/>
+            </w:tcBorders>
+            <w:shd w:val="clear" w:color="auto" w:fill="FFFFFF"/>
+            <w:tcMar>
+              <w:top w:w="0" w:type="dxa"/>
+              <w:left w:w="0" w:type="dxa"/>
+              <w:bottom w:w="0" w:type="dxa"/>
+              <w:right w:w="0" w:type="dxa"/>
+            </w:tcMar>
+          </w:tcPr>
+          <w:p>
+            <w:pPr>
+              <w:pBdr>
+                <w:top w:val="none" w:sz="0" w:space="0" w:color="000000"/>
+                <w:left w:val="none" w:sz="0" w:space="0" w:color="000000"/>
+                <w:bottom w:val="none" w:sz="0" w:space="0" w:color="000000"/>
+                <w:right w:val="none" w:sz="0" w:space="0" w:color="000000"/>
+              </w:pBdr>
+              <w:spacing w:after="0" w:line="360" w:lineRule="auto"/>
+              <w:ind w:left="100" w:right="100"/>
+              <w:jc w:val="center"/>
+              <w:rPr>
+                <w:rFonts w:eastAsia="Helvetica" w:cstheme="minorHAnsi"/>
+                <w:color w:val="000000"/>
+                <w:sz w:val="20"/>
+                <w:szCs w:val="20"/>
+              </w:rPr>
+            </w:pPr>
+            <w:r>
+              <w:rPr>
+                <w:rFonts w:eastAsia="Helvetica" w:cstheme="minorHAnsi"/>
+                <w:color w:val="000000"/>
+                <w:sz w:val="20"/>
+                <w:szCs w:val="20"/>
+              </w:rPr>
+              <w:t>9 (10.8%)</w:t>
+            </w:r>
+          </w:p>
+        </w:tc>
+      </w:tr>
+      <w:tr>
+        <w:trPr>
+          <w:jc w:val="center"/>
+        </w:trPr>
+        <w:tc>
+          <w:tcPr>
+            <w:tcW w:w="5948" w:type="dxa"/>
+            <w:tcBorders>
+              <w:top w:val="none" w:sz="0" w:space="0" w:color="000000"/>
+              <w:left w:val="none" w:sz="0" w:space="0" w:color="000000"/>
+              <w:bottom w:val="none" w:sz="0" w:space="0" w:color="000000"/>
+              <w:right w:val="none" w:sz="0" w:space="0" w:color="000000"/>
+            </w:tcBorders>
+            <w:shd w:val="clear" w:color="auto" w:fill="FFFFFF"/>
+            <w:tcMar>
+              <w:top w:w="0" w:type="dxa"/>
+              <w:left w:w="0" w:type="dxa"/>
+              <w:bottom w:w="0" w:type="dxa"/>
+              <w:right w:w="0" w:type="dxa"/>
+            </w:tcMar>
+          </w:tcPr>
+          <w:p>
+            <w:pPr>
+              <w:pBdr>
+                <w:top w:val="none" w:sz="0" w:space="0" w:color="000000"/>
+                <w:left w:val="none" w:sz="0" w:space="0" w:color="000000"/>
+                <w:bottom w:val="none" w:sz="0" w:space="0" w:color="000000"/>
+                <w:right w:val="none" w:sz="0" w:space="0" w:color="000000"/>
+              </w:pBdr>
+              <w:spacing w:after="0" w:line="360" w:lineRule="auto"/>
+              <w:ind w:left="170" w:right="102"/>
+              <w:rPr>
+                <w:rFonts w:eastAsia="Helvetica" w:cstheme="minorHAnsi"/>
+                <w:color w:val="000000"/>
+                <w:sz w:val="20"/>
+                <w:szCs w:val="20"/>
+              </w:rPr>
+            </w:pPr>
+            <w:r>
+              <w:rPr>
+                <w:rFonts w:eastAsia="Helvetica" w:cstheme="minorHAnsi"/>
+                <w:color w:val="000000"/>
+                <w:sz w:val="20"/>
+                <w:szCs w:val="20"/>
+              </w:rPr>
+              <w:t>Not applicable</w:t>
+            </w:r>
+          </w:p>
+        </w:tc>
+        <w:tc>
+          <w:tcPr>
+            <w:tcW w:w="1487" w:type="dxa"/>
+            <w:tcBorders>
+              <w:top w:val="none" w:sz="0" w:space="0" w:color="000000"/>
+              <w:left w:val="none" w:sz="0" w:space="0" w:color="000000"/>
+              <w:bottom w:val="none" w:sz="0" w:space="0" w:color="000000"/>
+              <w:right w:val="none" w:sz="0" w:space="0" w:color="000000"/>
+            </w:tcBorders>
+            <w:shd w:val="clear" w:color="auto" w:fill="FFFFFF"/>
+            <w:tcMar>
+              <w:top w:w="0" w:type="dxa"/>
+              <w:left w:w="0" w:type="dxa"/>
+              <w:bottom w:w="0" w:type="dxa"/>
+              <w:right w:w="0" w:type="dxa"/>
+            </w:tcMar>
+          </w:tcPr>
+          <w:p>
+            <w:pPr>
+              <w:pBdr>
+                <w:top w:val="none" w:sz="0" w:space="0" w:color="000000"/>
+                <w:left w:val="none" w:sz="0" w:space="0" w:color="000000"/>
+                <w:bottom w:val="none" w:sz="0" w:space="0" w:color="000000"/>
+                <w:right w:val="none" w:sz="0" w:space="0" w:color="000000"/>
+              </w:pBdr>
+              <w:spacing w:after="0" w:line="360" w:lineRule="auto"/>
+              <w:ind w:left="100" w:right="100"/>
+              <w:jc w:val="center"/>
+              <w:rPr>
+                <w:rFonts w:eastAsia="Helvetica" w:cstheme="minorHAnsi"/>
+                <w:color w:val="000000"/>
+                <w:sz w:val="20"/>
+                <w:szCs w:val="20"/>
+              </w:rPr>
+            </w:pPr>
+            <w:r>
+              <w:rPr>
+                <w:rFonts w:eastAsia="Helvetica" w:cstheme="minorHAnsi"/>
+                <w:color w:val="000000"/>
+                <w:sz w:val="20"/>
+                <w:szCs w:val="20"/>
+              </w:rPr>
+              <w:t>0 (0.0%)</w:t>
+            </w:r>
+          </w:p>
+        </w:tc>
+      </w:tr>
+      <w:tr>
+        <w:trPr>
+          <w:jc w:val="center"/>
+        </w:trPr>
+        <w:tc>
+          <w:tcPr>
+            <w:tcW w:w="5948" w:type="dxa"/>
+            <w:tcBorders>
+              <w:top w:val="none" w:sz="0" w:space="0" w:color="000000"/>
+              <w:left w:val="none" w:sz="0" w:space="0" w:color="000000"/>
+              <w:bottom w:val="none" w:sz="0" w:space="0" w:color="000000"/>
+              <w:right w:val="none" w:sz="0" w:space="0" w:color="000000"/>
+            </w:tcBorders>
+            <w:shd w:val="clear" w:color="auto" w:fill="FFFFFF"/>
+            <w:tcMar>
+              <w:top w:w="0" w:type="dxa"/>
+              <w:left w:w="0" w:type="dxa"/>
+              <w:bottom w:w="0" w:type="dxa"/>
+              <w:right w:w="0" w:type="dxa"/>
+            </w:tcMar>
+          </w:tcPr>
+          <w:p>
+            <w:pPr>
+              <w:pBdr>
+                <w:top w:val="none" w:sz="0" w:space="0" w:color="000000"/>
+                <w:left w:val="none" w:sz="0" w:space="0" w:color="000000"/>
+                <w:bottom w:val="none" w:sz="0" w:space="0" w:color="000000"/>
+                <w:right w:val="none" w:sz="0" w:space="0" w:color="000000"/>
+              </w:pBdr>
+              <w:spacing w:after="0" w:line="360" w:lineRule="auto"/>
+              <w:ind w:left="113" w:right="102"/>
+              <w:rPr>
+                <w:rFonts w:eastAsia="Helvetica" w:cstheme="minorHAnsi"/>
+                <w:b/>
+                <w:bCs/>
+                <w:color w:val="000000"/>
+                <w:sz w:val="20"/>
+                <w:szCs w:val="20"/>
+              </w:rPr>
+            </w:pPr>
+            <w:r>
+              <w:rPr>
+                <w:rFonts w:eastAsia="Helvetica" w:cstheme="minorHAnsi"/>
+                <w:b/>
+                <w:bCs/>
+                <w:color w:val="000000"/>
+                <w:sz w:val="20"/>
+                <w:szCs w:val="20"/>
+              </w:rPr>
+              <w:t>Results interpreted based on clinical relevance</w:t>
+            </w:r>
+          </w:p>
+        </w:tc>
+        <w:tc>
+          <w:tcPr>
+            <w:tcW w:w="1487" w:type="dxa"/>
+            <w:tcBorders>
+              <w:top w:val="none" w:sz="0" w:space="0" w:color="000000"/>
+              <w:left w:val="none" w:sz="0" w:space="0" w:color="000000"/>
+              <w:bottom w:val="none" w:sz="0" w:space="0" w:color="000000"/>
+              <w:right w:val="none" w:sz="0" w:space="0" w:color="000000"/>
+            </w:tcBorders>
+            <w:shd w:val="clear" w:color="auto" w:fill="FFFFFF"/>
+            <w:tcMar>
+              <w:top w:w="0" w:type="dxa"/>
+              <w:left w:w="0" w:type="dxa"/>
+              <w:bottom w:w="0" w:type="dxa"/>
+              <w:right w:w="0" w:type="dxa"/>
+            </w:tcMar>
+          </w:tcPr>
+          <w:p>
+            <w:pPr>
+              <w:pBdr>
+                <w:top w:val="none" w:sz="0" w:space="0" w:color="000000"/>
+                <w:left w:val="none" w:sz="0" w:space="0" w:color="000000"/>
+                <w:bottom w:val="none" w:sz="0" w:space="0" w:color="000000"/>
+                <w:right w:val="none" w:sz="0" w:space="0" w:color="000000"/>
+              </w:pBdr>
+              <w:spacing w:after="0" w:line="360" w:lineRule="auto"/>
+              <w:ind w:left="100" w:right="100"/>
+              <w:jc w:val="center"/>
+              <w:rPr>
+                <w:rFonts w:eastAsia="Helvetica" w:cstheme="minorHAnsi"/>
+                <w:color w:val="000000"/>
+                <w:sz w:val="20"/>
+                <w:szCs w:val="20"/>
+              </w:rPr>
+            </w:pPr>
+          </w:p>
+        </w:tc>
+      </w:tr>
+      <w:tr>
+        <w:trPr>
+          <w:jc w:val="center"/>
+        </w:trPr>
+        <w:tc>
+          <w:tcPr>
+            <w:tcW w:w="5948" w:type="dxa"/>
+            <w:tcBorders>
+              <w:top w:val="none" w:sz="0" w:space="0" w:color="000000"/>
+              <w:left w:val="none" w:sz="0" w:space="0" w:color="000000"/>
+              <w:bottom w:val="none" w:sz="0" w:space="0" w:color="000000"/>
+              <w:right w:val="none" w:sz="0" w:space="0" w:color="000000"/>
+            </w:tcBorders>
+            <w:shd w:val="clear" w:color="auto" w:fill="FFFFFF"/>
+            <w:tcMar>
+              <w:top w:w="0" w:type="dxa"/>
+              <w:left w:w="0" w:type="dxa"/>
+              <w:bottom w:w="0" w:type="dxa"/>
+              <w:right w:w="0" w:type="dxa"/>
+            </w:tcMar>
+          </w:tcPr>
+          <w:p>
+            <w:pPr>
+              <w:pBdr>
+                <w:top w:val="none" w:sz="0" w:space="0" w:color="000000"/>
+                <w:left w:val="none" w:sz="0" w:space="0" w:color="000000"/>
+                <w:bottom w:val="none" w:sz="0" w:space="0" w:color="000000"/>
+                <w:right w:val="none" w:sz="0" w:space="0" w:color="000000"/>
+              </w:pBdr>
+              <w:spacing w:after="0" w:line="360" w:lineRule="auto"/>
+              <w:ind w:left="170" w:right="102"/>
+              <w:rPr>
+                <w:rFonts w:eastAsia="Helvetica" w:cstheme="minorHAnsi"/>
+                <w:color w:val="000000"/>
+                <w:sz w:val="20"/>
+                <w:szCs w:val="20"/>
+              </w:rPr>
+            </w:pPr>
+            <w:r>
+              <w:rPr>
+                <w:rFonts w:eastAsia="Helvetica" w:cstheme="minorHAnsi"/>
+                <w:color w:val="000000"/>
+                <w:sz w:val="20"/>
+                <w:szCs w:val="20"/>
+              </w:rPr>
+              <w:t>Yes</w:t>
+            </w:r>
+          </w:p>
+        </w:tc>
+        <w:tc>
+          <w:tcPr>
+            <w:tcW w:w="1487" w:type="dxa"/>
+            <w:tcBorders>
+              <w:top w:val="none" w:sz="0" w:space="0" w:color="000000"/>
+              <w:left w:val="none" w:sz="0" w:space="0" w:color="000000"/>
+              <w:bottom w:val="none" w:sz="0" w:space="0" w:color="000000"/>
+              <w:right w:val="none" w:sz="0" w:space="0" w:color="000000"/>
+            </w:tcBorders>
+            <w:shd w:val="clear" w:color="auto" w:fill="FFFFFF"/>
+            <w:tcMar>
+              <w:top w:w="0" w:type="dxa"/>
+              <w:left w:w="0" w:type="dxa"/>
+              <w:bottom w:w="0" w:type="dxa"/>
+              <w:right w:w="0" w:type="dxa"/>
+            </w:tcMar>
+          </w:tcPr>
+          <w:p>
+            <w:pPr>
+              <w:pBdr>
+                <w:top w:val="none" w:sz="0" w:space="0" w:color="000000"/>
+                <w:left w:val="none" w:sz="0" w:space="0" w:color="000000"/>
+                <w:bottom w:val="none" w:sz="0" w:space="0" w:color="000000"/>
+                <w:right w:val="none" w:sz="0" w:space="0" w:color="000000"/>
+              </w:pBdr>
+              <w:spacing w:after="0" w:line="360" w:lineRule="auto"/>
+              <w:ind w:left="100" w:right="100"/>
+              <w:jc w:val="center"/>
+              <w:rPr>
+                <w:rFonts w:eastAsia="Helvetica" w:cstheme="minorHAnsi"/>
+                <w:color w:val="000000"/>
+                <w:sz w:val="20"/>
+                <w:szCs w:val="20"/>
+              </w:rPr>
+            </w:pPr>
+            <w:r>
+              <w:rPr>
+                <w:rFonts w:eastAsia="Helvetica" w:cstheme="minorHAnsi"/>
+                <w:color w:val="000000"/>
+                <w:sz w:val="20"/>
+                <w:szCs w:val="20"/>
+              </w:rPr>
+              <w:t>6 (6.9%)</w:t>
+            </w:r>
+          </w:p>
+        </w:tc>
+      </w:tr>
+      <w:tr>
+        <w:trPr>
+          <w:jc w:val="center"/>
+        </w:trPr>
+        <w:tc>
+          <w:tcPr>
+            <w:tcW w:w="5948" w:type="dxa"/>
+            <w:tcBorders>
+              <w:top w:val="none" w:sz="0" w:space="0" w:color="000000"/>
+              <w:left w:val="none" w:sz="0" w:space="0" w:color="000000"/>
+              <w:bottom w:val="none" w:sz="0" w:space="0" w:color="000000"/>
+              <w:right w:val="none" w:sz="0" w:space="0" w:color="000000"/>
+            </w:tcBorders>
+            <w:shd w:val="clear" w:color="auto" w:fill="FFFFFF"/>
+            <w:tcMar>
+              <w:top w:w="0" w:type="dxa"/>
+              <w:left w:w="0" w:type="dxa"/>
+              <w:bottom w:w="0" w:type="dxa"/>
+              <w:right w:w="0" w:type="dxa"/>
+            </w:tcMar>
+          </w:tcPr>
+          <w:p>
+            <w:pPr>
+              <w:pBdr>
+                <w:top w:val="none" w:sz="0" w:space="0" w:color="000000"/>
+                <w:left w:val="none" w:sz="0" w:space="0" w:color="000000"/>
+                <w:bottom w:val="none" w:sz="0" w:space="0" w:color="000000"/>
+                <w:right w:val="none" w:sz="0" w:space="0" w:color="000000"/>
+              </w:pBdr>
+              <w:spacing w:after="0" w:line="360" w:lineRule="auto"/>
+              <w:ind w:left="170" w:right="102"/>
+              <w:rPr>
+                <w:rFonts w:eastAsia="Helvetica" w:cstheme="minorHAnsi"/>
+                <w:color w:val="000000"/>
+                <w:sz w:val="20"/>
+                <w:szCs w:val="20"/>
+              </w:rPr>
+            </w:pPr>
+            <w:r>
+              <w:rPr>
+                <w:rFonts w:eastAsia="Helvetica" w:cstheme="minorHAnsi"/>
+                <w:color w:val="000000"/>
+                <w:sz w:val="20"/>
+                <w:szCs w:val="20"/>
+              </w:rPr>
+              <w:t>No</w:t>
+            </w:r>
+          </w:p>
+        </w:tc>
+        <w:tc>
+          <w:tcPr>
+            <w:tcW w:w="1487" w:type="dxa"/>
+            <w:tcBorders>
+              <w:top w:val="none" w:sz="0" w:space="0" w:color="000000"/>
+              <w:left w:val="none" w:sz="0" w:space="0" w:color="000000"/>
+              <w:bottom w:val="none" w:sz="0" w:space="0" w:color="000000"/>
+              <w:right w:val="none" w:sz="0" w:space="0" w:color="000000"/>
+            </w:tcBorders>
+            <w:shd w:val="clear" w:color="auto" w:fill="FFFFFF"/>
+            <w:tcMar>
+              <w:top w:w="0" w:type="dxa"/>
+              <w:left w:w="0" w:type="dxa"/>
+              <w:bottom w:w="0" w:type="dxa"/>
+              <w:right w:w="0" w:type="dxa"/>
+            </w:tcMar>
+          </w:tcPr>
+          <w:p>
+            <w:pPr>
+              <w:pBdr>
+                <w:top w:val="none" w:sz="0" w:space="0" w:color="000000"/>
+                <w:left w:val="none" w:sz="0" w:space="0" w:color="000000"/>
+                <w:bottom w:val="none" w:sz="0" w:space="0" w:color="000000"/>
+                <w:right w:val="none" w:sz="0" w:space="0" w:color="000000"/>
+              </w:pBdr>
+              <w:spacing w:after="0" w:line="360" w:lineRule="auto"/>
+              <w:ind w:left="100" w:right="100"/>
+              <w:jc w:val="center"/>
+              <w:rPr>
+                <w:rFonts w:eastAsia="Helvetica" w:cstheme="minorHAnsi"/>
+                <w:color w:val="000000"/>
+                <w:sz w:val="20"/>
+                <w:szCs w:val="20"/>
+              </w:rPr>
+            </w:pPr>
+            <w:r>
+              <w:rPr>
+                <w:rFonts w:eastAsia="Helvetica" w:cstheme="minorHAnsi"/>
+                <w:color w:val="000000"/>
+                <w:sz w:val="20"/>
+                <w:szCs w:val="20"/>
+              </w:rPr>
+              <w:t>81 (93.1%)</w:t>
+            </w:r>
+          </w:p>
+        </w:tc>
+      </w:tr>
+      <w:tr>
+        <w:trPr>
+          <w:jc w:val="center"/>
+        </w:trPr>
+        <w:tc>
+          <w:tcPr>
+            <w:tcW w:w="5948" w:type="dxa"/>
+            <w:tcBorders>
+              <w:top w:val="none" w:sz="0" w:space="0" w:color="000000"/>
+              <w:left w:val="none" w:sz="0" w:space="0" w:color="000000"/>
+              <w:bottom w:val="single" w:sz="8" w:space="0" w:color="000000"/>
+              <w:right w:val="none" w:sz="0" w:space="0" w:color="000000"/>
+            </w:tcBorders>
+            <w:shd w:val="clear" w:color="auto" w:fill="FFFFFF"/>
+            <w:tcMar>
+              <w:top w:w="0" w:type="dxa"/>
+              <w:left w:w="0" w:type="dxa"/>
+              <w:bottom w:w="0" w:type="dxa"/>
+              <w:right w:w="0" w:type="dxa"/>
+            </w:tcMar>
+          </w:tcPr>
+          <w:p>
+            <w:pPr>
+              <w:pBdr>
+                <w:top w:val="none" w:sz="0" w:space="0" w:color="000000"/>
+                <w:left w:val="none" w:sz="0" w:space="0" w:color="000000"/>
+                <w:bottom w:val="none" w:sz="0" w:space="0" w:color="000000"/>
+                <w:right w:val="none" w:sz="0" w:space="0" w:color="000000"/>
+              </w:pBdr>
+              <w:spacing w:after="0" w:line="360" w:lineRule="auto"/>
+              <w:ind w:left="170" w:right="102"/>
+              <w:rPr>
+                <w:rFonts w:eastAsia="Helvetica" w:cstheme="minorHAnsi"/>
+                <w:color w:val="000000"/>
+                <w:sz w:val="20"/>
+                <w:szCs w:val="20"/>
+              </w:rPr>
+            </w:pPr>
+            <w:r>
+              <w:rPr>
+                <w:rFonts w:eastAsia="Helvetica" w:cstheme="minorHAnsi"/>
+                <w:color w:val="000000"/>
+                <w:sz w:val="20"/>
+                <w:szCs w:val="20"/>
+              </w:rPr>
+              <w:t>Not applicable</w:t>
+            </w:r>
+          </w:p>
+        </w:tc>
+        <w:tc>
+          <w:tcPr>
+            <w:tcW w:w="1487" w:type="dxa"/>
+            <w:tcBorders>
+              <w:top w:val="none" w:sz="0" w:space="0" w:color="000000"/>
+              <w:left w:val="none" w:sz="0" w:space="0" w:color="000000"/>
+              <w:bottom w:val="single" w:sz="8" w:space="0" w:color="000000"/>
+              <w:right w:val="none" w:sz="0" w:space="0" w:color="000000"/>
+            </w:tcBorders>
+            <w:shd w:val="clear" w:color="auto" w:fill="FFFFFF"/>
+            <w:tcMar>
+              <w:top w:w="0" w:type="dxa"/>
+              <w:left w:w="0" w:type="dxa"/>
+              <w:bottom w:w="0" w:type="dxa"/>
+              <w:right w:w="0" w:type="dxa"/>
+            </w:tcMar>
+          </w:tcPr>
+          <w:p>
+            <w:pPr>
+              <w:pBdr>
+                <w:top w:val="none" w:sz="0" w:space="0" w:color="000000"/>
+                <w:left w:val="none" w:sz="0" w:space="0" w:color="000000"/>
+                <w:bottom w:val="none" w:sz="0" w:space="0" w:color="000000"/>
+                <w:right w:val="none" w:sz="0" w:space="0" w:color="000000"/>
+              </w:pBdr>
+              <w:spacing w:after="0" w:line="360" w:lineRule="auto"/>
+              <w:ind w:left="100" w:right="100"/>
+              <w:jc w:val="center"/>
+              <w:rPr>
+                <w:rFonts w:eastAsia="Helvetica" w:cstheme="minorHAnsi"/>
+                <w:color w:val="000000"/>
+                <w:sz w:val="20"/>
+                <w:szCs w:val="20"/>
+              </w:rPr>
+            </w:pPr>
+            <w:r>
+              <w:rPr>
+                <w:rFonts w:eastAsia="Helvetica" w:cstheme="minorHAnsi"/>
+                <w:color w:val="000000"/>
+                <w:sz w:val="20"/>
+                <w:szCs w:val="20"/>
+              </w:rPr>
+              <w:t>0 (0.0%)</w:t>
+            </w:r>
+          </w:p>
+        </w:tc>
+      </w:tr>
+      <w:tr>
+        <w:trPr>
+          <w:jc w:val="center"/>
+        </w:trPr>
+        <w:tc>
+          <w:tcPr>
+            <w:tcW w:w="5948" w:type="dxa"/>
+            <w:tcBorders>
+              <w:top w:val="none" w:sz="0" w:space="0" w:color="000000"/>
+              <w:left w:val="none" w:sz="0" w:space="0" w:color="000000"/>
+              <w:bottom w:val="single" w:sz="8" w:space="0" w:color="000000"/>
+              <w:right w:val="none" w:sz="0" w:space="0" w:color="000000"/>
+            </w:tcBorders>
+            <w:shd w:val="clear" w:color="auto" w:fill="FFFFFF"/>
+            <w:tcMar>
+              <w:top w:w="0" w:type="dxa"/>
+              <w:left w:w="0" w:type="dxa"/>
+              <w:bottom w:w="0" w:type="dxa"/>
+              <w:right w:w="0" w:type="dxa"/>
+            </w:tcMar>
+          </w:tcPr>
+          <w:p>
+            <w:pPr>
+              <w:pBdr>
+                <w:top w:val="none" w:sz="0" w:space="0" w:color="000000"/>
+                <w:left w:val="none" w:sz="0" w:space="0" w:color="000000"/>
+                <w:bottom w:val="none" w:sz="0" w:space="0" w:color="000000"/>
+                <w:right w:val="none" w:sz="0" w:space="0" w:color="000000"/>
+              </w:pBdr>
+              <w:spacing w:after="0" w:line="360" w:lineRule="auto"/>
+              <w:ind w:right="102"/>
+              <w:jc w:val="both"/>
+              <w:rPr>
+                <w:rFonts w:eastAsia="Helvetica" w:cstheme="minorHAnsi"/>
+                <w:color w:val="000000"/>
+                <w:sz w:val="20"/>
+                <w:szCs w:val="20"/>
+              </w:rPr>
+            </w:pPr>
+            <w:r>
+              <w:rPr>
+                <w:rFonts w:eastAsia="Helvetica" w:cstheme="minorHAnsi"/>
+                <w:color w:val="000000"/>
+                <w:sz w:val="20"/>
+                <w:szCs w:val="20"/>
+                <w:vertAlign w:val="superscript"/>
+              </w:rPr>
+              <w:t>a</w:t>
+            </w:r>
+            <w:r>
+              <w:rPr>
+                <w:rFonts w:eastAsia="Helvetica" w:cstheme="minorHAnsi"/>
+                <w:color w:val="000000"/>
+                <w:sz w:val="20"/>
+                <w:szCs w:val="20"/>
+              </w:rPr>
+              <w:t xml:space="preserve"> Results are expressed in numbers (percentage(%))</w:t>
+            </w:r>
+          </w:p>
+          <w:p>
+            <w:pPr>
+              <w:pBdr>
+                <w:top w:val="none" w:sz="0" w:space="0" w:color="000000"/>
+                <w:left w:val="none" w:sz="0" w:space="0" w:color="000000"/>
+                <w:bottom w:val="none" w:sz="0" w:space="0" w:color="000000"/>
+                <w:right w:val="none" w:sz="0" w:space="0" w:color="000000"/>
+              </w:pBdr>
+              <w:spacing w:after="0" w:line="360" w:lineRule="auto"/>
+              <w:ind w:right="102"/>
+              <w:rPr>
+                <w:rFonts w:eastAsia="Helvetica" w:cstheme="minorHAnsi"/>
+                <w:color w:val="000000"/>
+                <w:sz w:val="20"/>
+                <w:szCs w:val="20"/>
+              </w:rPr>
+            </w:pPr>
+            <w:r>
+              <w:rPr>
+                <w:rFonts w:eastAsia="Helvetica" w:cstheme="minorHAnsi"/>
+                <w:b/>
+                <w:bCs/>
+                <w:color w:val="000000"/>
+                <w:sz w:val="20"/>
+                <w:szCs w:val="20"/>
+              </w:rPr>
+              <w:t>Abbreviations:</w:t>
+            </w:r>
+            <w:r>
+              <w:rPr>
+                <w:rFonts w:eastAsia="Helvetica" w:cstheme="minorHAnsi"/>
+                <w:color w:val="000000"/>
+                <w:sz w:val="20"/>
+                <w:szCs w:val="20"/>
+              </w:rPr>
+              <w:t xml:space="preserve"> RCT, Randomized controlled trial</w:t>
+            </w:r>
+          </w:p>
+        </w:tc>
+        <w:tc>
+          <w:tcPr>
+            <w:tcW w:w="1487" w:type="dxa"/>
+            <w:tcBorders>
+              <w:top w:val="none" w:sz="0" w:space="0" w:color="000000"/>
+              <w:left w:val="none" w:sz="0" w:space="0" w:color="000000"/>
+              <w:bottom w:val="single" w:sz="8" w:space="0" w:color="000000"/>
+              <w:right w:val="none" w:sz="0" w:space="0" w:color="000000"/>
+            </w:tcBorders>
+            <w:shd w:val="clear" w:color="auto" w:fill="FFFFFF"/>
+            <w:tcMar>
+              <w:top w:w="0" w:type="dxa"/>
+              <w:left w:w="0" w:type="dxa"/>
+              <w:bottom w:w="0" w:type="dxa"/>
+              <w:right w:w="0" w:type="dxa"/>
+            </w:tcMar>
+          </w:tcPr>
+          <w:p>
+            <w:pPr>
+              <w:pBdr>
+                <w:top w:val="none" w:sz="0" w:space="0" w:color="000000"/>
+                <w:left w:val="none" w:sz="0" w:space="0" w:color="000000"/>
+                <w:bottom w:val="none" w:sz="0" w:space="0" w:color="000000"/>
+                <w:right w:val="none" w:sz="0" w:space="0" w:color="000000"/>
+              </w:pBdr>
+              <w:spacing w:after="0" w:line="360" w:lineRule="auto"/>
+              <w:ind w:left="100" w:right="100"/>
+              <w:jc w:val="center"/>
+              <w:rPr>
+                <w:rFonts w:eastAsia="Helvetica" w:cstheme="minorHAnsi"/>
+                <w:color w:val="000000"/>
+                <w:sz w:val="20"/>
+                <w:szCs w:val="20"/>
+              </w:rPr>
+            </w:pPr>
+          </w:p>
+        </w:tc>
+      </w:tr>
+    </w:tbl>
+    <w:p/>
+    <w:p/>
+    <w:p>
+      <w:pPr>
+        <w:sectPr>
+          <w:pgSz w:w="12240" w:h="15840"/>
+          <w:pgMar w:top="1440" w:right="1440" w:bottom="1440" w:left="1440" w:header="720" w:footer="720" w:gutter="0"/>
+          <w:cols w:space="720"/>
+          <w:docGrid w:linePitch="360"/>
+        </w:sectPr>
+      </w:pPr>
+    </w:p>
+    <w:p>
+      <w:pPr>
+        <w:pStyle w:val="Titre21"/>
+      </w:pPr>
+      <w:r>
+        <w:lastRenderedPageBreak/>
+        <w:t xml:space="preserve">Table </w:t>
+      </w:r>
+      <w:r>
+        <w:t>3</w:t>
+      </w:r>
+    </w:p>
+    <w:p>
+      <w:pPr>
+        <w:pStyle w:val="TableCaption"/>
+        <w:spacing w:after="240"/>
+      </w:pPr>
+      <w:r>
+        <w:rPr>
+          <w:rFonts w:ascii="Arial" w:hAnsi="Arial" w:cs="Arial"/>
+        </w:rPr>
+        <w:t xml:space="preserve">Table </w:t>
+      </w:r>
+      <w:r>
+        <w:rPr>
+          <w:rFonts w:ascii="Arial" w:hAnsi="Arial" w:cs="Arial"/>
+        </w:rPr>
+        <w:t>3</w:t>
+      </w:r>
+      <w:r>
+        <w:rPr>
+          <w:rFonts w:ascii="Arial" w:hAnsi="Arial" w:cs="Arial"/>
+        </w:rPr>
+        <w:t xml:space="preserve"> </w:t>
+      </w:r>
+      <w:r>
+        <w:rPr>
+          <w:rFonts w:ascii="Arial" w:hAnsi="Arial" w:cs="Arial"/>
+        </w:rPr>
+        <w:t xml:space="preserve"> </w:t>
+      </w:r>
+      <w:r>
+        <w:t>Main a</w:t>
+      </w:r>
+      <w:r>
+        <w:t>ssessment of ability of surgical randomized controlled trials to meaningfully inform clinical practice.</w:t>
+      </w:r>
+    </w:p>
+    <w:tbl>
+      <w:tblPr>
+        <w:tblW w:w="0" w:type="auto"/>
+        <w:jc w:val="center"/>
+        <w:tblLayout w:type="fixed"/>
+        <w:tblLook w:val="0420" w:firstRow="1" w:lastRow="0" w:firstColumn="0" w:lastColumn="0" w:noHBand="0" w:noVBand="1"/>
+      </w:tblPr>
+      <w:tblGrid>
+        <w:gridCol w:w="5948"/>
+        <w:gridCol w:w="1609"/>
+      </w:tblGrid>
+      <w:tr>
+        <w:trPr>
+          <w:tblHeader/>
+          <w:jc w:val="center"/>
+        </w:trPr>
+        <w:tc>
+          <w:tcPr>
+            <w:tcW w:w="5948" w:type="dxa"/>
+            <w:tcBorders>
+              <w:top w:val="single" w:sz="8" w:space="0" w:color="000000"/>
+              <w:left w:val="none" w:sz="0" w:space="0" w:color="000000"/>
+              <w:bottom w:val="single" w:sz="8" w:space="0" w:color="000000"/>
+              <w:right w:val="none" w:sz="0" w:space="0" w:color="000000"/>
+            </w:tcBorders>
+            <w:shd w:val="clear" w:color="auto" w:fill="FFFFFF"/>
+            <w:tcMar>
+              <w:top w:w="0" w:type="dxa"/>
+              <w:left w:w="0" w:type="dxa"/>
+              <w:bottom w:w="0" w:type="dxa"/>
+              <w:right w:w="0" w:type="dxa"/>
+            </w:tcMar>
+            <w:vAlign w:val="center"/>
+          </w:tcPr>
+          <w:p>
+            <w:pPr>
+              <w:pBdr>
+                <w:top w:val="none" w:sz="0" w:space="0" w:color="000000"/>
+                <w:left w:val="none" w:sz="0" w:space="0" w:color="000000"/>
+                <w:bottom w:val="none" w:sz="0" w:space="0" w:color="000000"/>
+                <w:right w:val="none" w:sz="0" w:space="0" w:color="000000"/>
+              </w:pBdr>
+              <w:spacing w:after="0" w:line="360" w:lineRule="auto"/>
+              <w:ind w:left="100" w:right="100"/>
+              <w:rPr>
+                <w:rFonts w:eastAsia="Helvetica" w:cstheme="minorHAnsi"/>
+                <w:color w:val="000000"/>
+                <w:sz w:val="20"/>
+                <w:szCs w:val="20"/>
+              </w:rPr>
+            </w:pPr>
+            <w:r>
+              <w:rPr>
+                <w:rFonts w:eastAsia="Helvetica" w:cstheme="minorHAnsi"/>
+                <w:b/>
+                <w:color w:val="000000"/>
+                <w:sz w:val="20"/>
+                <w:szCs w:val="20"/>
+              </w:rPr>
+              <w:t>Characteristic</w:t>
+            </w:r>
+          </w:p>
+        </w:tc>
+        <w:tc>
+          <w:tcPr>
+            <w:tcW w:w="1609" w:type="dxa"/>
+            <w:tcBorders>
+              <w:top w:val="single" w:sz="8" w:space="0" w:color="000000"/>
+              <w:left w:val="none" w:sz="0" w:space="0" w:color="000000"/>
+              <w:bottom w:val="single" w:sz="8" w:space="0" w:color="000000"/>
+              <w:right w:val="none" w:sz="0" w:space="0" w:color="000000"/>
+            </w:tcBorders>
+            <w:shd w:val="clear" w:color="auto" w:fill="FFFFFF"/>
+            <w:tcMar>
+              <w:top w:w="0" w:type="dxa"/>
+              <w:left w:w="0" w:type="dxa"/>
+              <w:bottom w:w="0" w:type="dxa"/>
+              <w:right w:w="0" w:type="dxa"/>
+            </w:tcMar>
+            <w:vAlign w:val="center"/>
+          </w:tcPr>
+          <w:p>
+            <w:pPr>
+              <w:pBdr>
+                <w:top w:val="none" w:sz="0" w:space="0" w:color="000000"/>
+                <w:left w:val="none" w:sz="0" w:space="0" w:color="000000"/>
+                <w:bottom w:val="none" w:sz="0" w:space="0" w:color="000000"/>
+                <w:right w:val="none" w:sz="0" w:space="0" w:color="000000"/>
+              </w:pBdr>
+              <w:spacing w:after="0" w:line="360" w:lineRule="auto"/>
+              <w:ind w:left="100" w:right="100"/>
+              <w:jc w:val="center"/>
+              <w:rPr>
+                <w:rFonts w:eastAsia="Helvetica" w:cstheme="minorHAnsi"/>
+                <w:color w:val="000000"/>
+                <w:sz w:val="20"/>
+                <w:szCs w:val="20"/>
+              </w:rPr>
+            </w:pPr>
+            <w:r>
+              <w:rPr>
+                <w:rFonts w:eastAsia="Helvetica" w:cstheme="minorHAnsi"/>
+                <w:b/>
+                <w:color w:val="000000"/>
+                <w:sz w:val="20"/>
+                <w:szCs w:val="20"/>
+              </w:rPr>
+              <w:t>Final</w:t>
+            </w:r>
+            <w:r>
+              <w:rPr>
+                <w:rFonts w:eastAsia="Helvetica" w:cstheme="minorHAnsi"/>
+                <w:color w:val="000000"/>
+                <w:sz w:val="20"/>
+                <w:szCs w:val="20"/>
+              </w:rPr>
+              <w:t xml:space="preserve">  </w:t>
+            </w:r>
+            <w:r>
+              <w:rPr>
+                <w:rFonts w:eastAsia="Helvetica" w:cstheme="minorHAnsi"/>
+                <w:color w:val="000000"/>
+                <w:sz w:val="20"/>
+                <w:szCs w:val="20"/>
+              </w:rPr>
+              <w:br/>
+              <w:t>N = 167</w:t>
+            </w:r>
+            <w:r>
+              <w:rPr>
+                <w:rFonts w:eastAsia="Helvetica" w:cstheme="minorHAnsi"/>
+                <w:color w:val="000000"/>
+                <w:sz w:val="20"/>
+                <w:szCs w:val="20"/>
+                <w:vertAlign w:val="superscript"/>
+              </w:rPr>
+              <w:t>a</w:t>
+            </w:r>
+          </w:p>
+        </w:tc>
+      </w:tr>
+      <w:tr>
+        <w:trPr>
+          <w:jc w:val="center"/>
+        </w:trPr>
+        <w:tc>
+          <w:tcPr>
+            <w:tcW w:w="5948" w:type="dxa"/>
+            <w:tcBorders>
+              <w:top w:val="single" w:sz="8" w:space="0" w:color="000000"/>
+              <w:left w:val="none" w:sz="0" w:space="0" w:color="000000"/>
+              <w:bottom w:val="none" w:sz="0" w:space="0" w:color="000000"/>
+              <w:right w:val="none" w:sz="0" w:space="0" w:color="000000"/>
+            </w:tcBorders>
+            <w:shd w:val="clear" w:color="auto" w:fill="FFFFFF"/>
+            <w:tcMar>
+              <w:top w:w="0" w:type="dxa"/>
+              <w:left w:w="0" w:type="dxa"/>
+              <w:bottom w:w="0" w:type="dxa"/>
+              <w:right w:w="0" w:type="dxa"/>
+            </w:tcMar>
+          </w:tcPr>
+          <w:p>
+            <w:pPr>
+              <w:pBdr>
+                <w:top w:val="none" w:sz="0" w:space="0" w:color="000000"/>
+                <w:left w:val="none" w:sz="0" w:space="0" w:color="000000"/>
+                <w:bottom w:val="none" w:sz="0" w:space="0" w:color="000000"/>
+                <w:right w:val="none" w:sz="0" w:space="0" w:color="000000"/>
+              </w:pBdr>
+              <w:spacing w:after="0" w:line="360" w:lineRule="auto"/>
+              <w:ind w:right="100"/>
+              <w:rPr>
+                <w:rFonts w:eastAsia="Helvetica" w:cstheme="minorHAnsi"/>
+                <w:b/>
+                <w:bCs/>
+                <w:color w:val="000000"/>
+                <w:sz w:val="20"/>
+                <w:szCs w:val="20"/>
+              </w:rPr>
+            </w:pPr>
+            <w:r>
+              <w:rPr>
+                <w:rFonts w:eastAsia="Helvetica" w:cstheme="minorHAnsi"/>
+                <w:b/>
+                <w:bCs/>
+                <w:color w:val="000000"/>
+                <w:sz w:val="20"/>
+                <w:szCs w:val="20"/>
+              </w:rPr>
+              <w:t>RCTs fulfilling four criteria</w:t>
             </w:r>
           </w:p>
         </w:tc>
@@ -7280,14 +10312,16 @@
               <w:rPr>
                 <w:rFonts w:eastAsia="Helvetica" w:cstheme="minorHAnsi"/>
                 <w:color w:val="000000"/>
-                <w:szCs w:val="22"/>
+                <w:sz w:val="20"/>
+                <w:szCs w:val="20"/>
               </w:rPr>
             </w:pPr>
             <w:r>
               <w:rPr>
                 <w:rFonts w:eastAsia="Helvetica" w:cstheme="minorHAnsi"/>
                 <w:color w:val="000000"/>
-                <w:szCs w:val="22"/>
+                <w:sz w:val="20"/>
+                <w:szCs w:val="20"/>
               </w:rPr>
               <w:t>1 (0.6%)</w:t>
             </w:r>
@@ -7330,7 +10364,8 @@
                 <w:b/>
                 <w:bCs/>
                 <w:color w:val="000000"/>
-                <w:szCs w:val="22"/>
+                <w:sz w:val="20"/>
+                <w:szCs w:val="20"/>
               </w:rPr>
             </w:pPr>
             <w:r>
@@ -7339,46 +10374,11 @@
                 <w:b/>
                 <w:bCs/>
                 <w:color w:val="000000"/>
-                <w:szCs w:val="22"/>
+                <w:sz w:val="20"/>
+                <w:szCs w:val="20"/>
               </w:rPr>
               <w:t>Reported specific primary outcome</w:t>
             </w:r>
-          </w:p>
-        </w:tc>
-        <w:tc>
-          <w:tcPr>
-            <w:tcW w:w="1487" w:type="dxa"/>
-            <w:tcBorders>
-              <w:top w:val="none" w:sz="0" w:space="0" w:color="000000"/>
-              <w:left w:val="none" w:sz="0" w:space="0" w:color="000000"/>
-              <w:bottom w:val="none" w:sz="0" w:space="0" w:color="000000"/>
-              <w:right w:val="none" w:sz="0" w:space="0" w:color="000000"/>
-            </w:tcBorders>
-            <w:shd w:val="clear" w:color="auto" w:fill="FFFFFF"/>
-            <w:tcMar>
-              <w:top w:w="0" w:type="dxa"/>
-              <w:left w:w="0" w:type="dxa"/>
-              <w:bottom w:w="0" w:type="dxa"/>
-              <w:right w:w="0" w:type="dxa"/>
-            </w:tcMar>
-          </w:tcPr>
-          <w:p>
-            <w:pPr>
-              <w:pBdr>
-                <w:top w:val="none" w:sz="0" w:space="0" w:color="000000"/>
-                <w:left w:val="none" w:sz="0" w:space="0" w:color="000000"/>
-                <w:bottom w:val="none" w:sz="0" w:space="0" w:color="000000"/>
-                <w:right w:val="none" w:sz="0" w:space="0" w:color="000000"/>
-              </w:pBdr>
-              <w:spacing w:after="0" w:line="360" w:lineRule="auto"/>
-              <w:ind w:left="100" w:right="100"/>
-              <w:jc w:val="center"/>
-              <w:rPr>
-                <w:rFonts w:eastAsia="Helvetica" w:cstheme="minorHAnsi"/>
-                <w:color w:val="000000"/>
-                <w:szCs w:val="22"/>
-              </w:rPr>
-            </w:pPr>
           </w:p>
         </w:tc>
         <w:tc>
@@ -7412,7 +10412,8 @@
               <w:rPr>
                 <w:rFonts w:eastAsia="Helvetica" w:cstheme="minorHAnsi"/>
                 <w:color w:val="000000"/>
-                <w:szCs w:val="22"/>
+                <w:sz w:val="20"/>
+                <w:szCs w:val="20"/>
               </w:rPr>
             </w:pPr>
           </w:p>
@@ -7452,60 +10453,18 @@
               <w:rPr>
                 <w:rFonts w:eastAsia="Helvetica" w:cstheme="minorHAnsi"/>
                 <w:color w:val="000000"/>
-                <w:szCs w:val="22"/>
+                <w:sz w:val="20"/>
+                <w:szCs w:val="20"/>
               </w:rPr>
             </w:pPr>
             <w:r>
               <w:rPr>
                 <w:rFonts w:eastAsia="Helvetica" w:cstheme="minorHAnsi"/>
                 <w:color w:val="000000"/>
-                <w:szCs w:val="22"/>
+                <w:sz w:val="20"/>
+                <w:szCs w:val="20"/>
               </w:rPr>
               <w:t>Yes</w:t>
-            </w:r>
-          </w:p>
-        </w:tc>
-        <w:tc>
-          <w:tcPr>
-            <w:tcW w:w="1487" w:type="dxa"/>
-            <w:tcBorders>
-              <w:top w:val="none" w:sz="0" w:space="0" w:color="000000"/>
-              <w:left w:val="none" w:sz="0" w:space="0" w:color="000000"/>
-              <w:bottom w:val="none" w:sz="0" w:space="0" w:color="000000"/>
-              <w:right w:val="none" w:sz="0" w:space="0" w:color="000000"/>
-            </w:tcBorders>
-            <w:shd w:val="clear" w:color="auto" w:fill="FFFFFF"/>
-            <w:tcMar>
-              <w:top w:w="0" w:type="dxa"/>
-              <w:left w:w="0" w:type="dxa"/>
-              <w:bottom w:w="0" w:type="dxa"/>
-              <w:right w:w="0" w:type="dxa"/>
-            </w:tcMar>
-          </w:tcPr>
-          <w:p>
-            <w:pPr>
-              <w:pBdr>
-                <w:top w:val="none" w:sz="0" w:space="0" w:color="000000"/>
-                <w:left w:val="none" w:sz="0" w:space="0" w:color="000000"/>
-                <w:bottom w:val="none" w:sz="0" w:space="0" w:color="000000"/>
-                <w:right w:val="none" w:sz="0" w:space="0" w:color="000000"/>
-              </w:pBdr>
-              <w:spacing w:after="0" w:line="360" w:lineRule="auto"/>
-              <w:ind w:left="100" w:right="100"/>
-              <w:jc w:val="center"/>
-              <w:rPr>
-                <w:rFonts w:eastAsia="Helvetica" w:cstheme="minorHAnsi"/>
-                <w:color w:val="000000"/>
-                <w:szCs w:val="22"/>
-              </w:rPr>
-            </w:pPr>
-            <w:r>
-              <w:rPr>
-                <w:rFonts w:eastAsia="Helvetica" w:cstheme="minorHAnsi"/>
-                <w:color w:val="000000"/>
-                <w:szCs w:val="22"/>
-              </w:rPr>
-              <w:t>73 (86.9%)</w:t>
             </w:r>
           </w:p>
         </w:tc>
@@ -7540,14 +10499,16 @@
               <w:rPr>
                 <w:rFonts w:eastAsia="Helvetica" w:cstheme="minorHAnsi"/>
                 <w:color w:val="000000"/>
-                <w:szCs w:val="22"/>
+                <w:sz w:val="20"/>
+                <w:szCs w:val="20"/>
               </w:rPr>
             </w:pPr>
             <w:r>
               <w:rPr>
                 <w:rFonts w:eastAsia="Helvetica" w:cstheme="minorHAnsi"/>
                 <w:color w:val="000000"/>
-                <w:szCs w:val="22"/>
+                <w:sz w:val="20"/>
+                <w:szCs w:val="20"/>
               </w:rPr>
               <w:t>94 (56.3%)</w:t>
             </w:r>
@@ -7588,60 +10549,18 @@
               <w:rPr>
                 <w:rFonts w:eastAsia="Helvetica" w:cstheme="minorHAnsi"/>
                 <w:color w:val="000000"/>
-                <w:szCs w:val="22"/>
+                <w:sz w:val="20"/>
+                <w:szCs w:val="20"/>
               </w:rPr>
             </w:pPr>
             <w:r>
               <w:rPr>
                 <w:rFonts w:eastAsia="Helvetica" w:cstheme="minorHAnsi"/>
                 <w:color w:val="000000"/>
-                <w:szCs w:val="22"/>
+                <w:sz w:val="20"/>
+                <w:szCs w:val="20"/>
               </w:rPr>
               <w:t>No</w:t>
-            </w:r>
-          </w:p>
-        </w:tc>
-        <w:tc>
-          <w:tcPr>
-            <w:tcW w:w="1487" w:type="dxa"/>
-            <w:tcBorders>
-              <w:top w:val="none" w:sz="0" w:space="0" w:color="000000"/>
-              <w:left w:val="none" w:sz="0" w:space="0" w:color="000000"/>
-              <w:bottom w:val="none" w:sz="0" w:space="0" w:color="000000"/>
-              <w:right w:val="none" w:sz="0" w:space="0" w:color="000000"/>
-            </w:tcBorders>
-            <w:shd w:val="clear" w:color="auto" w:fill="FFFFFF"/>
-            <w:tcMar>
-              <w:top w:w="0" w:type="dxa"/>
-              <w:left w:w="0" w:type="dxa"/>
-              <w:bottom w:w="0" w:type="dxa"/>
-              <w:right w:w="0" w:type="dxa"/>
-            </w:tcMar>
-          </w:tcPr>
-          <w:p>
-            <w:pPr>
-              <w:pBdr>
-                <w:top w:val="none" w:sz="0" w:space="0" w:color="000000"/>
-                <w:left w:val="none" w:sz="0" w:space="0" w:color="000000"/>
-                <w:bottom w:val="none" w:sz="0" w:space="0" w:color="000000"/>
-                <w:right w:val="none" w:sz="0" w:space="0" w:color="000000"/>
-              </w:pBdr>
-              <w:spacing w:after="0" w:line="360" w:lineRule="auto"/>
-              <w:ind w:left="100" w:right="100"/>
-              <w:jc w:val="center"/>
-              <w:rPr>
-                <w:rFonts w:eastAsia="Helvetica" w:cstheme="minorHAnsi"/>
-                <w:color w:val="000000"/>
-                <w:szCs w:val="22"/>
-              </w:rPr>
-            </w:pPr>
-            <w:r>
-              <w:rPr>
-                <w:rFonts w:eastAsia="Helvetica" w:cstheme="minorHAnsi"/>
-                <w:color w:val="000000"/>
-                <w:szCs w:val="22"/>
-              </w:rPr>
-              <w:t>0 (0.0%)</w:t>
             </w:r>
           </w:p>
         </w:tc>
@@ -7676,14 +10595,16 @@
               <w:rPr>
                 <w:rFonts w:eastAsia="Helvetica" w:cstheme="minorHAnsi"/>
                 <w:color w:val="000000"/>
-                <w:szCs w:val="22"/>
+                <w:sz w:val="20"/>
+                <w:szCs w:val="20"/>
               </w:rPr>
             </w:pPr>
             <w:r>
               <w:rPr>
                 <w:rFonts w:eastAsia="Helvetica" w:cstheme="minorHAnsi"/>
                 <w:color w:val="000000"/>
-                <w:szCs w:val="22"/>
+                <w:sz w:val="20"/>
+                <w:szCs w:val="20"/>
               </w:rPr>
               <w:t>63 (37.7%)</w:t>
             </w:r>
@@ -7724,60 +10645,18 @@
               <w:rPr>
                 <w:rFonts w:eastAsia="Helvetica" w:cstheme="minorHAnsi"/>
                 <w:color w:val="000000"/>
-                <w:szCs w:val="22"/>
+                <w:sz w:val="20"/>
+                <w:szCs w:val="20"/>
               </w:rPr>
             </w:pPr>
             <w:r>
               <w:rPr>
                 <w:rFonts w:eastAsia="Helvetica" w:cstheme="minorHAnsi"/>
                 <w:color w:val="000000"/>
-                <w:szCs w:val="22"/>
+                <w:sz w:val="20"/>
+                <w:szCs w:val="20"/>
               </w:rPr>
               <w:t>Discrepancy between pretrial document and final RCT</w:t>
-            </w:r>
-          </w:p>
-        </w:tc>
-        <w:tc>
-          <w:tcPr>
-            <w:tcW w:w="1487" w:type="dxa"/>
-            <w:tcBorders>
-              <w:top w:val="none" w:sz="0" w:space="0" w:color="000000"/>
-              <w:left w:val="none" w:sz="0" w:space="0" w:color="000000"/>
-              <w:bottom w:val="none" w:sz="0" w:space="0" w:color="000000"/>
-              <w:right w:val="none" w:sz="0" w:space="0" w:color="000000"/>
-            </w:tcBorders>
-            <w:shd w:val="clear" w:color="auto" w:fill="FFFFFF"/>
-            <w:tcMar>
-              <w:top w:w="0" w:type="dxa"/>
-              <w:left w:w="0" w:type="dxa"/>
-              <w:bottom w:w="0" w:type="dxa"/>
-              <w:right w:w="0" w:type="dxa"/>
-            </w:tcMar>
-          </w:tcPr>
-          <w:p>
-            <w:pPr>
-              <w:pBdr>
-                <w:top w:val="none" w:sz="0" w:space="0" w:color="000000"/>
-                <w:left w:val="none" w:sz="0" w:space="0" w:color="000000"/>
-                <w:bottom w:val="none" w:sz="0" w:space="0" w:color="000000"/>
-                <w:right w:val="none" w:sz="0" w:space="0" w:color="000000"/>
-              </w:pBdr>
-              <w:spacing w:after="0" w:line="360" w:lineRule="auto"/>
-              <w:ind w:left="100" w:right="100"/>
-              <w:jc w:val="center"/>
-              <w:rPr>
-                <w:rFonts w:eastAsia="Helvetica" w:cstheme="minorHAnsi"/>
-                <w:color w:val="000000"/>
-                <w:szCs w:val="22"/>
-              </w:rPr>
-            </w:pPr>
-            <w:r>
-              <w:rPr>
-                <w:rFonts w:eastAsia="Helvetica" w:cstheme="minorHAnsi"/>
-                <w:color w:val="000000"/>
-                <w:szCs w:val="22"/>
-              </w:rPr>
-              <w:t>11 (13.1%)</w:t>
             </w:r>
           </w:p>
         </w:tc>
@@ -7812,14 +10691,16 @@
               <w:rPr>
                 <w:rFonts w:eastAsia="Helvetica" w:cstheme="minorHAnsi"/>
                 <w:color w:val="000000"/>
-                <w:szCs w:val="22"/>
+                <w:sz w:val="20"/>
+                <w:szCs w:val="20"/>
               </w:rPr>
             </w:pPr>
             <w:r>
               <w:rPr>
                 <w:rFonts w:eastAsia="Helvetica" w:cstheme="minorHAnsi"/>
                 <w:color w:val="000000"/>
-                <w:szCs w:val="22"/>
+                <w:sz w:val="20"/>
+                <w:szCs w:val="20"/>
               </w:rPr>
               <w:t>10 (6.0%)</w:t>
             </w:r>
@@ -7862,7 +10743,8 @@
                 <w:b/>
                 <w:bCs/>
                 <w:color w:val="000000"/>
-                <w:szCs w:val="22"/>
+                <w:sz w:val="20"/>
+                <w:szCs w:val="20"/>
               </w:rPr>
             </w:pPr>
             <w:r>
@@ -7871,46 +10753,11 @@
                 <w:b/>
                 <w:bCs/>
                 <w:color w:val="000000"/>
-                <w:szCs w:val="22"/>
+                <w:sz w:val="20"/>
+                <w:szCs w:val="20"/>
               </w:rPr>
               <w:t>Trial design aligned with reported trial hypothesis</w:t>
             </w:r>
-          </w:p>
-        </w:tc>
-        <w:tc>
-          <w:tcPr>
-            <w:tcW w:w="1487" w:type="dxa"/>
-            <w:tcBorders>
-              <w:top w:val="none" w:sz="0" w:space="0" w:color="000000"/>
-              <w:left w:val="none" w:sz="0" w:space="0" w:color="000000"/>
-              <w:bottom w:val="none" w:sz="0" w:space="0" w:color="000000"/>
-              <w:right w:val="none" w:sz="0" w:space="0" w:color="000000"/>
-            </w:tcBorders>
-            <w:shd w:val="clear" w:color="auto" w:fill="FFFFFF"/>
-            <w:tcMar>
-              <w:top w:w="0" w:type="dxa"/>
-              <w:left w:w="0" w:type="dxa"/>
-              <w:bottom w:w="0" w:type="dxa"/>
-              <w:right w:w="0" w:type="dxa"/>
-            </w:tcMar>
-          </w:tcPr>
-          <w:p>
-            <w:pPr>
-              <w:pBdr>
-                <w:top w:val="none" w:sz="0" w:space="0" w:color="000000"/>
-                <w:left w:val="none" w:sz="0" w:space="0" w:color="000000"/>
-                <w:bottom w:val="none" w:sz="0" w:space="0" w:color="000000"/>
-                <w:right w:val="none" w:sz="0" w:space="0" w:color="000000"/>
-              </w:pBdr>
-              <w:spacing w:after="0" w:line="360" w:lineRule="auto"/>
-              <w:ind w:left="100" w:right="100"/>
-              <w:jc w:val="center"/>
-              <w:rPr>
-                <w:rFonts w:eastAsia="Helvetica" w:cstheme="minorHAnsi"/>
-                <w:color w:val="000000"/>
-                <w:szCs w:val="22"/>
-              </w:rPr>
-            </w:pPr>
           </w:p>
         </w:tc>
         <w:tc>
@@ -7944,7 +10791,8 @@
               <w:rPr>
                 <w:rFonts w:eastAsia="Helvetica" w:cstheme="minorHAnsi"/>
                 <w:color w:val="000000"/>
-                <w:szCs w:val="22"/>
+                <w:sz w:val="20"/>
+                <w:szCs w:val="20"/>
               </w:rPr>
             </w:pPr>
           </w:p>
@@ -7984,60 +10832,18 @@
               <w:rPr>
                 <w:rFonts w:eastAsia="Helvetica" w:cstheme="minorHAnsi"/>
                 <w:color w:val="000000"/>
-                <w:szCs w:val="22"/>
+                <w:sz w:val="20"/>
+                <w:szCs w:val="20"/>
               </w:rPr>
             </w:pPr>
             <w:r>
               <w:rPr>
                 <w:rFonts w:eastAsia="Helvetica" w:cstheme="minorHAnsi"/>
                 <w:color w:val="000000"/>
-                <w:szCs w:val="22"/>
+                <w:sz w:val="20"/>
+                <w:szCs w:val="20"/>
               </w:rPr>
               <w:t>Yes</w:t>
-            </w:r>
-          </w:p>
-        </w:tc>
-        <w:tc>
-          <w:tcPr>
-            <w:tcW w:w="1487" w:type="dxa"/>
-            <w:tcBorders>
-              <w:top w:val="none" w:sz="0" w:space="0" w:color="000000"/>
-              <w:left w:val="none" w:sz="0" w:space="0" w:color="000000"/>
-              <w:bottom w:val="none" w:sz="0" w:space="0" w:color="000000"/>
-              <w:right w:val="none" w:sz="0" w:space="0" w:color="000000"/>
-            </w:tcBorders>
-            <w:shd w:val="clear" w:color="auto" w:fill="FFFFFF"/>
-            <w:tcMar>
-              <w:top w:w="0" w:type="dxa"/>
-              <w:left w:w="0" w:type="dxa"/>
-              <w:bottom w:w="0" w:type="dxa"/>
-              <w:right w:w="0" w:type="dxa"/>
-            </w:tcMar>
-          </w:tcPr>
-          <w:p>
-            <w:pPr>
-              <w:pBdr>
-                <w:top w:val="none" w:sz="0" w:space="0" w:color="000000"/>
-                <w:left w:val="none" w:sz="0" w:space="0" w:color="000000"/>
-                <w:bottom w:val="none" w:sz="0" w:space="0" w:color="000000"/>
-                <w:right w:val="none" w:sz="0" w:space="0" w:color="000000"/>
-              </w:pBdr>
-              <w:spacing w:after="0" w:line="360" w:lineRule="auto"/>
-              <w:ind w:left="100" w:right="100"/>
-              <w:jc w:val="center"/>
-              <w:rPr>
-                <w:rFonts w:eastAsia="Helvetica" w:cstheme="minorHAnsi"/>
-                <w:color w:val="000000"/>
-                <w:szCs w:val="22"/>
-              </w:rPr>
-            </w:pPr>
-            <w:r>
-              <w:rPr>
-                <w:rFonts w:eastAsia="Helvetica" w:cstheme="minorHAnsi"/>
-                <w:color w:val="000000"/>
-                <w:szCs w:val="22"/>
-              </w:rPr>
-              <w:t>37 (44.0%)</w:t>
             </w:r>
           </w:p>
         </w:tc>
@@ -8072,14 +10878,16 @@
               <w:rPr>
                 <w:rFonts w:eastAsia="Helvetica" w:cstheme="minorHAnsi"/>
                 <w:color w:val="000000"/>
-                <w:szCs w:val="22"/>
+                <w:sz w:val="20"/>
+                <w:szCs w:val="20"/>
               </w:rPr>
             </w:pPr>
             <w:r>
               <w:rPr>
                 <w:rFonts w:eastAsia="Helvetica" w:cstheme="minorHAnsi"/>
                 <w:color w:val="000000"/>
-                <w:szCs w:val="22"/>
+                <w:sz w:val="20"/>
+                <w:szCs w:val="20"/>
               </w:rPr>
               <w:t>22 (13.2%)</w:t>
             </w:r>
@@ -8120,60 +10928,18 @@
               <w:rPr>
                 <w:rFonts w:eastAsia="Helvetica" w:cstheme="minorHAnsi"/>
                 <w:color w:val="000000"/>
-                <w:szCs w:val="22"/>
+                <w:sz w:val="20"/>
+                <w:szCs w:val="20"/>
               </w:rPr>
             </w:pPr>
             <w:r>
               <w:rPr>
                 <w:rFonts w:eastAsia="Helvetica" w:cstheme="minorHAnsi"/>
                 <w:color w:val="000000"/>
-                <w:szCs w:val="22"/>
+                <w:sz w:val="20"/>
+                <w:szCs w:val="20"/>
               </w:rPr>
               <w:t>No</w:t>
-            </w:r>
-          </w:p>
-        </w:tc>
-        <w:tc>
-          <w:tcPr>
-            <w:tcW w:w="1487" w:type="dxa"/>
-            <w:tcBorders>
-              <w:top w:val="none" w:sz="0" w:space="0" w:color="000000"/>
-              <w:left w:val="none" w:sz="0" w:space="0" w:color="000000"/>
-              <w:bottom w:val="none" w:sz="0" w:space="0" w:color="000000"/>
-              <w:right w:val="none" w:sz="0" w:space="0" w:color="000000"/>
-            </w:tcBorders>
-            <w:shd w:val="clear" w:color="auto" w:fill="FFFFFF"/>
-            <w:tcMar>
-              <w:top w:w="0" w:type="dxa"/>
-              <w:left w:w="0" w:type="dxa"/>
-              <w:bottom w:w="0" w:type="dxa"/>
-              <w:right w:w="0" w:type="dxa"/>
-            </w:tcMar>
-          </w:tcPr>
-          <w:p>
-            <w:pPr>
-              <w:pBdr>
-                <w:top w:val="none" w:sz="0" w:space="0" w:color="000000"/>
-                <w:left w:val="none" w:sz="0" w:space="0" w:color="000000"/>
-                <w:bottom w:val="none" w:sz="0" w:space="0" w:color="000000"/>
-                <w:right w:val="none" w:sz="0" w:space="0" w:color="000000"/>
-              </w:pBdr>
-              <w:spacing w:after="0" w:line="360" w:lineRule="auto"/>
-              <w:ind w:left="100" w:right="100"/>
-              <w:jc w:val="center"/>
-              <w:rPr>
-                <w:rFonts w:eastAsia="Helvetica" w:cstheme="minorHAnsi"/>
-                <w:color w:val="000000"/>
-                <w:szCs w:val="22"/>
-              </w:rPr>
-            </w:pPr>
-            <w:r>
-              <w:rPr>
-                <w:rFonts w:eastAsia="Helvetica" w:cstheme="minorHAnsi"/>
-                <w:color w:val="000000"/>
-                <w:szCs w:val="22"/>
-              </w:rPr>
-              <w:t>1 (1.2%)</w:t>
             </w:r>
           </w:p>
         </w:tc>
@@ -8208,14 +10974,16 @@
               <w:rPr>
                 <w:rFonts w:eastAsia="Helvetica" w:cstheme="minorHAnsi"/>
                 <w:color w:val="000000"/>
-                <w:szCs w:val="22"/>
+                <w:sz w:val="20"/>
+                <w:szCs w:val="20"/>
               </w:rPr>
             </w:pPr>
             <w:r>
               <w:rPr>
                 <w:rFonts w:eastAsia="Helvetica" w:cstheme="minorHAnsi"/>
                 <w:color w:val="000000"/>
-                <w:szCs w:val="22"/>
+                <w:sz w:val="20"/>
+                <w:szCs w:val="20"/>
               </w:rPr>
               <w:t>2 (1.2%)</w:t>
             </w:r>
@@ -8256,60 +11024,18 @@
               <w:rPr>
                 <w:rFonts w:eastAsia="Helvetica" w:cstheme="minorHAnsi"/>
                 <w:color w:val="000000"/>
-                <w:szCs w:val="22"/>
+                <w:sz w:val="20"/>
+                <w:szCs w:val="20"/>
               </w:rPr>
             </w:pPr>
             <w:r>
               <w:rPr>
                 <w:rFonts w:eastAsia="Helvetica" w:cstheme="minorHAnsi"/>
                 <w:color w:val="000000"/>
-                <w:szCs w:val="22"/>
+                <w:sz w:val="20"/>
+                <w:szCs w:val="20"/>
               </w:rPr>
               <w:t>Discrepancy between pretrial document and final RCT</w:t>
-            </w:r>
-          </w:p>
-        </w:tc>
-        <w:tc>
-          <w:tcPr>
-            <w:tcW w:w="1487" w:type="dxa"/>
-            <w:tcBorders>
-              <w:top w:val="none" w:sz="0" w:space="0" w:color="000000"/>
-              <w:left w:val="none" w:sz="0" w:space="0" w:color="000000"/>
-              <w:bottom w:val="none" w:sz="0" w:space="0" w:color="000000"/>
-              <w:right w:val="none" w:sz="0" w:space="0" w:color="000000"/>
-            </w:tcBorders>
-            <w:shd w:val="clear" w:color="auto" w:fill="FFFFFF"/>
-            <w:tcMar>
-              <w:top w:w="0" w:type="dxa"/>
-              <w:left w:w="0" w:type="dxa"/>
-              <w:bottom w:w="0" w:type="dxa"/>
-              <w:right w:w="0" w:type="dxa"/>
-            </w:tcMar>
-          </w:tcPr>
-          <w:p>
-            <w:pPr>
-              <w:pBdr>
-                <w:top w:val="none" w:sz="0" w:space="0" w:color="000000"/>
-                <w:left w:val="none" w:sz="0" w:space="0" w:color="000000"/>
-                <w:bottom w:val="none" w:sz="0" w:space="0" w:color="000000"/>
-                <w:right w:val="none" w:sz="0" w:space="0" w:color="000000"/>
-              </w:pBdr>
-              <w:spacing w:after="0" w:line="360" w:lineRule="auto"/>
-              <w:ind w:left="100" w:right="100"/>
-              <w:jc w:val="center"/>
-              <w:rPr>
-                <w:rFonts w:eastAsia="Helvetica" w:cstheme="minorHAnsi"/>
-                <w:color w:val="000000"/>
-                <w:szCs w:val="22"/>
-              </w:rPr>
-            </w:pPr>
-            <w:r>
-              <w:rPr>
-                <w:rFonts w:eastAsia="Helvetica" w:cstheme="minorHAnsi"/>
-                <w:color w:val="000000"/>
-                <w:szCs w:val="22"/>
-              </w:rPr>
-              <w:t>2 (2.4%)</w:t>
             </w:r>
           </w:p>
         </w:tc>
@@ -8344,14 +11070,16 @@
               <w:rPr>
                 <w:rFonts w:eastAsia="Helvetica" w:cstheme="minorHAnsi"/>
                 <w:color w:val="000000"/>
-                <w:szCs w:val="22"/>
+                <w:sz w:val="20"/>
+                <w:szCs w:val="20"/>
               </w:rPr>
             </w:pPr>
             <w:r>
               <w:rPr>
                 <w:rFonts w:eastAsia="Helvetica" w:cstheme="minorHAnsi"/>
                 <w:color w:val="000000"/>
-                <w:szCs w:val="22"/>
+                <w:sz w:val="20"/>
+                <w:szCs w:val="20"/>
               </w:rPr>
               <w:t>0 (0.0%)</w:t>
             </w:r>
@@ -8392,60 +11120,18 @@
               <w:rPr>
                 <w:rFonts w:eastAsia="Helvetica" w:cstheme="minorHAnsi"/>
                 <w:color w:val="000000"/>
-                <w:szCs w:val="22"/>
+                <w:sz w:val="20"/>
+                <w:szCs w:val="20"/>
               </w:rPr>
             </w:pPr>
             <w:r>
               <w:rPr>
                 <w:rFonts w:eastAsia="Helvetica" w:cstheme="minorHAnsi"/>
                 <w:color w:val="000000"/>
-                <w:szCs w:val="22"/>
+                <w:sz w:val="20"/>
+                <w:szCs w:val="20"/>
               </w:rPr>
               <w:t>Not applicable</w:t>
-            </w:r>
-          </w:p>
-        </w:tc>
-        <w:tc>
-          <w:tcPr>
-            <w:tcW w:w="1487" w:type="dxa"/>
-            <w:tcBorders>
-              <w:top w:val="none" w:sz="0" w:space="0" w:color="000000"/>
-              <w:left w:val="none" w:sz="0" w:space="0" w:color="000000"/>
-              <w:bottom w:val="none" w:sz="0" w:space="0" w:color="000000"/>
-              <w:right w:val="none" w:sz="0" w:space="0" w:color="000000"/>
-            </w:tcBorders>
-            <w:shd w:val="clear" w:color="auto" w:fill="FFFFFF"/>
-            <w:tcMar>
-              <w:top w:w="0" w:type="dxa"/>
-              <w:left w:w="0" w:type="dxa"/>
-              <w:bottom w:w="0" w:type="dxa"/>
-              <w:right w:w="0" w:type="dxa"/>
-            </w:tcMar>
-          </w:tcPr>
-          <w:p>
-            <w:pPr>
-              <w:pBdr>
-                <w:top w:val="none" w:sz="0" w:space="0" w:color="000000"/>
-                <w:left w:val="none" w:sz="0" w:space="0" w:color="000000"/>
-                <w:bottom w:val="none" w:sz="0" w:space="0" w:color="000000"/>
-                <w:right w:val="none" w:sz="0" w:space="0" w:color="000000"/>
-              </w:pBdr>
-              <w:spacing w:after="0" w:line="360" w:lineRule="auto"/>
-              <w:ind w:left="100" w:right="100"/>
-              <w:jc w:val="center"/>
-              <w:rPr>
-                <w:rFonts w:eastAsia="Helvetica" w:cstheme="minorHAnsi"/>
-                <w:color w:val="000000"/>
-                <w:szCs w:val="22"/>
-              </w:rPr>
-            </w:pPr>
-            <w:r>
-              <w:rPr>
-                <w:rFonts w:eastAsia="Helvetica" w:cstheme="minorHAnsi"/>
-                <w:color w:val="000000"/>
-                <w:szCs w:val="22"/>
-              </w:rPr>
-              <w:t>44 (52.4%)</w:t>
             </w:r>
           </w:p>
         </w:tc>
@@ -8480,14 +11166,16 @@
               <w:rPr>
                 <w:rFonts w:eastAsia="Helvetica" w:cstheme="minorHAnsi"/>
                 <w:color w:val="000000"/>
-                <w:szCs w:val="22"/>
+                <w:sz w:val="20"/>
+                <w:szCs w:val="20"/>
               </w:rPr>
             </w:pPr>
             <w:r>
               <w:rPr>
                 <w:rFonts w:eastAsia="Helvetica" w:cstheme="minorHAnsi"/>
                 <w:color w:val="000000"/>
-                <w:szCs w:val="22"/>
+                <w:sz w:val="20"/>
+                <w:szCs w:val="20"/>
               </w:rPr>
               <w:t>143 (85.6%)</w:t>
             </w:r>
@@ -8530,7 +11218,8 @@
                 <w:b/>
                 <w:bCs/>
                 <w:color w:val="000000"/>
-                <w:szCs w:val="22"/>
+                <w:sz w:val="20"/>
+                <w:szCs w:val="20"/>
               </w:rPr>
             </w:pPr>
             <w:r>
@@ -8539,46 +11228,11 @@
                 <w:b/>
                 <w:bCs/>
                 <w:color w:val="000000"/>
-                <w:szCs w:val="22"/>
+                <w:sz w:val="20"/>
+                <w:szCs w:val="20"/>
               </w:rPr>
               <w:t>Sample size calculation based on clinical relevance</w:t>
             </w:r>
-          </w:p>
-        </w:tc>
-        <w:tc>
-          <w:tcPr>
-            <w:tcW w:w="1487" w:type="dxa"/>
-            <w:tcBorders>
-              <w:top w:val="none" w:sz="0" w:space="0" w:color="000000"/>
-              <w:left w:val="none" w:sz="0" w:space="0" w:color="000000"/>
-              <w:bottom w:val="none" w:sz="0" w:space="0" w:color="000000"/>
-              <w:right w:val="none" w:sz="0" w:space="0" w:color="000000"/>
-            </w:tcBorders>
-            <w:shd w:val="clear" w:color="auto" w:fill="FFFFFF"/>
-            <w:tcMar>
-              <w:top w:w="0" w:type="dxa"/>
-              <w:left w:w="0" w:type="dxa"/>
-              <w:bottom w:w="0" w:type="dxa"/>
-              <w:right w:w="0" w:type="dxa"/>
-            </w:tcMar>
-          </w:tcPr>
-          <w:p>
-            <w:pPr>
-              <w:pBdr>
-                <w:top w:val="none" w:sz="0" w:space="0" w:color="000000"/>
-                <w:left w:val="none" w:sz="0" w:space="0" w:color="000000"/>
-                <w:bottom w:val="none" w:sz="0" w:space="0" w:color="000000"/>
-                <w:right w:val="none" w:sz="0" w:space="0" w:color="000000"/>
-              </w:pBdr>
-              <w:spacing w:after="0" w:line="360" w:lineRule="auto"/>
-              <w:ind w:left="100" w:right="100"/>
-              <w:jc w:val="center"/>
-              <w:rPr>
-                <w:rFonts w:eastAsia="Helvetica" w:cstheme="minorHAnsi"/>
-                <w:color w:val="000000"/>
-                <w:szCs w:val="22"/>
-              </w:rPr>
-            </w:pPr>
           </w:p>
         </w:tc>
         <w:tc>
@@ -8612,7 +11266,8 @@
               <w:rPr>
                 <w:rFonts w:eastAsia="Helvetica" w:cstheme="minorHAnsi"/>
                 <w:color w:val="000000"/>
-                <w:szCs w:val="22"/>
+                <w:sz w:val="20"/>
+                <w:szCs w:val="20"/>
               </w:rPr>
             </w:pPr>
           </w:p>
@@ -8652,60 +11307,18 @@
               <w:rPr>
                 <w:rFonts w:eastAsia="Helvetica" w:cstheme="minorHAnsi"/>
                 <w:color w:val="000000"/>
-                <w:szCs w:val="22"/>
+                <w:sz w:val="20"/>
+                <w:szCs w:val="20"/>
               </w:rPr>
             </w:pPr>
             <w:r>
               <w:rPr>
                 <w:rFonts w:eastAsia="Helvetica" w:cstheme="minorHAnsi"/>
                 <w:color w:val="000000"/>
-                <w:szCs w:val="22"/>
+                <w:sz w:val="20"/>
+                <w:szCs w:val="20"/>
               </w:rPr>
               <w:t>Yes</w:t>
-            </w:r>
-          </w:p>
-        </w:tc>
-        <w:tc>
-          <w:tcPr>
-            <w:tcW w:w="1487" w:type="dxa"/>
-            <w:tcBorders>
-              <w:top w:val="none" w:sz="0" w:space="0" w:color="000000"/>
-              <w:left w:val="none" w:sz="0" w:space="0" w:color="000000"/>
-              <w:bottom w:val="none" w:sz="0" w:space="0" w:color="000000"/>
-              <w:right w:val="none" w:sz="0" w:space="0" w:color="000000"/>
-            </w:tcBorders>
-            <w:shd w:val="clear" w:color="auto" w:fill="FFFFFF"/>
-            <w:tcMar>
-              <w:top w:w="0" w:type="dxa"/>
-              <w:left w:w="0" w:type="dxa"/>
-              <w:bottom w:w="0" w:type="dxa"/>
-              <w:right w:w="0" w:type="dxa"/>
-            </w:tcMar>
-          </w:tcPr>
-          <w:p>
-            <w:pPr>
-              <w:pBdr>
-                <w:top w:val="none" w:sz="0" w:space="0" w:color="000000"/>
-                <w:left w:val="none" w:sz="0" w:space="0" w:color="000000"/>
-                <w:bottom w:val="none" w:sz="0" w:space="0" w:color="000000"/>
-                <w:right w:val="none" w:sz="0" w:space="0" w:color="000000"/>
-              </w:pBdr>
-              <w:spacing w:after="0" w:line="360" w:lineRule="auto"/>
-              <w:ind w:left="100" w:right="100"/>
-              <w:jc w:val="center"/>
-              <w:rPr>
-                <w:rFonts w:eastAsia="Helvetica" w:cstheme="minorHAnsi"/>
-                <w:color w:val="000000"/>
-                <w:szCs w:val="22"/>
-              </w:rPr>
-            </w:pPr>
-            <w:r>
-              <w:rPr>
-                <w:rFonts w:eastAsia="Helvetica" w:cstheme="minorHAnsi"/>
-                <w:color w:val="000000"/>
-                <w:szCs w:val="22"/>
-              </w:rPr>
-              <w:t>9 (10.8%)</w:t>
             </w:r>
           </w:p>
         </w:tc>
@@ -8740,14 +11353,16 @@
               <w:rPr>
                 <w:rFonts w:eastAsia="Helvetica" w:cstheme="minorHAnsi"/>
                 <w:color w:val="000000"/>
-                <w:szCs w:val="22"/>
+                <w:sz w:val="20"/>
+                <w:szCs w:val="20"/>
               </w:rPr>
             </w:pPr>
             <w:r>
               <w:rPr>
                 <w:rFonts w:eastAsia="Helvetica" w:cstheme="minorHAnsi"/>
                 <w:color w:val="000000"/>
-                <w:szCs w:val="22"/>
+                <w:sz w:val="20"/>
+                <w:szCs w:val="20"/>
               </w:rPr>
               <w:t>19 (11.4%)</w:t>
             </w:r>
@@ -8788,60 +11403,18 @@
               <w:rPr>
                 <w:rFonts w:eastAsia="Helvetica" w:cstheme="minorHAnsi"/>
                 <w:color w:val="000000"/>
-                <w:szCs w:val="22"/>
+                <w:sz w:val="20"/>
+                <w:szCs w:val="20"/>
               </w:rPr>
             </w:pPr>
             <w:r>
               <w:rPr>
                 <w:rFonts w:eastAsia="Helvetica" w:cstheme="minorHAnsi"/>
                 <w:color w:val="000000"/>
-                <w:szCs w:val="22"/>
+                <w:sz w:val="20"/>
+                <w:szCs w:val="20"/>
               </w:rPr>
               <w:t>No</w:t>
-            </w:r>
-          </w:p>
-        </w:tc>
-        <w:tc>
-          <w:tcPr>
-            <w:tcW w:w="1487" w:type="dxa"/>
-            <w:tcBorders>
-              <w:top w:val="none" w:sz="0" w:space="0" w:color="000000"/>
-              <w:left w:val="none" w:sz="0" w:space="0" w:color="000000"/>
-              <w:bottom w:val="none" w:sz="0" w:space="0" w:color="000000"/>
-              <w:right w:val="none" w:sz="0" w:space="0" w:color="000000"/>
-            </w:tcBorders>
-            <w:shd w:val="clear" w:color="auto" w:fill="FFFFFF"/>
-            <w:tcMar>
-              <w:top w:w="0" w:type="dxa"/>
-              <w:left w:w="0" w:type="dxa"/>
-              <w:bottom w:w="0" w:type="dxa"/>
-              <w:right w:w="0" w:type="dxa"/>
-            </w:tcMar>
-          </w:tcPr>
-          <w:p>
-            <w:pPr>
-              <w:pBdr>
-                <w:top w:val="none" w:sz="0" w:space="0" w:color="000000"/>
-                <w:left w:val="none" w:sz="0" w:space="0" w:color="000000"/>
-                <w:bottom w:val="none" w:sz="0" w:space="0" w:color="000000"/>
-                <w:right w:val="none" w:sz="0" w:space="0" w:color="000000"/>
-              </w:pBdr>
-              <w:spacing w:after="0" w:line="360" w:lineRule="auto"/>
-              <w:ind w:left="100" w:right="100"/>
-              <w:jc w:val="center"/>
-              <w:rPr>
-                <w:rFonts w:eastAsia="Helvetica" w:cstheme="minorHAnsi"/>
-                <w:color w:val="000000"/>
-                <w:szCs w:val="22"/>
-              </w:rPr>
-            </w:pPr>
-            <w:r>
-              <w:rPr>
-                <w:rFonts w:eastAsia="Helvetica" w:cstheme="minorHAnsi"/>
-                <w:color w:val="000000"/>
-                <w:szCs w:val="22"/>
-              </w:rPr>
-              <w:t>65 (78.3%)</w:t>
             </w:r>
           </w:p>
         </w:tc>
@@ -8876,14 +11449,16 @@
               <w:rPr>
                 <w:rFonts w:eastAsia="Helvetica" w:cstheme="minorHAnsi"/>
                 <w:color w:val="000000"/>
-                <w:szCs w:val="22"/>
+                <w:sz w:val="20"/>
+                <w:szCs w:val="20"/>
               </w:rPr>
             </w:pPr>
             <w:r>
               <w:rPr>
                 <w:rFonts w:eastAsia="Helvetica" w:cstheme="minorHAnsi"/>
                 <w:color w:val="000000"/>
-                <w:szCs w:val="22"/>
+                <w:sz w:val="20"/>
+                <w:szCs w:val="20"/>
               </w:rPr>
               <w:t>63 (37.7%)</w:t>
             </w:r>
@@ -8924,60 +11499,18 @@
               <w:rPr>
                 <w:rFonts w:eastAsia="Helvetica" w:cstheme="minorHAnsi"/>
                 <w:color w:val="000000"/>
-                <w:szCs w:val="22"/>
+                <w:sz w:val="20"/>
+                <w:szCs w:val="20"/>
               </w:rPr>
             </w:pPr>
             <w:r>
               <w:rPr>
                 <w:rFonts w:eastAsia="Helvetica" w:cstheme="minorHAnsi"/>
                 <w:color w:val="000000"/>
-                <w:szCs w:val="22"/>
+                <w:sz w:val="20"/>
+                <w:szCs w:val="20"/>
               </w:rPr>
               <w:t>Discrepancy between pretrial document and final RCT</w:t>
-            </w:r>
-          </w:p>
-        </w:tc>
-        <w:tc>
-          <w:tcPr>
-            <w:tcW w:w="1487" w:type="dxa"/>
-            <w:tcBorders>
-              <w:top w:val="none" w:sz="0" w:space="0" w:color="000000"/>
-              <w:left w:val="none" w:sz="0" w:space="0" w:color="000000"/>
-              <w:bottom w:val="none" w:sz="0" w:space="0" w:color="000000"/>
-              <w:right w:val="none" w:sz="0" w:space="0" w:color="000000"/>
-            </w:tcBorders>
-            <w:shd w:val="clear" w:color="auto" w:fill="FFFFFF"/>
-            <w:tcMar>
-              <w:top w:w="0" w:type="dxa"/>
-              <w:left w:w="0" w:type="dxa"/>
-              <w:bottom w:w="0" w:type="dxa"/>
-              <w:right w:w="0" w:type="dxa"/>
-            </w:tcMar>
-          </w:tcPr>
-          <w:p>
-            <w:pPr>
-              <w:pBdr>
-                <w:top w:val="none" w:sz="0" w:space="0" w:color="000000"/>
-                <w:left w:val="none" w:sz="0" w:space="0" w:color="000000"/>
-                <w:bottom w:val="none" w:sz="0" w:space="0" w:color="000000"/>
-                <w:right w:val="none" w:sz="0" w:space="0" w:color="000000"/>
-              </w:pBdr>
-              <w:spacing w:after="0" w:line="360" w:lineRule="auto"/>
-              <w:ind w:left="100" w:right="100"/>
-              <w:jc w:val="center"/>
-              <w:rPr>
-                <w:rFonts w:eastAsia="Helvetica" w:cstheme="minorHAnsi"/>
-                <w:color w:val="000000"/>
-                <w:szCs w:val="22"/>
-              </w:rPr>
-            </w:pPr>
-            <w:r>
-              <w:rPr>
-                <w:rFonts w:eastAsia="Helvetica" w:cstheme="minorHAnsi"/>
-                <w:color w:val="000000"/>
-                <w:szCs w:val="22"/>
-              </w:rPr>
-              <w:t>9 (10.8%)</w:t>
             </w:r>
           </w:p>
         </w:tc>
@@ -9012,14 +11545,16 @@
               <w:rPr>
                 <w:rFonts w:eastAsia="Helvetica" w:cstheme="minorHAnsi"/>
                 <w:color w:val="000000"/>
-                <w:szCs w:val="22"/>
+                <w:sz w:val="20"/>
+                <w:szCs w:val="20"/>
               </w:rPr>
             </w:pPr>
             <w:r>
               <w:rPr>
                 <w:rFonts w:eastAsia="Helvetica" w:cstheme="minorHAnsi"/>
                 <w:color w:val="000000"/>
-                <w:szCs w:val="22"/>
+                <w:sz w:val="20"/>
+                <w:szCs w:val="20"/>
               </w:rPr>
               <w:t>1 (0.6%)</w:t>
             </w:r>
@@ -9060,60 +11595,18 @@
               <w:rPr>
                 <w:rFonts w:eastAsia="Helvetica" w:cstheme="minorHAnsi"/>
                 <w:color w:val="000000"/>
-                <w:szCs w:val="22"/>
+                <w:sz w:val="20"/>
+                <w:szCs w:val="20"/>
               </w:rPr>
             </w:pPr>
             <w:r>
               <w:rPr>
                 <w:rFonts w:eastAsia="Helvetica" w:cstheme="minorHAnsi"/>
                 <w:color w:val="000000"/>
-                <w:szCs w:val="22"/>
+                <w:sz w:val="20"/>
+                <w:szCs w:val="20"/>
               </w:rPr>
               <w:t>Not applicable</w:t>
-            </w:r>
-          </w:p>
-        </w:tc>
-        <w:tc>
-          <w:tcPr>
-            <w:tcW w:w="1487" w:type="dxa"/>
-            <w:tcBorders>
-              <w:top w:val="none" w:sz="0" w:space="0" w:color="000000"/>
-              <w:left w:val="none" w:sz="0" w:space="0" w:color="000000"/>
-              <w:bottom w:val="none" w:sz="0" w:space="0" w:color="000000"/>
-              <w:right w:val="none" w:sz="0" w:space="0" w:color="000000"/>
-            </w:tcBorders>
-            <w:shd w:val="clear" w:color="auto" w:fill="FFFFFF"/>
-            <w:tcMar>
-              <w:top w:w="0" w:type="dxa"/>
-              <w:left w:w="0" w:type="dxa"/>
-              <w:bottom w:w="0" w:type="dxa"/>
-              <w:right w:w="0" w:type="dxa"/>
-            </w:tcMar>
-          </w:tcPr>
-          <w:p>
-            <w:pPr>
-              <w:pBdr>
-                <w:top w:val="none" w:sz="0" w:space="0" w:color="000000"/>
-                <w:left w:val="none" w:sz="0" w:space="0" w:color="000000"/>
-                <w:bottom w:val="none" w:sz="0" w:space="0" w:color="000000"/>
-                <w:right w:val="none" w:sz="0" w:space="0" w:color="000000"/>
-              </w:pBdr>
-              <w:spacing w:after="0" w:line="360" w:lineRule="auto"/>
-              <w:ind w:left="100" w:right="100"/>
-              <w:jc w:val="center"/>
-              <w:rPr>
-                <w:rFonts w:eastAsia="Helvetica" w:cstheme="minorHAnsi"/>
-                <w:color w:val="000000"/>
-                <w:szCs w:val="22"/>
-              </w:rPr>
-            </w:pPr>
-            <w:r>
-              <w:rPr>
-                <w:rFonts w:eastAsia="Helvetica" w:cstheme="minorHAnsi"/>
-                <w:color w:val="000000"/>
-                <w:szCs w:val="22"/>
-              </w:rPr>
-              <w:t>0 (0.0%)</w:t>
             </w:r>
           </w:p>
         </w:tc>
@@ -9148,14 +11641,16 @@
               <w:rPr>
                 <w:rFonts w:eastAsia="Helvetica" w:cstheme="minorHAnsi"/>
                 <w:color w:val="000000"/>
-                <w:szCs w:val="22"/>
+                <w:sz w:val="20"/>
+                <w:szCs w:val="20"/>
               </w:rPr>
             </w:pPr>
             <w:r>
               <w:rPr>
                 <w:rFonts w:eastAsia="Helvetica" w:cstheme="minorHAnsi"/>
                 <w:color w:val="000000"/>
-                <w:szCs w:val="22"/>
+                <w:sz w:val="20"/>
+                <w:szCs w:val="20"/>
               </w:rPr>
               <w:t>84 (50.3%)</w:t>
             </w:r>
@@ -9198,7 +11693,8 @@
                 <w:b/>
                 <w:bCs/>
                 <w:color w:val="000000"/>
-                <w:szCs w:val="22"/>
+                <w:sz w:val="20"/>
+                <w:szCs w:val="20"/>
               </w:rPr>
             </w:pPr>
             <w:r>
@@ -9207,46 +11703,11 @@
                 <w:b/>
                 <w:bCs/>
                 <w:color w:val="000000"/>
-                <w:szCs w:val="22"/>
+                <w:sz w:val="20"/>
+                <w:szCs w:val="20"/>
               </w:rPr>
               <w:t>Results interpreted based on clinical relevance</w:t>
             </w:r>
-          </w:p>
-        </w:tc>
-        <w:tc>
-          <w:tcPr>
-            <w:tcW w:w="1487" w:type="dxa"/>
-            <w:tcBorders>
-              <w:top w:val="none" w:sz="0" w:space="0" w:color="000000"/>
-              <w:left w:val="none" w:sz="0" w:space="0" w:color="000000"/>
-              <w:bottom w:val="none" w:sz="0" w:space="0" w:color="000000"/>
-              <w:right w:val="none" w:sz="0" w:space="0" w:color="000000"/>
-            </w:tcBorders>
-            <w:shd w:val="clear" w:color="auto" w:fill="FFFFFF"/>
-            <w:tcMar>
-              <w:top w:w="0" w:type="dxa"/>
-              <w:left w:w="0" w:type="dxa"/>
-              <w:bottom w:w="0" w:type="dxa"/>
-              <w:right w:w="0" w:type="dxa"/>
-            </w:tcMar>
-          </w:tcPr>
-          <w:p>
-            <w:pPr>
-              <w:pBdr>
-                <w:top w:val="none" w:sz="0" w:space="0" w:color="000000"/>
-                <w:left w:val="none" w:sz="0" w:space="0" w:color="000000"/>
-                <w:bottom w:val="none" w:sz="0" w:space="0" w:color="000000"/>
-                <w:right w:val="none" w:sz="0" w:space="0" w:color="000000"/>
-              </w:pBdr>
-              <w:spacing w:after="0" w:line="360" w:lineRule="auto"/>
-              <w:ind w:left="100" w:right="100"/>
-              <w:jc w:val="center"/>
-              <w:rPr>
-                <w:rFonts w:eastAsia="Helvetica" w:cstheme="minorHAnsi"/>
-                <w:color w:val="000000"/>
-                <w:szCs w:val="22"/>
-              </w:rPr>
-            </w:pPr>
           </w:p>
         </w:tc>
         <w:tc>
@@ -9280,7 +11741,8 @@
               <w:rPr>
                 <w:rFonts w:eastAsia="Helvetica" w:cstheme="minorHAnsi"/>
                 <w:color w:val="000000"/>
-                <w:szCs w:val="22"/>
+                <w:sz w:val="20"/>
+                <w:szCs w:val="20"/>
               </w:rPr>
             </w:pPr>
           </w:p>
@@ -9320,60 +11782,18 @@
               <w:rPr>
                 <w:rFonts w:eastAsia="Helvetica" w:cstheme="minorHAnsi"/>
                 <w:color w:val="000000"/>
-                <w:szCs w:val="22"/>
+                <w:sz w:val="20"/>
+                <w:szCs w:val="20"/>
               </w:rPr>
             </w:pPr>
             <w:r>
               <w:rPr>
                 <w:rFonts w:eastAsia="Helvetica" w:cstheme="minorHAnsi"/>
                 <w:color w:val="000000"/>
-                <w:szCs w:val="22"/>
+                <w:sz w:val="20"/>
+                <w:szCs w:val="20"/>
               </w:rPr>
               <w:t>Yes</w:t>
-            </w:r>
-          </w:p>
-        </w:tc>
-        <w:tc>
-          <w:tcPr>
-            <w:tcW w:w="1487" w:type="dxa"/>
-            <w:tcBorders>
-              <w:top w:val="none" w:sz="0" w:space="0" w:color="000000"/>
-              <w:left w:val="none" w:sz="0" w:space="0" w:color="000000"/>
-              <w:bottom w:val="none" w:sz="0" w:space="0" w:color="000000"/>
-              <w:right w:val="none" w:sz="0" w:space="0" w:color="000000"/>
-            </w:tcBorders>
-            <w:shd w:val="clear" w:color="auto" w:fill="FFFFFF"/>
-            <w:tcMar>
-              <w:top w:w="0" w:type="dxa"/>
-              <w:left w:w="0" w:type="dxa"/>
-              <w:bottom w:w="0" w:type="dxa"/>
-              <w:right w:w="0" w:type="dxa"/>
-            </w:tcMar>
-          </w:tcPr>
-          <w:p>
-            <w:pPr>
-              <w:pBdr>
-                <w:top w:val="none" w:sz="0" w:space="0" w:color="000000"/>
-                <w:left w:val="none" w:sz="0" w:space="0" w:color="000000"/>
-                <w:bottom w:val="none" w:sz="0" w:space="0" w:color="000000"/>
-                <w:right w:val="none" w:sz="0" w:space="0" w:color="000000"/>
-              </w:pBdr>
-              <w:spacing w:after="0" w:line="360" w:lineRule="auto"/>
-              <w:ind w:left="100" w:right="100"/>
-              <w:jc w:val="center"/>
-              <w:rPr>
-                <w:rFonts w:eastAsia="Helvetica" w:cstheme="minorHAnsi"/>
-                <w:color w:val="000000"/>
-                <w:szCs w:val="22"/>
-              </w:rPr>
-            </w:pPr>
-            <w:r>
-              <w:rPr>
-                <w:rFonts w:eastAsia="Helvetica" w:cstheme="minorHAnsi"/>
-                <w:color w:val="000000"/>
-                <w:szCs w:val="22"/>
-              </w:rPr>
-              <w:t>6 (6.9%)</w:t>
             </w:r>
           </w:p>
         </w:tc>
@@ -9408,14 +11828,16 @@
               <w:rPr>
                 <w:rFonts w:eastAsia="Helvetica" w:cstheme="minorHAnsi"/>
                 <w:color w:val="000000"/>
-                <w:szCs w:val="22"/>
+                <w:sz w:val="20"/>
+                <w:szCs w:val="20"/>
               </w:rPr>
             </w:pPr>
             <w:r>
               <w:rPr>
                 <w:rFonts w:eastAsia="Helvetica" w:cstheme="minorHAnsi"/>
                 <w:color w:val="000000"/>
-                <w:szCs w:val="22"/>
+                <w:sz w:val="20"/>
+                <w:szCs w:val="20"/>
               </w:rPr>
               <w:t>26 (15.6%)</w:t>
             </w:r>
@@ -9456,60 +11878,18 @@
               <w:rPr>
                 <w:rFonts w:eastAsia="Helvetica" w:cstheme="minorHAnsi"/>
                 <w:color w:val="000000"/>
-                <w:szCs w:val="22"/>
+                <w:sz w:val="20"/>
+                <w:szCs w:val="20"/>
               </w:rPr>
             </w:pPr>
             <w:r>
               <w:rPr>
                 <w:rFonts w:eastAsia="Helvetica" w:cstheme="minorHAnsi"/>
                 <w:color w:val="000000"/>
-                <w:szCs w:val="22"/>
+                <w:sz w:val="20"/>
+                <w:szCs w:val="20"/>
               </w:rPr>
               <w:t>No</w:t>
-            </w:r>
-          </w:p>
-        </w:tc>
-        <w:tc>
-          <w:tcPr>
-            <w:tcW w:w="1487" w:type="dxa"/>
-            <w:tcBorders>
-              <w:top w:val="none" w:sz="0" w:space="0" w:color="000000"/>
-              <w:left w:val="none" w:sz="0" w:space="0" w:color="000000"/>
-              <w:bottom w:val="none" w:sz="0" w:space="0" w:color="000000"/>
-              <w:right w:val="none" w:sz="0" w:space="0" w:color="000000"/>
-            </w:tcBorders>
-            <w:shd w:val="clear" w:color="auto" w:fill="FFFFFF"/>
-            <w:tcMar>
-              <w:top w:w="0" w:type="dxa"/>
-              <w:left w:w="0" w:type="dxa"/>
-              <w:bottom w:w="0" w:type="dxa"/>
-              <w:right w:w="0" w:type="dxa"/>
-            </w:tcMar>
-          </w:tcPr>
-          <w:p>
-            <w:pPr>
-              <w:pBdr>
-                <w:top w:val="none" w:sz="0" w:space="0" w:color="000000"/>
-                <w:left w:val="none" w:sz="0" w:space="0" w:color="000000"/>
-                <w:bottom w:val="none" w:sz="0" w:space="0" w:color="000000"/>
-                <w:right w:val="none" w:sz="0" w:space="0" w:color="000000"/>
-              </w:pBdr>
-              <w:spacing w:after="0" w:line="360" w:lineRule="auto"/>
-              <w:ind w:left="100" w:right="100"/>
-              <w:jc w:val="center"/>
-              <w:rPr>
-                <w:rFonts w:eastAsia="Helvetica" w:cstheme="minorHAnsi"/>
-                <w:color w:val="000000"/>
-                <w:szCs w:val="22"/>
-              </w:rPr>
-            </w:pPr>
-            <w:r>
-              <w:rPr>
-                <w:rFonts w:eastAsia="Helvetica" w:cstheme="minorHAnsi"/>
-                <w:color w:val="000000"/>
-                <w:szCs w:val="22"/>
-              </w:rPr>
-              <w:t>81 (93.1%)</w:t>
             </w:r>
           </w:p>
         </w:tc>
@@ -9544,14 +11924,16 @@
               <w:rPr>
                 <w:rFonts w:eastAsia="Helvetica" w:cstheme="minorHAnsi"/>
                 <w:color w:val="000000"/>
-                <w:szCs w:val="22"/>
+                <w:sz w:val="20"/>
+                <w:szCs w:val="20"/>
               </w:rPr>
             </w:pPr>
             <w:r>
               <w:rPr>
                 <w:rFonts w:eastAsia="Helvetica" w:cstheme="minorHAnsi"/>
                 <w:color w:val="000000"/>
-                <w:szCs w:val="22"/>
+                <w:sz w:val="20"/>
+                <w:szCs w:val="20"/>
               </w:rPr>
               <w:t>72 (43.1%)</w:t>
             </w:r>
@@ -9592,60 +11974,18 @@
               <w:rPr>
                 <w:rFonts w:eastAsia="Helvetica" w:cstheme="minorHAnsi"/>
                 <w:color w:val="000000"/>
-                <w:szCs w:val="22"/>
+                <w:sz w:val="20"/>
+                <w:szCs w:val="20"/>
               </w:rPr>
             </w:pPr>
             <w:r>
               <w:rPr>
                 <w:rFonts w:eastAsia="Helvetica" w:cstheme="minorHAnsi"/>
                 <w:color w:val="000000"/>
-                <w:szCs w:val="22"/>
+                <w:sz w:val="20"/>
+                <w:szCs w:val="20"/>
               </w:rPr>
               <w:t>Not applicable</w:t>
-            </w:r>
-          </w:p>
-        </w:tc>
-        <w:tc>
-          <w:tcPr>
-            <w:tcW w:w="1487" w:type="dxa"/>
-            <w:tcBorders>
-              <w:top w:val="none" w:sz="0" w:space="0" w:color="000000"/>
-              <w:left w:val="none" w:sz="0" w:space="0" w:color="000000"/>
-              <w:bottom w:val="single" w:sz="8" w:space="0" w:color="000000"/>
-              <w:right w:val="none" w:sz="0" w:space="0" w:color="000000"/>
-            </w:tcBorders>
-            <w:shd w:val="clear" w:color="auto" w:fill="FFFFFF"/>
-            <w:tcMar>
-              <w:top w:w="0" w:type="dxa"/>
-              <w:left w:w="0" w:type="dxa"/>
-              <w:bottom w:w="0" w:type="dxa"/>
-              <w:right w:w="0" w:type="dxa"/>
-            </w:tcMar>
-          </w:tcPr>
-          <w:p>
-            <w:pPr>
-              <w:pBdr>
-                <w:top w:val="none" w:sz="0" w:space="0" w:color="000000"/>
-                <w:left w:val="none" w:sz="0" w:space="0" w:color="000000"/>
-                <w:bottom w:val="none" w:sz="0" w:space="0" w:color="000000"/>
-                <w:right w:val="none" w:sz="0" w:space="0" w:color="000000"/>
-              </w:pBdr>
-              <w:spacing w:after="0" w:line="360" w:lineRule="auto"/>
-              <w:ind w:left="100" w:right="100"/>
-              <w:jc w:val="center"/>
-              <w:rPr>
-                <w:rFonts w:eastAsia="Helvetica" w:cstheme="minorHAnsi"/>
-                <w:color w:val="000000"/>
-                <w:szCs w:val="22"/>
-              </w:rPr>
-            </w:pPr>
-            <w:r>
-              <w:rPr>
-                <w:rFonts w:eastAsia="Helvetica" w:cstheme="minorHAnsi"/>
-                <w:color w:val="000000"/>
-                <w:szCs w:val="22"/>
-              </w:rPr>
-              <w:t>0 (0.0%)</w:t>
             </w:r>
           </w:p>
         </w:tc>
@@ -9680,14 +12020,16 @@
               <w:rPr>
                 <w:rFonts w:eastAsia="Helvetica" w:cstheme="minorHAnsi"/>
                 <w:color w:val="000000"/>
-                <w:szCs w:val="22"/>
+                <w:sz w:val="20"/>
+                <w:szCs w:val="20"/>
               </w:rPr>
             </w:pPr>
             <w:r>
               <w:rPr>
                 <w:rFonts w:eastAsia="Helvetica" w:cstheme="minorHAnsi"/>
                 <w:color w:val="000000"/>
-                <w:szCs w:val="22"/>
+                <w:sz w:val="20"/>
+                <w:szCs w:val="20"/>
               </w:rPr>
               <w:t>69 (41.3%)</w:t>
             </w:r>
@@ -9700,13 +12042,12 @@
         </w:trPr>
         <w:tc>
           <w:tcPr>
-            <w:tcW w:w="9044" w:type="dxa"/>
-            <w:gridSpan w:val="3"/>
+            <w:tcW w:w="5948" w:type="dxa"/>
             <w:tcBorders>
-              <w:top w:val="none" w:sz="0" w:space="0" w:color="FFFFFF"/>
-              <w:left w:val="none" w:sz="0" w:space="0" w:color="FFFFFF"/>
-              <w:bottom w:val="none" w:sz="0" w:space="0" w:color="FFFFFF"/>
-              <w:right w:val="none" w:sz="0" w:space="0" w:color="FFFFFF"/>
+              <w:top w:val="none" w:sz="0" w:space="0" w:color="000000"/>
+              <w:left w:val="none" w:sz="0" w:space="0" w:color="000000"/>
+              <w:bottom w:val="single" w:sz="8" w:space="0" w:color="000000"/>
+              <w:right w:val="none" w:sz="0" w:space="0" w:color="000000"/>
             </w:tcBorders>
             <w:shd w:val="clear" w:color="auto" w:fill="FFFFFF"/>
             <w:tcMar>
@@ -9715,7 +12056,6 @@
               <w:bottom w:w="0" w:type="dxa"/>
               <w:right w:w="0" w:type="dxa"/>
             </w:tcMar>
-            <w:vAlign w:val="center"/>
           </w:tcPr>
           <w:p>
             <w:pPr>
@@ -9726,18 +12066,20 @@
                 <w:right w:val="none" w:sz="0" w:space="0" w:color="000000"/>
               </w:pBdr>
               <w:spacing w:after="0" w:line="360" w:lineRule="auto"/>
-              <w:ind w:right="100"/>
-              <w:rPr>
-                <w:rFonts w:eastAsia="Helvetica" w:cstheme="minorHAnsi"/>
-                <w:color w:val="000000"/>
-                <w:szCs w:val="22"/>
+              <w:ind w:right="102"/>
+              <w:rPr>
+                <w:rFonts w:eastAsia="Helvetica" w:cstheme="minorHAnsi"/>
+                <w:color w:val="000000"/>
+                <w:sz w:val="20"/>
+                <w:szCs w:val="20"/>
               </w:rPr>
             </w:pPr>
             <w:r>
               <w:rPr>
                 <w:rFonts w:eastAsia="Helvetica" w:cstheme="minorHAnsi"/>
                 <w:color w:val="000000"/>
-                <w:szCs w:val="22"/>
+                <w:sz w:val="20"/>
+                <w:szCs w:val="20"/>
                 <w:vertAlign w:val="superscript"/>
               </w:rPr>
               <w:t>a</w:t>
@@ -9746,34 +12088,59 @@
               <w:rPr>
                 <w:rFonts w:eastAsia="Helvetica" w:cstheme="minorHAnsi"/>
                 <w:color w:val="000000"/>
-                <w:szCs w:val="22"/>
-              </w:rPr>
-              <w:t xml:space="preserve"> </w:t>
+                <w:sz w:val="20"/>
+                <w:szCs w:val="20"/>
+              </w:rPr>
+              <w:t xml:space="preserve"> Results are expressed in numbers (percentage(%))</w:t>
+            </w:r>
+          </w:p>
+          <w:p>
+            <w:pPr>
+              <w:pBdr>
+                <w:top w:val="none" w:sz="0" w:space="0" w:color="000000"/>
+                <w:left w:val="none" w:sz="0" w:space="0" w:color="000000"/>
+                <w:bottom w:val="none" w:sz="0" w:space="0" w:color="000000"/>
+                <w:right w:val="none" w:sz="0" w:space="0" w:color="000000"/>
+              </w:pBdr>
+              <w:spacing w:after="0" w:line="360" w:lineRule="auto"/>
+              <w:ind w:right="102"/>
+              <w:rPr>
+                <w:rFonts w:eastAsia="Helvetica" w:cstheme="minorHAnsi"/>
+                <w:color w:val="000000"/>
+                <w:sz w:val="20"/>
+                <w:szCs w:val="20"/>
+              </w:rPr>
+            </w:pPr>
+            <w:r>
+              <w:rPr>
+                <w:rFonts w:eastAsia="Helvetica" w:cstheme="minorHAnsi"/>
+                <w:b/>
+                <w:bCs/>
+                <w:color w:val="000000"/>
+                <w:sz w:val="20"/>
+                <w:szCs w:val="20"/>
+              </w:rPr>
+              <w:t>Abbreviations:</w:t>
             </w:r>
             <w:r>
               <w:rPr>
                 <w:rFonts w:eastAsia="Helvetica" w:cstheme="minorHAnsi"/>
                 <w:color w:val="000000"/>
-                <w:szCs w:val="22"/>
-              </w:rPr>
-              <w:t>Results are expressed in numbers (percentage(%))</w:t>
+                <w:sz w:val="20"/>
+                <w:szCs w:val="20"/>
+              </w:rPr>
+              <w:t xml:space="preserve"> RCT, Randomized controlled trial</w:t>
             </w:r>
           </w:p>
         </w:tc>
-      </w:tr>
-      <w:tr>
-        <w:trPr>
-          <w:jc w:val="center"/>
-        </w:trPr>
         <w:tc>
           <w:tcPr>
-            <w:tcW w:w="9044" w:type="dxa"/>
-            <w:gridSpan w:val="3"/>
+            <w:tcW w:w="1609" w:type="dxa"/>
             <w:tcBorders>
-              <w:top w:val="none" w:sz="0" w:space="0" w:color="FFFFFF"/>
-              <w:left w:val="none" w:sz="0" w:space="0" w:color="FFFFFF"/>
-              <w:bottom w:val="none" w:sz="0" w:space="0" w:color="FFFFFF"/>
-              <w:right w:val="none" w:sz="0" w:space="0" w:color="FFFFFF"/>
+              <w:top w:val="none" w:sz="0" w:space="0" w:color="000000"/>
+              <w:left w:val="none" w:sz="0" w:space="0" w:color="000000"/>
+              <w:bottom w:val="single" w:sz="8" w:space="0" w:color="000000"/>
+              <w:right w:val="none" w:sz="0" w:space="0" w:color="000000"/>
             </w:tcBorders>
             <w:shd w:val="clear" w:color="auto" w:fill="FFFFFF"/>
             <w:tcMar>
@@ -9782,7 +12149,6 @@
               <w:bottom w:w="0" w:type="dxa"/>
               <w:right w:w="0" w:type="dxa"/>
             </w:tcMar>
-            <w:vAlign w:val="center"/>
           </w:tcPr>
           <w:p>
             <w:pPr>
@@ -9793,31 +12159,15 @@
                 <w:right w:val="none" w:sz="0" w:space="0" w:color="000000"/>
               </w:pBdr>
               <w:spacing w:after="0" w:line="360" w:lineRule="auto"/>
-              <w:ind w:right="100"/>
-              <w:rPr>
-                <w:rFonts w:eastAsia="Helvetica" w:cstheme="minorHAnsi"/>
-                <w:color w:val="000000"/>
-                <w:szCs w:val="22"/>
+              <w:ind w:left="100" w:right="100"/>
+              <w:jc w:val="center"/>
+              <w:rPr>
+                <w:rFonts w:eastAsia="Helvetica" w:cstheme="minorHAnsi"/>
+                <w:color w:val="000000"/>
+                <w:sz w:val="20"/>
+                <w:szCs w:val="20"/>
               </w:rPr>
             </w:pPr>
-            <w:r>
-              <w:rPr>
-                <w:rFonts w:eastAsia="Helvetica" w:cstheme="minorHAnsi"/>
-                <w:b/>
-                <w:bCs/>
-                <w:color w:val="000000"/>
-                <w:szCs w:val="22"/>
-              </w:rPr>
-              <w:t>Abbreviations:</w:t>
-            </w:r>
-            <w:r>
-              <w:rPr>
-                <w:rFonts w:eastAsia="Helvetica" w:cstheme="minorHAnsi"/>
-                <w:color w:val="000000"/>
-                <w:szCs w:val="22"/>
-              </w:rPr>
-              <w:t xml:space="preserve"> RCT, Randomized controlled trial</w:t>
-            </w:r>
           </w:p>
         </w:tc>
       </w:tr>
@@ -9856,6 +12206,16 @@
         <w:lastRenderedPageBreak/>
         <w:t>ACKNOWLEDGMENT</w:t>
       </w:r>
+      <w:r>
+        <w:rPr>
+          <w:rFonts w:ascii="Arial" w:hAnsi="Arial" w:cs="Arial"/>
+          <w:b/>
+          <w:bCs/>
+          <w:sz w:val="28"/>
+          <w:szCs w:val="32"/>
+        </w:rPr>
+        <w:t>S</w:t>
+      </w:r>
     </w:p>
     <w:p>
       <w:pPr>
@@ -9870,13 +12230,123 @@
         <w:spacing w:line="480" w:lineRule="auto"/>
       </w:pPr>
       <w:r>
-        <w:t>JRR: conceptualized the study, developed the protocol, performed study screening and selection, data extraction, data analysis and summarization, drafted the manuscript; FA: conceptualized the study, approved the protocol, performed data extraction, drafted the manuscript; JP: performed study screening and selection; PAC: conceptualized the study, supervised the study; MAP: conceptualized the study, developed the protocol, supervised the study. All authors read, revised and approved the final</w:t>
+        <w:t>JRR: conceptualized the study, developed the protocol, performed study screening and selection, data extraction, data analysis and summarization, drafted the manuscript; FA: conceptualized the study, approved the protocol, performed data extraction, drafted the manuscript</w:t>
+      </w:r>
+      <w:r>
+        <w:t xml:space="preserve">, </w:t>
+      </w:r>
+      <w:r>
+        <w:t>supervised the study</w:t>
+      </w:r>
+      <w:r>
+        <w:t>; JP: performed study screening and selection; PAC: conceptualized the study, supervised the study; MAP: conceptualized the study, developed the protocol, supervised the study. All authors read, revised and approved the final</w:t>
       </w:r>
       <w:r>
         <w:t xml:space="preserve"> manuscript.</w:t>
       </w:r>
     </w:p>
-    <w:p/>
+    <w:p>
+      <w:pPr>
+        <w:spacing w:line="480" w:lineRule="auto"/>
+      </w:pPr>
+    </w:p>
+    <w:p>
+      <w:pPr>
+        <w:pStyle w:val="Titre21"/>
+      </w:pPr>
+      <w:r>
+        <w:t>Conflict of interest</w:t>
+      </w:r>
+    </w:p>
+    <w:p>
+      <w:pPr>
+        <w:spacing w:before="120" w:line="360" w:lineRule="auto"/>
+        <w:rPr>
+          <w:rFonts w:ascii="Arial" w:eastAsia="Arial" w:hAnsi="Arial" w:cs="Arial"/>
+          <w:kern w:val="2"/>
+          <w14:ligatures w14:val="standardContextual"/>
+        </w:rPr>
+      </w:pPr>
+      <w:r>
+        <w:rPr>
+          <w:rFonts w:ascii="Arial" w:eastAsia="Arial" w:hAnsi="Arial" w:cs="Arial"/>
+          <w:kern w:val="2"/>
+          <w14:ligatures w14:val="standardContextual"/>
+        </w:rPr>
+        <w:t>The authors declare no conflicts of interest.</w:t>
+      </w:r>
+    </w:p>
+    <w:p>
+      <w:pPr>
+        <w:spacing w:before="120" w:line="360" w:lineRule="auto"/>
+        <w:rPr>
+          <w:rFonts w:ascii="Arial" w:eastAsia="Arial" w:hAnsi="Arial" w:cs="Arial"/>
+          <w:kern w:val="2"/>
+          <w14:ligatures w14:val="standardContextual"/>
+        </w:rPr>
+      </w:pPr>
+    </w:p>
+    <w:p>
+      <w:pPr>
+        <w:pStyle w:val="Titre21"/>
+      </w:pPr>
+      <w:r>
+        <w:t>Financial support and sponsorship</w:t>
+      </w:r>
+    </w:p>
+    <w:p>
+      <w:pPr>
+        <w:spacing w:before="120" w:line="360" w:lineRule="auto"/>
+        <w:rPr>
+          <w:rFonts w:ascii="Arial" w:eastAsia="Arial" w:hAnsi="Arial" w:cs="Arial"/>
+          <w:kern w:val="2"/>
+          <w14:ligatures w14:val="standardContextual"/>
+        </w:rPr>
+      </w:pPr>
+      <w:r>
+        <w:rPr>
+          <w:rFonts w:ascii="Arial" w:eastAsia="Arial" w:hAnsi="Arial" w:cs="Arial"/>
+          <w:kern w:val="2"/>
+          <w14:ligatures w14:val="standardContextual"/>
+        </w:rPr>
+        <w:t>The authors received no commercial funding for this research. This study is supported by the LGID (Liver and Gastrointestinal Disease) Foundation and FZ-Healthcare Foundation.</w:t>
+      </w:r>
+    </w:p>
+    <w:p>
+      <w:pPr>
+        <w:spacing w:before="120" w:line="360" w:lineRule="auto"/>
+        <w:rPr>
+          <w:rFonts w:ascii="Arial" w:eastAsia="Arial" w:hAnsi="Arial" w:cs="Arial"/>
+          <w:bCs/>
+          <w:kern w:val="2"/>
+          <w14:ligatures w14:val="standardContextual"/>
+        </w:rPr>
+      </w:pPr>
+    </w:p>
+    <w:p>
+      <w:pPr>
+        <w:pStyle w:val="Titre21"/>
+      </w:pPr>
+      <w:r>
+        <w:rPr>
+          <w:rFonts w:ascii="Arial" w:eastAsia="Arial" w:hAnsi="Arial" w:cs="Arial"/>
+          <w:kern w:val="2"/>
+          <w14:ligatures w14:val="standardContextual"/>
+        </w:rPr>
+        <w:t>P</w:t>
+      </w:r>
+      <w:r>
+        <w:t>revious presentation of the information reported in the manuscript</w:t>
+      </w:r>
+    </w:p>
+    <w:p>
+      <w:pPr>
+        <w:spacing w:before="120" w:line="360" w:lineRule="auto"/>
+      </w:pPr>
+      <w:r>
+        <w:t>The results of this study were presented at the 2026 Annual Meeting of the European Surgical Association.</w:t>
+      </w:r>
+    </w:p>
     <w:sectPr>
       <w:pgSz w:w="12240" w:h="15840"/>
       <w:pgMar w:top="1440" w:right="1440" w:bottom="1440" w:left="1440" w:header="720" w:footer="720" w:gutter="0"/>
@@ -9885,6 +12355,66 @@
     </w:sectPr>
   </w:body>
 </w:document>
+</file>
+
+<file path=word/comments.xml><?xml version="1.0" encoding="utf-8"?>
+<w:comments xmlns:wpc="http://schemas.microsoft.com/office/word/2010/wordprocessingCanvas" xmlns:cx="http://schemas.microsoft.com/office/drawing/2014/chartex" xmlns:cx1="http://schemas.microsoft.com/office/drawing/2015/9/8/chartex" xmlns:cx2="http://schemas.microsoft.com/office/drawing/2015/10/21/chartex" xmlns:cx3="http://schemas.microsoft.com/office/drawing/2016/5/9/chartex" xmlns:cx4="http://schemas.microsoft.com/office/drawing/2016/5/10/chartex" xmlns:cx5="http://schemas.microsoft.com/office/drawing/2016/5/11/chartex" xmlns:cx6="http://schemas.microsoft.com/office/drawing/2016/5/12/chartex" xmlns:cx7="http://schemas.microsoft.com/office/drawing/2016/5/13/chartex" xmlns:cx8="http://schemas.microsoft.com/office/drawing/2016/5/14/chartex" xmlns:mc="http://schemas.openxmlformats.org/markup-compatibility/2006" xmlns:aink="http://schemas.microsoft.com/office/drawing/2016/ink" xmlns:am3d="http://schemas.microsoft.com/office/drawing/2017/model3d" xmlns:o="urn:schemas-microsoft-com:office:office" xmlns:oel="http://schemas.microsoft.com/office/2019/extlst" xmlns:r="http://schemas.openxmlformats.org/officeDocument/2006/relationships" xmlns:m="http://schemas.openxmlformats.org/officeDocument/2006/math" xmlns:v="urn:schemas-microsoft-com:vml" xmlns:wp14="http://schemas.microsoft.com/office/word/2010/wordprocessingDrawing" xmlns:wp="http://schemas.openxmlformats.org/drawingml/2006/wordprocessingDrawing" xmlns:w10="urn:schemas-microsoft-com:office:word" xmlns:w="http://schemas.openxmlformats.org/wordprocessingml/2006/main" xmlns:w14="http://schemas.microsoft.com/office/word/2010/wordml" xmlns:w15="http://schemas.microsoft.com/office/word/2012/wordml" xmlns:w16cex="http://schemas.microsoft.com/office/word/2018/wordml/cex" xmlns:w16cid="http://schemas.microsoft.com/office/word/2016/wordml/cid" xmlns:w16="http://schemas.microsoft.com/office/word/2018/wordml" xmlns:w16du="http://schemas.microsoft.com/office/word/2023/wordml/word16du" xmlns:w16sdtdh="http://schemas.microsoft.com/office/word/2020/wordml/sdtdatahash" xmlns:w16sdtfl="http://schemas.microsoft.com/office/word/2024/wordml/sdtformatlock" xmlns:w16se="http://schemas.microsoft.com/office/word/2015/wordml/symex" xmlns:wpg="http://schemas.microsoft.com/office/word/2010/wordprocessingGroup" xmlns:wpi="http://schemas.microsoft.com/office/word/2010/wordprocessingInk" xmlns:wne="http://schemas.microsoft.com/office/word/2006/wordml" xmlns:wps="http://schemas.microsoft.com/office/word/2010/wordprocessingShape" mc:Ignorable="w14 w15 w16se w16cid w16 w16cex w16sdtdh w16sdtfl w16du wp14">
+  <w:comment w:id="2" w:author="Joana Rodrigues Ribeiro" w:date="2026-05-23T16:04:00Z" w:initials="JRR">
+    <w:p>
+      <w:r>
+        <w:rPr>
+          <w:rStyle w:val="CommentReference"/>
+        </w:rPr>
+        <w:annotationRef/>
+      </w:r>
+      <w:r>
+        <w:rPr>
+          <w:sz w:val="20"/>
+          <w:szCs w:val="20"/>
+        </w:rPr>
+        <w:t>do you think this tutorial section is necessary for JAMA? I think it's too much "lecture"-style</w:t>
+      </w:r>
+    </w:p>
+  </w:comment>
+  <w:comment w:id="3" w:author="Joana Rodrigues Ribeiro" w:date="2026-05-23T16:23:00Z" w:initials="JRR">
+    <w:p>
+      <w:r>
+        <w:rPr>
+          <w:rStyle w:val="CommentReference"/>
+        </w:rPr>
+        <w:annotationRef/>
+      </w:r>
+      <w:r>
+        <w:rPr>
+          <w:sz w:val="20"/>
+          <w:szCs w:val="20"/>
+        </w:rPr>
+        <w:t>Would drop it.</w:t>
+      </w:r>
+    </w:p>
+  </w:comment>
+</w:comments>
+</file>
+
+<file path=word/commentsExtended.xml><?xml version="1.0" encoding="utf-8"?>
+<w15:commentsEx xmlns:wpc="http://schemas.microsoft.com/office/word/2010/wordprocessingCanvas" xmlns:cx="http://schemas.microsoft.com/office/drawing/2014/chartex" xmlns:cx1="http://schemas.microsoft.com/office/drawing/2015/9/8/chartex" xmlns:cx2="http://schemas.microsoft.com/office/drawing/2015/10/21/chartex" xmlns:cx3="http://schemas.microsoft.com/office/drawing/2016/5/9/chartex" xmlns:cx4="http://schemas.microsoft.com/office/drawing/2016/5/10/chartex" xmlns:cx5="http://schemas.microsoft.com/office/drawing/2016/5/11/chartex" xmlns:cx6="http://schemas.microsoft.com/office/drawing/2016/5/12/chartex" xmlns:cx7="http://schemas.microsoft.com/office/drawing/2016/5/13/chartex" xmlns:cx8="http://schemas.microsoft.com/office/drawing/2016/5/14/chartex" xmlns:mc="http://schemas.openxmlformats.org/markup-compatibility/2006" xmlns:aink="http://schemas.microsoft.com/office/drawing/2016/ink" xmlns:am3d="http://schemas.microsoft.com/office/drawing/2017/model3d" xmlns:o="urn:schemas-microsoft-com:office:office" xmlns:oel="http://schemas.microsoft.com/office/2019/extlst" xmlns:r="http://schemas.openxmlformats.org/officeDocument/2006/relationships" xmlns:m="http://schemas.openxmlformats.org/officeDocument/2006/math" xmlns:v="urn:schemas-microsoft-com:vml" xmlns:wp14="http://schemas.microsoft.com/office/word/2010/wordprocessingDrawing" xmlns:wp="http://schemas.openxmlformats.org/drawingml/2006/wordprocessingDrawing" xmlns:w10="urn:schemas-microsoft-com:office:word" xmlns:w="http://schemas.openxmlformats.org/wordprocessingml/2006/main" xmlns:w14="http://schemas.microsoft.com/office/word/2010/wordml" xmlns:w15="http://schemas.microsoft.com/office/word/2012/wordml" xmlns:w16cex="http://schemas.microsoft.com/office/word/2018/wordml/cex" xmlns:w16cid="http://schemas.microsoft.com/office/word/2016/wordml/cid" xmlns:w16="http://schemas.microsoft.com/office/word/2018/wordml" xmlns:w16du="http://schemas.microsoft.com/office/word/2023/wordml/word16du" xmlns:w16sdtdh="http://schemas.microsoft.com/office/word/2020/wordml/sdtdatahash" xmlns:w16sdtfl="http://schemas.microsoft.com/office/word/2024/wordml/sdtformatlock" xmlns:w16se="http://schemas.microsoft.com/office/word/2015/wordml/symex" xmlns:wpg="http://schemas.microsoft.com/office/word/2010/wordprocessingGroup" xmlns:wpi="http://schemas.microsoft.com/office/word/2010/wordprocessingInk" xmlns:wne="http://schemas.microsoft.com/office/word/2006/wordml" xmlns:wps="http://schemas.microsoft.com/office/word/2010/wordprocessingShape" mc:Ignorable="w14 w15 w16se w16cid w16 w16cex w16sdtdh w16sdtfl w16du wp14">
+  <w15:commentEx w15:paraId="7DDA62AF" w15:done="0"/>
+  <w15:commentEx w15:paraId="5CCD84E3" w15:paraIdParent="7DDA62AF" w15:done="0"/>
+</w15:commentsEx>
+</file>
+
+<file path=word/commentsExtensible.xml><?xml version="1.0" encoding="utf-8"?>
+<w16cex:commentsExtensible xmlns:wpc="http://schemas.microsoft.com/office/word/2010/wordprocessingCanvas" xmlns:cx="http://schemas.microsoft.com/office/drawing/2014/chartex" xmlns:cx1="http://schemas.microsoft.com/office/drawing/2015/9/8/chartex" xmlns:cx2="http://schemas.microsoft.com/office/drawing/2015/10/21/chartex" xmlns:cx3="http://schemas.microsoft.com/office/drawing/2016/5/9/chartex" xmlns:cx4="http://schemas.microsoft.com/office/drawing/2016/5/10/chartex" xmlns:cx5="http://schemas.microsoft.com/office/drawing/2016/5/11/chartex" xmlns:cx6="http://schemas.microsoft.com/office/drawing/2016/5/12/chartex" xmlns:cx7="http://schemas.microsoft.com/office/drawing/2016/5/13/chartex" xmlns:cx8="http://schemas.microsoft.com/office/drawing/2016/5/14/chartex" xmlns:cr="http://schemas.microsoft.com/office/comments/2020/reactions" xmlns:mc="http://schemas.openxmlformats.org/markup-compatibility/2006" xmlns:aink="http://schemas.microsoft.com/office/drawing/2016/ink" xmlns:am3d="http://schemas.microsoft.com/office/drawing/2017/model3d" xmlns:o="urn:schemas-microsoft-com:office:office" xmlns:oel="http://schemas.microsoft.com/office/2019/extlst" xmlns:r="http://schemas.openxmlformats.org/officeDocument/2006/relationships" xmlns:m="http://schemas.openxmlformats.org/officeDocument/2006/math" xmlns:v="urn:schemas-microsoft-com:vml" xmlns:wp14="http://schemas.microsoft.com/office/word/2010/wordprocessingDrawing" xmlns:wp="http://schemas.openxmlformats.org/drawingml/2006/wordprocessingDrawing" xmlns:w10="urn:schemas-microsoft-com:office:word" xmlns:w="http://schemas.openxmlformats.org/wordprocessingml/2006/main" xmlns:w14="http://schemas.microsoft.com/office/word/2010/wordml" xmlns:w15="http://schemas.microsoft.com/office/word/2012/wordml" xmlns:w16cex="http://schemas.microsoft.com/office/word/2018/wordml/cex" xmlns:w16cid="http://schemas.microsoft.com/office/word/2016/wordml/cid" xmlns:w16="http://schemas.microsoft.com/office/word/2018/wordml" xmlns:w16du="http://schemas.microsoft.com/office/word/2023/wordml/word16du" xmlns:w16sdtdh="http://schemas.microsoft.com/office/word/2020/wordml/sdtdatahash" xmlns:w16sdtfl="http://schemas.microsoft.com/office/word/2024/wordml/sdtformatlock" xmlns:w16se="http://schemas.microsoft.com/office/word/2015/wordml/symex" xmlns:wpg="http://schemas.microsoft.com/office/word/2010/wordprocessingGroup" xmlns:wpi="http://schemas.microsoft.com/office/word/2010/wordprocessingInk" xmlns:wne="http://schemas.microsoft.com/office/word/2006/wordml" xmlns:wps="http://schemas.microsoft.com/office/word/2010/wordprocessingShape" mc:Ignorable="w14 w15 w16se w16cid w16 w16cex w16sdtdh w16sdtfl cr w16du wp14">
+  <w16cex:commentExtensible w16cex:durableId="7725B4DF" w16cex:dateUtc="2026-05-23T14:04:00Z"/>
+  <w16cex:commentExtensible w16cex:durableId="1DD08C0E" w16cex:dateUtc="2026-05-23T14:23:00Z"/>
+</w16cex:commentsExtensible>
+</file>
+
+<file path=word/commentsIds.xml><?xml version="1.0" encoding="utf-8"?>
+<w16cid:commentsIds xmlns:wpc="http://schemas.microsoft.com/office/word/2010/wordprocessingCanvas" xmlns:cx="http://schemas.microsoft.com/office/drawing/2014/chartex" xmlns:cx1="http://schemas.microsoft.com/office/drawing/2015/9/8/chartex" xmlns:cx2="http://schemas.microsoft.com/office/drawing/2015/10/21/chartex" xmlns:cx3="http://schemas.microsoft.com/office/drawing/2016/5/9/chartex" xmlns:cx4="http://schemas.microsoft.com/office/drawing/2016/5/10/chartex" xmlns:cx5="http://schemas.microsoft.com/office/drawing/2016/5/11/chartex" xmlns:cx6="http://schemas.microsoft.com/office/drawing/2016/5/12/chartex" xmlns:cx7="http://schemas.microsoft.com/office/drawing/2016/5/13/chartex" xmlns:cx8="http://schemas.microsoft.com/office/drawing/2016/5/14/chartex" xmlns:mc="http://schemas.openxmlformats.org/markup-compatibility/2006" xmlns:aink="http://schemas.microsoft.com/office/drawing/2016/ink" xmlns:am3d="http://schemas.microsoft.com/office/drawing/2017/model3d" xmlns:o="urn:schemas-microsoft-com:office:office" xmlns:oel="http://schemas.microsoft.com/office/2019/extlst" xmlns:r="http://schemas.openxmlformats.org/officeDocument/2006/relationships" xmlns:m="http://schemas.openxmlformats.org/officeDocument/2006/math" xmlns:v="urn:schemas-microsoft-com:vml" xmlns:wp14="http://schemas.microsoft.com/office/word/2010/wordprocessingDrawing" xmlns:wp="http://schemas.openxmlformats.org/drawingml/2006/wordprocessingDrawing" xmlns:w10="urn:schemas-microsoft-com:office:word" xmlns:w="http://schemas.openxmlformats.org/wordprocessingml/2006/main" xmlns:w14="http://schemas.microsoft.com/office/word/2010/wordml" xmlns:w15="http://schemas.microsoft.com/office/word/2012/wordml" xmlns:w16cex="http://schemas.microsoft.com/office/word/2018/wordml/cex" xmlns:w16cid="http://schemas.microsoft.com/office/word/2016/wordml/cid" xmlns:w16="http://schemas.microsoft.com/office/word/2018/wordml" xmlns:w16du="http://schemas.microsoft.com/office/word/2023/wordml/word16du" xmlns:w16sdtdh="http://schemas.microsoft.com/office/word/2020/wordml/sdtdatahash" xmlns:w16sdtfl="http://schemas.microsoft.com/office/word/2024/wordml/sdtformatlock" xmlns:w16se="http://schemas.microsoft.com/office/word/2015/wordml/symex" xmlns:wpg="http://schemas.microsoft.com/office/word/2010/wordprocessingGroup" xmlns:wpi="http://schemas.microsoft.com/office/word/2010/wordprocessingInk" xmlns:wne="http://schemas.microsoft.com/office/word/2006/wordml" xmlns:wps="http://schemas.microsoft.com/office/word/2010/wordprocessingShape" mc:Ignorable="w14 w15 w16se w16cid w16 w16cex w16sdtdh w16sdtfl w16du wp14">
+  <w16cid:commentId w16cid:paraId="7DDA62AF" w16cid:durableId="7725B4DF"/>
+  <w16cid:commentId w16cid:paraId="5CCD84E3" w16cid:durableId="1DD08C0E"/>
+</w16cid:commentsIds>
 </file>
 
 <file path=word/endnotes.xml><?xml version="1.0" encoding="utf-8"?>
@@ -9955,6 +12485,13 @@
         <w:r>
           <w:rPr>
             <w:rStyle w:val="PageNumber"/>
+            <w:noProof/>
+          </w:rPr>
+          <w:t>19</w:t>
+        </w:r>
+        <w:r>
+          <w:rPr>
+            <w:rStyle w:val="PageNumber"/>
           </w:rPr>
           <w:fldChar w:fldCharType="end"/>
         </w:r>
@@ -9971,7 +12508,13 @@
 </file>
 
 <file path=word/footer2.xml><?xml version="1.0" encoding="utf-8"?>
-<w:ftr xmlns:wpc="http://schemas.microsoft.com/office/word/2010/wordprocessingCanvas" xmlns:cx="http://schemas.microsoft.com/office/drawing/2014/chartex" xmlns:cx1="http://schemas.microsoft.com/office/drawing/2015/9/8/chartex" xmlns:cx2="http://schemas.microsoft.com/office/drawing/2015/10/21/chartex" xmlns:cx3="http://schemas.microsoft.com/office/drawing/2016/5/9/chartex" xmlns:cx4="http://schemas.microsoft.com/office/drawing/2016/5/10/chartex" xmlns:cx5="http://schemas.microsoft.com/office/drawing/2016/5/11/chartex" xmlns:cx6="http://schemas.microsoft.com/office/drawing/2016/5/12/chartex" xmlns:cx7="http://schemas.microsoft.com/office/drawing/2016/5/13/chartex" xmlns:cx8="http://schemas.microsoft.com/office/drawing/2016/5/14/chartex" xmlns:mc="http://schemas.openxmlformats.org/markup-compatibility/2006" xmlns:aink="http://schemas.microsoft.com/office/drawing/2016/ink" xmlns:am3d="http://schemas.microsoft.com/office/drawing/2017/model3d" xmlns:o="urn:schemas-microsoft-com:office:office" xmlns:oel="http://schemas.microsoft.com/office/2019/extlst" xmlns:r="http://schemas.openxmlformats.org/officeDocument/2006/relationships" xmlns:m="http://schemas.openxmlformats.org/officeDocument/2006/math" xmlns:v="urn:schemas-microsoft-com:vml" xmlns:wp14="http://schemas.microsoft.com/office/word/2010/wordprocessingDrawing" xmlns:wp="http://schemas.openxmlformats.org/drawingml/2006/wordprocessingDrawing" xmlns:w10="urn:schemas-microsoft-com:office:word" xmlns:w="http://schemas.openxmlformats.org/wordprocessingml/2006/main" xmlns:w14="http://schemas.microsoft.com/office/word/2010/wordml" xmlns:w15="http://schemas.microsoft.com/office/word/2012/wordml" xmlns:w16cex="http://schemas.microsoft.com/office/word/2018/wordml/cex" xmlns:w16cid="http://schemas.microsoft.com/office/word/2016/wordml/cid" xmlns:w16="http://schemas.microsoft.com/office/word/2018/wordml" xmlns:w16du="http://schemas.microsoft.com/office/word/2023/wordml/word16du" xmlns:w16sdtdh="http://schemas.microsoft.com/office/word/2020/wordml/sdtdatahash" xmlns:w16sdtfl="http://schemas.microsoft.com/office/word/2024/wordml/sdtformatlock" xmlns:w16se="http://schemas.microsoft.com/office/word/2015/wordml/symex" xmlns:wpg="http://schemas.microsoft.com/office/word/2010/wordprocessingGroup" xmlns:wpi="http://schemas.microsoft.com/office/word/2010/wordprocessingInk" xmlns:wne="http://schemas.microsoft.com/office/word/2006/wordml" xmlns:wps="http://schemas.microsoft.com/office/word/2010/wordprocessingShape" mc:Ignorable="w14 w15 w16se w16cid w16 w16cex w16sdtdh w16sdtfl w16du wp14"/>
+<w:ftr xmlns:wpc="http://schemas.microsoft.com/office/word/2010/wordprocessingCanvas" xmlns:cx="http://schemas.microsoft.com/office/drawing/2014/chartex" xmlns:cx1="http://schemas.microsoft.com/office/drawing/2015/9/8/chartex" xmlns:cx2="http://schemas.microsoft.com/office/drawing/2015/10/21/chartex" xmlns:cx3="http://schemas.microsoft.com/office/drawing/2016/5/9/chartex" xmlns:cx4="http://schemas.microsoft.com/office/drawing/2016/5/10/chartex" xmlns:cx5="http://schemas.microsoft.com/office/drawing/2016/5/11/chartex" xmlns:cx6="http://schemas.microsoft.com/office/drawing/2016/5/12/chartex" xmlns:cx7="http://schemas.microsoft.com/office/drawing/2016/5/13/chartex" xmlns:cx8="http://schemas.microsoft.com/office/drawing/2016/5/14/chartex" xmlns:mc="http://schemas.openxmlformats.org/markup-compatibility/2006" xmlns:aink="http://schemas.microsoft.com/office/drawing/2016/ink" xmlns:am3d="http://schemas.microsoft.com/office/drawing/2017/model3d" xmlns:o="urn:schemas-microsoft-com:office:office" xmlns:oel="http://schemas.microsoft.com/office/2019/extlst" xmlns:r="http://schemas.openxmlformats.org/officeDocument/2006/relationships" xmlns:m="http://schemas.openxmlformats.org/officeDocument/2006/math" xmlns:v="urn:schemas-microsoft-com:vml" xmlns:wp14="http://schemas.microsoft.com/office/word/2010/wordprocessingDrawing" xmlns:wp="http://schemas.openxmlformats.org/drawingml/2006/wordprocessingDrawing" xmlns:w10="urn:schemas-microsoft-com:office:word" xmlns:w="http://schemas.openxmlformats.org/wordprocessingml/2006/main" xmlns:w14="http://schemas.microsoft.com/office/word/2010/wordml" xmlns:w15="http://schemas.microsoft.com/office/word/2012/wordml" xmlns:w16cex="http://schemas.microsoft.com/office/word/2018/wordml/cex" xmlns:w16cid="http://schemas.microsoft.com/office/word/2016/wordml/cid" xmlns:w16="http://schemas.microsoft.com/office/word/2018/wordml" xmlns:w16du="http://schemas.microsoft.com/office/word/2023/wordml/word16du" xmlns:w16sdtdh="http://schemas.microsoft.com/office/word/2020/wordml/sdtdatahash" xmlns:w16sdtfl="http://schemas.microsoft.com/office/word/2024/wordml/sdtformatlock" xmlns:w16se="http://schemas.microsoft.com/office/word/2015/wordml/symex" xmlns:wpg="http://schemas.microsoft.com/office/word/2010/wordprocessingGroup" xmlns:wpi="http://schemas.microsoft.com/office/word/2010/wordprocessingInk" xmlns:wne="http://schemas.microsoft.com/office/word/2006/wordml" xmlns:wps="http://schemas.microsoft.com/office/word/2010/wordprocessingShape" mc:Ignorable="w14 w15 w16se w16cid w16 w16cex w16sdtdh w16sdtfl w16du wp14">
+  <w:p>
+    <w:r>
+      <w:cr/>
+    </w:r>
+  </w:p>
+</w:ftr>
 </file>
 
 <file path=word/footnotes.xml><?xml version="1.0" encoding="utf-8"?>
@@ -9997,6 +12540,14 @@
     </w:p>
   </w:footnote>
 </w:footnotes>
+</file>
+
+<file path=word/people.xml><?xml version="1.0" encoding="utf-8"?>
+<w15:people xmlns:wpc="http://schemas.microsoft.com/office/word/2010/wordprocessingCanvas" xmlns:cx="http://schemas.microsoft.com/office/drawing/2014/chartex" xmlns:cx1="http://schemas.microsoft.com/office/drawing/2015/9/8/chartex" xmlns:cx2="http://schemas.microsoft.com/office/drawing/2015/10/21/chartex" xmlns:cx3="http://schemas.microsoft.com/office/drawing/2016/5/9/chartex" xmlns:cx4="http://schemas.microsoft.com/office/drawing/2016/5/10/chartex" xmlns:cx5="http://schemas.microsoft.com/office/drawing/2016/5/11/chartex" xmlns:cx6="http://schemas.microsoft.com/office/drawing/2016/5/12/chartex" xmlns:cx7="http://schemas.microsoft.com/office/drawing/2016/5/13/chartex" xmlns:cx8="http://schemas.microsoft.com/office/drawing/2016/5/14/chartex" xmlns:mc="http://schemas.openxmlformats.org/markup-compatibility/2006" xmlns:aink="http://schemas.microsoft.com/office/drawing/2016/ink" xmlns:am3d="http://schemas.microsoft.com/office/drawing/2017/model3d" xmlns:o="urn:schemas-microsoft-com:office:office" xmlns:oel="http://schemas.microsoft.com/office/2019/extlst" xmlns:r="http://schemas.openxmlformats.org/officeDocument/2006/relationships" xmlns:m="http://schemas.openxmlformats.org/officeDocument/2006/math" xmlns:v="urn:schemas-microsoft-com:vml" xmlns:wp14="http://schemas.microsoft.com/office/word/2010/wordprocessingDrawing" xmlns:wp="http://schemas.openxmlformats.org/drawingml/2006/wordprocessingDrawing" xmlns:w10="urn:schemas-microsoft-com:office:word" xmlns:w="http://schemas.openxmlformats.org/wordprocessingml/2006/main" xmlns:w14="http://schemas.microsoft.com/office/word/2010/wordml" xmlns:w15="http://schemas.microsoft.com/office/word/2012/wordml" xmlns:w16cex="http://schemas.microsoft.com/office/word/2018/wordml/cex" xmlns:w16cid="http://schemas.microsoft.com/office/word/2016/wordml/cid" xmlns:w16="http://schemas.microsoft.com/office/word/2018/wordml" xmlns:w16du="http://schemas.microsoft.com/office/word/2023/wordml/word16du" xmlns:w16sdtdh="http://schemas.microsoft.com/office/word/2020/wordml/sdtdatahash" xmlns:w16sdtfl="http://schemas.microsoft.com/office/word/2024/wordml/sdtformatlock" xmlns:w16se="http://schemas.microsoft.com/office/word/2015/wordml/symex" xmlns:wpg="http://schemas.microsoft.com/office/word/2010/wordprocessingGroup" xmlns:wpi="http://schemas.microsoft.com/office/word/2010/wordprocessingInk" xmlns:wne="http://schemas.microsoft.com/office/word/2006/wordml" xmlns:wps="http://schemas.microsoft.com/office/word/2010/wordprocessingShape" mc:Ignorable="w14 w15 w16se w16cid w16 w16cex w16sdtdh w16sdtfl w16du wp14">
+  <w15:person w15:author="Joana Rodrigues Ribeiro">
+    <w15:presenceInfo w15:providerId="AD" w15:userId="S::joana.rodriguesribeiro@uzh.ch::499380a5-f773-4f1f-a8cf-83b4ebcd6ac4"/>
+  </w15:person>
+</w15:people>
 </file>
 
 <file path=word/styles.xml><?xml version="1.0" encoding="utf-8"?>
@@ -10839,7 +13390,7 @@
     <w:basedOn w:val="Normal"/>
     <w:autoRedefine/>
     <w:qFormat/>
-    <w:rsid w:val="0021099A"/>
+    <w:rsid w:val="00E64809"/>
     <w:pPr>
       <w:spacing w:after="0"/>
       <w:jc w:val="center"/>
@@ -11393,6 +13944,75 @@
       <w:ind w:left="384" w:hanging="384"/>
     </w:pPr>
   </w:style>
+  <w:style w:type="character" w:styleId="CommentReference">
+    <w:name w:val="annotation reference"/>
+    <w:basedOn w:val="DefaultParagraphFont"/>
+    <w:uiPriority w:val="99"/>
+    <w:semiHidden/>
+    <w:unhideWhenUsed/>
+    <w:rsid w:val="005D43ED"/>
+    <w:rPr>
+      <w:sz w:val="16"/>
+      <w:szCs w:val="16"/>
+    </w:rPr>
+  </w:style>
+  <w:style w:type="paragraph" w:styleId="CommentText">
+    <w:name w:val="annotation text"/>
+    <w:basedOn w:val="Normal"/>
+    <w:link w:val="CommentTextChar"/>
+    <w:uiPriority w:val="99"/>
+    <w:semiHidden/>
+    <w:unhideWhenUsed/>
+    <w:rsid w:val="005D43ED"/>
+    <w:rPr>
+      <w:sz w:val="20"/>
+      <w:szCs w:val="20"/>
+    </w:rPr>
+  </w:style>
+  <w:style w:type="character" w:customStyle="1" w:styleId="CommentTextChar">
+    <w:name w:val="Comment Text Char"/>
+    <w:basedOn w:val="DefaultParagraphFont"/>
+    <w:link w:val="CommentText"/>
+    <w:uiPriority w:val="99"/>
+    <w:semiHidden/>
+    <w:rsid w:val="005D43ED"/>
+    <w:rPr>
+      <w:kern w:val="0"/>
+      <w:sz w:val="20"/>
+      <w:szCs w:val="20"/>
+      <w14:ligatures w14:val="none"/>
+    </w:rPr>
+  </w:style>
+  <w:style w:type="paragraph" w:styleId="CommentSubject">
+    <w:name w:val="annotation subject"/>
+    <w:basedOn w:val="CommentText"/>
+    <w:next w:val="CommentText"/>
+    <w:link w:val="CommentSubjectChar"/>
+    <w:uiPriority w:val="99"/>
+    <w:semiHidden/>
+    <w:unhideWhenUsed/>
+    <w:rsid w:val="005D43ED"/>
+    <w:rPr>
+      <w:b/>
+      <w:bCs/>
+    </w:rPr>
+  </w:style>
+  <w:style w:type="character" w:customStyle="1" w:styleId="CommentSubjectChar">
+    <w:name w:val="Comment Subject Char"/>
+    <w:basedOn w:val="CommentTextChar"/>
+    <w:link w:val="CommentSubject"/>
+    <w:uiPriority w:val="99"/>
+    <w:semiHidden/>
+    <w:rsid w:val="005D43ED"/>
+    <w:rPr>
+      <w:b/>
+      <w:bCs/>
+      <w:kern w:val="0"/>
+      <w:sz w:val="20"/>
+      <w:szCs w:val="20"/>
+      <w14:ligatures w14:val="none"/>
+    </w:rPr>
+  </w:style>
 </w:styles>
 </file>
 
@@ -11662,7 +14282,7 @@
 </file>
 
 <file path=customXml/itemProps1.xml><?xml version="1.0" encoding="utf-8"?>
-<ds:datastoreItem xmlns:ds="http://schemas.openxmlformats.org/officeDocument/2006/customXml" ds:itemID="{2816C0E3-13D7-8844-938C-E1A00B8F69F8}">
+<ds:datastoreItem xmlns:ds="http://schemas.openxmlformats.org/officeDocument/2006/customXml" ds:itemID="{63DF2261-CFD0-6E48-A5BD-EC8751F02660}">
   <ds:schemaRefs>
     <ds:schemaRef ds:uri="http://schemas.openxmlformats.org/officeDocument/2006/bibliography"/>
   </ds:schemaRefs>
